--- a/docs/הצעת מחקר - משה חן - מתוקן.docx
+++ b/docs/הצעת מחקר - משה חן - מתוקן.docx
@@ -47,10 +47,12 @@
           <w:rFonts w:ascii="Times New Roman" w:hAnsi="Times New Roman" w:cs="David" w:hint="cs"/>
           <w:b/>
           <w:bCs/>
+          <w:noProof/>
           <w:sz w:val="36"/>
           <w:szCs w:val="36"/>
           <w:u w:val="single"/>
           <w:rtl/>
+          <w:lang w:val="en-US" w:bidi="he-IL"/>
         </w:rPr>
         <w:t xml:space="preserve">הצעה למחקר איכותני יישומי תשפ"ו</w:t>
       </w:r>
@@ -92,9 +94,11 @@
           <w:rFonts w:ascii="Times New Roman" w:hAnsi="Times New Roman" w:cs="David" w:hint="cs"/>
           <w:b/>
           <w:bCs/>
-          <w:sz w:val="24"/>
-          <w:szCs w:val="24"/>
-          <w:rtl/>
+          <w:noProof/>
+          <w:sz w:val="24"/>
+          <w:szCs w:val="24"/>
+          <w:rtl/>
+          <w:lang w:val="en-US" w:bidi="he-IL"/>
         </w:rPr>
         <w:t>מנחה יקר/ה, אנא מלא/י את כל הפרטים הבאים:</w:t>
       </w:r>
@@ -153,9 +157,11 @@
                 <w:rFonts w:ascii="Times New Roman" w:hAnsi="Times New Roman" w:cs="David" w:hint="cs"/>
                 <w:b/>
                 <w:bCs/>
+                <w:noProof/>
                 <w:sz w:val="24"/>
                 <w:szCs w:val="24"/>
                 <w:rtl/>
+                <w:lang w:val="en-US" w:bidi="he-IL"/>
               </w:rPr>
               <w:t xml:space="preserve">שם פרטי ושם משפחה של הסטודנט/ית</w:t>
             </w:r>
@@ -186,10 +192,12 @@
                 <w:rFonts w:ascii="Times New Roman" w:hAnsi="Times New Roman" w:cs="David" w:hint="cs"/>
                 <w:b/>
                 <w:bCs/>
+                <w:noProof/>
                 <w:sz w:val="24"/>
                 <w:szCs w:val="24"/>
                 <w:highlight w:val="yellow"/>
                 <w:rtl/>
+                <w:lang w:val="en-US" w:bidi="he-IL"/>
               </w:rPr>
               <w:t xml:space="preserve">משה חן </w:t>
             </w:r>
@@ -222,9 +230,11 @@
                 <w:rFonts w:ascii="Times New Roman" w:hAnsi="Times New Roman" w:cs="David" w:hint="cs"/>
                 <w:b/>
                 <w:bCs/>
+                <w:noProof/>
                 <w:sz w:val="24"/>
                 <w:szCs w:val="24"/>
                 <w:rtl/>
+                <w:lang w:val="en-US" w:bidi="he-IL"/>
               </w:rPr>
               <w:t xml:space="preserve">תעודת זהות של הסטודנט/ית</w:t>
             </w:r>
@@ -255,10 +265,12 @@
                 <w:rFonts w:ascii="Times New Roman" w:hAnsi="Times New Roman" w:cs="David" w:hint="cs"/>
                 <w:b/>
                 <w:bCs/>
+                <w:noProof/>
                 <w:sz w:val="24"/>
                 <w:szCs w:val="24"/>
                 <w:highlight w:val="yellow"/>
                 <w:rtl/>
+                <w:lang w:val="en-US" w:bidi="he-IL"/>
               </w:rPr>
               <w:t>209020932</w:t>
             </w:r>
@@ -291,9 +303,11 @@
                 <w:rFonts w:ascii="Times New Roman" w:hAnsi="Times New Roman" w:cs="David" w:hint="cs"/>
                 <w:b/>
                 <w:bCs/>
+                <w:noProof/>
                 <w:sz w:val="24"/>
                 <w:szCs w:val="24"/>
                 <w:rtl/>
+                <w:lang w:val="en-US" w:bidi="he-IL"/>
               </w:rPr>
               <w:t>חוג הלימוד</w:t>
             </w:r>
@@ -324,10 +338,12 @@
                 <w:rFonts w:ascii="Times New Roman" w:hAnsi="Times New Roman" w:cs="David" w:hint="cs"/>
                 <w:b/>
                 <w:bCs/>
+                <w:noProof/>
                 <w:sz w:val="24"/>
                 <w:szCs w:val="24"/>
                 <w:highlight w:val="yellow"/>
                 <w:rtl/>
+                <w:lang w:val="en-US" w:bidi="he-IL"/>
               </w:rPr>
               <w:t>סמינריון מתפתח- הדרכה</w:t>
             </w:r>
@@ -360,9 +376,11 @@
                 <w:rFonts w:ascii="Times New Roman" w:hAnsi="Times New Roman" w:cs="David" w:hint="cs"/>
                 <w:b/>
                 <w:bCs/>
+                <w:noProof/>
                 <w:sz w:val="24"/>
                 <w:szCs w:val="24"/>
                 <w:rtl/>
+                <w:lang w:val="en-US" w:bidi="he-IL"/>
               </w:rPr>
               <w:t xml:space="preserve">שם פרטי ושם משפחה של המנחה, כולל התואר </w:t>
             </w:r>
@@ -417,9 +435,11 @@
                 <w:rFonts w:ascii="Times New Roman" w:hAnsi="Times New Roman" w:cs="David" w:hint="cs"/>
                 <w:b/>
                 <w:bCs/>
+                <w:noProof/>
                 <w:sz w:val="24"/>
                 <w:szCs w:val="24"/>
                 <w:rtl/>
+                <w:lang w:val="en-US" w:bidi="he-IL"/>
               </w:rPr>
               <w:t xml:space="preserve">תאריך הגשה </w:t>
             </w:r>
@@ -450,10 +470,12 @@
                 <w:rFonts w:ascii="Times New Roman" w:hAnsi="Times New Roman" w:cs="David" w:hint="cs"/>
                 <w:b/>
                 <w:bCs/>
+                <w:noProof/>
                 <w:sz w:val="24"/>
                 <w:szCs w:val="24"/>
                 <w:highlight w:val="yellow"/>
                 <w:rtl/>
+                <w:lang w:val="en-US" w:bidi="he-IL"/>
               </w:rPr>
               <w:t>20/02/2026</w:t>
             </w:r>
@@ -482,9 +504,11 @@
           <w:rFonts w:ascii="Times New Roman" w:hAnsi="Times New Roman" w:cs="David" w:hint="cs"/>
           <w:b/>
           <w:bCs/>
-          <w:sz w:val="24"/>
-          <w:szCs w:val="24"/>
-          <w:rtl/>
+          <w:noProof/>
+          <w:sz w:val="24"/>
+          <w:szCs w:val="24"/>
+          <w:rtl/>
+          <w:lang w:val="en-US" w:bidi="he-IL"/>
         </w:rPr>
         <w:t xml:space="preserve"> </w:t>
       </w:r>
@@ -511,7 +535,9 @@
           <w:rFonts w:ascii="David" w:eastAsia="Times New Roman" w:hAnsi="David" w:cs="David" w:hint="cs"/>
           <w:b/>
           <w:bCs/>
-          <w:rtl/>
+          <w:noProof/>
+          <w:rtl/>
+          <w:lang w:val="en-US" w:bidi="he-IL"/>
         </w:rPr>
         <w:t>*</w:t>
       </w:r>
@@ -520,7 +546,9 @@
           <w:rFonts w:ascii="David" w:eastAsia="Times New Roman" w:hAnsi="David" w:cs="David"/>
           <w:b/>
           <w:bCs/>
-          <w:rtl/>
+          <w:noProof/>
+          <w:rtl/>
+          <w:lang w:val="en-US" w:bidi="he-IL"/>
         </w:rPr>
         <w:t xml:space="preserve">חובה להשאיר את כל ההנחיות בטופס ההצעה. ההנחיות </w:t>
       </w:r>
@@ -529,7 +557,9 @@
           <w:rFonts w:ascii="David" w:eastAsia="Times New Roman" w:hAnsi="David" w:cs="David" w:hint="cs"/>
           <w:b/>
           <w:bCs/>
-          <w:rtl/>
+          <w:noProof/>
+          <w:rtl/>
+          <w:lang w:val="en-US" w:bidi="he-IL"/>
         </w:rPr>
         <w:t>נועדו גם לבודק/ת ההצעה.</w:t>
       </w:r>
@@ -561,6 +591,7 @@
           <w:szCs w:val="32"/>
           <w:highlight w:val="yellow"/>
           <w:rtl/>
+          <w:lang w:val="en-US" w:bidi="he-IL"/>
         </w:rPr>
         <mc:AlternateContent>
           <mc:Choice Requires="wps">
@@ -624,9 +655,11 @@
                                 <w:rFonts w:ascii="David" w:eastAsia="Times New Roman" w:hAnsi="David" w:cs="David" w:hint="cs"/>
                                 <w:b/>
                                 <w:bCs/>
+                                <w:noProof/>
                                 <w:sz w:val="28"/>
                                 <w:szCs w:val="28"/>
                                 <w:rtl/>
+                                <w:lang w:val="en-US" w:bidi="he-IL"/>
                               </w:rPr>
                               <w:t>מה לא נחשב למחקר יישומי?</w:t>
                             </w:r>
@@ -648,7 +681,9 @@
                             <w:r>
                               <w:rPr>
                                 <w:rFonts w:ascii="Times New Roman" w:hAnsi="Times New Roman" w:cs="David"/>
-                                <w:rtl/>
+                                <w:noProof/>
+                                <w:rtl/>
+                                <w:lang w:val="en-US" w:bidi="he-IL"/>
                               </w:rPr>
                               <w:t>מחקר בו נבחנים ההבדלים אצל המשתתפים לפני אחרי תוכנית התערבותו/או  מחקר שבו "בודקים" אם המשתתפים עושים "טוב" את התוכנית, במקום מחקר שבו בודקים את מרכיבי התוכנית, כמו עקרונות תיאורטיים, כלים, דרכי יישום וכד'</w:t>
                             </w:r>
@@ -670,7 +705,9 @@
                             <w:r>
                               <w:rPr>
                                 <w:rFonts w:ascii="Times New Roman" w:hAnsi="Times New Roman" w:cs="David"/>
-                                <w:rtl/>
+                                <w:noProof/>
+                                <w:rtl/>
+                                <w:lang w:val="en-US" w:bidi="he-IL"/>
                               </w:rPr>
                               <w:t>מחקר שבכותרת כתוב: תרומת ה... או השפעת... או אפקטיביות של...</w:t>
                               <w:br/>
@@ -719,9 +756,11 @@
                           <w:rFonts w:ascii="David" w:eastAsia="Times New Roman" w:hAnsi="David" w:cs="David" w:hint="cs"/>
                           <w:b/>
                           <w:bCs/>
+                          <w:noProof/>
                           <w:sz w:val="28"/>
                           <w:szCs w:val="28"/>
                           <w:rtl/>
+                          <w:lang w:val="en-US" w:bidi="he-IL"/>
                         </w:rPr>
                         <w:t>מה לא נחשב למחקר יישומי?</w:t>
                       </w:r>
@@ -743,7 +782,9 @@
                       <w:r>
                         <w:rPr>
                           <w:rFonts w:ascii="Times New Roman" w:hAnsi="Times New Roman" w:cs="David"/>
-                          <w:rtl/>
+                          <w:noProof/>
+                          <w:rtl/>
+                          <w:lang w:val="en-US" w:bidi="he-IL"/>
                         </w:rPr>
                         <w:t>מחקר בו נבחנים ההבדלים אצל המשתתפים לפני אחרי תוכנית התערבותו/או  מחקר שבו "בודקים" אם המשתתפים עושים "טוב" את התוכנית, במקום מחקר שבו בודקים את מרכיבי התוכנית, כמו עקרונות תיאורטיים, כלים, דרכי יישום וכד'</w:t>
                       </w:r>
@@ -765,7 +806,9 @@
                       <w:r>
                         <w:rPr>
                           <w:rFonts w:ascii="Times New Roman" w:hAnsi="Times New Roman" w:cs="David"/>
-                          <w:rtl/>
+                          <w:noProof/>
+                          <w:rtl/>
+                          <w:lang w:val="en-US" w:bidi="he-IL"/>
                         </w:rPr>
                         <w:t>מחקר שבכותרת כתוב: תרומת ה... או השפעת... או אפקטיביות של...</w:t>
                         <w:br/>
@@ -843,9 +886,11 @@
                                 <w:rFonts w:cs="David" w:hint="cs"/>
                                 <w:b/>
                                 <w:bCs/>
+                                <w:noProof/>
                                 <w:sz w:val="28"/>
                                 <w:szCs w:val="28"/>
                                 <w:rtl/>
+                                <w:lang w:val="en-US" w:bidi="he-IL"/>
                               </w:rPr>
                               <w:t>חובה לבדוק לפני כתיבת ההצעה האם המחקר שאתם מתכוונים לערוך הוא אכן מחקר יישומי</w:t>
                             </w:r>
@@ -871,9 +916,11 @@
                                 <w:rFonts w:cs="David" w:hint="cs"/>
                                 <w:b/>
                                 <w:bCs/>
+                                <w:noProof/>
                                 <w:sz w:val="28"/>
                                 <w:szCs w:val="28"/>
                                 <w:rtl/>
+                                <w:lang w:val="en-US" w:bidi="he-IL"/>
                               </w:rPr>
                               <w:t>מהו מחקר יישומי?</w:t>
                             </w:r>
@@ -898,9 +945,11 @@
                             <w:r>
                               <w:rPr>
                                 <w:rFonts w:cs="David" w:hint="cs"/>
-                                <w:sz w:val="24"/>
-                                <w:szCs w:val="24"/>
-                                <w:rtl/>
+                                <w:noProof/>
+                                <w:sz w:val="24"/>
+                                <w:szCs w:val="24"/>
+                                <w:rtl/>
+                                <w:lang w:val="en-US" w:bidi="he-IL"/>
                               </w:rPr>
                               <w:t>במחקר יישומי נבדקת העשייה החינוכית בדגש על העשייה-על היישום (ולא על תגובת  המשתתפים לעשיה). לדוגמה, בדיקה של תוכנית התערבות תהיה בדגש על הערכת התוכנית או הערכת הדרך שבה עורך/עורכת המחקר מיישמים את התוכנית וכך לגבי כל אחת מהדוגמאות הבאות:</w:t>
                             </w:r>
@@ -924,10 +973,12 @@
                                 <w:rFonts w:cs="David" w:hint="cs"/>
                                 <w:b/>
                                 <w:bCs/>
+                                <w:noProof/>
                                 <w:sz w:val="24"/>
                                 <w:szCs w:val="24"/>
                                 <w:u w:val="single"/>
                                 <w:rtl/>
+                                <w:lang w:val="en-US" w:bidi="he-IL"/>
                               </w:rPr>
                               <w:t xml:space="preserve">הערכת </w:t>
                             </w:r>
@@ -936,10 +987,12 @@
                                 <w:rFonts w:cs="David"/>
                                 <w:b/>
                                 <w:bCs/>
+                                <w:noProof/>
                                 <w:sz w:val="24"/>
                                 <w:szCs w:val="24"/>
                                 <w:u w:val="single"/>
                                 <w:rtl/>
+                                <w:lang w:val="en-US" w:bidi="he-IL"/>
                               </w:rPr>
                               <w:t>ניסוי</w:t>
                             </w:r>
@@ -948,20 +1001,24 @@
                                 <w:rFonts w:cs="David" w:hint="cs"/>
                                 <w:b/>
                                 <w:bCs/>
+                                <w:noProof/>
                                 <w:sz w:val="24"/>
                                 <w:szCs w:val="24"/>
                                 <w:u w:val="single"/>
                                 <w:rtl/>
+                                <w:lang w:val="en-US" w:bidi="he-IL"/>
                               </w:rPr>
                               <w:t xml:space="preserve"> חינוכי</w:t>
                             </w:r>
                             <w:r>
                               <w:rPr>
                                 <w:rFonts w:cs="David" w:hint="cs"/>
+                                <w:noProof/>
                                 <w:sz w:val="24"/>
                                 <w:szCs w:val="24"/>
                                 <w:u w:val="single"/>
                                 <w:rtl/>
+                                <w:lang w:val="en-US" w:bidi="he-IL"/>
                               </w:rPr>
                               <w:t xml:space="preserve"> </w:t>
                             </w:r>
@@ -970,20 +1027,24 @@
                                 <w:rFonts w:cs="David" w:hint="cs"/>
                                 <w:b/>
                                 <w:bCs/>
+                                <w:noProof/>
                                 <w:sz w:val="24"/>
                                 <w:szCs w:val="24"/>
                                 <w:u w:val="single"/>
                                 <w:rtl/>
+                                <w:lang w:val="en-US" w:bidi="he-IL"/>
                               </w:rPr>
                               <w:t>ו/או</w:t>
                             </w:r>
                             <w:r>
                               <w:rPr>
                                 <w:rFonts w:cs="David" w:hint="cs"/>
+                                <w:noProof/>
                                 <w:sz w:val="24"/>
                                 <w:szCs w:val="24"/>
                                 <w:u w:val="single"/>
                                 <w:rtl/>
+                                <w:lang w:val="en-US" w:bidi="he-IL"/>
                               </w:rPr>
                               <w:t xml:space="preserve"> </w:t>
                             </w:r>
@@ -992,55 +1053,67 @@
                                 <w:rFonts w:cs="David" w:hint="cs"/>
                                 <w:b/>
                                 <w:bCs/>
+                                <w:noProof/>
                                 <w:sz w:val="24"/>
                                 <w:szCs w:val="24"/>
                                 <w:u w:val="single"/>
                                 <w:rtl/>
+                                <w:lang w:val="en-US" w:bidi="he-IL"/>
                               </w:rPr>
                               <w:t>הדרך בה ייושם</w:t>
                             </w:r>
                             <w:r>
                               <w:rPr>
                                 <w:rFonts w:cs="David"/>
-                                <w:sz w:val="24"/>
-                                <w:szCs w:val="24"/>
-                                <w:rtl/>
+                                <w:noProof/>
+                                <w:sz w:val="24"/>
+                                <w:szCs w:val="24"/>
+                                <w:rtl/>
+                                <w:lang w:val="en-US" w:bidi="he-IL"/>
                               </w:rPr>
                               <w:t xml:space="preserve">: ניסוי שנערך </w:t>
                             </w:r>
                             <w:r>
                               <w:rPr>
                                 <w:rFonts w:cs="David" w:hint="cs"/>
-                                <w:sz w:val="24"/>
-                                <w:szCs w:val="24"/>
-                                <w:rtl/>
+                                <w:noProof/>
+                                <w:sz w:val="24"/>
+                                <w:szCs w:val="24"/>
+                                <w:rtl/>
+                                <w:lang w:val="en-US" w:bidi="he-IL"/>
                               </w:rPr>
                               <w:t>במקום העבודה</w:t>
                             </w:r>
                             <w:r>
                               <w:rPr>
                                 <w:rFonts w:cs="David"/>
-                                <w:sz w:val="24"/>
-                                <w:szCs w:val="24"/>
-                                <w:rtl/>
+                                <w:noProof/>
+                                <w:sz w:val="24"/>
+                                <w:szCs w:val="24"/>
+                                <w:rtl/>
+                                <w:lang w:val="en-US" w:bidi="he-IL"/>
                               </w:rPr>
                               <w:t xml:space="preserve">, יוזמות ופרויקטים או יוזמה אישית של </w:t>
                             </w:r>
                             <w:r>
                               <w:rPr>
                                 <w:rFonts w:cs="David" w:hint="cs"/>
-                                <w:sz w:val="24"/>
-                                <w:szCs w:val="24"/>
-                                <w:rtl/>
+                                <w:noProof/>
+                                <w:sz w:val="24"/>
+                                <w:szCs w:val="24"/>
+                                <w:rtl/>
+                                <w:lang w:val="en-US" w:bidi="he-IL"/>
                               </w:rPr>
                               <w:t>החוקר/ת</w:t>
                             </w:r>
                             <w:r>
                               <w:rPr>
                                 <w:rFonts w:cs="David"/>
-                                <w:sz w:val="24"/>
-                                <w:szCs w:val="24"/>
-                                <w:rtl/>
+                                <w:noProof/>
+                                <w:sz w:val="24"/>
+                                <w:szCs w:val="24"/>
+                                <w:rtl/>
+                                <w:lang w:val="en-US" w:bidi="he-IL"/>
                               </w:rPr>
                               <w:t xml:space="preserve">.  </w:t>
                             </w:r>
@@ -1065,10 +1138,12 @@
                                 <w:rFonts w:cs="David" w:hint="cs"/>
                                 <w:b/>
                                 <w:bCs/>
+                                <w:noProof/>
                                 <w:sz w:val="24"/>
                                 <w:szCs w:val="24"/>
                                 <w:u w:val="single"/>
                                 <w:rtl/>
+                                <w:lang w:val="en-US" w:bidi="he-IL"/>
                               </w:rPr>
                               <w:t xml:space="preserve">הערכת </w:t>
                             </w:r>
@@ -1077,20 +1152,24 @@
                                 <w:rFonts w:cs="David"/>
                                 <w:b/>
                                 <w:bCs/>
+                                <w:noProof/>
                                 <w:sz w:val="24"/>
                                 <w:szCs w:val="24"/>
                                 <w:u w:val="single"/>
                                 <w:rtl/>
+                                <w:lang w:val="en-US" w:bidi="he-IL"/>
                               </w:rPr>
                               <w:t>משאב</w:t>
                             </w:r>
                             <w:r>
                               <w:rPr>
                                 <w:rFonts w:cs="David" w:hint="cs"/>
+                                <w:noProof/>
                                 <w:sz w:val="24"/>
                                 <w:szCs w:val="24"/>
                                 <w:u w:val="single"/>
                                 <w:rtl/>
+                                <w:lang w:val="en-US" w:bidi="he-IL"/>
                               </w:rPr>
                               <w:t xml:space="preserve"> </w:t>
                             </w:r>
@@ -1099,20 +1178,24 @@
                                 <w:rFonts w:cs="David" w:hint="cs"/>
                                 <w:b/>
                                 <w:bCs/>
+                                <w:noProof/>
                                 <w:sz w:val="24"/>
                                 <w:szCs w:val="24"/>
                                 <w:u w:val="single"/>
                                 <w:rtl/>
+                                <w:lang w:val="en-US" w:bidi="he-IL"/>
                               </w:rPr>
                               <w:t>כלשהו בהוראה ו/או</w:t>
                             </w:r>
                             <w:r>
                               <w:rPr>
                                 <w:rFonts w:cs="David" w:hint="cs"/>
+                                <w:noProof/>
                                 <w:sz w:val="24"/>
                                 <w:szCs w:val="24"/>
                                 <w:u w:val="single"/>
                                 <w:rtl/>
+                                <w:lang w:val="en-US" w:bidi="he-IL"/>
                               </w:rPr>
                               <w:t xml:space="preserve"> </w:t>
                             </w:r>
@@ -1121,28 +1204,34 @@
                                 <w:rFonts w:cs="David" w:hint="cs"/>
                                 <w:b/>
                                 <w:bCs/>
+                                <w:noProof/>
                                 <w:sz w:val="24"/>
                                 <w:szCs w:val="24"/>
                                 <w:u w:val="single"/>
                                 <w:rtl/>
+                                <w:lang w:val="en-US" w:bidi="he-IL"/>
                               </w:rPr>
                               <w:t>הדרך בה ייושם</w:t>
                             </w:r>
                             <w:r>
                               <w:rPr>
                                 <w:rFonts w:cs="David"/>
-                                <w:sz w:val="24"/>
-                                <w:szCs w:val="24"/>
-                                <w:rtl/>
+                                <w:noProof/>
+                                <w:sz w:val="24"/>
+                                <w:szCs w:val="24"/>
+                                <w:rtl/>
+                                <w:lang w:val="en-US" w:bidi="he-IL"/>
                               </w:rPr>
                               <w:t>: שילוב ספרים דיגיטליים</w:t>
                             </w:r>
                             <w:r>
                               <w:rPr>
                                 <w:rFonts w:cs="David" w:hint="cs"/>
-                                <w:sz w:val="24"/>
-                                <w:szCs w:val="24"/>
-                                <w:rtl/>
+                                <w:noProof/>
+                                <w:sz w:val="24"/>
+                                <w:szCs w:val="24"/>
+                                <w:rtl/>
+                                <w:lang w:val="en-US" w:bidi="he-IL"/>
                               </w:rPr>
                               <w:t xml:space="preserve">, שימוש בטאבלט לאבחון</w:t>
                             </w:r>
@@ -1167,10 +1256,12 @@
                                 <w:rFonts w:cs="David" w:hint="cs"/>
                                 <w:b/>
                                 <w:bCs/>
+                                <w:noProof/>
                                 <w:sz w:val="24"/>
                                 <w:szCs w:val="24"/>
                                 <w:u w:val="single"/>
                                 <w:rtl/>
+                                <w:lang w:val="en-US" w:bidi="he-IL"/>
                               </w:rPr>
                               <w:t xml:space="preserve">הערכת </w:t>
                             </w:r>
@@ -1179,10 +1270,12 @@
                                 <w:rFonts w:cs="David"/>
                                 <w:b/>
                                 <w:bCs/>
+                                <w:noProof/>
                                 <w:sz w:val="24"/>
                                 <w:szCs w:val="24"/>
                                 <w:u w:val="single"/>
                                 <w:rtl/>
+                                <w:lang w:val="en-US" w:bidi="he-IL"/>
                               </w:rPr>
                               <w:t>התערבות (אישית או קבוצתית)</w:t>
                             </w:r>
@@ -1191,20 +1284,24 @@
                                 <w:rFonts w:cs="David" w:hint="cs"/>
                                 <w:b/>
                                 <w:bCs/>
+                                <w:noProof/>
                                 <w:sz w:val="24"/>
                                 <w:szCs w:val="24"/>
                                 <w:u w:val="single"/>
                                 <w:rtl/>
+                                <w:lang w:val="en-US" w:bidi="he-IL"/>
                               </w:rPr>
                               <w:t xml:space="preserve"> ו/או</w:t>
                             </w:r>
                             <w:r>
                               <w:rPr>
                                 <w:rFonts w:cs="David" w:hint="cs"/>
+                                <w:noProof/>
                                 <w:sz w:val="24"/>
                                 <w:szCs w:val="24"/>
                                 <w:u w:val="single"/>
                                 <w:rtl/>
+                                <w:lang w:val="en-US" w:bidi="he-IL"/>
                               </w:rPr>
                               <w:t xml:space="preserve"> </w:t>
                             </w:r>
@@ -1213,10 +1310,12 @@
                                 <w:rFonts w:cs="David" w:hint="cs"/>
                                 <w:b/>
                                 <w:bCs/>
+                                <w:noProof/>
                                 <w:sz w:val="24"/>
                                 <w:szCs w:val="24"/>
                                 <w:u w:val="single"/>
                                 <w:rtl/>
+                                <w:lang w:val="en-US" w:bidi="he-IL"/>
                               </w:rPr>
                               <w:t>הדרך בה יושמה</w:t>
                             </w:r>
@@ -1225,18 +1324,22 @@
                                 <w:rFonts w:cs="David"/>
                                 <w:b/>
                                 <w:bCs/>
-                                <w:sz w:val="24"/>
-                                <w:szCs w:val="24"/>
-                                <w:rtl/>
+                                <w:noProof/>
+                                <w:sz w:val="24"/>
+                                <w:szCs w:val="24"/>
+                                <w:rtl/>
+                                <w:lang w:val="en-US" w:bidi="he-IL"/>
                               </w:rPr>
                               <w:t>:</w:t>
                             </w:r>
                             <w:r>
                               <w:rPr>
                                 <w:rFonts w:cs="David"/>
-                                <w:sz w:val="24"/>
-                                <w:szCs w:val="24"/>
-                                <w:rtl/>
+                                <w:noProof/>
+                                <w:sz w:val="24"/>
+                                <w:szCs w:val="24"/>
+                                <w:rtl/>
+                                <w:lang w:val="en-US" w:bidi="he-IL"/>
                               </w:rPr>
                               <w:t xml:space="preserve"> הקניית שפה באמצעים אומנותיים או באמצעות בעלי חיים. התערבות באמצעות ביבליותרפיה להקניית התנהגות מקובלת. התערבות באמצעות יוגה להעמקת קשב וריכוז. </w:t>
                             </w:r>
@@ -1258,9 +1361,11 @@
                             <w:r>
                               <w:rPr>
                                 <w:rFonts w:cs="David"/>
-                                <w:sz w:val="24"/>
-                                <w:szCs w:val="24"/>
-                                <w:rtl/>
+                                <w:noProof/>
+                                <w:sz w:val="24"/>
+                                <w:szCs w:val="24"/>
+                                <w:rtl/>
+                                <w:lang w:val="en-US" w:bidi="he-IL"/>
                               </w:rPr>
                               <w:t xml:space="preserve"> </w:t>
                             </w:r>
@@ -1269,10 +1374,12 @@
                                 <w:rFonts w:cs="David" w:hint="cs"/>
                                 <w:b/>
                                 <w:bCs/>
+                                <w:noProof/>
                                 <w:sz w:val="24"/>
                                 <w:szCs w:val="24"/>
                                 <w:u w:val="single"/>
                                 <w:rtl/>
+                                <w:lang w:val="en-US" w:bidi="he-IL"/>
                               </w:rPr>
                               <w:t xml:space="preserve">הערכת שלבי הפיתוח של </w:t>
                             </w:r>
@@ -1281,10 +1388,12 @@
                                 <w:rFonts w:cs="David"/>
                                 <w:b/>
                                 <w:bCs/>
+                                <w:noProof/>
                                 <w:sz w:val="24"/>
                                 <w:szCs w:val="24"/>
                                 <w:u w:val="single"/>
                                 <w:rtl/>
+                                <w:lang w:val="en-US" w:bidi="he-IL"/>
                               </w:rPr>
                               <w:t>יחידת הוראה</w:t>
                             </w:r>
@@ -1293,20 +1402,24 @@
                                 <w:rFonts w:cs="David" w:hint="cs"/>
                                 <w:b/>
                                 <w:bCs/>
+                                <w:noProof/>
                                 <w:sz w:val="24"/>
                                 <w:szCs w:val="24"/>
                                 <w:u w:val="single"/>
                                 <w:rtl/>
+                                <w:lang w:val="en-US" w:bidi="he-IL"/>
                               </w:rPr>
                               <w:t xml:space="preserve"> ו/או</w:t>
                             </w:r>
                             <w:r>
                               <w:rPr>
                                 <w:rFonts w:cs="David" w:hint="cs"/>
+                                <w:noProof/>
                                 <w:sz w:val="24"/>
                                 <w:szCs w:val="24"/>
                                 <w:u w:val="single"/>
                                 <w:rtl/>
+                                <w:lang w:val="en-US" w:bidi="he-IL"/>
                               </w:rPr>
                               <w:t xml:space="preserve"> </w:t>
                             </w:r>
@@ -1315,19 +1428,23 @@
                                 <w:rFonts w:cs="David" w:hint="cs"/>
                                 <w:b/>
                                 <w:bCs/>
+                                <w:noProof/>
                                 <w:sz w:val="24"/>
                                 <w:szCs w:val="24"/>
                                 <w:u w:val="single"/>
                                 <w:rtl/>
+                                <w:lang w:val="en-US" w:bidi="he-IL"/>
                               </w:rPr>
                               <w:t>הדרך בה יושמה</w:t>
                             </w:r>
                             <w:r>
                               <w:rPr>
                                 <w:rFonts w:cs="David"/>
-                                <w:sz w:val="24"/>
-                                <w:szCs w:val="24"/>
-                                <w:rtl/>
+                                <w:noProof/>
+                                <w:sz w:val="24"/>
+                                <w:szCs w:val="24"/>
+                                <w:rtl/>
+                                <w:lang w:val="en-US" w:bidi="he-IL"/>
                               </w:rPr>
                               <w:t xml:space="preserve">: פיתוח יחידת הוראה על ציפורים נודדות, תקשורת בינאישית. </w:t>
                             </w:r>
@@ -1351,10 +1468,12 @@
                                 <w:rFonts w:cs="David"/>
                                 <w:b/>
                                 <w:bCs/>
+                                <w:noProof/>
                                 <w:sz w:val="24"/>
                                 <w:szCs w:val="24"/>
                                 <w:u w:val="single"/>
                                 <w:rtl/>
+                                <w:lang w:val="en-US" w:bidi="he-IL"/>
                               </w:rPr>
                               <w:t>הערכ</w:t>
                             </w:r>
@@ -1363,10 +1482,12 @@
                                 <w:rFonts w:cs="David" w:hint="cs"/>
                                 <w:b/>
                                 <w:bCs/>
+                                <w:noProof/>
                                 <w:sz w:val="24"/>
                                 <w:szCs w:val="24"/>
                                 <w:u w:val="single"/>
                                 <w:rtl/>
+                                <w:lang w:val="en-US" w:bidi="he-IL"/>
                               </w:rPr>
                               <w:t xml:space="preserve">ת </w:t>
                             </w:r>
@@ -1375,10 +1496,12 @@
                                 <w:rFonts w:cs="David"/>
                                 <w:b/>
                                 <w:bCs/>
+                                <w:noProof/>
                                 <w:sz w:val="24"/>
                                 <w:szCs w:val="24"/>
                                 <w:u w:val="single"/>
                                 <w:rtl/>
+                                <w:lang w:val="en-US" w:bidi="he-IL"/>
                               </w:rPr>
                               <w:t>יחידת הוראה</w:t>
                             </w:r>
@@ -1387,19 +1510,23 @@
                                 <w:rFonts w:cs="David" w:hint="cs"/>
                                 <w:b/>
                                 <w:bCs/>
+                                <w:noProof/>
                                 <w:sz w:val="24"/>
                                 <w:szCs w:val="24"/>
                                 <w:u w:val="single"/>
                                 <w:rtl/>
+                                <w:lang w:val="en-US" w:bidi="he-IL"/>
                               </w:rPr>
                               <w:t xml:space="preserve"> ו/או הדרך בה יושמה</w:t>
                             </w:r>
                             <w:r>
                               <w:rPr>
                                 <w:rFonts w:cs="David"/>
-                                <w:sz w:val="24"/>
-                                <w:szCs w:val="24"/>
-                                <w:rtl/>
+                                <w:noProof/>
+                                <w:sz w:val="24"/>
+                                <w:szCs w:val="24"/>
+                                <w:rtl/>
+                                <w:lang w:val="en-US" w:bidi="he-IL"/>
                               </w:rPr>
                               <w:t>: שיטת קריאה, חגים ומועדים, תזונה נכונה, קבלת השונה.</w:t>
                             </w:r>
@@ -1422,9 +1549,11 @@
                             <w:r>
                               <w:rPr>
                                 <w:rFonts w:cs="David"/>
-                                <w:sz w:val="24"/>
-                                <w:szCs w:val="24"/>
-                                <w:rtl/>
+                                <w:noProof/>
+                                <w:sz w:val="24"/>
+                                <w:szCs w:val="24"/>
+                                <w:rtl/>
+                                <w:lang w:val="en-US" w:bidi="he-IL"/>
                               </w:rPr>
                               <w:t xml:space="preserve"> </w:t>
                             </w:r>
@@ -1433,10 +1562,12 @@
                                 <w:rFonts w:cs="David" w:hint="cs"/>
                                 <w:b/>
                                 <w:bCs/>
+                                <w:noProof/>
                                 <w:sz w:val="24"/>
                                 <w:szCs w:val="24"/>
                                 <w:u w:val="single"/>
                                 <w:rtl/>
+                                <w:lang w:val="en-US" w:bidi="he-IL"/>
                               </w:rPr>
                               <w:t xml:space="preserve">הערכת </w:t>
                             </w:r>
@@ -1445,10 +1576,12 @@
                                 <w:rFonts w:cs="David"/>
                                 <w:b/>
                                 <w:bCs/>
+                                <w:noProof/>
                                 <w:sz w:val="24"/>
                                 <w:szCs w:val="24"/>
                                 <w:u w:val="single"/>
                                 <w:rtl/>
+                                <w:lang w:val="en-US" w:bidi="he-IL"/>
                               </w:rPr>
                               <w:t>מדיניות</w:t>
                             </w:r>
@@ -1457,10 +1590,12 @@
                                 <w:rFonts w:cs="David" w:hint="cs"/>
                                 <w:b/>
                                 <w:bCs/>
+                                <w:noProof/>
                                 <w:sz w:val="24"/>
                                 <w:szCs w:val="24"/>
                                 <w:u w:val="single"/>
                                 <w:rtl/>
+                                <w:lang w:val="en-US" w:bidi="he-IL"/>
                               </w:rPr>
                               <w:t>/</w:t>
                             </w:r>
@@ -1469,10 +1604,12 @@
                                 <w:rFonts w:cs="David"/>
                                 <w:b/>
                                 <w:bCs/>
+                                <w:noProof/>
                                 <w:sz w:val="24"/>
                                 <w:szCs w:val="24"/>
                                 <w:u w:val="single"/>
                                 <w:rtl/>
+                                <w:lang w:val="en-US" w:bidi="he-IL"/>
                               </w:rPr>
                               <w:t>חזון</w:t>
                             </w:r>
@@ -1481,20 +1618,24 @@
                                 <w:rFonts w:cs="David" w:hint="cs"/>
                                 <w:b/>
                                 <w:bCs/>
+                                <w:noProof/>
                                 <w:sz w:val="24"/>
                                 <w:szCs w:val="24"/>
                                 <w:u w:val="single"/>
                                 <w:rtl/>
+                                <w:lang w:val="en-US" w:bidi="he-IL"/>
                               </w:rPr>
                               <w:t xml:space="preserve"> ו/או</w:t>
                             </w:r>
                             <w:r>
                               <w:rPr>
                                 <w:rFonts w:cs="David" w:hint="cs"/>
+                                <w:noProof/>
                                 <w:sz w:val="24"/>
                                 <w:szCs w:val="24"/>
                                 <w:u w:val="single"/>
                                 <w:rtl/>
+                                <w:lang w:val="en-US" w:bidi="he-IL"/>
                               </w:rPr>
                               <w:t xml:space="preserve"> </w:t>
                             </w:r>
@@ -1503,37 +1644,45 @@
                                 <w:rFonts w:cs="David" w:hint="cs"/>
                                 <w:b/>
                                 <w:bCs/>
+                                <w:noProof/>
                                 <w:sz w:val="24"/>
                                 <w:szCs w:val="24"/>
                                 <w:u w:val="single"/>
                                 <w:rtl/>
+                                <w:lang w:val="en-US" w:bidi="he-IL"/>
                               </w:rPr>
                               <w:t>הדרך בה יושמה</w:t>
                             </w:r>
                             <w:r>
                               <w:rPr>
                                 <w:rFonts w:cs="David"/>
-                                <w:sz w:val="24"/>
-                                <w:szCs w:val="24"/>
-                                <w:rtl/>
+                                <w:noProof/>
+                                <w:sz w:val="24"/>
+                                <w:szCs w:val="24"/>
+                                <w:rtl/>
+                                <w:lang w:val="en-US" w:bidi="he-IL"/>
                               </w:rPr>
                               <w:t xml:space="preserve">: הערכת מדיניות של </w:t>
                             </w:r>
                             <w:r>
                               <w:rPr>
                                 <w:rFonts w:cs="David" w:hint="cs"/>
-                                <w:sz w:val="24"/>
-                                <w:szCs w:val="24"/>
-                                <w:rtl/>
+                                <w:noProof/>
+                                <w:sz w:val="24"/>
+                                <w:szCs w:val="24"/>
+                                <w:rtl/>
+                                <w:lang w:val="en-US" w:bidi="he-IL"/>
                               </w:rPr>
                               <w:t>המוסד</w:t>
                             </w:r>
                             <w:r>
                               <w:rPr>
                                 <w:rFonts w:cs="David"/>
-                                <w:sz w:val="24"/>
-                                <w:szCs w:val="24"/>
-                                <w:rtl/>
+                                <w:noProof/>
+                                <w:sz w:val="24"/>
+                                <w:szCs w:val="24"/>
+                                <w:rtl/>
+                                <w:lang w:val="en-US" w:bidi="he-IL"/>
                               </w:rPr>
                               <w:t>, האצלת סמכויות, הדרכה בית ספרית ועוד.</w:t>
                             </w:r>
@@ -1558,10 +1707,12 @@
                                 <w:rFonts w:cs="David" w:hint="cs"/>
                                 <w:b/>
                                 <w:bCs/>
+                                <w:noProof/>
                                 <w:sz w:val="24"/>
                                 <w:szCs w:val="24"/>
                                 <w:u w:val="single"/>
                                 <w:rtl/>
+                                <w:lang w:val="en-US" w:bidi="he-IL"/>
                               </w:rPr>
                               <w:t xml:space="preserve">הערכת </w:t>
                             </w:r>
@@ -1570,10 +1721,12 @@
                                 <w:rFonts w:cs="David"/>
                                 <w:b/>
                                 <w:bCs/>
+                                <w:noProof/>
                                 <w:sz w:val="24"/>
                                 <w:szCs w:val="24"/>
                                 <w:u w:val="single"/>
                                 <w:rtl/>
+                                <w:lang w:val="en-US" w:bidi="he-IL"/>
                               </w:rPr>
                               <w:t xml:space="preserve">תכנית </w:t>
                             </w:r>
@@ -1582,20 +1735,24 @@
                                 <w:rFonts w:cs="David" w:hint="cs"/>
                                 <w:b/>
                                 <w:bCs/>
+                                <w:noProof/>
                                 <w:sz w:val="24"/>
                                 <w:szCs w:val="24"/>
                                 <w:u w:val="single"/>
                                 <w:rtl/>
+                                <w:lang w:val="en-US" w:bidi="he-IL"/>
                               </w:rPr>
                               <w:t>עבודה מערכתית</w:t>
                             </w:r>
                             <w:r>
                               <w:rPr>
                                 <w:rFonts w:cs="David"/>
+                                <w:noProof/>
                                 <w:sz w:val="24"/>
                                 <w:szCs w:val="24"/>
                                 <w:u w:val="single"/>
                                 <w:rtl/>
+                                <w:lang w:val="en-US" w:bidi="he-IL"/>
                               </w:rPr>
                               <w:t xml:space="preserve"> </w:t>
                             </w:r>
@@ -1604,20 +1761,24 @@
                                 <w:rFonts w:cs="David" w:hint="cs"/>
                                 <w:b/>
                                 <w:bCs/>
+                                <w:noProof/>
                                 <w:sz w:val="24"/>
                                 <w:szCs w:val="24"/>
                                 <w:u w:val="single"/>
                                 <w:rtl/>
+                                <w:lang w:val="en-US" w:bidi="he-IL"/>
                               </w:rPr>
                               <w:t>ו/או</w:t>
                             </w:r>
                             <w:r>
                               <w:rPr>
                                 <w:rFonts w:cs="David" w:hint="cs"/>
+                                <w:noProof/>
                                 <w:sz w:val="24"/>
                                 <w:szCs w:val="24"/>
                                 <w:u w:val="single"/>
                                 <w:rtl/>
+                                <w:lang w:val="en-US" w:bidi="he-IL"/>
                               </w:rPr>
                               <w:t xml:space="preserve"> </w:t>
                             </w:r>
@@ -1626,19 +1787,23 @@
                                 <w:rFonts w:cs="David" w:hint="cs"/>
                                 <w:b/>
                                 <w:bCs/>
+                                <w:noProof/>
                                 <w:sz w:val="24"/>
                                 <w:szCs w:val="24"/>
                                 <w:u w:val="single"/>
                                 <w:rtl/>
+                                <w:lang w:val="en-US" w:bidi="he-IL"/>
                               </w:rPr>
                               <w:t>הדרך בה יושמה</w:t>
                             </w:r>
                             <w:r>
                               <w:rPr>
                                 <w:rFonts w:cs="David"/>
-                                <w:sz w:val="24"/>
-                                <w:szCs w:val="24"/>
-                                <w:rtl/>
+                                <w:noProof/>
+                                <w:sz w:val="24"/>
+                                <w:szCs w:val="24"/>
+                                <w:rtl/>
+                                <w:lang w:val="en-US" w:bidi="he-IL"/>
                               </w:rPr>
                               <w:t xml:space="preserve"> חדשה או קיימת </w:t>
                             </w:r>
@@ -1664,10 +1829,12 @@
                                 <w:rFonts w:cs="David" w:hint="cs"/>
                                 <w:b/>
                                 <w:bCs/>
+                                <w:noProof/>
                                 <w:sz w:val="24"/>
                                 <w:szCs w:val="24"/>
                                 <w:u w:val="single"/>
                                 <w:rtl/>
+                                <w:lang w:val="en-US" w:bidi="he-IL"/>
                               </w:rPr>
                               <w:t xml:space="preserve">הערכת </w:t>
                             </w:r>
@@ -1676,10 +1843,12 @@
                                 <w:rFonts w:cs="David"/>
                                 <w:b/>
                                 <w:bCs/>
+                                <w:noProof/>
                                 <w:sz w:val="24"/>
                                 <w:szCs w:val="24"/>
                                 <w:u w:val="single"/>
                                 <w:rtl/>
+                                <w:lang w:val="en-US" w:bidi="he-IL"/>
                               </w:rPr>
                               <w:t>פעילות (פורמלית או לא)</w:t>
                             </w:r>
@@ -1688,20 +1857,24 @@
                                 <w:rFonts w:cs="David" w:hint="cs"/>
                                 <w:b/>
                                 <w:bCs/>
+                                <w:noProof/>
                                 <w:sz w:val="24"/>
                                 <w:szCs w:val="24"/>
                                 <w:u w:val="single"/>
                                 <w:rtl/>
+                                <w:lang w:val="en-US" w:bidi="he-IL"/>
                               </w:rPr>
                               <w:t xml:space="preserve"> ו/או</w:t>
                             </w:r>
                             <w:r>
                               <w:rPr>
                                 <w:rFonts w:cs="David" w:hint="cs"/>
+                                <w:noProof/>
                                 <w:sz w:val="24"/>
                                 <w:szCs w:val="24"/>
                                 <w:u w:val="single"/>
                                 <w:rtl/>
+                                <w:lang w:val="en-US" w:bidi="he-IL"/>
                               </w:rPr>
                               <w:t xml:space="preserve"> </w:t>
                             </w:r>
@@ -1710,10 +1883,12 @@
                                 <w:rFonts w:cs="David" w:hint="cs"/>
                                 <w:b/>
                                 <w:bCs/>
+                                <w:noProof/>
                                 <w:sz w:val="24"/>
                                 <w:szCs w:val="24"/>
                                 <w:u w:val="single"/>
                                 <w:rtl/>
+                                <w:lang w:val="en-US" w:bidi="he-IL"/>
                               </w:rPr>
                               <w:t xml:space="preserve">הדרך בה יושמה</w:t>
                             </w:r>
@@ -1722,18 +1897,22 @@
                                 <w:rFonts w:cs="David"/>
                                 <w:b/>
                                 <w:bCs/>
-                                <w:sz w:val="24"/>
-                                <w:szCs w:val="24"/>
-                                <w:rtl/>
+                                <w:noProof/>
+                                <w:sz w:val="24"/>
+                                <w:szCs w:val="24"/>
+                                <w:rtl/>
+                                <w:lang w:val="en-US" w:bidi="he-IL"/>
                               </w:rPr>
                               <w:t>:</w:t>
                             </w:r>
                             <w:r>
                               <w:rPr>
                                 <w:rFonts w:cs="David"/>
-                                <w:sz w:val="24"/>
-                                <w:szCs w:val="24"/>
-                                <w:rtl/>
+                                <w:noProof/>
+                                <w:sz w:val="24"/>
+                                <w:szCs w:val="24"/>
+                                <w:rtl/>
+                                <w:lang w:val="en-US" w:bidi="he-IL"/>
                               </w:rPr>
                               <w:t xml:space="preserve"> תנועות נוער, תכנית למניעת אלימות ועוד (פתוחים לרעיונות).</w:t>
                             </w:r>
@@ -1779,9 +1958,11 @@
                           <w:rFonts w:cs="David" w:hint="cs"/>
                           <w:b/>
                           <w:bCs/>
+                          <w:noProof/>
                           <w:sz w:val="28"/>
                           <w:szCs w:val="28"/>
                           <w:rtl/>
+                          <w:lang w:val="en-US" w:bidi="he-IL"/>
                         </w:rPr>
                         <w:t>חובה לבדוק לפני כתיבת ההצעה האם המחקר שאתם מתכוונים לערוך הוא אכן מחקר יישומי</w:t>
                       </w:r>
@@ -1807,9 +1988,11 @@
                           <w:rFonts w:cs="David" w:hint="cs"/>
                           <w:b/>
                           <w:bCs/>
+                          <w:noProof/>
                           <w:sz w:val="28"/>
                           <w:szCs w:val="28"/>
                           <w:rtl/>
+                          <w:lang w:val="en-US" w:bidi="he-IL"/>
                         </w:rPr>
                         <w:t>מהו מחקר יישומי?</w:t>
                       </w:r>
@@ -1834,9 +2017,11 @@
                       <w:r>
                         <w:rPr>
                           <w:rFonts w:cs="David" w:hint="cs"/>
-                          <w:sz w:val="24"/>
-                          <w:szCs w:val="24"/>
-                          <w:rtl/>
+                          <w:noProof/>
+                          <w:sz w:val="24"/>
+                          <w:szCs w:val="24"/>
+                          <w:rtl/>
+                          <w:lang w:val="en-US" w:bidi="he-IL"/>
                         </w:rPr>
                         <w:t>במחקר יישומי נבדקת העשייה החינוכית בדגש על העשייה-על היישום (ולא על תגובת  המשתתפים לעשיה). לדוגמה, בדיקה של תוכנית התערבות תהיה בדגש על הערכת התוכנית או הערכת הדרך שבה עורך/עורכת המחקר מיישמים את התוכנית וכך לגבי כל אחת מהדוגמאות הבאות:</w:t>
                       </w:r>
@@ -1860,10 +2045,12 @@
                           <w:rFonts w:cs="David" w:hint="cs"/>
                           <w:b/>
                           <w:bCs/>
+                          <w:noProof/>
                           <w:sz w:val="24"/>
                           <w:szCs w:val="24"/>
                           <w:u w:val="single"/>
                           <w:rtl/>
+                          <w:lang w:val="en-US" w:bidi="he-IL"/>
                         </w:rPr>
                         <w:t xml:space="preserve">הערכת </w:t>
                       </w:r>
@@ -1872,10 +2059,12 @@
                           <w:rFonts w:cs="David"/>
                           <w:b/>
                           <w:bCs/>
+                          <w:noProof/>
                           <w:sz w:val="24"/>
                           <w:szCs w:val="24"/>
                           <w:u w:val="single"/>
                           <w:rtl/>
+                          <w:lang w:val="en-US" w:bidi="he-IL"/>
                         </w:rPr>
                         <w:t>ניסוי</w:t>
                       </w:r>
@@ -1884,20 +2073,24 @@
                           <w:rFonts w:cs="David" w:hint="cs"/>
                           <w:b/>
                           <w:bCs/>
+                          <w:noProof/>
                           <w:sz w:val="24"/>
                           <w:szCs w:val="24"/>
                           <w:u w:val="single"/>
                           <w:rtl/>
+                          <w:lang w:val="en-US" w:bidi="he-IL"/>
                         </w:rPr>
                         <w:t xml:space="preserve"> חינוכי</w:t>
                       </w:r>
                       <w:r>
                         <w:rPr>
                           <w:rFonts w:cs="David" w:hint="cs"/>
+                          <w:noProof/>
                           <w:sz w:val="24"/>
                           <w:szCs w:val="24"/>
                           <w:u w:val="single"/>
                           <w:rtl/>
+                          <w:lang w:val="en-US" w:bidi="he-IL"/>
                         </w:rPr>
                         <w:t xml:space="preserve"> </w:t>
                       </w:r>
@@ -1906,20 +2099,24 @@
                           <w:rFonts w:cs="David" w:hint="cs"/>
                           <w:b/>
                           <w:bCs/>
+                          <w:noProof/>
                           <w:sz w:val="24"/>
                           <w:szCs w:val="24"/>
                           <w:u w:val="single"/>
                           <w:rtl/>
+                          <w:lang w:val="en-US" w:bidi="he-IL"/>
                         </w:rPr>
                         <w:t>ו/או</w:t>
                       </w:r>
                       <w:r>
                         <w:rPr>
                           <w:rFonts w:cs="David" w:hint="cs"/>
+                          <w:noProof/>
                           <w:sz w:val="24"/>
                           <w:szCs w:val="24"/>
                           <w:u w:val="single"/>
                           <w:rtl/>
+                          <w:lang w:val="en-US" w:bidi="he-IL"/>
                         </w:rPr>
                         <w:t xml:space="preserve"> </w:t>
                       </w:r>
@@ -1928,55 +2125,67 @@
                           <w:rFonts w:cs="David" w:hint="cs"/>
                           <w:b/>
                           <w:bCs/>
+                          <w:noProof/>
                           <w:sz w:val="24"/>
                           <w:szCs w:val="24"/>
                           <w:u w:val="single"/>
                           <w:rtl/>
+                          <w:lang w:val="en-US" w:bidi="he-IL"/>
                         </w:rPr>
                         <w:t>הדרך בה ייושם</w:t>
                       </w:r>
                       <w:r>
                         <w:rPr>
                           <w:rFonts w:cs="David"/>
-                          <w:sz w:val="24"/>
-                          <w:szCs w:val="24"/>
-                          <w:rtl/>
+                          <w:noProof/>
+                          <w:sz w:val="24"/>
+                          <w:szCs w:val="24"/>
+                          <w:rtl/>
+                          <w:lang w:val="en-US" w:bidi="he-IL"/>
                         </w:rPr>
                         <w:t xml:space="preserve">: ניסוי שנערך </w:t>
                       </w:r>
                       <w:r>
                         <w:rPr>
                           <w:rFonts w:cs="David" w:hint="cs"/>
-                          <w:sz w:val="24"/>
-                          <w:szCs w:val="24"/>
-                          <w:rtl/>
+                          <w:noProof/>
+                          <w:sz w:val="24"/>
+                          <w:szCs w:val="24"/>
+                          <w:rtl/>
+                          <w:lang w:val="en-US" w:bidi="he-IL"/>
                         </w:rPr>
                         <w:t>במקום העבודה</w:t>
                       </w:r>
                       <w:r>
                         <w:rPr>
                           <w:rFonts w:cs="David"/>
-                          <w:sz w:val="24"/>
-                          <w:szCs w:val="24"/>
-                          <w:rtl/>
+                          <w:noProof/>
+                          <w:sz w:val="24"/>
+                          <w:szCs w:val="24"/>
+                          <w:rtl/>
+                          <w:lang w:val="en-US" w:bidi="he-IL"/>
                         </w:rPr>
                         <w:t xml:space="preserve">, יוזמות ופרויקטים או יוזמה אישית של </w:t>
                       </w:r>
                       <w:r>
                         <w:rPr>
                           <w:rFonts w:cs="David" w:hint="cs"/>
-                          <w:sz w:val="24"/>
-                          <w:szCs w:val="24"/>
-                          <w:rtl/>
+                          <w:noProof/>
+                          <w:sz w:val="24"/>
+                          <w:szCs w:val="24"/>
+                          <w:rtl/>
+                          <w:lang w:val="en-US" w:bidi="he-IL"/>
                         </w:rPr>
                         <w:t>החוקר/ת</w:t>
                       </w:r>
                       <w:r>
                         <w:rPr>
                           <w:rFonts w:cs="David"/>
-                          <w:sz w:val="24"/>
-                          <w:szCs w:val="24"/>
-                          <w:rtl/>
+                          <w:noProof/>
+                          <w:sz w:val="24"/>
+                          <w:szCs w:val="24"/>
+                          <w:rtl/>
+                          <w:lang w:val="en-US" w:bidi="he-IL"/>
                         </w:rPr>
                         <w:t xml:space="preserve">.  </w:t>
                       </w:r>
@@ -2001,10 +2210,12 @@
                           <w:rFonts w:cs="David" w:hint="cs"/>
                           <w:b/>
                           <w:bCs/>
+                          <w:noProof/>
                           <w:sz w:val="24"/>
                           <w:szCs w:val="24"/>
                           <w:u w:val="single"/>
                           <w:rtl/>
+                          <w:lang w:val="en-US" w:bidi="he-IL"/>
                         </w:rPr>
                         <w:t xml:space="preserve">הערכת </w:t>
                       </w:r>
@@ -2013,20 +2224,24 @@
                           <w:rFonts w:cs="David"/>
                           <w:b/>
                           <w:bCs/>
+                          <w:noProof/>
                           <w:sz w:val="24"/>
                           <w:szCs w:val="24"/>
                           <w:u w:val="single"/>
                           <w:rtl/>
+                          <w:lang w:val="en-US" w:bidi="he-IL"/>
                         </w:rPr>
                         <w:t>משאב</w:t>
                       </w:r>
                       <w:r>
                         <w:rPr>
                           <w:rFonts w:cs="David" w:hint="cs"/>
+                          <w:noProof/>
                           <w:sz w:val="24"/>
                           <w:szCs w:val="24"/>
                           <w:u w:val="single"/>
                           <w:rtl/>
+                          <w:lang w:val="en-US" w:bidi="he-IL"/>
                         </w:rPr>
                         <w:t xml:space="preserve"> </w:t>
                       </w:r>
@@ -2035,20 +2250,24 @@
                           <w:rFonts w:cs="David" w:hint="cs"/>
                           <w:b/>
                           <w:bCs/>
+                          <w:noProof/>
                           <w:sz w:val="24"/>
                           <w:szCs w:val="24"/>
                           <w:u w:val="single"/>
                           <w:rtl/>
+                          <w:lang w:val="en-US" w:bidi="he-IL"/>
                         </w:rPr>
                         <w:t>כלשהו בהוראה ו/או</w:t>
                       </w:r>
                       <w:r>
                         <w:rPr>
                           <w:rFonts w:cs="David" w:hint="cs"/>
+                          <w:noProof/>
                           <w:sz w:val="24"/>
                           <w:szCs w:val="24"/>
                           <w:u w:val="single"/>
                           <w:rtl/>
+                          <w:lang w:val="en-US" w:bidi="he-IL"/>
                         </w:rPr>
                         <w:t xml:space="preserve"> </w:t>
                       </w:r>
@@ -2057,28 +2276,34 @@
                           <w:rFonts w:cs="David" w:hint="cs"/>
                           <w:b/>
                           <w:bCs/>
+                          <w:noProof/>
                           <w:sz w:val="24"/>
                           <w:szCs w:val="24"/>
                           <w:u w:val="single"/>
                           <w:rtl/>
+                          <w:lang w:val="en-US" w:bidi="he-IL"/>
                         </w:rPr>
                         <w:t>הדרך בה ייושם</w:t>
                       </w:r>
                       <w:r>
                         <w:rPr>
                           <w:rFonts w:cs="David"/>
-                          <w:sz w:val="24"/>
-                          <w:szCs w:val="24"/>
-                          <w:rtl/>
+                          <w:noProof/>
+                          <w:sz w:val="24"/>
+                          <w:szCs w:val="24"/>
+                          <w:rtl/>
+                          <w:lang w:val="en-US" w:bidi="he-IL"/>
                         </w:rPr>
                         <w:t>: שילוב ספרים דיגיטליים</w:t>
                       </w:r>
                       <w:r>
                         <w:rPr>
                           <w:rFonts w:cs="David" w:hint="cs"/>
-                          <w:sz w:val="24"/>
-                          <w:szCs w:val="24"/>
-                          <w:rtl/>
+                          <w:noProof/>
+                          <w:sz w:val="24"/>
+                          <w:szCs w:val="24"/>
+                          <w:rtl/>
+                          <w:lang w:val="en-US" w:bidi="he-IL"/>
                         </w:rPr>
                         <w:t xml:space="preserve">, שימוש בטאבלט לאבחון</w:t>
                       </w:r>
@@ -2103,10 +2328,12 @@
                           <w:rFonts w:cs="David" w:hint="cs"/>
                           <w:b/>
                           <w:bCs/>
+                          <w:noProof/>
                           <w:sz w:val="24"/>
                           <w:szCs w:val="24"/>
                           <w:u w:val="single"/>
                           <w:rtl/>
+                          <w:lang w:val="en-US" w:bidi="he-IL"/>
                         </w:rPr>
                         <w:t xml:space="preserve">הערכת </w:t>
                       </w:r>
@@ -2115,10 +2342,12 @@
                           <w:rFonts w:cs="David"/>
                           <w:b/>
                           <w:bCs/>
+                          <w:noProof/>
                           <w:sz w:val="24"/>
                           <w:szCs w:val="24"/>
                           <w:u w:val="single"/>
                           <w:rtl/>
+                          <w:lang w:val="en-US" w:bidi="he-IL"/>
                         </w:rPr>
                         <w:t>התערבות (אישית או קבוצתית)</w:t>
                       </w:r>
@@ -2127,20 +2356,24 @@
                           <w:rFonts w:cs="David" w:hint="cs"/>
                           <w:b/>
                           <w:bCs/>
+                          <w:noProof/>
                           <w:sz w:val="24"/>
                           <w:szCs w:val="24"/>
                           <w:u w:val="single"/>
                           <w:rtl/>
+                          <w:lang w:val="en-US" w:bidi="he-IL"/>
                         </w:rPr>
                         <w:t xml:space="preserve"> ו/או</w:t>
                       </w:r>
                       <w:r>
                         <w:rPr>
                           <w:rFonts w:cs="David" w:hint="cs"/>
+                          <w:noProof/>
                           <w:sz w:val="24"/>
                           <w:szCs w:val="24"/>
                           <w:u w:val="single"/>
                           <w:rtl/>
+                          <w:lang w:val="en-US" w:bidi="he-IL"/>
                         </w:rPr>
                         <w:t xml:space="preserve"> </w:t>
                       </w:r>
@@ -2149,10 +2382,12 @@
                           <w:rFonts w:cs="David" w:hint="cs"/>
                           <w:b/>
                           <w:bCs/>
+                          <w:noProof/>
                           <w:sz w:val="24"/>
                           <w:szCs w:val="24"/>
                           <w:u w:val="single"/>
                           <w:rtl/>
+                          <w:lang w:val="en-US" w:bidi="he-IL"/>
                         </w:rPr>
                         <w:t>הדרך בה יושמה</w:t>
                       </w:r>
@@ -2161,18 +2396,22 @@
                           <w:rFonts w:cs="David"/>
                           <w:b/>
                           <w:bCs/>
-                          <w:sz w:val="24"/>
-                          <w:szCs w:val="24"/>
-                          <w:rtl/>
+                          <w:noProof/>
+                          <w:sz w:val="24"/>
+                          <w:szCs w:val="24"/>
+                          <w:rtl/>
+                          <w:lang w:val="en-US" w:bidi="he-IL"/>
                         </w:rPr>
                         <w:t>:</w:t>
                       </w:r>
                       <w:r>
                         <w:rPr>
                           <w:rFonts w:cs="David"/>
-                          <w:sz w:val="24"/>
-                          <w:szCs w:val="24"/>
-                          <w:rtl/>
+                          <w:noProof/>
+                          <w:sz w:val="24"/>
+                          <w:szCs w:val="24"/>
+                          <w:rtl/>
+                          <w:lang w:val="en-US" w:bidi="he-IL"/>
                         </w:rPr>
                         <w:t xml:space="preserve"> הקניית שפה באמצעים אומנותיים או באמצעות בעלי חיים. התערבות באמצעות ביבליותרפיה להקניית התנהגות מקובלת. התערבות באמצעות יוגה להעמקת קשב וריכוז. </w:t>
                       </w:r>
@@ -2194,9 +2433,11 @@
                       <w:r>
                         <w:rPr>
                           <w:rFonts w:cs="David"/>
-                          <w:sz w:val="24"/>
-                          <w:szCs w:val="24"/>
-                          <w:rtl/>
+                          <w:noProof/>
+                          <w:sz w:val="24"/>
+                          <w:szCs w:val="24"/>
+                          <w:rtl/>
+                          <w:lang w:val="en-US" w:bidi="he-IL"/>
                         </w:rPr>
                         <w:t xml:space="preserve"> </w:t>
                       </w:r>
@@ -2205,10 +2446,12 @@
                           <w:rFonts w:cs="David" w:hint="cs"/>
                           <w:b/>
                           <w:bCs/>
+                          <w:noProof/>
                           <w:sz w:val="24"/>
                           <w:szCs w:val="24"/>
                           <w:u w:val="single"/>
                           <w:rtl/>
+                          <w:lang w:val="en-US" w:bidi="he-IL"/>
                         </w:rPr>
                         <w:t xml:space="preserve">הערכת שלבי הפיתוח של </w:t>
                       </w:r>
@@ -2217,10 +2460,12 @@
                           <w:rFonts w:cs="David"/>
                           <w:b/>
                           <w:bCs/>
+                          <w:noProof/>
                           <w:sz w:val="24"/>
                           <w:szCs w:val="24"/>
                           <w:u w:val="single"/>
                           <w:rtl/>
+                          <w:lang w:val="en-US" w:bidi="he-IL"/>
                         </w:rPr>
                         <w:t>יחידת הוראה</w:t>
                       </w:r>
@@ -2229,20 +2474,24 @@
                           <w:rFonts w:cs="David" w:hint="cs"/>
                           <w:b/>
                           <w:bCs/>
+                          <w:noProof/>
                           <w:sz w:val="24"/>
                           <w:szCs w:val="24"/>
                           <w:u w:val="single"/>
                           <w:rtl/>
+                          <w:lang w:val="en-US" w:bidi="he-IL"/>
                         </w:rPr>
                         <w:t xml:space="preserve"> ו/או</w:t>
                       </w:r>
                       <w:r>
                         <w:rPr>
                           <w:rFonts w:cs="David" w:hint="cs"/>
+                          <w:noProof/>
                           <w:sz w:val="24"/>
                           <w:szCs w:val="24"/>
                           <w:u w:val="single"/>
                           <w:rtl/>
+                          <w:lang w:val="en-US" w:bidi="he-IL"/>
                         </w:rPr>
                         <w:t xml:space="preserve"> </w:t>
                       </w:r>
@@ -2251,19 +2500,23 @@
                           <w:rFonts w:cs="David" w:hint="cs"/>
                           <w:b/>
                           <w:bCs/>
+                          <w:noProof/>
                           <w:sz w:val="24"/>
                           <w:szCs w:val="24"/>
                           <w:u w:val="single"/>
                           <w:rtl/>
+                          <w:lang w:val="en-US" w:bidi="he-IL"/>
                         </w:rPr>
                         <w:t>הדרך בה יושמה</w:t>
                       </w:r>
                       <w:r>
                         <w:rPr>
                           <w:rFonts w:cs="David"/>
-                          <w:sz w:val="24"/>
-                          <w:szCs w:val="24"/>
-                          <w:rtl/>
+                          <w:noProof/>
+                          <w:sz w:val="24"/>
+                          <w:szCs w:val="24"/>
+                          <w:rtl/>
+                          <w:lang w:val="en-US" w:bidi="he-IL"/>
                         </w:rPr>
                         <w:t xml:space="preserve">: פיתוח יחידת הוראה על ציפורים נודדות, תקשורת בינאישית. </w:t>
                       </w:r>
@@ -2287,10 +2540,12 @@
                           <w:rFonts w:cs="David"/>
                           <w:b/>
                           <w:bCs/>
+                          <w:noProof/>
                           <w:sz w:val="24"/>
                           <w:szCs w:val="24"/>
                           <w:u w:val="single"/>
                           <w:rtl/>
+                          <w:lang w:val="en-US" w:bidi="he-IL"/>
                         </w:rPr>
                         <w:t>הערכ</w:t>
                       </w:r>
@@ -2299,10 +2554,12 @@
                           <w:rFonts w:cs="David" w:hint="cs"/>
                           <w:b/>
                           <w:bCs/>
+                          <w:noProof/>
                           <w:sz w:val="24"/>
                           <w:szCs w:val="24"/>
                           <w:u w:val="single"/>
                           <w:rtl/>
+                          <w:lang w:val="en-US" w:bidi="he-IL"/>
                         </w:rPr>
                         <w:t xml:space="preserve">ת </w:t>
                       </w:r>
@@ -2311,10 +2568,12 @@
                           <w:rFonts w:cs="David"/>
                           <w:b/>
                           <w:bCs/>
+                          <w:noProof/>
                           <w:sz w:val="24"/>
                           <w:szCs w:val="24"/>
                           <w:u w:val="single"/>
                           <w:rtl/>
+                          <w:lang w:val="en-US" w:bidi="he-IL"/>
                         </w:rPr>
                         <w:t>יחידת הוראה</w:t>
                       </w:r>
@@ -2323,19 +2582,23 @@
                           <w:rFonts w:cs="David" w:hint="cs"/>
                           <w:b/>
                           <w:bCs/>
+                          <w:noProof/>
                           <w:sz w:val="24"/>
                           <w:szCs w:val="24"/>
                           <w:u w:val="single"/>
                           <w:rtl/>
+                          <w:lang w:val="en-US" w:bidi="he-IL"/>
                         </w:rPr>
                         <w:t xml:space="preserve"> ו/או הדרך בה יושמה</w:t>
                       </w:r>
                       <w:r>
                         <w:rPr>
                           <w:rFonts w:cs="David"/>
-                          <w:sz w:val="24"/>
-                          <w:szCs w:val="24"/>
-                          <w:rtl/>
+                          <w:noProof/>
+                          <w:sz w:val="24"/>
+                          <w:szCs w:val="24"/>
+                          <w:rtl/>
+                          <w:lang w:val="en-US" w:bidi="he-IL"/>
                         </w:rPr>
                         <w:t>: שיטת קריאה, חגים ומועדים, תזונה נכונה, קבלת השונה.</w:t>
                       </w:r>
@@ -2358,9 +2621,11 @@
                       <w:r>
                         <w:rPr>
                           <w:rFonts w:cs="David"/>
-                          <w:sz w:val="24"/>
-                          <w:szCs w:val="24"/>
-                          <w:rtl/>
+                          <w:noProof/>
+                          <w:sz w:val="24"/>
+                          <w:szCs w:val="24"/>
+                          <w:rtl/>
+                          <w:lang w:val="en-US" w:bidi="he-IL"/>
                         </w:rPr>
                         <w:t xml:space="preserve"> </w:t>
                       </w:r>
@@ -2369,10 +2634,12 @@
                           <w:rFonts w:cs="David" w:hint="cs"/>
                           <w:b/>
                           <w:bCs/>
+                          <w:noProof/>
                           <w:sz w:val="24"/>
                           <w:szCs w:val="24"/>
                           <w:u w:val="single"/>
                           <w:rtl/>
+                          <w:lang w:val="en-US" w:bidi="he-IL"/>
                         </w:rPr>
                         <w:t xml:space="preserve">הערכת </w:t>
                       </w:r>
@@ -2381,10 +2648,12 @@
                           <w:rFonts w:cs="David"/>
                           <w:b/>
                           <w:bCs/>
+                          <w:noProof/>
                           <w:sz w:val="24"/>
                           <w:szCs w:val="24"/>
                           <w:u w:val="single"/>
                           <w:rtl/>
+                          <w:lang w:val="en-US" w:bidi="he-IL"/>
                         </w:rPr>
                         <w:t>מדיניות</w:t>
                       </w:r>
@@ -2393,10 +2662,12 @@
                           <w:rFonts w:cs="David" w:hint="cs"/>
                           <w:b/>
                           <w:bCs/>
+                          <w:noProof/>
                           <w:sz w:val="24"/>
                           <w:szCs w:val="24"/>
                           <w:u w:val="single"/>
                           <w:rtl/>
+                          <w:lang w:val="en-US" w:bidi="he-IL"/>
                         </w:rPr>
                         <w:t>/</w:t>
                       </w:r>
@@ -2405,10 +2676,12 @@
                           <w:rFonts w:cs="David"/>
                           <w:b/>
                           <w:bCs/>
+                          <w:noProof/>
                           <w:sz w:val="24"/>
                           <w:szCs w:val="24"/>
                           <w:u w:val="single"/>
                           <w:rtl/>
+                          <w:lang w:val="en-US" w:bidi="he-IL"/>
                         </w:rPr>
                         <w:t>חזון</w:t>
                       </w:r>
@@ -2417,20 +2690,24 @@
                           <w:rFonts w:cs="David" w:hint="cs"/>
                           <w:b/>
                           <w:bCs/>
+                          <w:noProof/>
                           <w:sz w:val="24"/>
                           <w:szCs w:val="24"/>
                           <w:u w:val="single"/>
                           <w:rtl/>
+                          <w:lang w:val="en-US" w:bidi="he-IL"/>
                         </w:rPr>
                         <w:t xml:space="preserve"> ו/או</w:t>
                       </w:r>
                       <w:r>
                         <w:rPr>
                           <w:rFonts w:cs="David" w:hint="cs"/>
+                          <w:noProof/>
                           <w:sz w:val="24"/>
                           <w:szCs w:val="24"/>
                           <w:u w:val="single"/>
                           <w:rtl/>
+                          <w:lang w:val="en-US" w:bidi="he-IL"/>
                         </w:rPr>
                         <w:t xml:space="preserve"> </w:t>
                       </w:r>
@@ -2439,37 +2716,45 @@
                           <w:rFonts w:cs="David" w:hint="cs"/>
                           <w:b/>
                           <w:bCs/>
+                          <w:noProof/>
                           <w:sz w:val="24"/>
                           <w:szCs w:val="24"/>
                           <w:u w:val="single"/>
                           <w:rtl/>
+                          <w:lang w:val="en-US" w:bidi="he-IL"/>
                         </w:rPr>
                         <w:t>הדרך בה יושמה</w:t>
                       </w:r>
                       <w:r>
                         <w:rPr>
                           <w:rFonts w:cs="David"/>
-                          <w:sz w:val="24"/>
-                          <w:szCs w:val="24"/>
-                          <w:rtl/>
+                          <w:noProof/>
+                          <w:sz w:val="24"/>
+                          <w:szCs w:val="24"/>
+                          <w:rtl/>
+                          <w:lang w:val="en-US" w:bidi="he-IL"/>
                         </w:rPr>
                         <w:t xml:space="preserve">: הערכת מדיניות של </w:t>
                       </w:r>
                       <w:r>
                         <w:rPr>
                           <w:rFonts w:cs="David" w:hint="cs"/>
-                          <w:sz w:val="24"/>
-                          <w:szCs w:val="24"/>
-                          <w:rtl/>
+                          <w:noProof/>
+                          <w:sz w:val="24"/>
+                          <w:szCs w:val="24"/>
+                          <w:rtl/>
+                          <w:lang w:val="en-US" w:bidi="he-IL"/>
                         </w:rPr>
                         <w:t>המוסד</w:t>
                       </w:r>
                       <w:r>
                         <w:rPr>
                           <w:rFonts w:cs="David"/>
-                          <w:sz w:val="24"/>
-                          <w:szCs w:val="24"/>
-                          <w:rtl/>
+                          <w:noProof/>
+                          <w:sz w:val="24"/>
+                          <w:szCs w:val="24"/>
+                          <w:rtl/>
+                          <w:lang w:val="en-US" w:bidi="he-IL"/>
                         </w:rPr>
                         <w:t>, האצלת סמכויות, הדרכה בית ספרית ועוד.</w:t>
                       </w:r>
@@ -2494,10 +2779,12 @@
                           <w:rFonts w:cs="David" w:hint="cs"/>
                           <w:b/>
                           <w:bCs/>
+                          <w:noProof/>
                           <w:sz w:val="24"/>
                           <w:szCs w:val="24"/>
                           <w:u w:val="single"/>
                           <w:rtl/>
+                          <w:lang w:val="en-US" w:bidi="he-IL"/>
                         </w:rPr>
                         <w:t xml:space="preserve">הערכת </w:t>
                       </w:r>
@@ -2506,10 +2793,12 @@
                           <w:rFonts w:cs="David"/>
                           <w:b/>
                           <w:bCs/>
+                          <w:noProof/>
                           <w:sz w:val="24"/>
                           <w:szCs w:val="24"/>
                           <w:u w:val="single"/>
                           <w:rtl/>
+                          <w:lang w:val="en-US" w:bidi="he-IL"/>
                         </w:rPr>
                         <w:t xml:space="preserve">תכנית </w:t>
                       </w:r>
@@ -2518,20 +2807,24 @@
                           <w:rFonts w:cs="David" w:hint="cs"/>
                           <w:b/>
                           <w:bCs/>
+                          <w:noProof/>
                           <w:sz w:val="24"/>
                           <w:szCs w:val="24"/>
                           <w:u w:val="single"/>
                           <w:rtl/>
+                          <w:lang w:val="en-US" w:bidi="he-IL"/>
                         </w:rPr>
                         <w:t>עבודה מערכתית</w:t>
                       </w:r>
                       <w:r>
                         <w:rPr>
                           <w:rFonts w:cs="David"/>
+                          <w:noProof/>
                           <w:sz w:val="24"/>
                           <w:szCs w:val="24"/>
                           <w:u w:val="single"/>
                           <w:rtl/>
+                          <w:lang w:val="en-US" w:bidi="he-IL"/>
                         </w:rPr>
                         <w:t xml:space="preserve"> </w:t>
                       </w:r>
@@ -2540,20 +2833,24 @@
                           <w:rFonts w:cs="David" w:hint="cs"/>
                           <w:b/>
                           <w:bCs/>
+                          <w:noProof/>
                           <w:sz w:val="24"/>
                           <w:szCs w:val="24"/>
                           <w:u w:val="single"/>
                           <w:rtl/>
+                          <w:lang w:val="en-US" w:bidi="he-IL"/>
                         </w:rPr>
                         <w:t>ו/או</w:t>
                       </w:r>
                       <w:r>
                         <w:rPr>
                           <w:rFonts w:cs="David" w:hint="cs"/>
+                          <w:noProof/>
                           <w:sz w:val="24"/>
                           <w:szCs w:val="24"/>
                           <w:u w:val="single"/>
                           <w:rtl/>
+                          <w:lang w:val="en-US" w:bidi="he-IL"/>
                         </w:rPr>
                         <w:t xml:space="preserve"> </w:t>
                       </w:r>
@@ -2562,19 +2859,23 @@
                           <w:rFonts w:cs="David" w:hint="cs"/>
                           <w:b/>
                           <w:bCs/>
+                          <w:noProof/>
                           <w:sz w:val="24"/>
                           <w:szCs w:val="24"/>
                           <w:u w:val="single"/>
                           <w:rtl/>
+                          <w:lang w:val="en-US" w:bidi="he-IL"/>
                         </w:rPr>
                         <w:t>הדרך בה יושמה</w:t>
                       </w:r>
                       <w:r>
                         <w:rPr>
                           <w:rFonts w:cs="David"/>
-                          <w:sz w:val="24"/>
-                          <w:szCs w:val="24"/>
-                          <w:rtl/>
+                          <w:noProof/>
+                          <w:sz w:val="24"/>
+                          <w:szCs w:val="24"/>
+                          <w:rtl/>
+                          <w:lang w:val="en-US" w:bidi="he-IL"/>
                         </w:rPr>
                         <w:t xml:space="preserve"> חדשה או קיימת </w:t>
                       </w:r>
@@ -2600,10 +2901,12 @@
                           <w:rFonts w:cs="David" w:hint="cs"/>
                           <w:b/>
                           <w:bCs/>
+                          <w:noProof/>
                           <w:sz w:val="24"/>
                           <w:szCs w:val="24"/>
                           <w:u w:val="single"/>
                           <w:rtl/>
+                          <w:lang w:val="en-US" w:bidi="he-IL"/>
                         </w:rPr>
                         <w:t xml:space="preserve">הערכת </w:t>
                       </w:r>
@@ -2612,10 +2915,12 @@
                           <w:rFonts w:cs="David"/>
                           <w:b/>
                           <w:bCs/>
+                          <w:noProof/>
                           <w:sz w:val="24"/>
                           <w:szCs w:val="24"/>
                           <w:u w:val="single"/>
                           <w:rtl/>
+                          <w:lang w:val="en-US" w:bidi="he-IL"/>
                         </w:rPr>
                         <w:t>פעילות (פורמלית או לא)</w:t>
                       </w:r>
@@ -2624,20 +2929,24 @@
                           <w:rFonts w:cs="David" w:hint="cs"/>
                           <w:b/>
                           <w:bCs/>
+                          <w:noProof/>
                           <w:sz w:val="24"/>
                           <w:szCs w:val="24"/>
                           <w:u w:val="single"/>
                           <w:rtl/>
+                          <w:lang w:val="en-US" w:bidi="he-IL"/>
                         </w:rPr>
                         <w:t xml:space="preserve"> ו/או</w:t>
                       </w:r>
                       <w:r>
                         <w:rPr>
                           <w:rFonts w:cs="David" w:hint="cs"/>
+                          <w:noProof/>
                           <w:sz w:val="24"/>
                           <w:szCs w:val="24"/>
                           <w:u w:val="single"/>
                           <w:rtl/>
+                          <w:lang w:val="en-US" w:bidi="he-IL"/>
                         </w:rPr>
                         <w:t xml:space="preserve"> </w:t>
                       </w:r>
@@ -2646,10 +2955,12 @@
                           <w:rFonts w:cs="David" w:hint="cs"/>
                           <w:b/>
                           <w:bCs/>
+                          <w:noProof/>
                           <w:sz w:val="24"/>
                           <w:szCs w:val="24"/>
                           <w:u w:val="single"/>
                           <w:rtl/>
+                          <w:lang w:val="en-US" w:bidi="he-IL"/>
                         </w:rPr>
                         <w:t xml:space="preserve">הדרך בה יושמה</w:t>
                       </w:r>
@@ -2658,18 +2969,22 @@
                           <w:rFonts w:cs="David"/>
                           <w:b/>
                           <w:bCs/>
-                          <w:sz w:val="24"/>
-                          <w:szCs w:val="24"/>
-                          <w:rtl/>
+                          <w:noProof/>
+                          <w:sz w:val="24"/>
+                          <w:szCs w:val="24"/>
+                          <w:rtl/>
+                          <w:lang w:val="en-US" w:bidi="he-IL"/>
                         </w:rPr>
                         <w:t>:</w:t>
                       </w:r>
                       <w:r>
                         <w:rPr>
                           <w:rFonts w:cs="David"/>
-                          <w:sz w:val="24"/>
-                          <w:szCs w:val="24"/>
-                          <w:rtl/>
+                          <w:noProof/>
+                          <w:sz w:val="24"/>
+                          <w:szCs w:val="24"/>
+                          <w:rtl/>
+                          <w:lang w:val="en-US" w:bidi="he-IL"/>
                         </w:rPr>
                         <w:t xml:space="preserve"> תנועות נוער, תכנית למניעת אלימות ועוד (פתוחים לרעיונות).</w:t>
                       </w:r>
@@ -2749,9 +3064,11 @@
           <w:rFonts w:ascii="Times New Roman" w:hAnsi="Times New Roman" w:cs="David"/>
           <w:b/>
           <w:bCs/>
+          <w:noProof/>
           <w:sz w:val="28"/>
           <w:szCs w:val="28"/>
           <w:rtl/>
+          <w:lang w:val="en-US" w:bidi="he-IL"/>
         </w:rPr>
         <w:t>הנחיות לכתיבת הצע</w:t>
       </w:r>
@@ -2760,9 +3077,11 @@
           <w:rFonts w:ascii="Times New Roman" w:hAnsi="Times New Roman" w:cs="David" w:hint="cs"/>
           <w:b/>
           <w:bCs/>
+          <w:noProof/>
           <w:sz w:val="28"/>
           <w:szCs w:val="28"/>
           <w:rtl/>
+          <w:lang w:val="en-US" w:bidi="he-IL"/>
         </w:rPr>
         <w:t>ת המחקר</w:t>
       </w:r>
@@ -2783,9 +3102,11 @@
       <w:r>
         <w:rPr>
           <w:rFonts w:ascii="Times New Roman" w:hAnsi="Times New Roman" w:cs="David" w:hint="cs"/>
-          <w:sz w:val="24"/>
-          <w:szCs w:val="24"/>
-          <w:rtl/>
+          <w:noProof/>
+          <w:sz w:val="24"/>
+          <w:szCs w:val="24"/>
+          <w:rtl/>
+          <w:lang w:val="en-US" w:bidi="he-IL"/>
         </w:rPr>
         <w:t xml:space="preserve"> </w:t>
       </w:r>
@@ -2794,9 +3115,11 @@
           <w:rFonts w:ascii="Times New Roman" w:hAnsi="Times New Roman" w:cs="David"/>
           <w:b/>
           <w:bCs/>
-          <w:sz w:val="24"/>
-          <w:szCs w:val="24"/>
-          <w:rtl/>
+          <w:noProof/>
+          <w:sz w:val="24"/>
+          <w:szCs w:val="24"/>
+          <w:rtl/>
+          <w:lang w:val="en-US" w:bidi="he-IL"/>
         </w:rPr>
         <w:t xml:space="preserve"> </w:t>
       </w:r>
@@ -2829,70 +3152,86 @@
             <w:r>
               <w:rPr>
                 <w:rFonts w:ascii="David" w:eastAsia="Calibri" w:hAnsi="David" w:cs="David"/>
+                <w:noProof/>
                 <w:sz w:val="24"/>
                 <w:szCs w:val="24"/>
                 <w:rtl/>
+                <w:lang w:val="en-US" w:bidi="he-IL"/>
               </w:rPr>
               <w:t xml:space="preserve">גופן מסוג </w:t>
             </w:r>
             <w:r>
               <w:rPr>
                 <w:rFonts w:ascii="David" w:eastAsia="Calibri" w:hAnsi="David" w:cs="David"/>
-                <w:sz w:val="24"/>
-                <w:szCs w:val="24"/>
+                <w:noProof/>
+                <w:sz w:val="24"/>
+                <w:szCs w:val="24"/>
+                <w:lang w:val="en-US" w:bidi="he-IL"/>
               </w:rPr>
               <w:t>DAVID</w:t>
             </w:r>
             <w:r>
               <w:rPr>
                 <w:rFonts w:ascii="David" w:eastAsia="Calibri" w:hAnsi="David" w:cs="David" w:hint="cs"/>
+                <w:noProof/>
                 <w:sz w:val="24"/>
                 <w:szCs w:val="24"/>
                 <w:rtl/>
+                <w:lang w:val="en-US" w:bidi="he-IL"/>
               </w:rPr>
               <w:t xml:space="preserve"> בעברית, </w:t>
             </w:r>
             <w:r>
               <w:rPr>
                 <w:rFonts w:asciiTheme="majorBidi" w:eastAsia="Calibri" w:hAnsiTheme="majorBidi" w:cstheme="majorBidi"/>
-                <w:sz w:val="24"/>
-                <w:szCs w:val="24"/>
+                <w:noProof/>
+                <w:sz w:val="24"/>
+                <w:szCs w:val="24"/>
+                <w:lang w:val="en-US" w:bidi="he-IL"/>
               </w:rPr>
               <w:t>Times New Roman</w:t>
             </w:r>
             <w:r>
               <w:rPr>
                 <w:rFonts w:ascii="David" w:eastAsia="Calibri" w:hAnsi="David" w:cs="David" w:hint="cs"/>
+                <w:noProof/>
                 <w:sz w:val="24"/>
                 <w:szCs w:val="24"/>
                 <w:rtl/>
+                <w:lang w:val="en-US" w:bidi="he-IL"/>
               </w:rPr>
               <w:t xml:space="preserve"> באנגלית,</w:t>
             </w:r>
             <w:r>
               <w:rPr>
                 <w:rFonts w:ascii="David" w:eastAsia="Calibri" w:hAnsi="David" w:cs="David"/>
+                <w:noProof/>
                 <w:sz w:val="24"/>
                 <w:szCs w:val="24"/>
                 <w:rtl/>
+                <w:lang w:val="en-US" w:bidi="he-IL"/>
               </w:rPr>
               <w:t xml:space="preserve"> גודל 12</w:t>
             </w:r>
             <w:r>
               <w:rPr>
                 <w:rFonts w:ascii="David" w:eastAsia="Calibri" w:hAnsi="David" w:cs="David" w:hint="cs"/>
+                <w:noProof/>
                 <w:sz w:val="24"/>
                 <w:szCs w:val="24"/>
                 <w:rtl/>
+                <w:lang w:val="en-US" w:bidi="he-IL"/>
               </w:rPr>
               <w:t>,</w:t>
             </w:r>
             <w:r>
               <w:rPr>
                 <w:rFonts w:ascii="David" w:eastAsia="Calibri" w:hAnsi="David" w:cs="David"/>
+                <w:noProof/>
                 <w:sz w:val="24"/>
                 <w:szCs w:val="24"/>
                 <w:rtl/>
+                <w:lang w:val="en-US" w:bidi="he-IL"/>
               </w:rPr>
               <w:t xml:space="preserve"> רווח שורה וחצי  </w:t>
             </w:r>
@@ -2920,9 +3259,11 @@
                 <w:rFonts w:ascii="David" w:eastAsia="Calibri" w:hAnsi="David" w:cs="David"/>
                 <w:b/>
                 <w:bCs/>
+                <w:noProof/>
                 <w:sz w:val="24"/>
                 <w:szCs w:val="24"/>
                 <w:rtl/>
+                <w:lang w:val="en-US" w:bidi="he-IL"/>
               </w:rPr>
               <w:t xml:space="preserve">הקלדה </w:t>
             </w:r>
@@ -2946,17 +3287,21 @@
             <w:r>
               <w:rPr>
                 <w:rFonts w:ascii="David" w:eastAsia="Calibri" w:hAnsi="David" w:cs="David" w:hint="cs"/>
+                <w:noProof/>
                 <w:sz w:val="24"/>
                 <w:szCs w:val="24"/>
                 <w:rtl/>
+                <w:lang w:val="en-US" w:bidi="he-IL"/>
               </w:rPr>
               <w:t xml:space="preserve">על פי כללי ה </w:t>
             </w:r>
             <w:r>
               <w:rPr>
                 <w:rFonts w:ascii="David" w:eastAsia="Calibri" w:hAnsi="David" w:cs="David" w:hint="cs"/>
-                <w:sz w:val="24"/>
-                <w:szCs w:val="24"/>
+                <w:noProof/>
+                <w:sz w:val="24"/>
+                <w:szCs w:val="24"/>
+                <w:lang w:val="en-US" w:bidi="he-IL"/>
               </w:rPr>
               <w:t>APA</w:t>
             </w:r>
@@ -2984,9 +3329,11 @@
                 <w:rFonts w:ascii="David" w:eastAsia="Calibri" w:hAnsi="David" w:cs="David"/>
                 <w:b/>
                 <w:bCs/>
+                <w:noProof/>
                 <w:sz w:val="24"/>
                 <w:szCs w:val="24"/>
                 <w:rtl/>
+                <w:lang w:val="en-US" w:bidi="he-IL"/>
               </w:rPr>
               <w:t xml:space="preserve">סגנון כתיבה </w:t>
             </w:r>
@@ -3014,53 +3361,65 @@
             <w:r>
               <w:rPr>
                 <w:rFonts w:ascii="David" w:eastAsia="Calibri" w:hAnsi="David" w:cs="David" w:hint="cs"/>
+                <w:noProof/>
                 <w:sz w:val="24"/>
                 <w:szCs w:val="24"/>
                 <w:rtl/>
+                <w:lang w:val="en-US" w:bidi="he-IL"/>
               </w:rPr>
               <w:t xml:space="preserve">על המנחה לשלוח את </w:t>
             </w:r>
             <w:r>
               <w:rPr>
                 <w:rFonts w:ascii="David" w:eastAsia="Calibri" w:hAnsi="David" w:cs="David"/>
+                <w:noProof/>
                 <w:sz w:val="24"/>
                 <w:szCs w:val="24"/>
                 <w:rtl/>
+                <w:lang w:val="en-US" w:bidi="he-IL"/>
               </w:rPr>
               <w:t>הצע</w:t>
             </w:r>
             <w:r>
               <w:rPr>
                 <w:rFonts w:ascii="David" w:eastAsia="Calibri" w:hAnsi="David" w:cs="David" w:hint="cs"/>
+                <w:noProof/>
                 <w:sz w:val="24"/>
                 <w:szCs w:val="24"/>
                 <w:rtl/>
+                <w:lang w:val="en-US" w:bidi="he-IL"/>
               </w:rPr>
               <w:t>ת המחקר</w:t>
             </w:r>
             <w:r>
               <w:rPr>
                 <w:rFonts w:ascii="David" w:eastAsia="Calibri" w:hAnsi="David" w:cs="David"/>
+                <w:noProof/>
                 <w:sz w:val="24"/>
                 <w:szCs w:val="24"/>
                 <w:rtl/>
+                <w:lang w:val="en-US" w:bidi="he-IL"/>
               </w:rPr>
               <w:t xml:space="preserve"> </w:t>
             </w:r>
             <w:r>
               <w:rPr>
                 <w:rFonts w:ascii="David" w:eastAsia="Calibri" w:hAnsi="David" w:cs="David" w:hint="cs"/>
+                <w:noProof/>
                 <w:sz w:val="24"/>
                 <w:szCs w:val="24"/>
                 <w:rtl/>
+                <w:lang w:val="en-US" w:bidi="he-IL"/>
               </w:rPr>
               <w:t>לכתובות המייל הבאות:</w:t>
             </w:r>
             <w:r>
               <w:rPr>
                 <w:rFonts w:ascii="David" w:eastAsia="Calibri" w:hAnsi="David" w:cs="David" w:hint="cs"/>
-                <w:sz w:val="24"/>
-                <w:szCs w:val="24"/>
+                <w:noProof/>
+                <w:sz w:val="24"/>
+                <w:szCs w:val="24"/>
+                <w:lang w:val="en-US" w:bidi="he-IL"/>
               </w:rPr>
               <w:t xml:space="preserve"> </w:t>
             </w:r>
@@ -3082,9 +3441,11 @@
                 <w:rFonts w:ascii="Times New Roman" w:hAnsi="Times New Roman" w:cs="David"/>
                 <w:b/>
                 <w:bCs/>
+                <w:noProof/>
                 <w:sz w:val="24"/>
                 <w:szCs w:val="24"/>
                 <w:rtl/>
+                <w:lang w:val="en-US" w:bidi="he-IL"/>
               </w:rPr>
               <w:t xml:space="preserve">מחקר </w:t>
             </w:r>
@@ -3093,9 +3454,11 @@
                 <w:rFonts w:ascii="Times New Roman" w:hAnsi="Times New Roman" w:cs="David" w:hint="cs"/>
                 <w:b/>
                 <w:bCs/>
+                <w:noProof/>
                 <w:sz w:val="24"/>
                 <w:szCs w:val="24"/>
                 <w:rtl/>
+                <w:lang w:val="en-US" w:bidi="he-IL"/>
               </w:rPr>
               <w:t>איכותני</w:t>
             </w:r>
@@ -3104,9 +3467,11 @@
                 <w:rFonts w:ascii="Times New Roman" w:hAnsi="Times New Roman" w:cs="David"/>
                 <w:b/>
                 <w:bCs/>
+                <w:noProof/>
                 <w:sz w:val="24"/>
                 <w:szCs w:val="24"/>
                 <w:rtl/>
+                <w:lang w:val="en-US" w:bidi="he-IL"/>
               </w:rPr>
               <w:t xml:space="preserve"> עבודות גמר</w:t>
             </w:r>
@@ -3115,24 +3480,36 @@
                 <w:rFonts w:ascii="Times New Roman" w:hAnsi="Times New Roman" w:cs="David"/>
                 <w:b/>
                 <w:bCs/>
-                <w:sz w:val="24"/>
-                <w:szCs w:val="24"/>
+                <w:noProof/>
+                <w:sz w:val="24"/>
+                <w:szCs w:val="24"/>
+                <w:lang w:val="en-US" w:bidi="he-IL"/>
               </w:rPr>
               <w:t xml:space="preserve"> </w:t>
             </w:r>
             <w:hyperlink r:id="rId11" w:history="1"/>
             <w:r>
+              <w:rPr>
+                <w:noProof/>
+                <w:lang w:val="en-US" w:bidi="he-IL"/>
+              </w:rPr>
               <w:t xml:space="preserve">   </w:t>
             </w:r>
             <w:hyperlink r:id="rId12" w:history="1">
               <w:r>
                 <w:rPr>
                   <w:rStyle w:val="Hyperlink"/>
+                  <w:noProof/>
+                  <w:lang w:val="en-US" w:bidi="he-IL"/>
                 </w:rPr>
                 <w:t>qual.research@Gordon.ac.il</w:t>
               </w:r>
             </w:hyperlink>
             <w:r>
+              <w:rPr>
+                <w:noProof/>
+                <w:lang w:val="en-US" w:bidi="he-IL"/>
+              </w:rPr>
               <w:t xml:space="preserve"> </w:t>
             </w:r>
             <w:r>
@@ -3140,9 +3517,11 @@
                 <w:rFonts w:ascii="David" w:eastAsia="Calibri" w:hAnsi="David" w:cs="David" w:hint="cs"/>
                 <w:b/>
                 <w:bCs/>
+                <w:noProof/>
                 <w:sz w:val="24"/>
                 <w:szCs w:val="24"/>
                 <w:rtl/>
+                <w:lang w:val="en-US" w:bidi="he-IL"/>
               </w:rPr>
               <w:t xml:space="preserve"> </w:t>
             </w:r>
@@ -3165,9 +3544,11 @@
                 <w:rFonts w:ascii="David" w:eastAsia="Calibri" w:hAnsi="David" w:cs="David"/>
                 <w:b/>
                 <w:bCs/>
+                <w:noProof/>
                 <w:sz w:val="24"/>
                 <w:szCs w:val="24"/>
                 <w:rtl/>
+                <w:lang w:val="en-US" w:bidi="he-IL"/>
               </w:rPr>
               <w:t>לגב' אפרת חייט</w:t>
             </w:r>
@@ -3176,10 +3557,12 @@
                 <w:rFonts w:ascii="David" w:eastAsia="Calibri" w:hAnsi="David" w:cs="David"/>
                 <w:b/>
                 <w:bCs/>
+                <w:noProof/>
                 <w:sz w:val="24"/>
                 <w:szCs w:val="24"/>
                 <w:u w:val="single"/>
                 <w:rtl/>
+                <w:lang w:val="en-US" w:bidi="he-IL"/>
               </w:rPr>
               <w:t xml:space="preserve"> </w:t>
             </w:r>
@@ -3188,9 +3571,11 @@
                 <w:rFonts w:ascii="David" w:eastAsia="Calibri" w:hAnsi="David" w:cs="David"/>
                 <w:b/>
                 <w:bCs/>
+                <w:noProof/>
                 <w:sz w:val="24"/>
                 <w:szCs w:val="24"/>
                 <w:u w:val="single"/>
+                <w:lang w:val="en-US" w:bidi="he-IL"/>
               </w:rPr>
               <w:t> </w:t>
             </w:r>
@@ -3199,8 +3584,10 @@
                 <w:rPr>
                   <w:rStyle w:val="Hyperlink"/>
                   <w:rFonts w:ascii="David" w:eastAsia="Calibri" w:hAnsi="David" w:cs="David"/>
+                  <w:noProof/>
                   <w:sz w:val="24"/>
                   <w:szCs w:val="24"/>
+                  <w:lang w:val="en-US" w:bidi="he-IL"/>
                 </w:rPr>
                 <w:t>efrathay@gordon.ac.il</w:t>
               </w:r>
@@ -3224,11 +3611,13 @@
                 <w:rFonts w:ascii="David" w:eastAsia="Calibri" w:hAnsi="David" w:cs="David"/>
                 <w:b/>
                 <w:bCs/>
+                <w:noProof/>
                 <w:color w:val="FF0000"/>
                 <w:sz w:val="28"/>
                 <w:szCs w:val="28"/>
                 <w:u w:val="single"/>
                 <w:rtl/>
+                <w:lang w:val="en-US" w:bidi="he-IL"/>
               </w:rPr>
               <w:t xml:space="preserve">חובה לציין בגוף המייל </w:t>
             </w:r>
@@ -3253,9 +3642,11 @@
                 <w:rFonts w:ascii="David" w:eastAsia="Calibri" w:hAnsi="David" w:cs="David" w:hint="cs"/>
                 <w:b/>
                 <w:bCs/>
+                <w:noProof/>
                 <w:sz w:val="24"/>
                 <w:szCs w:val="24"/>
                 <w:rtl/>
+                <w:lang w:val="en-US" w:bidi="he-IL"/>
               </w:rPr>
               <w:t xml:space="preserve">1. </w:t>
             </w:r>
@@ -3264,9 +3655,11 @@
                 <w:rFonts w:ascii="David" w:eastAsia="Calibri" w:hAnsi="David" w:cs="David"/>
                 <w:b/>
                 <w:bCs/>
+                <w:noProof/>
                 <w:sz w:val="24"/>
                 <w:szCs w:val="24"/>
                 <w:rtl/>
+                <w:lang w:val="en-US" w:bidi="he-IL"/>
               </w:rPr>
               <w:t xml:space="preserve">שם </w:t>
             </w:r>
@@ -3275,9 +3668,11 @@
                 <w:rFonts w:ascii="David" w:eastAsia="Calibri" w:hAnsi="David" w:cs="David" w:hint="cs"/>
                 <w:b/>
                 <w:bCs/>
+                <w:noProof/>
                 <w:sz w:val="24"/>
                 <w:szCs w:val="24"/>
                 <w:rtl/>
+                <w:lang w:val="en-US" w:bidi="he-IL"/>
               </w:rPr>
               <w:t xml:space="preserve">פרטי </w:t>
             </w:r>
@@ -3286,9 +3681,11 @@
                 <w:rFonts w:ascii="David" w:eastAsia="Calibri" w:hAnsi="David" w:cs="David"/>
                 <w:b/>
                 <w:bCs/>
+                <w:noProof/>
                 <w:sz w:val="24"/>
                 <w:szCs w:val="24"/>
                 <w:rtl/>
+                <w:lang w:val="en-US" w:bidi="he-IL"/>
               </w:rPr>
               <w:t xml:space="preserve">ושם </w:t>
             </w:r>
@@ -3297,9 +3694,11 @@
                 <w:rFonts w:ascii="David" w:eastAsia="Calibri" w:hAnsi="David" w:cs="David" w:hint="cs"/>
                 <w:b/>
                 <w:bCs/>
+                <w:noProof/>
                 <w:sz w:val="24"/>
                 <w:szCs w:val="24"/>
                 <w:rtl/>
+                <w:lang w:val="en-US" w:bidi="he-IL"/>
               </w:rPr>
               <w:t>ה</w:t>
             </w:r>
@@ -3308,9 +3707,11 @@
                 <w:rFonts w:ascii="David" w:eastAsia="Calibri" w:hAnsi="David" w:cs="David"/>
                 <w:b/>
                 <w:bCs/>
+                <w:noProof/>
                 <w:sz w:val="24"/>
                 <w:szCs w:val="24"/>
                 <w:rtl/>
+                <w:lang w:val="en-US" w:bidi="he-IL"/>
               </w:rPr>
               <w:t>משפחה של</w:t>
             </w:r>
@@ -3319,18 +3720,22 @@
                 <w:rFonts w:ascii="David" w:eastAsia="Calibri" w:hAnsi="David" w:cs="David" w:hint="cs"/>
                 <w:b/>
                 <w:bCs/>
+                <w:noProof/>
                 <w:sz w:val="24"/>
                 <w:szCs w:val="24"/>
                 <w:rtl/>
+                <w:lang w:val="en-US" w:bidi="he-IL"/>
               </w:rPr>
               <w:t xml:space="preserve"> הסטודנט/ית</w:t>
             </w:r>
             <w:r>
               <w:rPr>
                 <w:rFonts w:ascii="David" w:eastAsia="Calibri" w:hAnsi="David" w:cs="David"/>
+                <w:noProof/>
                 <w:sz w:val="24"/>
                 <w:szCs w:val="24"/>
                 <w:rtl/>
+                <w:lang w:val="en-US" w:bidi="he-IL"/>
               </w:rPr>
               <w:t xml:space="preserve"> </w:t>
             </w:r>
@@ -3349,9 +3754,11 @@
                 <w:rFonts w:ascii="David" w:eastAsia="Calibri" w:hAnsi="David" w:cs="David" w:hint="cs"/>
                 <w:b/>
                 <w:bCs/>
+                <w:noProof/>
                 <w:sz w:val="24"/>
                 <w:szCs w:val="24"/>
                 <w:rtl/>
+                <w:lang w:val="en-US" w:bidi="he-IL"/>
               </w:rPr>
               <w:t xml:space="preserve">2. </w:t>
             </w:r>
@@ -3360,9 +3767,11 @@
                 <w:rFonts w:ascii="David" w:eastAsia="Calibri" w:hAnsi="David" w:cs="David"/>
                 <w:b/>
                 <w:bCs/>
+                <w:noProof/>
                 <w:sz w:val="24"/>
                 <w:szCs w:val="24"/>
                 <w:rtl/>
+                <w:lang w:val="en-US" w:bidi="he-IL"/>
               </w:rPr>
               <w:t xml:space="preserve">שם </w:t>
             </w:r>
@@ -3371,9 +3780,11 @@
                 <w:rFonts w:ascii="David" w:eastAsia="Calibri" w:hAnsi="David" w:cs="David" w:hint="cs"/>
                 <w:b/>
                 <w:bCs/>
+                <w:noProof/>
                 <w:sz w:val="24"/>
                 <w:szCs w:val="24"/>
                 <w:rtl/>
+                <w:lang w:val="en-US" w:bidi="he-IL"/>
               </w:rPr>
               <w:t xml:space="preserve">פרטי </w:t>
             </w:r>
@@ -3382,9 +3793,11 @@
                 <w:rFonts w:ascii="David" w:eastAsia="Calibri" w:hAnsi="David" w:cs="David"/>
                 <w:b/>
                 <w:bCs/>
+                <w:noProof/>
                 <w:sz w:val="24"/>
                 <w:szCs w:val="24"/>
                 <w:rtl/>
+                <w:lang w:val="en-US" w:bidi="he-IL"/>
               </w:rPr>
               <w:t xml:space="preserve">ושם </w:t>
             </w:r>
@@ -3393,9 +3806,11 @@
                 <w:rFonts w:ascii="David" w:eastAsia="Calibri" w:hAnsi="David" w:cs="David" w:hint="cs"/>
                 <w:b/>
                 <w:bCs/>
+                <w:noProof/>
                 <w:sz w:val="24"/>
                 <w:szCs w:val="24"/>
                 <w:rtl/>
+                <w:lang w:val="en-US" w:bidi="he-IL"/>
               </w:rPr>
               <w:t>ה</w:t>
             </w:r>
@@ -3404,9 +3819,11 @@
                 <w:rFonts w:ascii="David" w:eastAsia="Calibri" w:hAnsi="David" w:cs="David"/>
                 <w:b/>
                 <w:bCs/>
+                <w:noProof/>
                 <w:sz w:val="24"/>
                 <w:szCs w:val="24"/>
                 <w:rtl/>
+                <w:lang w:val="en-US" w:bidi="he-IL"/>
               </w:rPr>
               <w:t>משפחה של המנחה</w:t>
             </w:r>
@@ -3415,9 +3832,11 @@
                 <w:rFonts w:ascii="David" w:eastAsia="Calibri" w:hAnsi="David" w:cs="David" w:hint="cs"/>
                 <w:b/>
                 <w:bCs/>
+                <w:noProof/>
                 <w:sz w:val="24"/>
                 <w:szCs w:val="24"/>
                 <w:rtl/>
+                <w:lang w:val="en-US" w:bidi="he-IL"/>
               </w:rPr>
               <w:t xml:space="preserve"> (כולל התואר: ד"ר, פרופ')</w:t>
             </w:r>
@@ -3426,9 +3845,11 @@
                 <w:rFonts w:ascii="David" w:eastAsia="Calibri" w:hAnsi="David" w:cs="David"/>
                 <w:b/>
                 <w:bCs/>
+                <w:noProof/>
                 <w:sz w:val="24"/>
                 <w:szCs w:val="24"/>
                 <w:rtl/>
+                <w:lang w:val="en-US" w:bidi="he-IL"/>
               </w:rPr>
               <w:t xml:space="preserve"> </w:t>
             </w:r>
@@ -3447,9 +3868,11 @@
                 <w:rFonts w:ascii="David" w:eastAsia="Calibri" w:hAnsi="David" w:cs="David" w:hint="cs"/>
                 <w:b/>
                 <w:bCs/>
+                <w:noProof/>
                 <w:sz w:val="24"/>
                 <w:szCs w:val="24"/>
                 <w:rtl/>
+                <w:lang w:val="en-US" w:bidi="he-IL"/>
               </w:rPr>
               <w:t xml:space="preserve">3. </w:t>
             </w:r>
@@ -3458,9 +3881,11 @@
                 <w:rFonts w:ascii="David" w:eastAsia="Calibri" w:hAnsi="David" w:cs="David"/>
                 <w:b/>
                 <w:bCs/>
+                <w:noProof/>
                 <w:sz w:val="24"/>
                 <w:szCs w:val="24"/>
                 <w:rtl/>
+                <w:lang w:val="en-US" w:bidi="he-IL"/>
               </w:rPr>
               <w:t>חוג הלימוד</w:t>
             </w:r>
@@ -3488,9 +3913,11 @@
                 <w:rFonts w:ascii="David" w:eastAsia="Calibri" w:hAnsi="David" w:cs="David"/>
                 <w:b/>
                 <w:bCs/>
+                <w:noProof/>
                 <w:sz w:val="24"/>
                 <w:szCs w:val="24"/>
                 <w:rtl/>
+                <w:lang w:val="en-US" w:bidi="he-IL"/>
               </w:rPr>
               <w:t>הוראות למשלוח</w:t>
             </w:r>
@@ -3499,9 +3926,11 @@
                 <w:rFonts w:ascii="David" w:eastAsia="Calibri" w:hAnsi="David" w:cs="David" w:hint="cs"/>
                 <w:b/>
                 <w:bCs/>
+                <w:noProof/>
                 <w:sz w:val="24"/>
                 <w:szCs w:val="24"/>
                 <w:rtl/>
+                <w:lang w:val="en-US" w:bidi="he-IL"/>
               </w:rPr>
               <w:t xml:space="preserve"> ההצעה</w:t>
             </w:r>
@@ -3510,9 +3939,11 @@
                 <w:rFonts w:ascii="David" w:eastAsia="Calibri" w:hAnsi="David" w:cs="David"/>
                 <w:b/>
                 <w:bCs/>
+                <w:noProof/>
                 <w:sz w:val="24"/>
                 <w:szCs w:val="24"/>
                 <w:rtl/>
+                <w:lang w:val="en-US" w:bidi="he-IL"/>
               </w:rPr>
               <w:t xml:space="preserve"> </w:t>
             </w:r>
@@ -3539,18 +3970,22 @@
                 <w:rFonts w:ascii="Times New Roman" w:hAnsi="Times New Roman" w:cs="David"/>
                 <w:b/>
                 <w:bCs/>
+                <w:noProof/>
                 <w:sz w:val="24"/>
                 <w:szCs w:val="24"/>
                 <w:rtl/>
+                <w:lang w:val="en-US" w:bidi="he-IL"/>
               </w:rPr>
               <w:t>ימניים</w:t>
             </w:r>
             <w:r>
               <w:rPr>
                 <w:rFonts w:ascii="Times New Roman" w:hAnsi="Times New Roman" w:cs="David"/>
+                <w:noProof/>
                 <w:sz w:val="24"/>
                 <w:szCs w:val="24"/>
                 <w:rtl/>
+                <w:lang w:val="en-US" w:bidi="he-IL"/>
               </w:rPr>
               <w:t xml:space="preserve">  ברוחב 3 סמ' ; </w:t>
             </w:r>
@@ -3559,18 +3994,22 @@
                 <w:rFonts w:ascii="Times New Roman" w:hAnsi="Times New Roman" w:cs="David"/>
                 <w:b/>
                 <w:bCs/>
+                <w:noProof/>
                 <w:sz w:val="24"/>
                 <w:szCs w:val="24"/>
                 <w:rtl/>
+                <w:lang w:val="en-US" w:bidi="he-IL"/>
               </w:rPr>
               <w:t>שמאליים</w:t>
             </w:r>
             <w:r>
               <w:rPr>
                 <w:rFonts w:ascii="Times New Roman" w:hAnsi="Times New Roman" w:cs="David"/>
+                <w:noProof/>
                 <w:sz w:val="24"/>
                 <w:szCs w:val="24"/>
                 <w:rtl/>
+                <w:lang w:val="en-US" w:bidi="he-IL"/>
               </w:rPr>
               <w:t xml:space="preserve"> ברוחב 2 סמ'; </w:t>
             </w:r>
@@ -3579,18 +4018,22 @@
                 <w:rFonts w:ascii="Times New Roman" w:hAnsi="Times New Roman" w:cs="David"/>
                 <w:b/>
                 <w:bCs/>
+                <w:noProof/>
                 <w:sz w:val="24"/>
                 <w:szCs w:val="24"/>
                 <w:rtl/>
+                <w:lang w:val="en-US" w:bidi="he-IL"/>
               </w:rPr>
               <w:t>עליונים</w:t>
             </w:r>
             <w:r>
               <w:rPr>
                 <w:rFonts w:ascii="Times New Roman" w:hAnsi="Times New Roman" w:cs="David"/>
+                <w:noProof/>
                 <w:sz w:val="24"/>
                 <w:szCs w:val="24"/>
                 <w:rtl/>
+                <w:lang w:val="en-US" w:bidi="he-IL"/>
               </w:rPr>
               <w:t xml:space="preserve"> ברוחב 2 סמ'; </w:t>
             </w:r>
@@ -3599,18 +4042,22 @@
                 <w:rFonts w:ascii="Times New Roman" w:hAnsi="Times New Roman" w:cs="David"/>
                 <w:b/>
                 <w:bCs/>
+                <w:noProof/>
                 <w:sz w:val="24"/>
                 <w:szCs w:val="24"/>
                 <w:rtl/>
+                <w:lang w:val="en-US" w:bidi="he-IL"/>
               </w:rPr>
               <w:t>תחתונים</w:t>
             </w:r>
             <w:r>
               <w:rPr>
                 <w:rFonts w:ascii="Times New Roman" w:hAnsi="Times New Roman" w:cs="David"/>
+                <w:noProof/>
                 <w:sz w:val="24"/>
                 <w:szCs w:val="24"/>
                 <w:rtl/>
+                <w:lang w:val="en-US" w:bidi="he-IL"/>
               </w:rPr>
               <w:t xml:space="preserve"> רוחב 2 סמ'</w:t>
             </w:r>
@@ -3637,9 +4084,11 @@
                 <w:rFonts w:ascii="Times New Roman" w:hAnsi="Times New Roman" w:cs="David"/>
                 <w:b/>
                 <w:bCs/>
+                <w:noProof/>
                 <w:sz w:val="24"/>
                 <w:szCs w:val="24"/>
                 <w:rtl/>
+                <w:lang w:val="en-US" w:bidi="he-IL"/>
               </w:rPr>
               <w:t>שוליים</w:t>
             </w:r>
@@ -3672,9 +4121,11 @@
             <w:r>
               <w:rPr>
                 <w:rFonts w:ascii="Times New Roman" w:hAnsi="Times New Roman" w:cs="David"/>
+                <w:noProof/>
                 <w:sz w:val="24"/>
                 <w:szCs w:val="24"/>
                 <w:rtl/>
+                <w:lang w:val="en-US" w:bidi="he-IL"/>
               </w:rPr>
               <w:t xml:space="preserve">הכותרות מיושרות לימין  </w:t>
             </w:r>
@@ -3699,9 +4150,11 @@
             <w:r>
               <w:rPr>
                 <w:rFonts w:ascii="Times New Roman" w:hAnsi="Times New Roman" w:cs="David"/>
+                <w:noProof/>
                 <w:sz w:val="24"/>
                 <w:szCs w:val="24"/>
                 <w:rtl/>
+                <w:lang w:val="en-US" w:bidi="he-IL"/>
               </w:rPr>
               <w:t xml:space="preserve">גודל גופן  14-18 </w:t>
             </w:r>
@@ -3723,26 +4176,32 @@
             <w:r>
               <w:rPr>
                 <w:rFonts w:ascii="Times New Roman" w:hAnsi="Times New Roman" w:cs="David"/>
+                <w:noProof/>
                 <w:sz w:val="24"/>
                 <w:szCs w:val="24"/>
                 <w:rtl/>
+                <w:lang w:val="en-US" w:bidi="he-IL"/>
               </w:rPr>
               <w:t>הכותרות בהדגשה בלבד (</w:t>
             </w:r>
             <w:r>
               <w:rPr>
                 <w:rFonts w:ascii="Times New Roman" w:hAnsi="Times New Roman" w:cs="David"/>
-                <w:sz w:val="24"/>
-                <w:szCs w:val="24"/>
+                <w:noProof/>
+                <w:sz w:val="24"/>
+                <w:szCs w:val="24"/>
+                <w:lang w:val="en-US" w:bidi="he-IL"/>
               </w:rPr>
               <w:t>bold</w:t>
             </w:r>
             <w:r>
               <w:rPr>
                 <w:rFonts w:ascii="Times New Roman" w:hAnsi="Times New Roman" w:cs="David"/>
+                <w:noProof/>
                 <w:sz w:val="24"/>
                 <w:szCs w:val="24"/>
                 <w:rtl/>
+                <w:lang w:val="en-US" w:bidi="he-IL"/>
               </w:rPr>
               <w:t>). לא יודגשו כותרות בקו תחתי</w:t>
             </w:r>
@@ -3769,9 +4228,11 @@
                 <w:rFonts w:ascii="Times New Roman" w:hAnsi="Times New Roman" w:cs="David"/>
                 <w:b/>
                 <w:bCs/>
+                <w:noProof/>
                 <w:sz w:val="24"/>
                 <w:szCs w:val="24"/>
                 <w:rtl/>
+                <w:lang w:val="en-US" w:bidi="he-IL"/>
               </w:rPr>
               <w:t>כותרות והדגשות</w:t>
             </w:r>
@@ -3801,27 +4262,33 @@
             <w:r>
               <w:rPr>
                 <w:rFonts w:ascii="Times New Roman" w:hAnsi="Times New Roman" w:cs="David" w:hint="cs"/>
+                <w:noProof/>
                 <w:sz w:val="24"/>
                 <w:szCs w:val="24"/>
                 <w:rtl/>
+                <w:lang w:val="en-US" w:bidi="he-IL"/>
               </w:rPr>
               <w:t xml:space="preserve">יש </w:t>
             </w:r>
             <w:r>
               <w:rPr>
                 <w:rFonts w:ascii="Times New Roman" w:hAnsi="Times New Roman" w:cs="David"/>
+                <w:noProof/>
                 <w:sz w:val="24"/>
                 <w:szCs w:val="24"/>
                 <w:rtl/>
+                <w:lang w:val="en-US" w:bidi="he-IL"/>
               </w:rPr>
               <w:t xml:space="preserve">לכתוב בצורה </w:t>
             </w:r>
             <w:r>
               <w:rPr>
                 <w:rFonts w:ascii="Times New Roman" w:hAnsi="Times New Roman" w:cs="David" w:hint="cs"/>
+                <w:noProof/>
                 <w:sz w:val="24"/>
                 <w:szCs w:val="24"/>
                 <w:rtl/>
+                <w:lang w:val="en-US" w:bidi="he-IL"/>
               </w:rPr>
               <w:t>בהירה ומדויקת, במשפטים קצרים ובעברית תקינה. בכל חלק מופיע היקף הכתיבה הנחוץ (בפסקאות או במספר המילים).</w:t>
             </w:r>
@@ -3848,63 +4315,77 @@
                 <w:rFonts w:ascii="Times New Roman" w:hAnsi="Times New Roman" w:cs="David" w:hint="cs"/>
                 <w:b/>
                 <w:bCs/>
+                <w:noProof/>
                 <w:sz w:val="24"/>
                 <w:szCs w:val="24"/>
                 <w:rtl/>
+                <w:lang w:val="en-US" w:bidi="he-IL"/>
               </w:rPr>
               <w:t>כתיבה בפסקאות:</w:t>
             </w:r>
             <w:r>
               <w:rPr>
                 <w:rFonts w:ascii="Times New Roman" w:hAnsi="Times New Roman" w:cs="David" w:hint="cs"/>
+                <w:noProof/>
                 <w:sz w:val="24"/>
                 <w:szCs w:val="24"/>
                 <w:rtl/>
+                <w:lang w:val="en-US" w:bidi="he-IL"/>
               </w:rPr>
               <w:t xml:space="preserve"> </w:t>
             </w:r>
             <w:r>
               <w:rPr>
                 <w:rFonts w:ascii="Times New Roman" w:hAnsi="Times New Roman" w:cs="David"/>
+                <w:noProof/>
                 <w:sz w:val="24"/>
                 <w:szCs w:val="24"/>
                 <w:rtl/>
+                <w:lang w:val="en-US" w:bidi="he-IL"/>
               </w:rPr>
               <w:t xml:space="preserve">פסקה מורכבת בערך משישה עד עשרה משפטים שיש ביניהם רצף, קשר וסדר הגיוני (בהקלדה במחשב בפסקה יהיו בין 10-15 שורות). </w:t>
             </w:r>
             <w:r>
               <w:rPr>
                 <w:rFonts w:ascii="Times New Roman" w:hAnsi="Times New Roman" w:cs="David" w:hint="cs"/>
+                <w:noProof/>
                 <w:sz w:val="24"/>
                 <w:szCs w:val="24"/>
                 <w:rtl/>
+                <w:lang w:val="en-US" w:bidi="he-IL"/>
               </w:rPr>
               <w:t xml:space="preserve">היא כוללת </w:t>
             </w:r>
             <w:r>
               <w:rPr>
                 <w:rFonts w:ascii="Times New Roman" w:hAnsi="Times New Roman" w:cs="David"/>
+                <w:noProof/>
                 <w:sz w:val="24"/>
                 <w:szCs w:val="24"/>
                 <w:rtl/>
+                <w:lang w:val="en-US" w:bidi="he-IL"/>
               </w:rPr>
               <w:t>משפט פתיחה, המציג ‏את הרעיון המרכזי שלה, מספר משפטי פירוט וביאור ומשפט סיום</w:t>
             </w:r>
             <w:r>
               <w:rPr>
                 <w:rFonts w:ascii="Times New Roman" w:hAnsi="Times New Roman" w:cs="David" w:hint="cs"/>
+                <w:noProof/>
                 <w:sz w:val="24"/>
                 <w:szCs w:val="24"/>
                 <w:rtl/>
+                <w:lang w:val="en-US" w:bidi="he-IL"/>
               </w:rPr>
               <w:t xml:space="preserve">. במידת הצורך משפט הסיום </w:t>
             </w:r>
             <w:r>
               <w:rPr>
                 <w:rFonts w:ascii="Times New Roman" w:hAnsi="Times New Roman" w:cs="David"/>
+                <w:noProof/>
                 <w:sz w:val="24"/>
                 <w:szCs w:val="24"/>
                 <w:rtl/>
+                <w:lang w:val="en-US" w:bidi="he-IL"/>
               </w:rPr>
               <w:t>מקשר לפסקה הבאה.</w:t>
             </w:r>
@@ -3930,9 +4411,11 @@
             <w:r>
               <w:rPr>
                 <w:rFonts w:ascii="Times New Roman" w:hAnsi="Times New Roman" w:cs="David"/>
+                <w:noProof/>
                 <w:sz w:val="24"/>
                 <w:szCs w:val="24"/>
                 <w:rtl/>
+                <w:lang w:val="en-US" w:bidi="he-IL"/>
               </w:rPr>
               <w:t xml:space="preserve">כתיבה בגוף שלישי (עורכת המחקר/הכותבת </w:t>
             </w:r>
@@ -3940,18 +4423,22 @@
               <w:rPr>
                 <w:rFonts w:ascii="Times New Roman" w:hAnsi="Times New Roman" w:cs="David"/>
                 <w:strike/>
+                <w:noProof/>
                 <w:sz w:val="24"/>
                 <w:szCs w:val="24"/>
                 <w:rtl/>
+                <w:lang w:val="en-US" w:bidi="he-IL"/>
               </w:rPr>
               <w:t>ולא אני</w:t>
             </w:r>
             <w:r>
               <w:rPr>
                 <w:rFonts w:ascii="Times New Roman" w:hAnsi="Times New Roman" w:cs="David"/>
+                <w:noProof/>
                 <w:sz w:val="24"/>
                 <w:szCs w:val="24"/>
                 <w:rtl/>
+                <w:lang w:val="en-US" w:bidi="he-IL"/>
               </w:rPr>
               <w:t xml:space="preserve">), סביל (במחקר יוצגו... </w:t>
             </w:r>
@@ -3959,18 +4446,22 @@
               <w:rPr>
                 <w:rFonts w:ascii="Times New Roman" w:hAnsi="Times New Roman" w:cs="David"/>
                 <w:strike/>
+                <w:noProof/>
                 <w:sz w:val="24"/>
                 <w:szCs w:val="24"/>
                 <w:rtl/>
+                <w:lang w:val="en-US" w:bidi="he-IL"/>
               </w:rPr>
               <w:t>ולא המחקר מציג</w:t>
             </w:r>
             <w:r>
               <w:rPr>
                 <w:rFonts w:ascii="Times New Roman" w:hAnsi="Times New Roman" w:cs="David"/>
+                <w:noProof/>
                 <w:sz w:val="24"/>
                 <w:szCs w:val="24"/>
                 <w:rtl/>
+                <w:lang w:val="en-US" w:bidi="he-IL"/>
               </w:rPr>
               <w:t xml:space="preserve">, השאלון/ריאיון כולל </w:t>
             </w:r>
@@ -3978,18 +4469,22 @@
               <w:rPr>
                 <w:rFonts w:ascii="Times New Roman" w:hAnsi="Times New Roman" w:cs="David"/>
                 <w:strike/>
+                <w:noProof/>
                 <w:sz w:val="24"/>
                 <w:szCs w:val="24"/>
                 <w:rtl/>
+                <w:lang w:val="en-US" w:bidi="he-IL"/>
               </w:rPr>
               <w:t>ולא השאלון/ריאיון חוקר...</w:t>
             </w:r>
             <w:r>
               <w:rPr>
                 <w:rFonts w:ascii="Times New Roman" w:hAnsi="Times New Roman" w:cs="David"/>
+                <w:noProof/>
                 <w:sz w:val="24"/>
                 <w:szCs w:val="24"/>
                 <w:rtl/>
+                <w:lang w:val="en-US" w:bidi="he-IL"/>
               </w:rPr>
               <w:t>)</w:t>
             </w:r>
@@ -4013,9 +4508,11 @@
             <w:r>
               <w:rPr>
                 <w:rFonts w:ascii="Times New Roman" w:hAnsi="Times New Roman" w:cs="David"/>
+                <w:noProof/>
                 <w:sz w:val="24"/>
                 <w:szCs w:val="24"/>
                 <w:rtl/>
+                <w:lang w:val="en-US" w:bidi="he-IL"/>
               </w:rPr>
               <w:t>אין לכתוב ראשי תיבות: ע"י ייכתב על-ידי; ביה"ס ייכתב בית הספר וכדומה.</w:t>
             </w:r>
@@ -4037,27 +4534,33 @@
             <w:r>
               <w:rPr>
                 <w:rFonts w:ascii="Times New Roman" w:hAnsi="Times New Roman" w:cs="David"/>
+                <w:noProof/>
                 <w:sz w:val="24"/>
                 <w:szCs w:val="24"/>
                 <w:rtl/>
+                <w:lang w:val="en-US" w:bidi="he-IL"/>
               </w:rPr>
               <w:t>מספרים בין אחת לעשר י</w:t>
             </w:r>
             <w:r>
               <w:rPr>
                 <w:rFonts w:ascii="Times New Roman" w:hAnsi="Times New Roman" w:cs="David" w:hint="cs"/>
+                <w:noProof/>
                 <w:sz w:val="24"/>
                 <w:szCs w:val="24"/>
                 <w:rtl/>
+                <w:lang w:val="en-US" w:bidi="he-IL"/>
               </w:rPr>
               <w:t>י</w:t>
             </w:r>
             <w:r>
               <w:rPr>
                 <w:rFonts w:ascii="Times New Roman" w:hAnsi="Times New Roman" w:cs="David"/>
+                <w:noProof/>
                 <w:sz w:val="24"/>
                 <w:szCs w:val="24"/>
                 <w:rtl/>
+                <w:lang w:val="en-US" w:bidi="he-IL"/>
               </w:rPr>
               <w:t>כתבו במילים: אחת... שתיים... שלוש (מספרים מעל עשר ייכתבו במספרים).</w:t>
             </w:r>
@@ -4079,9 +4582,11 @@
             <w:r>
               <w:rPr>
                 <w:rFonts w:ascii="David" w:eastAsia="Calibri" w:hAnsi="David" w:cs="David" w:hint="cs"/>
+                <w:noProof/>
                 <w:sz w:val="24"/>
                 <w:szCs w:val="24"/>
                 <w:rtl/>
+                <w:lang w:val="en-US" w:bidi="he-IL"/>
               </w:rPr>
               <w:t xml:space="preserve">בכתיבת רשימת המקורות בעברית ובאנגלית, שורה שנייה והלאה בכל פריט תוזח פנימה. לדוגמא: </w:t>
             </w:r>
@@ -4100,9 +4605,11 @@
             <w:r>
               <w:rPr>
                 <w:rFonts w:ascii="David" w:eastAsia="Calibri" w:hAnsi="David" w:cs="David" w:hint="cs"/>
+                <w:noProof/>
                 <w:sz w:val="24"/>
                 <w:szCs w:val="24"/>
                 <w:rtl/>
+                <w:lang w:val="en-US" w:bidi="he-IL"/>
               </w:rPr>
               <w:t xml:space="preserve">ישראלי, י. (2025). כיצד כותבים רשימת מקורות בעבודות גמר? </w:t>
             </w:r>
@@ -4111,18 +4618,22 @@
                 <w:rFonts w:ascii="David" w:eastAsia="Calibri" w:hAnsi="David" w:cs="David" w:hint="cs"/>
                 <w:i/>
                 <w:iCs/>
+                <w:noProof/>
                 <w:sz w:val="24"/>
                 <w:szCs w:val="24"/>
                 <w:rtl/>
+                <w:lang w:val="en-US" w:bidi="he-IL"/>
               </w:rPr>
               <w:t>כתיבה והצלחה, 25</w:t>
             </w:r>
             <w:r>
               <w:rPr>
                 <w:rFonts w:ascii="David" w:eastAsia="Calibri" w:hAnsi="David" w:cs="David" w:hint="cs"/>
+                <w:noProof/>
                 <w:sz w:val="24"/>
                 <w:szCs w:val="24"/>
                 <w:rtl/>
+                <w:lang w:val="en-US" w:bidi="he-IL"/>
               </w:rPr>
               <w:t>(1), 58-1.</w:t>
             </w:r>
@@ -4149,9 +4660,11 @@
                 <w:rFonts w:ascii="Times New Roman" w:hAnsi="Times New Roman" w:cs="David"/>
                 <w:b/>
                 <w:bCs/>
+                <w:noProof/>
                 <w:sz w:val="24"/>
                 <w:szCs w:val="24"/>
                 <w:rtl/>
+                <w:lang w:val="en-US" w:bidi="he-IL"/>
               </w:rPr>
               <w:t>כתיבה</w:t>
             </w:r>
@@ -4176,18 +4689,22 @@
             <w:r>
               <w:rPr>
                 <w:rFonts w:ascii="David" w:eastAsia="Calibri" w:hAnsi="David" w:cs="David"/>
+                <w:noProof/>
                 <w:sz w:val="24"/>
                 <w:szCs w:val="24"/>
                 <w:rtl/>
+                <w:lang w:val="en-US" w:bidi="he-IL"/>
               </w:rPr>
               <w:t>כשבועיים</w:t>
             </w:r>
             <w:r>
               <w:rPr>
                 <w:rFonts w:ascii="David" w:eastAsia="Calibri" w:hAnsi="David" w:cs="David" w:hint="cs"/>
+                <w:noProof/>
                 <w:sz w:val="24"/>
                 <w:szCs w:val="24"/>
                 <w:rtl/>
+                <w:lang w:val="en-US" w:bidi="he-IL"/>
               </w:rPr>
               <w:t>.</w:t>
             </w:r>
@@ -4204,9 +4721,11 @@
             <w:r>
               <w:rPr>
                 <w:rFonts w:ascii="David" w:eastAsia="Calibri" w:hAnsi="David" w:cs="David" w:hint="cs"/>
+                <w:noProof/>
                 <w:sz w:val="24"/>
                 <w:szCs w:val="24"/>
                 <w:rtl/>
+                <w:lang w:val="en-US" w:bidi="he-IL"/>
               </w:rPr>
               <w:t xml:space="preserve">*הצעת המחקר מועברת לקורא נוסף ללא פרטים אישיים.  </w:t>
             </w:r>
@@ -4232,9 +4751,11 @@
                 <w:rFonts w:ascii="David" w:eastAsia="Calibri" w:hAnsi="David" w:cs="David"/>
                 <w:b/>
                 <w:bCs/>
+                <w:noProof/>
                 <w:sz w:val="24"/>
                 <w:szCs w:val="24"/>
                 <w:rtl/>
+                <w:lang w:val="en-US" w:bidi="he-IL"/>
               </w:rPr>
               <w:t xml:space="preserve">משך בדיקת ההצעה </w:t>
             </w:r>
@@ -4264,171 +4785,209 @@
             <w:r>
               <w:rPr>
                 <w:rFonts w:ascii="David" w:eastAsia="Calibri" w:hAnsi="David" w:cs="David"/>
+                <w:noProof/>
                 <w:sz w:val="24"/>
                 <w:szCs w:val="24"/>
                 <w:rtl/>
+                <w:lang w:val="en-US" w:bidi="he-IL"/>
               </w:rPr>
               <w:t>הצע</w:t>
             </w:r>
             <w:r>
               <w:rPr>
                 <w:rFonts w:ascii="David" w:eastAsia="Calibri" w:hAnsi="David" w:cs="David" w:hint="cs"/>
+                <w:noProof/>
                 <w:sz w:val="24"/>
                 <w:szCs w:val="24"/>
                 <w:rtl/>
+                <w:lang w:val="en-US" w:bidi="he-IL"/>
               </w:rPr>
               <w:t xml:space="preserve">ת </w:t>
             </w:r>
             <w:r>
               <w:rPr>
                 <w:rFonts w:ascii="David" w:eastAsia="Calibri" w:hAnsi="David" w:cs="David"/>
+                <w:noProof/>
                 <w:sz w:val="24"/>
                 <w:szCs w:val="24"/>
                 <w:rtl/>
+                <w:lang w:val="en-US" w:bidi="he-IL"/>
               </w:rPr>
               <w:t>ה</w:t>
             </w:r>
             <w:r>
               <w:rPr>
                 <w:rFonts w:ascii="David" w:eastAsia="Calibri" w:hAnsi="David" w:cs="David" w:hint="cs"/>
+                <w:noProof/>
                 <w:sz w:val="24"/>
                 <w:szCs w:val="24"/>
                 <w:rtl/>
+                <w:lang w:val="en-US" w:bidi="he-IL"/>
               </w:rPr>
               <w:t>מחקר</w:t>
             </w:r>
             <w:r>
               <w:rPr>
                 <w:rFonts w:ascii="David" w:eastAsia="Calibri" w:hAnsi="David" w:cs="David"/>
+                <w:noProof/>
                 <w:sz w:val="24"/>
                 <w:szCs w:val="24"/>
                 <w:rtl/>
+                <w:lang w:val="en-US" w:bidi="he-IL"/>
               </w:rPr>
               <w:t xml:space="preserve"> </w:t>
             </w:r>
             <w:r>
               <w:rPr>
                 <w:rFonts w:ascii="David" w:eastAsia="Calibri" w:hAnsi="David" w:cs="David" w:hint="cs"/>
+                <w:noProof/>
                 <w:sz w:val="24"/>
                 <w:szCs w:val="24"/>
                 <w:rtl/>
+                <w:lang w:val="en-US" w:bidi="he-IL"/>
               </w:rPr>
               <w:t>(כולל ה</w:t>
             </w:r>
             <w:r>
               <w:rPr>
                 <w:rFonts w:ascii="David" w:eastAsia="Calibri" w:hAnsi="David" w:cs="David"/>
+                <w:noProof/>
                 <w:sz w:val="24"/>
                 <w:szCs w:val="24"/>
                 <w:rtl/>
+                <w:lang w:val="en-US" w:bidi="he-IL"/>
               </w:rPr>
               <w:t xml:space="preserve">תיקונים </w:t>
             </w:r>
             <w:r>
               <w:rPr>
                 <w:rFonts w:ascii="David" w:eastAsia="Calibri" w:hAnsi="David" w:cs="David" w:hint="cs"/>
+                <w:noProof/>
                 <w:sz w:val="24"/>
                 <w:szCs w:val="24"/>
                 <w:rtl/>
+                <w:lang w:val="en-US" w:bidi="he-IL"/>
               </w:rPr>
               <w:t>ה</w:t>
             </w:r>
             <w:r>
               <w:rPr>
                 <w:rFonts w:ascii="David" w:eastAsia="Calibri" w:hAnsi="David" w:cs="David"/>
+                <w:noProof/>
                 <w:sz w:val="24"/>
                 <w:szCs w:val="24"/>
                 <w:rtl/>
+                <w:lang w:val="en-US" w:bidi="he-IL"/>
               </w:rPr>
               <w:t>נדרשים</w:t>
             </w:r>
             <w:r>
               <w:rPr>
                 <w:rFonts w:ascii="David" w:eastAsia="Calibri" w:hAnsi="David" w:cs="David" w:hint="cs"/>
+                <w:noProof/>
                 <w:sz w:val="24"/>
                 <w:szCs w:val="24"/>
                 <w:rtl/>
+                <w:lang w:val="en-US" w:bidi="he-IL"/>
               </w:rPr>
               <w:t>)</w:t>
             </w:r>
             <w:r>
               <w:rPr>
                 <w:rFonts w:ascii="David" w:eastAsia="Calibri" w:hAnsi="David" w:cs="David"/>
+                <w:noProof/>
                 <w:sz w:val="24"/>
                 <w:szCs w:val="24"/>
                 <w:rtl/>
+                <w:lang w:val="en-US" w:bidi="he-IL"/>
               </w:rPr>
               <w:t xml:space="preserve"> </w:t>
             </w:r>
             <w:r>
               <w:rPr>
                 <w:rFonts w:ascii="David" w:eastAsia="Calibri" w:hAnsi="David" w:cs="David" w:hint="cs"/>
+                <w:noProof/>
                 <w:sz w:val="24"/>
                 <w:szCs w:val="24"/>
                 <w:rtl/>
+                <w:lang w:val="en-US" w:bidi="he-IL"/>
               </w:rPr>
               <w:t>תשלח</w:t>
             </w:r>
             <w:r>
               <w:rPr>
                 <w:rFonts w:ascii="David" w:eastAsia="Calibri" w:hAnsi="David" w:cs="David"/>
+                <w:noProof/>
                 <w:sz w:val="24"/>
                 <w:szCs w:val="24"/>
                 <w:rtl/>
+                <w:lang w:val="en-US" w:bidi="he-IL"/>
               </w:rPr>
               <w:t xml:space="preserve"> אל: </w:t>
             </w:r>
             <w:r>
               <w:rPr>
                 <w:rFonts w:ascii="David" w:eastAsia="Calibri" w:hAnsi="David" w:cs="David" w:hint="cs"/>
+                <w:noProof/>
                 <w:sz w:val="24"/>
                 <w:szCs w:val="24"/>
                 <w:rtl/>
+                <w:lang w:val="en-US" w:bidi="he-IL"/>
               </w:rPr>
               <w:t>ה</w:t>
             </w:r>
             <w:r>
               <w:rPr>
                 <w:rFonts w:ascii="David" w:eastAsia="Calibri" w:hAnsi="David" w:cs="David"/>
+                <w:noProof/>
                 <w:sz w:val="24"/>
                 <w:szCs w:val="24"/>
                 <w:rtl/>
+                <w:lang w:val="en-US" w:bidi="he-IL"/>
               </w:rPr>
               <w:t xml:space="preserve">מנחה; </w:t>
             </w:r>
             <w:r>
               <w:rPr>
                 <w:rFonts w:ascii="David" w:eastAsia="Calibri" w:hAnsi="David" w:cs="David" w:hint="cs"/>
+                <w:noProof/>
                 <w:sz w:val="24"/>
                 <w:szCs w:val="24"/>
                 <w:rtl/>
+                <w:lang w:val="en-US" w:bidi="he-IL"/>
               </w:rPr>
               <w:t>ו</w:t>
             </w:r>
             <w:r>
               <w:rPr>
                 <w:rFonts w:ascii="David" w:eastAsia="Calibri" w:hAnsi="David" w:cs="David"/>
+                <w:noProof/>
                 <w:sz w:val="24"/>
                 <w:szCs w:val="24"/>
                 <w:rtl/>
+                <w:lang w:val="en-US" w:bidi="he-IL"/>
               </w:rPr>
               <w:t xml:space="preserve">לגב' </w:t>
             </w:r>
             <w:r>
               <w:rPr>
                 <w:rFonts w:ascii="David" w:eastAsia="Calibri" w:hAnsi="David" w:cs="David" w:hint="cs"/>
+                <w:noProof/>
                 <w:sz w:val="24"/>
                 <w:szCs w:val="24"/>
                 <w:rtl/>
+                <w:lang w:val="en-US" w:bidi="he-IL"/>
               </w:rPr>
               <w:t>אפרת חייט</w:t>
             </w:r>
             <w:r>
               <w:rPr>
                 <w:rFonts w:ascii="David" w:eastAsia="Calibri" w:hAnsi="David" w:cs="David"/>
+                <w:noProof/>
                 <w:sz w:val="24"/>
                 <w:szCs w:val="24"/>
                 <w:rtl/>
+                <w:lang w:val="en-US" w:bidi="he-IL"/>
               </w:rPr>
               <w:t xml:space="preserve"> </w:t>
             </w:r>
@@ -4451,9 +5010,11 @@
             <w:r>
               <w:rPr>
                 <w:rFonts w:ascii="David" w:eastAsia="Calibri" w:hAnsi="David" w:cs="David"/>
+                <w:noProof/>
                 <w:sz w:val="24"/>
                 <w:szCs w:val="24"/>
                 <w:rtl/>
+                <w:lang w:val="en-US" w:bidi="he-IL"/>
               </w:rPr>
               <w:t xml:space="preserve">בעבודת הגמר חובה ליישם את התיקונים שבהצעה ולסמנם במרקר צהוב. </w:t>
             </w:r>
@@ -4477,36 +5038,44 @@
             <w:r>
               <w:rPr>
                 <w:rFonts w:ascii="David" w:eastAsia="Calibri" w:hAnsi="David" w:cs="David"/>
+                <w:noProof/>
                 <w:sz w:val="24"/>
                 <w:szCs w:val="24"/>
                 <w:rtl/>
+                <w:lang w:val="en-US" w:bidi="he-IL"/>
               </w:rPr>
               <w:t xml:space="preserve">אי התייחסות </w:t>
             </w:r>
             <w:r>
               <w:rPr>
                 <w:rFonts w:ascii="David" w:eastAsia="Calibri" w:hAnsi="David" w:cs="David" w:hint="cs"/>
+                <w:noProof/>
                 <w:sz w:val="24"/>
                 <w:szCs w:val="24"/>
                 <w:rtl/>
+                <w:lang w:val="en-US" w:bidi="he-IL"/>
               </w:rPr>
               <w:t xml:space="preserve">לתיקונים הנדרשים </w:t>
             </w:r>
             <w:r>
               <w:rPr>
                 <w:rFonts w:ascii="David" w:eastAsia="Calibri" w:hAnsi="David" w:cs="David"/>
+                <w:noProof/>
                 <w:sz w:val="24"/>
                 <w:szCs w:val="24"/>
                 <w:rtl/>
+                <w:lang w:val="en-US" w:bidi="he-IL"/>
               </w:rPr>
               <w:t>תגרור הורדת ציון בעבודת הגמר</w:t>
             </w:r>
             <w:r>
               <w:rPr>
                 <w:rFonts w:ascii="David" w:eastAsia="Calibri" w:hAnsi="David" w:cs="David" w:hint="cs"/>
+                <w:noProof/>
                 <w:sz w:val="24"/>
                 <w:szCs w:val="24"/>
                 <w:rtl/>
+                <w:lang w:val="en-US" w:bidi="he-IL"/>
               </w:rPr>
               <w:t>!</w:t>
             </w:r>
@@ -4533,9 +5102,11 @@
                 <w:rFonts w:ascii="David" w:eastAsia="Calibri" w:hAnsi="David" w:cs="David"/>
                 <w:b/>
                 <w:bCs/>
+                <w:noProof/>
                 <w:sz w:val="24"/>
                 <w:szCs w:val="24"/>
                 <w:rtl/>
+                <w:lang w:val="en-US" w:bidi="he-IL"/>
               </w:rPr>
               <w:t xml:space="preserve">שלב סיום הבדיקה </w:t>
             </w:r>
@@ -4629,6 +5200,7 @@
           <w:sz w:val="28"/>
           <w:szCs w:val="28"/>
           <w:rtl/>
+          <w:lang w:val="en-US" w:bidi="he-IL"/>
         </w:rPr>
         <mc:AlternateContent>
           <mc:Choice Requires="wps">
@@ -4693,9 +5265,11 @@
                                 <w:rFonts w:ascii="Times New Roman" w:hAnsi="Times New Roman" w:cs="David" w:hint="cs"/>
                                 <w:b/>
                                 <w:bCs/>
+                                <w:noProof/>
                                 <w:sz w:val="28"/>
                                 <w:szCs w:val="28"/>
                                 <w:rtl/>
+                                <w:lang w:val="en-US" w:bidi="he-IL"/>
                               </w:rPr>
                               <w:t xml:space="preserve">ניסוח כותרת המחקר-עד 15 מילים, </w:t>
                             </w:r>
@@ -4704,10 +5278,12 @@
                                 <w:rFonts w:ascii="Times New Roman" w:hAnsi="Times New Roman" w:cs="David" w:hint="cs"/>
                                 <w:b/>
                                 <w:bCs/>
+                                <w:noProof/>
                                 <w:sz w:val="28"/>
                                 <w:szCs w:val="28"/>
                                 <w:u w:val="single"/>
                                 <w:rtl/>
+                                <w:lang w:val="en-US" w:bidi="he-IL"/>
                               </w:rPr>
                               <w:t>במשפט אחד</w:t>
                             </w:r>
@@ -4716,9 +5292,11 @@
                                 <w:rFonts w:ascii="Times New Roman" w:hAnsi="Times New Roman" w:cs="David" w:hint="cs"/>
                                 <w:b/>
                                 <w:bCs/>
+                                <w:noProof/>
                                 <w:sz w:val="28"/>
                                 <w:szCs w:val="28"/>
                                 <w:rtl/>
+                                <w:lang w:val="en-US" w:bidi="he-IL"/>
                               </w:rPr>
                               <w:t xml:space="preserve"> שיש בו התייחסות לכל אחת מהנקודות הבאות:</w:t>
                             </w:r>
@@ -4740,9 +5318,11 @@
                             <w:r>
                               <w:rPr>
                                 <w:rFonts w:cs="David" w:hint="cs"/>
-                                <w:sz w:val="24"/>
-                                <w:szCs w:val="24"/>
-                                <w:rtl/>
+                                <w:noProof/>
+                                <w:sz w:val="24"/>
+                                <w:szCs w:val="24"/>
+                                <w:rtl/>
+                                <w:lang w:val="en-US" w:bidi="he-IL"/>
                               </w:rPr>
                               <w:t xml:space="preserve">יופיע בכותרת שם היישום/העשייה </w:t>
                             </w:r>
@@ -4751,9 +5331,11 @@
                                 <w:rFonts w:cs="David" w:hint="cs"/>
                                 <w:b/>
                                 <w:bCs/>
-                                <w:sz w:val="24"/>
-                                <w:szCs w:val="24"/>
-                                <w:rtl/>
+                                <w:noProof/>
+                                <w:sz w:val="24"/>
+                                <w:szCs w:val="24"/>
+                                <w:rtl/>
+                                <w:lang w:val="en-US" w:bidi="he-IL"/>
                               </w:rPr>
                               <w:t>באותו ניסוח ובאותו ה</w:t>
                             </w:r>
@@ -4762,36 +5344,44 @@
                                 <w:rFonts w:cs="David"/>
                                 <w:b/>
                                 <w:bCs/>
-                                <w:sz w:val="24"/>
-                                <w:szCs w:val="24"/>
-                                <w:rtl/>
+                                <w:noProof/>
+                                <w:sz w:val="24"/>
+                                <w:szCs w:val="24"/>
+                                <w:rtl/>
+                                <w:lang w:val="en-US" w:bidi="he-IL"/>
                               </w:rPr>
                               <w:t>סדר</w:t>
                             </w:r>
                             <w:r>
                               <w:rPr>
                                 <w:rFonts w:cs="David"/>
-                                <w:sz w:val="24"/>
-                                <w:szCs w:val="24"/>
-                                <w:rtl/>
+                                <w:noProof/>
+                                <w:sz w:val="24"/>
+                                <w:szCs w:val="24"/>
+                                <w:rtl/>
+                                <w:lang w:val="en-US" w:bidi="he-IL"/>
                               </w:rPr>
                               <w:t xml:space="preserve"> </w:t>
                             </w:r>
                             <w:r>
                               <w:rPr>
                                 <w:rFonts w:cs="David" w:hint="cs"/>
-                                <w:sz w:val="24"/>
-                                <w:szCs w:val="24"/>
-                                <w:rtl/>
+                                <w:noProof/>
+                                <w:sz w:val="24"/>
+                                <w:szCs w:val="24"/>
+                                <w:rtl/>
+                                <w:lang w:val="en-US" w:bidi="he-IL"/>
                               </w:rPr>
                               <w:t>שהם</w:t>
                             </w:r>
                             <w:r>
                               <w:rPr>
                                 <w:rFonts w:ascii="Times New Roman" w:hAnsi="Times New Roman" w:cs="David" w:hint="cs"/>
-                                <w:sz w:val="24"/>
-                                <w:szCs w:val="24"/>
-                                <w:rtl/>
+                                <w:noProof/>
+                                <w:sz w:val="24"/>
+                                <w:szCs w:val="24"/>
+                                <w:rtl/>
+                                <w:lang w:val="en-US" w:bidi="he-IL"/>
                               </w:rPr>
                               <w:t xml:space="preserve"> מופיעים בכל חלקי ההצעה. </w:t>
                             </w:r>
@@ -4813,9 +5403,11 @@
                             <w:r>
                               <w:rPr>
                                 <w:rFonts w:ascii="Times New Roman" w:hAnsi="Times New Roman" w:cs="David" w:hint="cs"/>
-                                <w:sz w:val="24"/>
-                                <w:szCs w:val="24"/>
-                                <w:rtl/>
+                                <w:noProof/>
+                                <w:sz w:val="24"/>
+                                <w:szCs w:val="24"/>
+                                <w:rtl/>
+                                <w:lang w:val="en-US" w:bidi="he-IL"/>
                               </w:rPr>
                               <w:t xml:space="preserve">יופיעו בכותרת משתתפי המחקר (בקרב מורי תיכון/תלמידי יסודי וכדומה)</w:t>
                             </w:r>
@@ -4837,82 +5429,100 @@
                             <w:r>
                               <w:rPr>
                                 <w:rFonts w:ascii="Times New Roman" w:hAnsi="Times New Roman" w:cs="David" w:hint="cs"/>
-                                <w:sz w:val="24"/>
-                                <w:szCs w:val="24"/>
-                                <w:rtl/>
+                                <w:noProof/>
+                                <w:sz w:val="24"/>
+                                <w:szCs w:val="24"/>
+                                <w:rtl/>
+                                <w:lang w:val="en-US" w:bidi="he-IL"/>
                               </w:rPr>
                               <w:t>תופיע</w:t>
                             </w:r>
                             <w:r>
                               <w:rPr>
                                 <w:rFonts w:ascii="Times New Roman" w:hAnsi="Times New Roman" w:cs="David"/>
-                                <w:sz w:val="24"/>
-                                <w:szCs w:val="24"/>
-                                <w:rtl/>
+                                <w:noProof/>
+                                <w:sz w:val="24"/>
+                                <w:szCs w:val="24"/>
+                                <w:rtl/>
+                                <w:lang w:val="en-US" w:bidi="he-IL"/>
                               </w:rPr>
                               <w:t xml:space="preserve"> </w:t>
                             </w:r>
                             <w:r>
                               <w:rPr>
                                 <w:rFonts w:ascii="Times New Roman" w:hAnsi="Times New Roman" w:cs="David" w:hint="cs"/>
-                                <w:sz w:val="24"/>
-                                <w:szCs w:val="24"/>
-                                <w:rtl/>
+                                <w:noProof/>
+                                <w:sz w:val="24"/>
+                                <w:szCs w:val="24"/>
+                                <w:rtl/>
+                                <w:lang w:val="en-US" w:bidi="he-IL"/>
                               </w:rPr>
                               <w:t xml:space="preserve"> ב</w:t>
                             </w:r>
                             <w:r>
                               <w:rPr>
                                 <w:rFonts w:ascii="Times New Roman" w:hAnsi="Times New Roman" w:cs="David"/>
-                                <w:sz w:val="24"/>
-                                <w:szCs w:val="24"/>
-                                <w:rtl/>
+                                <w:noProof/>
+                                <w:sz w:val="24"/>
+                                <w:szCs w:val="24"/>
+                                <w:rtl/>
+                                <w:lang w:val="en-US" w:bidi="he-IL"/>
                               </w:rPr>
                               <w:t xml:space="preserve">כותרת </w:t>
                             </w:r>
                             <w:r>
                               <w:rPr>
                                 <w:rFonts w:ascii="Times New Roman" w:hAnsi="Times New Roman" w:cs="David" w:hint="cs"/>
-                                <w:sz w:val="24"/>
-                                <w:szCs w:val="24"/>
-                                <w:rtl/>
+                                <w:noProof/>
+                                <w:sz w:val="24"/>
+                                <w:szCs w:val="24"/>
+                                <w:rtl/>
+                                <w:lang w:val="en-US" w:bidi="he-IL"/>
                               </w:rPr>
                               <w:t>ה</w:t>
                             </w:r>
                             <w:r>
                               <w:rPr>
                                 <w:rFonts w:ascii="Times New Roman" w:hAnsi="Times New Roman" w:cs="David"/>
-                                <w:sz w:val="24"/>
-                                <w:szCs w:val="24"/>
-                                <w:rtl/>
+                                <w:noProof/>
+                                <w:sz w:val="24"/>
+                                <w:szCs w:val="24"/>
+                                <w:rtl/>
+                                <w:lang w:val="en-US" w:bidi="he-IL"/>
                               </w:rPr>
                               <w:t>זיקה</w:t>
                             </w:r>
                             <w:r>
                               <w:rPr>
                                 <w:rFonts w:ascii="Times New Roman" w:hAnsi="Times New Roman" w:cs="David"/>
+                                <w:noProof/>
                                 <w:sz w:val="24"/>
                                 <w:szCs w:val="24"/>
                                 <w:shd w:val="clear" w:color="auto" w:fill="FFFFFF"/>
                                 <w:rtl/>
+                                <w:lang w:val="en-US" w:bidi="he-IL"/>
                               </w:rPr>
                               <w:t xml:space="preserve"> לתחום הידע של החוג</w:t>
                             </w:r>
                             <w:r>
                               <w:rPr>
                                 <w:rFonts w:ascii="Times New Roman" w:hAnsi="Times New Roman" w:cs="David"/>
-                                <w:sz w:val="24"/>
-                                <w:szCs w:val="24"/>
-                                <w:rtl/>
+                                <w:noProof/>
+                                <w:sz w:val="24"/>
+                                <w:szCs w:val="24"/>
+                                <w:rtl/>
+                                <w:lang w:val="en-US" w:bidi="he-IL"/>
                               </w:rPr>
                               <w:t xml:space="preserve"> בו את/ה לומד/ת</w:t>
                             </w:r>
                             <w:r>
                               <w:rPr>
                                 <w:rFonts w:ascii="Times New Roman" w:hAnsi="Times New Roman" w:cs="David" w:hint="cs"/>
-                                <w:sz w:val="24"/>
-                                <w:szCs w:val="24"/>
-                                <w:rtl/>
+                                <w:noProof/>
+                                <w:sz w:val="24"/>
+                                <w:szCs w:val="24"/>
+                                <w:rtl/>
+                                <w:lang w:val="en-US" w:bidi="he-IL"/>
                               </w:rPr>
                               <w:t xml:space="preserve"> (תלמידי יסודי משולבים/רכזי שכבות וכדומה)</w:t>
                             </w:r>
@@ -4957,9 +5567,11 @@
                           <w:rFonts w:ascii="Times New Roman" w:hAnsi="Times New Roman" w:cs="David" w:hint="cs"/>
                           <w:b/>
                           <w:bCs/>
+                          <w:noProof/>
                           <w:sz w:val="28"/>
                           <w:szCs w:val="28"/>
                           <w:rtl/>
+                          <w:lang w:val="en-US" w:bidi="he-IL"/>
                         </w:rPr>
                         <w:t xml:space="preserve">ניסוח כותרת המחקר-עד 15 מילים, </w:t>
                       </w:r>
@@ -4968,10 +5580,12 @@
                           <w:rFonts w:ascii="Times New Roman" w:hAnsi="Times New Roman" w:cs="David" w:hint="cs"/>
                           <w:b/>
                           <w:bCs/>
+                          <w:noProof/>
                           <w:sz w:val="28"/>
                           <w:szCs w:val="28"/>
                           <w:u w:val="single"/>
                           <w:rtl/>
+                          <w:lang w:val="en-US" w:bidi="he-IL"/>
                         </w:rPr>
                         <w:t>במשפט אחד</w:t>
                       </w:r>
@@ -4980,9 +5594,11 @@
                           <w:rFonts w:ascii="Times New Roman" w:hAnsi="Times New Roman" w:cs="David" w:hint="cs"/>
                           <w:b/>
                           <w:bCs/>
+                          <w:noProof/>
                           <w:sz w:val="28"/>
                           <w:szCs w:val="28"/>
                           <w:rtl/>
+                          <w:lang w:val="en-US" w:bidi="he-IL"/>
                         </w:rPr>
                         <w:t xml:space="preserve"> שיש בו התייחסות לכל אחת מהנקודות הבאות:</w:t>
                       </w:r>
@@ -5004,9 +5620,11 @@
                       <w:r>
                         <w:rPr>
                           <w:rFonts w:cs="David" w:hint="cs"/>
-                          <w:sz w:val="24"/>
-                          <w:szCs w:val="24"/>
-                          <w:rtl/>
+                          <w:noProof/>
+                          <w:sz w:val="24"/>
+                          <w:szCs w:val="24"/>
+                          <w:rtl/>
+                          <w:lang w:val="en-US" w:bidi="he-IL"/>
                         </w:rPr>
                         <w:t xml:space="preserve">יופיע בכותרת שם היישום/העשייה </w:t>
                       </w:r>
@@ -5015,9 +5633,11 @@
                           <w:rFonts w:cs="David" w:hint="cs"/>
                           <w:b/>
                           <w:bCs/>
-                          <w:sz w:val="24"/>
-                          <w:szCs w:val="24"/>
-                          <w:rtl/>
+                          <w:noProof/>
+                          <w:sz w:val="24"/>
+                          <w:szCs w:val="24"/>
+                          <w:rtl/>
+                          <w:lang w:val="en-US" w:bidi="he-IL"/>
                         </w:rPr>
                         <w:t>באותו ניסוח ובאותו ה</w:t>
                       </w:r>
@@ -5026,36 +5646,44 @@
                           <w:rFonts w:cs="David"/>
                           <w:b/>
                           <w:bCs/>
-                          <w:sz w:val="24"/>
-                          <w:szCs w:val="24"/>
-                          <w:rtl/>
+                          <w:noProof/>
+                          <w:sz w:val="24"/>
+                          <w:szCs w:val="24"/>
+                          <w:rtl/>
+                          <w:lang w:val="en-US" w:bidi="he-IL"/>
                         </w:rPr>
                         <w:t>סדר</w:t>
                       </w:r>
                       <w:r>
                         <w:rPr>
                           <w:rFonts w:cs="David"/>
-                          <w:sz w:val="24"/>
-                          <w:szCs w:val="24"/>
-                          <w:rtl/>
+                          <w:noProof/>
+                          <w:sz w:val="24"/>
+                          <w:szCs w:val="24"/>
+                          <w:rtl/>
+                          <w:lang w:val="en-US" w:bidi="he-IL"/>
                         </w:rPr>
                         <w:t xml:space="preserve"> </w:t>
                       </w:r>
                       <w:r>
                         <w:rPr>
                           <w:rFonts w:cs="David" w:hint="cs"/>
-                          <w:sz w:val="24"/>
-                          <w:szCs w:val="24"/>
-                          <w:rtl/>
+                          <w:noProof/>
+                          <w:sz w:val="24"/>
+                          <w:szCs w:val="24"/>
+                          <w:rtl/>
+                          <w:lang w:val="en-US" w:bidi="he-IL"/>
                         </w:rPr>
                         <w:t>שהם</w:t>
                       </w:r>
                       <w:r>
                         <w:rPr>
                           <w:rFonts w:ascii="Times New Roman" w:hAnsi="Times New Roman" w:cs="David" w:hint="cs"/>
-                          <w:sz w:val="24"/>
-                          <w:szCs w:val="24"/>
-                          <w:rtl/>
+                          <w:noProof/>
+                          <w:sz w:val="24"/>
+                          <w:szCs w:val="24"/>
+                          <w:rtl/>
+                          <w:lang w:val="en-US" w:bidi="he-IL"/>
                         </w:rPr>
                         <w:t xml:space="preserve"> מופיעים בכל חלקי ההצעה. </w:t>
                       </w:r>
@@ -5077,9 +5705,11 @@
                       <w:r>
                         <w:rPr>
                           <w:rFonts w:ascii="Times New Roman" w:hAnsi="Times New Roman" w:cs="David" w:hint="cs"/>
-                          <w:sz w:val="24"/>
-                          <w:szCs w:val="24"/>
-                          <w:rtl/>
+                          <w:noProof/>
+                          <w:sz w:val="24"/>
+                          <w:szCs w:val="24"/>
+                          <w:rtl/>
+                          <w:lang w:val="en-US" w:bidi="he-IL"/>
                         </w:rPr>
                         <w:t xml:space="preserve">יופיעו בכותרת משתתפי המחקר (בקרב מורי תיכון/תלמידי יסודי וכדומה)</w:t>
                       </w:r>
@@ -5101,82 +5731,100 @@
                       <w:r>
                         <w:rPr>
                           <w:rFonts w:ascii="Times New Roman" w:hAnsi="Times New Roman" w:cs="David" w:hint="cs"/>
-                          <w:sz w:val="24"/>
-                          <w:szCs w:val="24"/>
-                          <w:rtl/>
+                          <w:noProof/>
+                          <w:sz w:val="24"/>
+                          <w:szCs w:val="24"/>
+                          <w:rtl/>
+                          <w:lang w:val="en-US" w:bidi="he-IL"/>
                         </w:rPr>
                         <w:t>תופיע</w:t>
                       </w:r>
                       <w:r>
                         <w:rPr>
                           <w:rFonts w:ascii="Times New Roman" w:hAnsi="Times New Roman" w:cs="David"/>
-                          <w:sz w:val="24"/>
-                          <w:szCs w:val="24"/>
-                          <w:rtl/>
+                          <w:noProof/>
+                          <w:sz w:val="24"/>
+                          <w:szCs w:val="24"/>
+                          <w:rtl/>
+                          <w:lang w:val="en-US" w:bidi="he-IL"/>
                         </w:rPr>
                         <w:t xml:space="preserve"> </w:t>
                       </w:r>
                       <w:r>
                         <w:rPr>
                           <w:rFonts w:ascii="Times New Roman" w:hAnsi="Times New Roman" w:cs="David" w:hint="cs"/>
-                          <w:sz w:val="24"/>
-                          <w:szCs w:val="24"/>
-                          <w:rtl/>
+                          <w:noProof/>
+                          <w:sz w:val="24"/>
+                          <w:szCs w:val="24"/>
+                          <w:rtl/>
+                          <w:lang w:val="en-US" w:bidi="he-IL"/>
                         </w:rPr>
                         <w:t xml:space="preserve"> ב</w:t>
                       </w:r>
                       <w:r>
                         <w:rPr>
                           <w:rFonts w:ascii="Times New Roman" w:hAnsi="Times New Roman" w:cs="David"/>
-                          <w:sz w:val="24"/>
-                          <w:szCs w:val="24"/>
-                          <w:rtl/>
+                          <w:noProof/>
+                          <w:sz w:val="24"/>
+                          <w:szCs w:val="24"/>
+                          <w:rtl/>
+                          <w:lang w:val="en-US" w:bidi="he-IL"/>
                         </w:rPr>
                         <w:t xml:space="preserve">כותרת </w:t>
                       </w:r>
                       <w:r>
                         <w:rPr>
                           <w:rFonts w:ascii="Times New Roman" w:hAnsi="Times New Roman" w:cs="David" w:hint="cs"/>
-                          <w:sz w:val="24"/>
-                          <w:szCs w:val="24"/>
-                          <w:rtl/>
+                          <w:noProof/>
+                          <w:sz w:val="24"/>
+                          <w:szCs w:val="24"/>
+                          <w:rtl/>
+                          <w:lang w:val="en-US" w:bidi="he-IL"/>
                         </w:rPr>
                         <w:t>ה</w:t>
                       </w:r>
                       <w:r>
                         <w:rPr>
                           <w:rFonts w:ascii="Times New Roman" w:hAnsi="Times New Roman" w:cs="David"/>
-                          <w:sz w:val="24"/>
-                          <w:szCs w:val="24"/>
-                          <w:rtl/>
+                          <w:noProof/>
+                          <w:sz w:val="24"/>
+                          <w:szCs w:val="24"/>
+                          <w:rtl/>
+                          <w:lang w:val="en-US" w:bidi="he-IL"/>
                         </w:rPr>
                         <w:t>זיקה</w:t>
                       </w:r>
                       <w:r>
                         <w:rPr>
                           <w:rFonts w:ascii="Times New Roman" w:hAnsi="Times New Roman" w:cs="David"/>
+                          <w:noProof/>
                           <w:sz w:val="24"/>
                           <w:szCs w:val="24"/>
                           <w:shd w:val="clear" w:color="auto" w:fill="FFFFFF"/>
                           <w:rtl/>
+                          <w:lang w:val="en-US" w:bidi="he-IL"/>
                         </w:rPr>
                         <w:t xml:space="preserve"> לתחום הידע של החוג</w:t>
                       </w:r>
                       <w:r>
                         <w:rPr>
                           <w:rFonts w:ascii="Times New Roman" w:hAnsi="Times New Roman" w:cs="David"/>
-                          <w:sz w:val="24"/>
-                          <w:szCs w:val="24"/>
-                          <w:rtl/>
+                          <w:noProof/>
+                          <w:sz w:val="24"/>
+                          <w:szCs w:val="24"/>
+                          <w:rtl/>
+                          <w:lang w:val="en-US" w:bidi="he-IL"/>
                         </w:rPr>
                         <w:t xml:space="preserve"> בו את/ה לומד/ת</w:t>
                       </w:r>
                       <w:r>
                         <w:rPr>
                           <w:rFonts w:ascii="Times New Roman" w:hAnsi="Times New Roman" w:cs="David" w:hint="cs"/>
-                          <w:sz w:val="24"/>
-                          <w:szCs w:val="24"/>
-                          <w:rtl/>
+                          <w:noProof/>
+                          <w:sz w:val="24"/>
+                          <w:szCs w:val="24"/>
+                          <w:rtl/>
+                          <w:lang w:val="en-US" w:bidi="he-IL"/>
                         </w:rPr>
                         <w:t xml:space="preserve"> (תלמידי יסודי משולבים/רכזי שכבות וכדומה)</w:t>
                       </w:r>
@@ -5195,10 +5843,12 @@
           <w:rFonts w:ascii="Times New Roman" w:hAnsi="Times New Roman" w:cs="David" w:hint="cs"/>
           <w:b/>
           <w:bCs/>
+          <w:noProof/>
           <w:sz w:val="32"/>
           <w:szCs w:val="32"/>
           <w:u w:val="single"/>
           <w:rtl/>
+          <w:lang w:val="en-US" w:bidi="he-IL"/>
         </w:rPr>
         <w:t>חלק 1: כותרת-רציונל-מטרה-שאלה</w:t>
       </w:r>
@@ -5220,9 +5870,11 @@
           <w:rFonts w:ascii="Times New Roman" w:hAnsi="Times New Roman" w:cs="David"/>
           <w:b/>
           <w:bCs/>
-          <w:sz w:val="24"/>
-          <w:szCs w:val="24"/>
-          <w:rtl/>
+          <w:noProof/>
+          <w:sz w:val="24"/>
+          <w:szCs w:val="24"/>
+          <w:rtl/>
+          <w:lang w:val="en-US" w:bidi="he-IL"/>
         </w:rPr>
         <w:t>סטודנט/ית:</w:t>
       </w:r>
@@ -5244,9 +5896,11 @@
           <w:rFonts w:ascii="Times New Roman" w:hAnsi="Times New Roman" w:cs="David"/>
           <w:b/>
           <w:bCs/>
-          <w:sz w:val="24"/>
-          <w:szCs w:val="24"/>
-          <w:rtl/>
+          <w:noProof/>
+          <w:sz w:val="24"/>
+          <w:szCs w:val="24"/>
+          <w:rtl/>
+          <w:lang w:val="en-US" w:bidi="he-IL"/>
         </w:rPr>
         <w:t xml:space="preserve">הערכת תוכנית הלמידה החברתית-רגשית "מעגלים" לפיתוח מיומנויות חברתיות-רגשיות של תלמידים על הרצף האוטיסטי בכיתת תקשורת</w:t>
       </w:r>
@@ -5282,10 +5936,12 @@
           <w:rFonts w:ascii="Times New Roman" w:hAnsi="Times New Roman" w:cs="David"/>
           <w:b/>
           <w:bCs/>
+          <w:noProof/>
           <w:color w:val="0070C0"/>
           <w:sz w:val="24"/>
           <w:szCs w:val="24"/>
           <w:rtl/>
+          <w:lang w:val="en-US" w:bidi="he-IL"/>
         </w:rPr>
         <w:t>קורא/ת שני/יה:</w:t>
       </w:r>
@@ -5294,10 +5950,12 @@
           <w:rFonts w:ascii="Times New Roman" w:hAnsi="Times New Roman" w:cs="David" w:hint="cs"/>
           <w:b/>
           <w:bCs/>
+          <w:noProof/>
           <w:color w:val="0070C0"/>
           <w:sz w:val="24"/>
           <w:szCs w:val="24"/>
           <w:rtl/>
+          <w:lang w:val="en-US" w:bidi="he-IL"/>
         </w:rPr>
         <w:t xml:space="preserve"> כנדרש, לתקן מיומנויות...</w:t>
       </w:r>
@@ -5336,6 +5994,7 @@
           <w:sz w:val="28"/>
           <w:szCs w:val="28"/>
           <w:rtl/>
+          <w:lang w:val="en-US" w:bidi="he-IL"/>
         </w:rPr>
         <mc:AlternateContent>
           <mc:Choice Requires="wps">
@@ -5397,18 +6056,22 @@
                                 <w:rFonts w:ascii="Times New Roman" w:hAnsi="Times New Roman" w:cs="David" w:hint="cs"/>
                                 <w:b/>
                                 <w:bCs/>
+                                <w:noProof/>
                                 <w:sz w:val="28"/>
                                 <w:szCs w:val="28"/>
                                 <w:rtl/>
+                                <w:lang w:val="en-US" w:bidi="he-IL"/>
                               </w:rPr>
                               <w:t xml:space="preserve">הרציונל והמטרה לעריכת המחקר היישומי</w:t>
                             </w:r>
                             <w:r>
                               <w:rPr>
                                 <w:rFonts w:ascii="Times New Roman" w:hAnsi="Times New Roman" w:cs="David" w:hint="cs"/>
+                                <w:noProof/>
                                 <w:sz w:val="28"/>
                                 <w:szCs w:val="28"/>
                                 <w:rtl/>
+                                <w:lang w:val="en-US" w:bidi="he-IL"/>
                               </w:rPr>
                               <w:t>-</w:t>
                             </w:r>
@@ -5417,9 +6080,11 @@
                                 <w:rFonts w:ascii="Times New Roman" w:hAnsi="Times New Roman" w:cs="David" w:hint="cs"/>
                                 <w:b/>
                                 <w:bCs/>
+                                <w:noProof/>
                                 <w:sz w:val="28"/>
                                 <w:szCs w:val="28"/>
                                 <w:rtl/>
+                                <w:lang w:val="en-US" w:bidi="he-IL"/>
                               </w:rPr>
                               <w:t xml:space="preserve">עד שתי פסקאות </w:t>
                             </w:r>
@@ -5451,139 +6116,169 @@
                                 <w:rFonts w:ascii="Times New Roman" w:hAnsi="Times New Roman" w:cs="David" w:hint="cs"/>
                                 <w:b/>
                                 <w:bCs/>
-                                <w:sz w:val="24"/>
-                                <w:szCs w:val="24"/>
-                                <w:rtl/>
+                                <w:noProof/>
+                                <w:sz w:val="24"/>
+                                <w:szCs w:val="24"/>
+                                <w:rtl/>
+                                <w:lang w:val="en-US" w:bidi="he-IL"/>
                               </w:rPr>
                               <w:t>הפסקה הראשונה תכלול</w:t>
                             </w:r>
                             <w:r>
                               <w:rPr>
                                 <w:rFonts w:ascii="Times New Roman" w:hAnsi="Times New Roman" w:cs="David" w:hint="cs"/>
-                                <w:sz w:val="24"/>
-                                <w:szCs w:val="24"/>
-                                <w:rtl/>
+                                <w:noProof/>
+                                <w:sz w:val="24"/>
+                                <w:szCs w:val="24"/>
+                                <w:rtl/>
+                                <w:lang w:val="en-US" w:bidi="he-IL"/>
                               </w:rPr>
                               <w:t xml:space="preserve"> </w:t>
                             </w:r>
                             <w:r>
                               <w:rPr>
                                 <w:rFonts w:ascii="Times New Roman" w:hAnsi="Times New Roman" w:cs="David" w:hint="cs"/>
+                                <w:noProof/>
                                 <w:sz w:val="24"/>
                                 <w:szCs w:val="24"/>
                                 <w:u w:val="single"/>
                                 <w:rtl/>
+                                <w:lang w:val="en-US" w:bidi="he-IL"/>
                               </w:rPr>
                               <w:t xml:space="preserve">את </w:t>
                             </w:r>
                             <w:r>
                               <w:rPr>
                                 <w:rFonts w:ascii="Times New Roman" w:hAnsi="Times New Roman" w:cs="David"/>
+                                <w:noProof/>
                                 <w:sz w:val="24"/>
                                 <w:szCs w:val="24"/>
                                 <w:u w:val="single"/>
                                 <w:rtl/>
+                                <w:lang w:val="en-US" w:bidi="he-IL"/>
                               </w:rPr>
                               <w:t>הרציונל</w:t>
                             </w:r>
                             <w:r>
                               <w:rPr>
                                 <w:rFonts w:ascii="Times New Roman" w:hAnsi="Times New Roman" w:cs="David" w:hint="cs"/>
+                                <w:noProof/>
                                 <w:sz w:val="24"/>
                                 <w:szCs w:val="24"/>
                                 <w:u w:val="single"/>
                                 <w:rtl/>
+                                <w:lang w:val="en-US" w:bidi="he-IL"/>
                               </w:rPr>
                               <w:t xml:space="preserve"> ממנו נובעות הסיבות</w:t>
                             </w:r>
                             <w:r>
                               <w:rPr>
                                 <w:rFonts w:ascii="Times New Roman" w:hAnsi="Times New Roman" w:cs="David" w:hint="cs"/>
-                                <w:sz w:val="24"/>
-                                <w:szCs w:val="24"/>
-                                <w:rtl/>
+                                <w:noProof/>
+                                <w:sz w:val="24"/>
+                                <w:szCs w:val="24"/>
+                                <w:rtl/>
+                                <w:lang w:val="en-US" w:bidi="he-IL"/>
                               </w:rPr>
                               <w:t xml:space="preserve"> </w:t>
                             </w:r>
                             <w:r>
                               <w:rPr>
                                 <w:rFonts w:ascii="Times New Roman" w:hAnsi="Times New Roman" w:cs="David"/>
-                                <w:sz w:val="24"/>
-                                <w:szCs w:val="24"/>
-                                <w:rtl/>
+                                <w:noProof/>
+                                <w:sz w:val="24"/>
+                                <w:szCs w:val="24"/>
+                                <w:rtl/>
+                                <w:lang w:val="en-US" w:bidi="he-IL"/>
                               </w:rPr>
                               <w:t>שהוביל</w:t>
                             </w:r>
                             <w:r>
                               <w:rPr>
                                 <w:rFonts w:ascii="Times New Roman" w:hAnsi="Times New Roman" w:cs="David" w:hint="cs"/>
-                                <w:sz w:val="24"/>
-                                <w:szCs w:val="24"/>
-                                <w:rtl/>
+                                <w:noProof/>
+                                <w:sz w:val="24"/>
+                                <w:szCs w:val="24"/>
+                                <w:rtl/>
+                                <w:lang w:val="en-US" w:bidi="he-IL"/>
                               </w:rPr>
                               <w:t>/ו</w:t>
                             </w:r>
                             <w:r>
                               <w:rPr>
                                 <w:rFonts w:ascii="Times New Roman" w:hAnsi="Times New Roman" w:cs="David"/>
-                                <w:sz w:val="24"/>
-                                <w:szCs w:val="24"/>
-                                <w:rtl/>
+                                <w:noProof/>
+                                <w:sz w:val="24"/>
+                                <w:szCs w:val="24"/>
+                                <w:rtl/>
+                                <w:lang w:val="en-US" w:bidi="he-IL"/>
                               </w:rPr>
                               <w:t xml:space="preserve"> לעריכת המחקר</w:t>
                             </w:r>
                             <w:r>
                               <w:rPr>
                                 <w:rFonts w:ascii="Times New Roman" w:hAnsi="Times New Roman" w:cs="David" w:hint="cs"/>
-                                <w:sz w:val="24"/>
-                                <w:szCs w:val="24"/>
-                                <w:rtl/>
+                                <w:noProof/>
+                                <w:sz w:val="24"/>
+                                <w:szCs w:val="24"/>
+                                <w:rtl/>
+                                <w:lang w:val="en-US" w:bidi="he-IL"/>
                               </w:rPr>
                               <w:t xml:space="preserve"> היישומי</w:t>
                             </w:r>
                             <w:r>
                               <w:rPr>
                                 <w:rFonts w:ascii="Times New Roman" w:hAnsi="Times New Roman" w:cs="David"/>
-                                <w:sz w:val="24"/>
-                                <w:szCs w:val="24"/>
-                                <w:rtl/>
+                                <w:noProof/>
+                                <w:sz w:val="24"/>
+                                <w:szCs w:val="24"/>
+                                <w:rtl/>
+                                <w:lang w:val="en-US" w:bidi="he-IL"/>
                               </w:rPr>
                               <w:t xml:space="preserve"> (לזכור כי מיעוט מחקרים בתחום אינו מהווה רציונל משכנע)</w:t>
                             </w:r>
                             <w:r>
                               <w:rPr>
                                 <w:rFonts w:ascii="Times New Roman" w:hAnsi="Times New Roman" w:cs="David" w:hint="cs"/>
-                                <w:sz w:val="24"/>
-                                <w:szCs w:val="24"/>
-                                <w:rtl/>
+                                <w:noProof/>
+                                <w:sz w:val="24"/>
+                                <w:szCs w:val="24"/>
+                                <w:rtl/>
+                                <w:lang w:val="en-US" w:bidi="he-IL"/>
                               </w:rPr>
                               <w:t xml:space="preserve">, ואת </w:t>
                             </w:r>
                             <w:r>
                               <w:rPr>
                                 <w:rFonts w:ascii="Times New Roman" w:hAnsi="Times New Roman" w:cs="David"/>
+                                <w:noProof/>
                                 <w:sz w:val="24"/>
                                 <w:szCs w:val="24"/>
                                 <w:u w:val="single"/>
                                 <w:rtl/>
+                                <w:lang w:val="en-US" w:bidi="he-IL"/>
                               </w:rPr>
                               <w:t>מטרת המחקר</w:t>
                             </w:r>
                             <w:r>
                               <w:rPr>
                                 <w:rFonts w:ascii="Times New Roman" w:hAnsi="Times New Roman" w:cs="David" w:hint="cs"/>
-                                <w:sz w:val="24"/>
-                                <w:szCs w:val="24"/>
-                                <w:rtl/>
+                                <w:noProof/>
+                                <w:sz w:val="24"/>
+                                <w:szCs w:val="24"/>
+                                <w:rtl/>
+                                <w:lang w:val="en-US" w:bidi="he-IL"/>
                               </w:rPr>
                               <w:t xml:space="preserve"> (נגזרת מהרציונל): </w:t>
                             </w:r>
                             <w:r>
                               <w:rPr>
                                 <w:rFonts w:ascii="Times New Roman" w:hAnsi="Times New Roman" w:cs="David"/>
-                                <w:sz w:val="24"/>
-                                <w:szCs w:val="24"/>
-                                <w:rtl/>
+                                <w:noProof/>
+                                <w:sz w:val="24"/>
+                                <w:szCs w:val="24"/>
+                                <w:rtl/>
+                                <w:lang w:val="en-US" w:bidi="he-IL"/>
                               </w:rPr>
                               <w:t>מה אמורים להשיג באמצעות המחקר (להשתמש בשם הפועל: לבחון את... ללמוד על...)</w:t>
                             </w:r>
@@ -5616,69 +6311,83 @@
                                 <w:rFonts w:ascii="Times New Roman" w:hAnsi="Times New Roman" w:cs="David" w:hint="cs"/>
                                 <w:b/>
                                 <w:bCs/>
-                                <w:sz w:val="24"/>
-                                <w:szCs w:val="24"/>
-                                <w:rtl/>
+                                <w:noProof/>
+                                <w:sz w:val="24"/>
+                                <w:szCs w:val="24"/>
+                                <w:rtl/>
+                                <w:lang w:val="en-US" w:bidi="he-IL"/>
                               </w:rPr>
                               <w:t xml:space="preserve">הפסקה השנייה תכלול </w:t>
                             </w:r>
                             <w:r>
                               <w:rPr>
                                 <w:rFonts w:ascii="Times New Roman" w:hAnsi="Times New Roman" w:cs="David" w:hint="cs"/>
+                                <w:noProof/>
                                 <w:sz w:val="24"/>
                                 <w:szCs w:val="24"/>
                                 <w:shd w:val="clear" w:color="auto" w:fill="FFFFFF"/>
                                 <w:rtl/>
+                                <w:lang w:val="en-US" w:bidi="he-IL"/>
                               </w:rPr>
                               <w:t xml:space="preserve">הסבר על</w:t>
                             </w:r>
                             <w:r>
                               <w:rPr>
                                 <w:rFonts w:ascii="Times New Roman" w:hAnsi="Times New Roman" w:cs="David"/>
+                                <w:noProof/>
                                 <w:sz w:val="24"/>
                                 <w:szCs w:val="24"/>
                                 <w:shd w:val="clear" w:color="auto" w:fill="FFFFFF"/>
                                 <w:rtl/>
+                                <w:lang w:val="en-US" w:bidi="he-IL"/>
                               </w:rPr>
                               <w:t xml:space="preserve"> החיבור/ים</w:t>
                             </w:r>
                             <w:r>
                               <w:rPr>
                                 <w:rFonts w:ascii="Times New Roman" w:hAnsi="Times New Roman" w:cs="David" w:hint="cs"/>
+                                <w:noProof/>
                                 <w:sz w:val="24"/>
                                 <w:szCs w:val="24"/>
                                 <w:shd w:val="clear" w:color="auto" w:fill="FFFFFF"/>
                                 <w:rtl/>
+                                <w:lang w:val="en-US" w:bidi="he-IL"/>
                               </w:rPr>
                               <w:t xml:space="preserve"> ו/או את התרומה האפשרית </w:t>
                             </w:r>
                             <w:r>
                               <w:rPr>
                                 <w:rFonts w:ascii="Times New Roman" w:hAnsi="Times New Roman" w:cs="David"/>
+                                <w:noProof/>
                                 <w:sz w:val="24"/>
                                 <w:szCs w:val="24"/>
                                 <w:shd w:val="clear" w:color="auto" w:fill="FFFFFF"/>
                                 <w:rtl/>
+                                <w:lang w:val="en-US" w:bidi="he-IL"/>
                               </w:rPr>
                               <w:t xml:space="preserve">לתחום הידע של </w:t>
                             </w:r>
                             <w:r>
                               <w:rPr>
                                 <w:rFonts w:ascii="Times New Roman" w:hAnsi="Times New Roman" w:cs="David" w:hint="cs"/>
+                                <w:noProof/>
                                 <w:sz w:val="24"/>
                                 <w:szCs w:val="24"/>
                                 <w:shd w:val="clear" w:color="auto" w:fill="FFFFFF"/>
                                 <w:rtl/>
+                                <w:lang w:val="en-US" w:bidi="he-IL"/>
                               </w:rPr>
                               <w:t>ה</w:t>
                             </w:r>
                             <w:r>
                               <w:rPr>
                                 <w:rFonts w:ascii="Times New Roman" w:hAnsi="Times New Roman" w:cs="David"/>
+                                <w:noProof/>
                                 <w:sz w:val="24"/>
                                 <w:szCs w:val="24"/>
                                 <w:shd w:val="clear" w:color="auto" w:fill="FFFFFF"/>
                                 <w:rtl/>
+                                <w:lang w:val="en-US" w:bidi="he-IL"/>
                               </w:rPr>
                               <w:t>חוג</w:t>
                             </w:r>
@@ -5720,18 +6429,22 @@
                           <w:rFonts w:ascii="Times New Roman" w:hAnsi="Times New Roman" w:cs="David" w:hint="cs"/>
                           <w:b/>
                           <w:bCs/>
+                          <w:noProof/>
                           <w:sz w:val="28"/>
                           <w:szCs w:val="28"/>
                           <w:rtl/>
+                          <w:lang w:val="en-US" w:bidi="he-IL"/>
                         </w:rPr>
                         <w:t xml:space="preserve">הרציונל והמטרה לעריכת המחקר היישומי</w:t>
                       </w:r>
                       <w:r>
                         <w:rPr>
                           <w:rFonts w:ascii="Times New Roman" w:hAnsi="Times New Roman" w:cs="David" w:hint="cs"/>
+                          <w:noProof/>
                           <w:sz w:val="28"/>
                           <w:szCs w:val="28"/>
                           <w:rtl/>
+                          <w:lang w:val="en-US" w:bidi="he-IL"/>
                         </w:rPr>
                         <w:t>-</w:t>
                       </w:r>
@@ -5740,9 +6453,11 @@
                           <w:rFonts w:ascii="Times New Roman" w:hAnsi="Times New Roman" w:cs="David" w:hint="cs"/>
                           <w:b/>
                           <w:bCs/>
+                          <w:noProof/>
                           <w:sz w:val="28"/>
                           <w:szCs w:val="28"/>
                           <w:rtl/>
+                          <w:lang w:val="en-US" w:bidi="he-IL"/>
                         </w:rPr>
                         <w:t xml:space="preserve">עד שתי פסקאות </w:t>
                       </w:r>
@@ -5774,139 +6489,169 @@
                           <w:rFonts w:ascii="Times New Roman" w:hAnsi="Times New Roman" w:cs="David" w:hint="cs"/>
                           <w:b/>
                           <w:bCs/>
-                          <w:sz w:val="24"/>
-                          <w:szCs w:val="24"/>
-                          <w:rtl/>
+                          <w:noProof/>
+                          <w:sz w:val="24"/>
+                          <w:szCs w:val="24"/>
+                          <w:rtl/>
+                          <w:lang w:val="en-US" w:bidi="he-IL"/>
                         </w:rPr>
                         <w:t>הפסקה הראשונה תכלול</w:t>
                       </w:r>
                       <w:r>
                         <w:rPr>
                           <w:rFonts w:ascii="Times New Roman" w:hAnsi="Times New Roman" w:cs="David" w:hint="cs"/>
-                          <w:sz w:val="24"/>
-                          <w:szCs w:val="24"/>
-                          <w:rtl/>
+                          <w:noProof/>
+                          <w:sz w:val="24"/>
+                          <w:szCs w:val="24"/>
+                          <w:rtl/>
+                          <w:lang w:val="en-US" w:bidi="he-IL"/>
                         </w:rPr>
                         <w:t xml:space="preserve"> </w:t>
                       </w:r>
                       <w:r>
                         <w:rPr>
                           <w:rFonts w:ascii="Times New Roman" w:hAnsi="Times New Roman" w:cs="David" w:hint="cs"/>
+                          <w:noProof/>
                           <w:sz w:val="24"/>
                           <w:szCs w:val="24"/>
                           <w:u w:val="single"/>
                           <w:rtl/>
+                          <w:lang w:val="en-US" w:bidi="he-IL"/>
                         </w:rPr>
                         <w:t xml:space="preserve">את </w:t>
                       </w:r>
                       <w:r>
                         <w:rPr>
                           <w:rFonts w:ascii="Times New Roman" w:hAnsi="Times New Roman" w:cs="David"/>
+                          <w:noProof/>
                           <w:sz w:val="24"/>
                           <w:szCs w:val="24"/>
                           <w:u w:val="single"/>
                           <w:rtl/>
+                          <w:lang w:val="en-US" w:bidi="he-IL"/>
                         </w:rPr>
                         <w:t>הרציונל</w:t>
                       </w:r>
                       <w:r>
                         <w:rPr>
                           <w:rFonts w:ascii="Times New Roman" w:hAnsi="Times New Roman" w:cs="David" w:hint="cs"/>
+                          <w:noProof/>
                           <w:sz w:val="24"/>
                           <w:szCs w:val="24"/>
                           <w:u w:val="single"/>
                           <w:rtl/>
+                          <w:lang w:val="en-US" w:bidi="he-IL"/>
                         </w:rPr>
                         <w:t xml:space="preserve"> ממנו נובעות הסיבות</w:t>
                       </w:r>
                       <w:r>
                         <w:rPr>
                           <w:rFonts w:ascii="Times New Roman" w:hAnsi="Times New Roman" w:cs="David" w:hint="cs"/>
-                          <w:sz w:val="24"/>
-                          <w:szCs w:val="24"/>
-                          <w:rtl/>
+                          <w:noProof/>
+                          <w:sz w:val="24"/>
+                          <w:szCs w:val="24"/>
+                          <w:rtl/>
+                          <w:lang w:val="en-US" w:bidi="he-IL"/>
                         </w:rPr>
                         <w:t xml:space="preserve"> </w:t>
                       </w:r>
                       <w:r>
                         <w:rPr>
                           <w:rFonts w:ascii="Times New Roman" w:hAnsi="Times New Roman" w:cs="David"/>
-                          <w:sz w:val="24"/>
-                          <w:szCs w:val="24"/>
-                          <w:rtl/>
+                          <w:noProof/>
+                          <w:sz w:val="24"/>
+                          <w:szCs w:val="24"/>
+                          <w:rtl/>
+                          <w:lang w:val="en-US" w:bidi="he-IL"/>
                         </w:rPr>
                         <w:t>שהוביל</w:t>
                       </w:r>
                       <w:r>
                         <w:rPr>
                           <w:rFonts w:ascii="Times New Roman" w:hAnsi="Times New Roman" w:cs="David" w:hint="cs"/>
-                          <w:sz w:val="24"/>
-                          <w:szCs w:val="24"/>
-                          <w:rtl/>
+                          <w:noProof/>
+                          <w:sz w:val="24"/>
+                          <w:szCs w:val="24"/>
+                          <w:rtl/>
+                          <w:lang w:val="en-US" w:bidi="he-IL"/>
                         </w:rPr>
                         <w:t>/ו</w:t>
                       </w:r>
                       <w:r>
                         <w:rPr>
                           <w:rFonts w:ascii="Times New Roman" w:hAnsi="Times New Roman" w:cs="David"/>
-                          <w:sz w:val="24"/>
-                          <w:szCs w:val="24"/>
-                          <w:rtl/>
+                          <w:noProof/>
+                          <w:sz w:val="24"/>
+                          <w:szCs w:val="24"/>
+                          <w:rtl/>
+                          <w:lang w:val="en-US" w:bidi="he-IL"/>
                         </w:rPr>
                         <w:t xml:space="preserve"> לעריכת המחקר</w:t>
                       </w:r>
                       <w:r>
                         <w:rPr>
                           <w:rFonts w:ascii="Times New Roman" w:hAnsi="Times New Roman" w:cs="David" w:hint="cs"/>
-                          <w:sz w:val="24"/>
-                          <w:szCs w:val="24"/>
-                          <w:rtl/>
+                          <w:noProof/>
+                          <w:sz w:val="24"/>
+                          <w:szCs w:val="24"/>
+                          <w:rtl/>
+                          <w:lang w:val="en-US" w:bidi="he-IL"/>
                         </w:rPr>
                         <w:t xml:space="preserve"> היישומי</w:t>
                       </w:r>
                       <w:r>
                         <w:rPr>
                           <w:rFonts w:ascii="Times New Roman" w:hAnsi="Times New Roman" w:cs="David"/>
-                          <w:sz w:val="24"/>
-                          <w:szCs w:val="24"/>
-                          <w:rtl/>
+                          <w:noProof/>
+                          <w:sz w:val="24"/>
+                          <w:szCs w:val="24"/>
+                          <w:rtl/>
+                          <w:lang w:val="en-US" w:bidi="he-IL"/>
                         </w:rPr>
                         <w:t xml:space="preserve"> (לזכור כי מיעוט מחקרים בתחום אינו מהווה רציונל משכנע)</w:t>
                       </w:r>
                       <w:r>
                         <w:rPr>
                           <w:rFonts w:ascii="Times New Roman" w:hAnsi="Times New Roman" w:cs="David" w:hint="cs"/>
-                          <w:sz w:val="24"/>
-                          <w:szCs w:val="24"/>
-                          <w:rtl/>
+                          <w:noProof/>
+                          <w:sz w:val="24"/>
+                          <w:szCs w:val="24"/>
+                          <w:rtl/>
+                          <w:lang w:val="en-US" w:bidi="he-IL"/>
                         </w:rPr>
                         <w:t xml:space="preserve">, ואת </w:t>
                       </w:r>
                       <w:r>
                         <w:rPr>
                           <w:rFonts w:ascii="Times New Roman" w:hAnsi="Times New Roman" w:cs="David"/>
+                          <w:noProof/>
                           <w:sz w:val="24"/>
                           <w:szCs w:val="24"/>
                           <w:u w:val="single"/>
                           <w:rtl/>
+                          <w:lang w:val="en-US" w:bidi="he-IL"/>
                         </w:rPr>
                         <w:t>מטרת המחקר</w:t>
                       </w:r>
                       <w:r>
                         <w:rPr>
                           <w:rFonts w:ascii="Times New Roman" w:hAnsi="Times New Roman" w:cs="David" w:hint="cs"/>
-                          <w:sz w:val="24"/>
-                          <w:szCs w:val="24"/>
-                          <w:rtl/>
+                          <w:noProof/>
+                          <w:sz w:val="24"/>
+                          <w:szCs w:val="24"/>
+                          <w:rtl/>
+                          <w:lang w:val="en-US" w:bidi="he-IL"/>
                         </w:rPr>
                         <w:t xml:space="preserve"> (נגזרת מהרציונל): </w:t>
                       </w:r>
                       <w:r>
                         <w:rPr>
                           <w:rFonts w:ascii="Times New Roman" w:hAnsi="Times New Roman" w:cs="David"/>
-                          <w:sz w:val="24"/>
-                          <w:szCs w:val="24"/>
-                          <w:rtl/>
+                          <w:noProof/>
+                          <w:sz w:val="24"/>
+                          <w:szCs w:val="24"/>
+                          <w:rtl/>
+                          <w:lang w:val="en-US" w:bidi="he-IL"/>
                         </w:rPr>
                         <w:t>מה אמורים להשיג באמצעות המחקר (להשתמש בשם הפועל: לבחון את... ללמוד על...)</w:t>
                       </w:r>
@@ -5939,69 +6684,83 @@
                           <w:rFonts w:ascii="Times New Roman" w:hAnsi="Times New Roman" w:cs="David" w:hint="cs"/>
                           <w:b/>
                           <w:bCs/>
-                          <w:sz w:val="24"/>
-                          <w:szCs w:val="24"/>
-                          <w:rtl/>
+                          <w:noProof/>
+                          <w:sz w:val="24"/>
+                          <w:szCs w:val="24"/>
+                          <w:rtl/>
+                          <w:lang w:val="en-US" w:bidi="he-IL"/>
                         </w:rPr>
                         <w:t xml:space="preserve">הפסקה השנייה תכלול </w:t>
                       </w:r>
                       <w:r>
                         <w:rPr>
                           <w:rFonts w:ascii="Times New Roman" w:hAnsi="Times New Roman" w:cs="David" w:hint="cs"/>
+                          <w:noProof/>
                           <w:sz w:val="24"/>
                           <w:szCs w:val="24"/>
                           <w:shd w:val="clear" w:color="auto" w:fill="FFFFFF"/>
                           <w:rtl/>
+                          <w:lang w:val="en-US" w:bidi="he-IL"/>
                         </w:rPr>
                         <w:t xml:space="preserve">הסבר על</w:t>
                       </w:r>
                       <w:r>
                         <w:rPr>
                           <w:rFonts w:ascii="Times New Roman" w:hAnsi="Times New Roman" w:cs="David"/>
+                          <w:noProof/>
                           <w:sz w:val="24"/>
                           <w:szCs w:val="24"/>
                           <w:shd w:val="clear" w:color="auto" w:fill="FFFFFF"/>
                           <w:rtl/>
+                          <w:lang w:val="en-US" w:bidi="he-IL"/>
                         </w:rPr>
                         <w:t xml:space="preserve"> החיבור/ים</w:t>
                       </w:r>
                       <w:r>
                         <w:rPr>
                           <w:rFonts w:ascii="Times New Roman" w:hAnsi="Times New Roman" w:cs="David" w:hint="cs"/>
+                          <w:noProof/>
                           <w:sz w:val="24"/>
                           <w:szCs w:val="24"/>
                           <w:shd w:val="clear" w:color="auto" w:fill="FFFFFF"/>
                           <w:rtl/>
+                          <w:lang w:val="en-US" w:bidi="he-IL"/>
                         </w:rPr>
                         <w:t xml:space="preserve"> ו/או את התרומה האפשרית </w:t>
                       </w:r>
                       <w:r>
                         <w:rPr>
                           <w:rFonts w:ascii="Times New Roman" w:hAnsi="Times New Roman" w:cs="David"/>
+                          <w:noProof/>
                           <w:sz w:val="24"/>
                           <w:szCs w:val="24"/>
                           <w:shd w:val="clear" w:color="auto" w:fill="FFFFFF"/>
                           <w:rtl/>
+                          <w:lang w:val="en-US" w:bidi="he-IL"/>
                         </w:rPr>
                         <w:t xml:space="preserve">לתחום הידע של </w:t>
                       </w:r>
                       <w:r>
                         <w:rPr>
                           <w:rFonts w:ascii="Times New Roman" w:hAnsi="Times New Roman" w:cs="David" w:hint="cs"/>
+                          <w:noProof/>
                           <w:sz w:val="24"/>
                           <w:szCs w:val="24"/>
                           <w:shd w:val="clear" w:color="auto" w:fill="FFFFFF"/>
                           <w:rtl/>
+                          <w:lang w:val="en-US" w:bidi="he-IL"/>
                         </w:rPr>
                         <w:t>ה</w:t>
                       </w:r>
                       <w:r>
                         <w:rPr>
                           <w:rFonts w:ascii="Times New Roman" w:hAnsi="Times New Roman" w:cs="David"/>
+                          <w:noProof/>
                           <w:sz w:val="24"/>
                           <w:szCs w:val="24"/>
                           <w:shd w:val="clear" w:color="auto" w:fill="FFFFFF"/>
                           <w:rtl/>
+                          <w:lang w:val="en-US" w:bidi="he-IL"/>
                         </w:rPr>
                         <w:t>חוג</w:t>
                       </w:r>
@@ -6059,9 +6818,11 @@
           <w:rFonts w:ascii="Times New Roman" w:hAnsi="Times New Roman" w:cs="David"/>
           <w:b/>
           <w:bCs/>
-          <w:sz w:val="24"/>
-          <w:szCs w:val="24"/>
-          <w:rtl/>
+          <w:noProof/>
+          <w:sz w:val="24"/>
+          <w:szCs w:val="24"/>
+          <w:rtl/>
+          <w:lang w:val="en-US" w:bidi="he-IL"/>
         </w:rPr>
         <w:t>סטודנט/ית:</w:t>
       </w:r>
@@ -6080,9 +6841,11 @@
       <w:r>
         <w:rPr>
           <w:rFonts w:ascii="Times New Roman" w:hAnsi="Times New Roman" w:cs="David"/>
-          <w:sz w:val="24"/>
-          <w:szCs w:val="24"/>
-          <w:rtl/>
+          <w:noProof/>
+          <w:sz w:val="24"/>
+          <w:szCs w:val="24"/>
+          <w:rtl/>
+          <w:lang w:val="en-US" w:bidi="he-IL"/>
         </w:rPr>
         <w:t xml:space="preserve">תלמידים על הרצף האוטיסטי מתמודדים עם אתגרים בתחומי התקשורת החברתית והוויסות הרגשי, העלולים להקשות על השתלבותם בבית הספר ובחברה (אלון מן וברק, 2025). בעבר התמקדה מערכת החינוך בעיקר בהישגים לימודיים וקוגניטיביים, אולם כיום גוברת ההכרה כי למידה חברתית-רגשית (SEL) היא מרכיב מרכזי ברווחה האישית ובתפקוד היומיומי של תלמידים אלה (בנבנישתי ופרידמן, 2020; מזרחי ויריב, 2022; Dale et al., 2022). הצורך במחקר נובע מהחשיבות של יצירת מדדים ברורים להערכת תוכניות חברתיות-רגשיות בשדה, ומהצורך לוודא שתוכניות כמו "מעגלים" אכן מותאמות לצרכים הייחודיים של תלמידים על הרצף. מטרת המחקר היא לבחון את מרכיביה של תוכנית "מעגלים" וללמוד כיצד ניתן להעריך את יישומה בכיתת תקשורת.</w:t>
       </w:r>
@@ -6114,9 +6877,11 @@
       <w:r>
         <w:rPr>
           <w:rFonts w:ascii="Times New Roman" w:hAnsi="Times New Roman" w:cs="David"/>
-          <w:sz w:val="24"/>
-          <w:szCs w:val="24"/>
-          <w:rtl/>
+          <w:noProof/>
+          <w:sz w:val="24"/>
+          <w:szCs w:val="24"/>
+          <w:rtl/>
+          <w:lang w:val="en-US" w:bidi="he-IL"/>
         </w:rPr>
         <w:t xml:space="preserve">המחקר הנוכחי מחבר בין הידע התיאורטי על למידה חברתית-רגשית לבין העבודה המעשית עם תוכנית "מעגלים", המתמקדת בהכנת התלמיד לחיים עצמאיים ובטוחים בקהילה. התרומה העיקרית של העבודה היא בהבנת הדרכים ללמד ולהעריך נושאים מורכבים כמו גבולות גוף, מרחק חברתי ומידת האמון שיש לתת באנשים שונים, נושאים העומדים בלב התוכנית ומהווים אתגר משמעותי עבור תלמידים על הרצף. המחקר יסייע לאנשי חינוך ולמובילים פדגוגיים להעריך תחומים שקשה למדוד בכלים רגילים, כמו יכולתו של התלמיד להבחין בין מעגלי הקרבה השונים, החל מהמעגל הפרטי ועד למעגל הזרים. התובנות מהמחקר יוכלו לסייע בשיפור דרכי ההוראה ובהתאמתן האישית לכל תלמיד, במטרה להעניק לו כלים להצלחה חברתית ולביטחון עצמי.</w:t>
       </w:r>
@@ -6137,20 +6902,24 @@
           <w:rFonts w:ascii="Times New Roman" w:hAnsi="Times New Roman" w:cs="David"/>
           <w:b/>
           <w:bCs/>
+          <w:noProof/>
           <w:color w:val="0070C0"/>
           <w:sz w:val="24"/>
           <w:szCs w:val="24"/>
           <w:rtl/>
+          <w:lang w:val="en-US" w:bidi="he-IL"/>
         </w:rPr>
         <w:t>קורא/ת שני/יה:</w:t>
       </w:r>
       <w:r>
         <w:rPr>
           <w:rFonts w:ascii="Times New Roman" w:hAnsi="Times New Roman" w:cs="David" w:hint="cs"/>
+          <w:noProof/>
           <w:color w:val="0070C0"/>
           <w:sz w:val="24"/>
           <w:szCs w:val="24"/>
           <w:rtl/>
+          <w:lang w:val="en-US" w:bidi="he-IL"/>
         </w:rPr>
         <w:t xml:space="preserve">  יפה, להתחיל פסקה שנייה בהזחה...לתקן לאורך כל ההצעה...</w:t>
       </w:r>
@@ -6183,6 +6952,7 @@
           <w:noProof/>
           <w:sz w:val="24"/>
           <w:szCs w:val="24"/>
+          <w:lang w:val="en-US" w:bidi="he-IL"/>
         </w:rPr>
         <w:lastRenderedPageBreak/>
         <mc:AlternateContent>
@@ -6247,9 +7017,11 @@
                                 <w:rFonts w:ascii="Times New Roman" w:hAnsi="Times New Roman" w:cs="David" w:hint="cs"/>
                                 <w:b/>
                                 <w:bCs/>
+                                <w:noProof/>
                                 <w:sz w:val="28"/>
                                 <w:szCs w:val="28"/>
                                 <w:rtl/>
+                                <w:lang w:val="en-US" w:bidi="he-IL"/>
                               </w:rPr>
                               <w:t xml:space="preserve">שאלת/שאלות המחקר היישומי (עד 40 מילים)</w:t>
                             </w:r>
@@ -6280,9 +7052,11 @@
                             <w:r>
                               <w:rPr>
                                 <w:rFonts w:ascii="Times New Roman" w:hAnsi="Times New Roman" w:cs="David" w:hint="cs"/>
-                                <w:sz w:val="24"/>
-                                <w:szCs w:val="24"/>
-                                <w:rtl/>
+                                <w:noProof/>
+                                <w:sz w:val="24"/>
+                                <w:szCs w:val="24"/>
+                                <w:rtl/>
+                                <w:lang w:val="en-US" w:bidi="he-IL"/>
                               </w:rPr>
                               <w:t xml:space="preserve">יש להשתמש במילות שאלה מתאימות למחקר איכותני, כגון באיזה אופן/מה המשמעות/כיצד/איך</w:t>
                             </w:r>
@@ -6339,9 +7113,11 @@
                           <w:rFonts w:ascii="Times New Roman" w:hAnsi="Times New Roman" w:cs="David" w:hint="cs"/>
                           <w:b/>
                           <w:bCs/>
+                          <w:noProof/>
                           <w:sz w:val="28"/>
                           <w:szCs w:val="28"/>
                           <w:rtl/>
+                          <w:lang w:val="en-US" w:bidi="he-IL"/>
                         </w:rPr>
                         <w:t xml:space="preserve">שאלת/שאלות המחקר היישומי (עד 40 מילים)</w:t>
                       </w:r>
@@ -6372,9 +7148,11 @@
                       <w:r>
                         <w:rPr>
                           <w:rFonts w:ascii="Times New Roman" w:hAnsi="Times New Roman" w:cs="David" w:hint="cs"/>
-                          <w:sz w:val="24"/>
-                          <w:szCs w:val="24"/>
-                          <w:rtl/>
+                          <w:noProof/>
+                          <w:sz w:val="24"/>
+                          <w:szCs w:val="24"/>
+                          <w:rtl/>
+                          <w:lang w:val="en-US" w:bidi="he-IL"/>
                         </w:rPr>
                         <w:t xml:space="preserve">יש להשתמש במילות שאלה מתאימות למחקר איכותני, כגון באיזה אופן/מה המשמעות/כיצד/איך</w:t>
                       </w:r>
@@ -6419,9 +7197,11 @@
           <w:rFonts w:ascii="Times New Roman" w:hAnsi="Times New Roman" w:cs="David"/>
           <w:b/>
           <w:bCs/>
-          <w:sz w:val="24"/>
-          <w:szCs w:val="24"/>
-          <w:rtl/>
+          <w:noProof/>
+          <w:sz w:val="24"/>
+          <w:szCs w:val="24"/>
+          <w:rtl/>
+          <w:lang w:val="en-US" w:bidi="he-IL"/>
         </w:rPr>
         <w:t>סטודנט/ית:</w:t>
       </w:r>
@@ -6440,9 +7220,11 @@
       <w:r>
         <w:rPr>
           <w:rFonts w:ascii="Times New Roman" w:hAnsi="Times New Roman" w:cs="David"/>
-          <w:sz w:val="24"/>
-          <w:szCs w:val="24"/>
-          <w:rtl/>
+          <w:noProof/>
+          <w:sz w:val="24"/>
+          <w:szCs w:val="24"/>
+          <w:rtl/>
+          <w:lang w:val="en-US" w:bidi="he-IL"/>
         </w:rPr>
         <w:t xml:space="preserve">כיצד ניתן להעריך את יישומה של תוכנית הלמידה החברתית-רגשית "מעגלים" לפיתוח מיומנויות חברתיות-רגשיות של תלמידים על הרצף האוטיסטי בכיתת תקשורת?</w:t>
       </w:r>
@@ -6479,10 +7261,12 @@
           <w:rFonts w:ascii="Times New Roman" w:hAnsi="Times New Roman" w:cs="David"/>
           <w:b/>
           <w:bCs/>
+          <w:noProof/>
           <w:color w:val="0070C0"/>
           <w:sz w:val="24"/>
           <w:szCs w:val="24"/>
           <w:rtl/>
+          <w:lang w:val="en-US" w:bidi="he-IL"/>
         </w:rPr>
         <w:t>קורא/ת שני/יה:</w:t>
       </w:r>
@@ -6491,10 +7275,12 @@
           <w:rFonts w:ascii="Times New Roman" w:hAnsi="Times New Roman" w:cs="David" w:hint="cs"/>
           <w:b/>
           <w:bCs/>
+          <w:noProof/>
           <w:color w:val="0070C0"/>
           <w:sz w:val="24"/>
           <w:szCs w:val="24"/>
           <w:rtl/>
+          <w:lang w:val="en-US" w:bidi="he-IL"/>
         </w:rPr>
         <w:t xml:space="preserve"> כנדרש</w:t>
       </w:r>
@@ -6543,9 +7329,11 @@
           <w:rFonts w:ascii="Times New Roman" w:hAnsi="Times New Roman" w:cs="David"/>
           <w:b/>
           <w:bCs/>
+          <w:noProof/>
           <w:sz w:val="32"/>
           <w:szCs w:val="32"/>
           <w:rtl/>
+          <w:lang w:val="en-US" w:bidi="he-IL"/>
         </w:rPr>
         <w:br w:type="page"/>
       </w:r>
@@ -6585,6 +7373,7 @@
           <w:noProof/>
           <w:sz w:val="24"/>
           <w:szCs w:val="24"/>
+          <w:lang w:val="en-US" w:bidi="he-IL"/>
         </w:rPr>
         <mc:AlternateContent>
           <mc:Choice Requires="wps">
@@ -6655,9 +7444,11 @@
                                 <w:rFonts w:ascii="Times New Roman" w:hAnsi="Times New Roman" w:cs="David" w:hint="cs"/>
                                 <w:b/>
                                 <w:bCs/>
-                                <w:sz w:val="24"/>
-                                <w:szCs w:val="24"/>
-                                <w:rtl/>
+                                <w:noProof/>
+                                <w:sz w:val="24"/>
+                                <w:szCs w:val="24"/>
+                                <w:rtl/>
+                                <w:lang w:val="en-US" w:bidi="he-IL"/>
                               </w:rPr>
                               <w:t>הפסקאות</w:t>
                             </w:r>
@@ -6666,9 +7457,11 @@
                                 <w:rFonts w:ascii="David" w:eastAsia="Times New Roman" w:hAnsi="David" w:cs="David" w:hint="cs"/>
                                 <w:b/>
                                 <w:bCs/>
-                                <w:sz w:val="24"/>
-                                <w:szCs w:val="24"/>
-                                <w:rtl/>
+                                <w:noProof/>
+                                <w:sz w:val="24"/>
+                                <w:szCs w:val="24"/>
+                                <w:rtl/>
+                                <w:lang w:val="en-US" w:bidi="he-IL"/>
                               </w:rPr>
                               <w:t xml:space="preserve">, יוצגו </w:t>
                             </w:r>
@@ -6677,9 +7470,11 @@
                                 <w:rFonts w:ascii="Times New Roman" w:hAnsi="Times New Roman" w:cs="David" w:hint="cs"/>
                                 <w:b/>
                                 <w:bCs/>
-                                <w:sz w:val="24"/>
-                                <w:szCs w:val="24"/>
-                                <w:rtl/>
+                                <w:noProof/>
+                                <w:sz w:val="24"/>
+                                <w:szCs w:val="24"/>
+                                <w:rtl/>
+                                <w:lang w:val="en-US" w:bidi="he-IL"/>
                               </w:rPr>
                               <w:t xml:space="preserve">על-פי הסדר אשר בכותרת </w:t>
                             </w:r>
@@ -6707,9 +7502,11 @@
                                 <w:rFonts w:ascii="Times New Roman" w:hAnsi="Times New Roman" w:cs="David" w:hint="cs"/>
                                 <w:b/>
                                 <w:bCs/>
-                                <w:sz w:val="24"/>
-                                <w:szCs w:val="24"/>
-                                <w:rtl/>
+                                <w:noProof/>
+                                <w:sz w:val="24"/>
+                                <w:szCs w:val="24"/>
+                                <w:rtl/>
+                                <w:lang w:val="en-US" w:bidi="he-IL"/>
                               </w:rPr>
                               <w:t xml:space="preserve">הפסקאות, </w:t>
                             </w:r>
@@ -6718,9 +7515,11 @@
                                 <w:rFonts w:ascii="David" w:eastAsia="Times New Roman" w:hAnsi="David" w:cs="David" w:hint="cs"/>
                                 <w:b/>
                                 <w:bCs/>
-                                <w:sz w:val="24"/>
-                                <w:szCs w:val="24"/>
-                                <w:rtl/>
+                                <w:noProof/>
+                                <w:sz w:val="24"/>
+                                <w:szCs w:val="24"/>
+                                <w:rtl/>
+                                <w:lang w:val="en-US" w:bidi="he-IL"/>
                               </w:rPr>
                               <w:t xml:space="preserve">יכללו </w:t>
                             </w:r>
@@ -6729,9 +7528,11 @@
                                 <w:rFonts w:ascii="Times New Roman" w:hAnsi="Times New Roman" w:cs="David" w:hint="cs"/>
                                 <w:b/>
                                 <w:bCs/>
-                                <w:sz w:val="24"/>
-                                <w:szCs w:val="24"/>
-                                <w:rtl/>
+                                <w:noProof/>
+                                <w:sz w:val="24"/>
+                                <w:szCs w:val="24"/>
+                                <w:rtl/>
+                                <w:lang w:val="en-US" w:bidi="he-IL"/>
                               </w:rPr>
                               <w:t xml:space="preserve">הסבר קצר ומדויק על היישום, </w:t>
                             </w:r>
@@ -6740,9 +7541,11 @@
                                 <w:rFonts w:ascii="Times New Roman" w:hAnsi="Times New Roman" w:cs="David"/>
                                 <w:b/>
                                 <w:bCs/>
-                                <w:sz w:val="24"/>
-                                <w:szCs w:val="24"/>
-                                <w:rtl/>
+                                <w:noProof/>
+                                <w:sz w:val="24"/>
+                                <w:szCs w:val="24"/>
+                                <w:rtl/>
+                                <w:lang w:val="en-US" w:bidi="he-IL"/>
                               </w:rPr>
                               <w:t>תוך הסתמכות תיאורטית והפניות למקורות עדכניים</w:t>
                             </w:r>
@@ -6751,9 +7554,11 @@
                                 <w:rFonts w:ascii="Times New Roman" w:hAnsi="Times New Roman" w:cs="David" w:hint="cs"/>
                                 <w:b/>
                                 <w:bCs/>
-                                <w:sz w:val="24"/>
-                                <w:szCs w:val="24"/>
-                                <w:rtl/>
+                                <w:noProof/>
+                                <w:sz w:val="24"/>
+                                <w:szCs w:val="24"/>
+                                <w:rtl/>
+                                <w:lang w:val="en-US" w:bidi="he-IL"/>
                               </w:rPr>
                               <w:t xml:space="preserve"> (מעשר השנים האחרונות). </w:t>
                             </w:r>
@@ -6780,9 +7585,11 @@
                                 <w:rFonts w:ascii="Times New Roman" w:hAnsi="Times New Roman" w:cs="David" w:hint="cs"/>
                                 <w:b/>
                                 <w:bCs/>
-                                <w:sz w:val="24"/>
-                                <w:szCs w:val="24"/>
-                                <w:rtl/>
+                                <w:noProof/>
+                                <w:sz w:val="24"/>
+                                <w:szCs w:val="24"/>
+                                <w:rtl/>
+                                <w:lang w:val="en-US" w:bidi="he-IL"/>
                               </w:rPr>
                               <w:t xml:space="preserve">ההפניות למקורות יכללו רק את שמות המחבר/ים ושנה (את המקור המלא יש לרשום במלואו ברשימת המקורות). </w:t>
                             </w:r>
@@ -6816,9 +7623,11 @@
                                 <w:rFonts w:ascii="David" w:eastAsia="Times New Roman" w:hAnsi="David" w:cs="David" w:hint="cs"/>
                                 <w:b/>
                                 <w:bCs/>
-                                <w:sz w:val="24"/>
-                                <w:szCs w:val="24"/>
-                                <w:rtl/>
+                                <w:noProof/>
+                                <w:sz w:val="24"/>
+                                <w:szCs w:val="24"/>
+                                <w:rtl/>
+                                <w:lang w:val="en-US" w:bidi="he-IL"/>
                               </w:rPr>
                               <w:t xml:space="preserve">שימו לב, </w:t>
                             </w:r>
@@ -6827,9 +7636,11 @@
                                 <w:rFonts w:ascii="David" w:eastAsia="Times New Roman" w:hAnsi="David" w:cs="David"/>
                                 <w:b/>
                                 <w:bCs/>
-                                <w:sz w:val="24"/>
-                                <w:szCs w:val="24"/>
-                                <w:rtl/>
+                                <w:noProof/>
+                                <w:sz w:val="24"/>
+                                <w:szCs w:val="24"/>
+                                <w:rtl/>
+                                <w:lang w:val="en-US" w:bidi="he-IL"/>
                               </w:rPr>
                               <w:t xml:space="preserve">הצעות שבהן </w:t>
                             </w:r>
@@ -6838,9 +7649,11 @@
                                 <w:rFonts w:ascii="David" w:eastAsia="Times New Roman" w:hAnsi="David" w:cs="David" w:hint="cs"/>
                                 <w:b/>
                                 <w:bCs/>
-                                <w:sz w:val="24"/>
-                                <w:szCs w:val="24"/>
-                                <w:rtl/>
+                                <w:noProof/>
+                                <w:sz w:val="24"/>
+                                <w:szCs w:val="24"/>
+                                <w:rtl/>
+                                <w:lang w:val="en-US" w:bidi="he-IL"/>
                               </w:rPr>
                               <w:t>חלק</w:t>
                             </w:r>
@@ -6849,9 +7662,11 @@
                                 <w:rFonts w:ascii="David" w:eastAsia="Times New Roman" w:hAnsi="David" w:cs="David"/>
                                 <w:b/>
                                 <w:bCs/>
-                                <w:sz w:val="24"/>
-                                <w:szCs w:val="24"/>
-                                <w:rtl/>
+                                <w:noProof/>
+                                <w:sz w:val="24"/>
+                                <w:szCs w:val="24"/>
+                                <w:rtl/>
+                                <w:lang w:val="en-US" w:bidi="he-IL"/>
                               </w:rPr>
                               <w:t xml:space="preserve"> </w:t>
                             </w:r>
@@ -6860,9 +7675,11 @@
                                 <w:rFonts w:ascii="David" w:eastAsia="Times New Roman" w:hAnsi="David" w:cs="David" w:hint="cs"/>
                                 <w:b/>
                                 <w:bCs/>
-                                <w:sz w:val="24"/>
-                                <w:szCs w:val="24"/>
-                                <w:rtl/>
+                                <w:noProof/>
+                                <w:sz w:val="24"/>
+                                <w:szCs w:val="24"/>
+                                <w:rtl/>
+                                <w:lang w:val="en-US" w:bidi="he-IL"/>
                               </w:rPr>
                               <w:t xml:space="preserve">זה </w:t>
                             </w:r>
@@ -6871,9 +7688,11 @@
                                 <w:rFonts w:ascii="David" w:eastAsia="Times New Roman" w:hAnsi="David" w:cs="David"/>
                                 <w:b/>
                                 <w:bCs/>
-                                <w:sz w:val="24"/>
-                                <w:szCs w:val="24"/>
-                                <w:rtl/>
+                                <w:noProof/>
+                                <w:sz w:val="24"/>
+                                <w:szCs w:val="24"/>
+                                <w:rtl/>
+                                <w:lang w:val="en-US" w:bidi="he-IL"/>
                               </w:rPr>
                               <w:t xml:space="preserve">יעלה על </w:t>
                             </w:r>
@@ -6882,9 +7701,11 @@
                                 <w:rFonts w:ascii="David" w:eastAsia="Times New Roman" w:hAnsi="David" w:cs="David" w:hint="cs"/>
                                 <w:b/>
                                 <w:bCs/>
-                                <w:sz w:val="24"/>
-                                <w:szCs w:val="24"/>
-                                <w:rtl/>
+                                <w:noProof/>
+                                <w:sz w:val="24"/>
+                                <w:szCs w:val="24"/>
+                                <w:rtl/>
+                                <w:lang w:val="en-US" w:bidi="he-IL"/>
                               </w:rPr>
                               <w:t>שתי פסקאות</w:t>
                             </w:r>
@@ -6893,9 +7714,11 @@
                                 <w:rFonts w:ascii="David" w:eastAsia="Times New Roman" w:hAnsi="David" w:cs="David"/>
                                 <w:b/>
                                 <w:bCs/>
-                                <w:sz w:val="24"/>
-                                <w:szCs w:val="24"/>
-                                <w:rtl/>
+                                <w:noProof/>
+                                <w:sz w:val="24"/>
+                                <w:szCs w:val="24"/>
+                                <w:rtl/>
+                                <w:lang w:val="en-US" w:bidi="he-IL"/>
                               </w:rPr>
                               <w:t xml:space="preserve"> יוחזרו לתיקון</w:t>
                             </w:r>
@@ -6946,9 +7769,11 @@
                           <w:rFonts w:ascii="Times New Roman" w:hAnsi="Times New Roman" w:cs="David" w:hint="cs"/>
                           <w:b/>
                           <w:bCs/>
-                          <w:sz w:val="24"/>
-                          <w:szCs w:val="24"/>
-                          <w:rtl/>
+                          <w:noProof/>
+                          <w:sz w:val="24"/>
+                          <w:szCs w:val="24"/>
+                          <w:rtl/>
+                          <w:lang w:val="en-US" w:bidi="he-IL"/>
                         </w:rPr>
                         <w:t>הפסקאות</w:t>
                       </w:r>
@@ -6957,9 +7782,11 @@
                           <w:rFonts w:ascii="David" w:eastAsia="Times New Roman" w:hAnsi="David" w:cs="David" w:hint="cs"/>
                           <w:b/>
                           <w:bCs/>
-                          <w:sz w:val="24"/>
-                          <w:szCs w:val="24"/>
-                          <w:rtl/>
+                          <w:noProof/>
+                          <w:sz w:val="24"/>
+                          <w:szCs w:val="24"/>
+                          <w:rtl/>
+                          <w:lang w:val="en-US" w:bidi="he-IL"/>
                         </w:rPr>
                         <w:t xml:space="preserve">, יוצגו </w:t>
                       </w:r>
@@ -6968,9 +7795,11 @@
                           <w:rFonts w:ascii="Times New Roman" w:hAnsi="Times New Roman" w:cs="David" w:hint="cs"/>
                           <w:b/>
                           <w:bCs/>
-                          <w:sz w:val="24"/>
-                          <w:szCs w:val="24"/>
-                          <w:rtl/>
+                          <w:noProof/>
+                          <w:sz w:val="24"/>
+                          <w:szCs w:val="24"/>
+                          <w:rtl/>
+                          <w:lang w:val="en-US" w:bidi="he-IL"/>
                         </w:rPr>
                         <w:t xml:space="preserve">על-פי הסדר אשר בכותרת </w:t>
                       </w:r>
@@ -6998,9 +7827,11 @@
                           <w:rFonts w:ascii="Times New Roman" w:hAnsi="Times New Roman" w:cs="David" w:hint="cs"/>
                           <w:b/>
                           <w:bCs/>
-                          <w:sz w:val="24"/>
-                          <w:szCs w:val="24"/>
-                          <w:rtl/>
+                          <w:noProof/>
+                          <w:sz w:val="24"/>
+                          <w:szCs w:val="24"/>
+                          <w:rtl/>
+                          <w:lang w:val="en-US" w:bidi="he-IL"/>
                         </w:rPr>
                         <w:t xml:space="preserve">הפסקאות, </w:t>
                       </w:r>
@@ -7009,9 +7840,11 @@
                           <w:rFonts w:ascii="David" w:eastAsia="Times New Roman" w:hAnsi="David" w:cs="David" w:hint="cs"/>
                           <w:b/>
                           <w:bCs/>
-                          <w:sz w:val="24"/>
-                          <w:szCs w:val="24"/>
-                          <w:rtl/>
+                          <w:noProof/>
+                          <w:sz w:val="24"/>
+                          <w:szCs w:val="24"/>
+                          <w:rtl/>
+                          <w:lang w:val="en-US" w:bidi="he-IL"/>
                         </w:rPr>
                         <w:t xml:space="preserve">יכללו </w:t>
                       </w:r>
@@ -7020,9 +7853,11 @@
                           <w:rFonts w:ascii="Times New Roman" w:hAnsi="Times New Roman" w:cs="David" w:hint="cs"/>
                           <w:b/>
                           <w:bCs/>
-                          <w:sz w:val="24"/>
-                          <w:szCs w:val="24"/>
-                          <w:rtl/>
+                          <w:noProof/>
+                          <w:sz w:val="24"/>
+                          <w:szCs w:val="24"/>
+                          <w:rtl/>
+                          <w:lang w:val="en-US" w:bidi="he-IL"/>
                         </w:rPr>
                         <w:t xml:space="preserve">הסבר קצר ומדויק על היישום, </w:t>
                       </w:r>
@@ -7031,9 +7866,11 @@
                           <w:rFonts w:ascii="Times New Roman" w:hAnsi="Times New Roman" w:cs="David"/>
                           <w:b/>
                           <w:bCs/>
-                          <w:sz w:val="24"/>
-                          <w:szCs w:val="24"/>
-                          <w:rtl/>
+                          <w:noProof/>
+                          <w:sz w:val="24"/>
+                          <w:szCs w:val="24"/>
+                          <w:rtl/>
+                          <w:lang w:val="en-US" w:bidi="he-IL"/>
                         </w:rPr>
                         <w:t>תוך הסתמכות תיאורטית והפניות למקורות עדכניים</w:t>
                       </w:r>
@@ -7042,9 +7879,11 @@
                           <w:rFonts w:ascii="Times New Roman" w:hAnsi="Times New Roman" w:cs="David" w:hint="cs"/>
                           <w:b/>
                           <w:bCs/>
-                          <w:sz w:val="24"/>
-                          <w:szCs w:val="24"/>
-                          <w:rtl/>
+                          <w:noProof/>
+                          <w:sz w:val="24"/>
+                          <w:szCs w:val="24"/>
+                          <w:rtl/>
+                          <w:lang w:val="en-US" w:bidi="he-IL"/>
                         </w:rPr>
                         <w:t xml:space="preserve"> (מעשר השנים האחרונות). </w:t>
                       </w:r>
@@ -7071,9 +7910,11 @@
                           <w:rFonts w:ascii="Times New Roman" w:hAnsi="Times New Roman" w:cs="David" w:hint="cs"/>
                           <w:b/>
                           <w:bCs/>
-                          <w:sz w:val="24"/>
-                          <w:szCs w:val="24"/>
-                          <w:rtl/>
+                          <w:noProof/>
+                          <w:sz w:val="24"/>
+                          <w:szCs w:val="24"/>
+                          <w:rtl/>
+                          <w:lang w:val="en-US" w:bidi="he-IL"/>
                         </w:rPr>
                         <w:t xml:space="preserve">ההפניות למקורות יכללו רק את שמות המחבר/ים ושנה (את המקור המלא יש לרשום במלואו ברשימת המקורות). </w:t>
                       </w:r>
@@ -7107,9 +7948,11 @@
                           <w:rFonts w:ascii="David" w:eastAsia="Times New Roman" w:hAnsi="David" w:cs="David" w:hint="cs"/>
                           <w:b/>
                           <w:bCs/>
-                          <w:sz w:val="24"/>
-                          <w:szCs w:val="24"/>
-                          <w:rtl/>
+                          <w:noProof/>
+                          <w:sz w:val="24"/>
+                          <w:szCs w:val="24"/>
+                          <w:rtl/>
+                          <w:lang w:val="en-US" w:bidi="he-IL"/>
                         </w:rPr>
                         <w:t xml:space="preserve">שימו לב, </w:t>
                       </w:r>
@@ -7118,9 +7961,11 @@
                           <w:rFonts w:ascii="David" w:eastAsia="Times New Roman" w:hAnsi="David" w:cs="David"/>
                           <w:b/>
                           <w:bCs/>
-                          <w:sz w:val="24"/>
-                          <w:szCs w:val="24"/>
-                          <w:rtl/>
+                          <w:noProof/>
+                          <w:sz w:val="24"/>
+                          <w:szCs w:val="24"/>
+                          <w:rtl/>
+                          <w:lang w:val="en-US" w:bidi="he-IL"/>
                         </w:rPr>
                         <w:t xml:space="preserve">הצעות שבהן </w:t>
                       </w:r>
@@ -7129,9 +7974,11 @@
                           <w:rFonts w:ascii="David" w:eastAsia="Times New Roman" w:hAnsi="David" w:cs="David" w:hint="cs"/>
                           <w:b/>
                           <w:bCs/>
-                          <w:sz w:val="24"/>
-                          <w:szCs w:val="24"/>
-                          <w:rtl/>
+                          <w:noProof/>
+                          <w:sz w:val="24"/>
+                          <w:szCs w:val="24"/>
+                          <w:rtl/>
+                          <w:lang w:val="en-US" w:bidi="he-IL"/>
                         </w:rPr>
                         <w:t>חלק</w:t>
                       </w:r>
@@ -7140,9 +7987,11 @@
                           <w:rFonts w:ascii="David" w:eastAsia="Times New Roman" w:hAnsi="David" w:cs="David"/>
                           <w:b/>
                           <w:bCs/>
-                          <w:sz w:val="24"/>
-                          <w:szCs w:val="24"/>
-                          <w:rtl/>
+                          <w:noProof/>
+                          <w:sz w:val="24"/>
+                          <w:szCs w:val="24"/>
+                          <w:rtl/>
+                          <w:lang w:val="en-US" w:bidi="he-IL"/>
                         </w:rPr>
                         <w:t xml:space="preserve"> </w:t>
                       </w:r>
@@ -7151,9 +8000,11 @@
                           <w:rFonts w:ascii="David" w:eastAsia="Times New Roman" w:hAnsi="David" w:cs="David" w:hint="cs"/>
                           <w:b/>
                           <w:bCs/>
-                          <w:sz w:val="24"/>
-                          <w:szCs w:val="24"/>
-                          <w:rtl/>
+                          <w:noProof/>
+                          <w:sz w:val="24"/>
+                          <w:szCs w:val="24"/>
+                          <w:rtl/>
+                          <w:lang w:val="en-US" w:bidi="he-IL"/>
                         </w:rPr>
                         <w:t xml:space="preserve">זה </w:t>
                       </w:r>
@@ -7162,9 +8013,11 @@
                           <w:rFonts w:ascii="David" w:eastAsia="Times New Roman" w:hAnsi="David" w:cs="David"/>
                           <w:b/>
                           <w:bCs/>
-                          <w:sz w:val="24"/>
-                          <w:szCs w:val="24"/>
-                          <w:rtl/>
+                          <w:noProof/>
+                          <w:sz w:val="24"/>
+                          <w:szCs w:val="24"/>
+                          <w:rtl/>
+                          <w:lang w:val="en-US" w:bidi="he-IL"/>
                         </w:rPr>
                         <w:t xml:space="preserve">יעלה על </w:t>
                       </w:r>
@@ -7173,9 +8026,11 @@
                           <w:rFonts w:ascii="David" w:eastAsia="Times New Roman" w:hAnsi="David" w:cs="David" w:hint="cs"/>
                           <w:b/>
                           <w:bCs/>
-                          <w:sz w:val="24"/>
-                          <w:szCs w:val="24"/>
-                          <w:rtl/>
+                          <w:noProof/>
+                          <w:sz w:val="24"/>
+                          <w:szCs w:val="24"/>
+                          <w:rtl/>
+                          <w:lang w:val="en-US" w:bidi="he-IL"/>
                         </w:rPr>
                         <w:t>שתי פסקאות</w:t>
                       </w:r>
@@ -7184,9 +8039,11 @@
                           <w:rFonts w:ascii="David" w:eastAsia="Times New Roman" w:hAnsi="David" w:cs="David"/>
                           <w:b/>
                           <w:bCs/>
-                          <w:sz w:val="24"/>
-                          <w:szCs w:val="24"/>
-                          <w:rtl/>
+                          <w:noProof/>
+                          <w:sz w:val="24"/>
+                          <w:szCs w:val="24"/>
+                          <w:rtl/>
+                          <w:lang w:val="en-US" w:bidi="he-IL"/>
                         </w:rPr>
                         <w:t xml:space="preserve"> יוחזרו לתיקון</w:t>
                       </w:r>
@@ -7205,10 +8062,12 @@
           <w:rFonts w:ascii="Times New Roman" w:hAnsi="Times New Roman" w:cs="David" w:hint="cs"/>
           <w:b/>
           <w:bCs/>
+          <w:noProof/>
           <w:sz w:val="32"/>
           <w:szCs w:val="32"/>
           <w:u w:val="single"/>
           <w:rtl/>
+          <w:lang w:val="en-US" w:bidi="he-IL"/>
         </w:rPr>
         <w:t>חלק 2: הגדרה/הסבר על היישום - עד שתי פסקאות</w:t>
       </w:r>
@@ -7231,9 +8090,11 @@
           <w:rFonts w:ascii="Times New Roman" w:hAnsi="Times New Roman" w:cs="David"/>
           <w:b/>
           <w:bCs/>
-          <w:sz w:val="24"/>
-          <w:szCs w:val="24"/>
-          <w:rtl/>
+          <w:noProof/>
+          <w:sz w:val="24"/>
+          <w:szCs w:val="24"/>
+          <w:rtl/>
+          <w:lang w:val="en-US" w:bidi="he-IL"/>
         </w:rPr>
         <w:t>סטודנט/ית:</w:t>
       </w:r>
@@ -7280,9 +8141,11 @@
       <w:r>
         <w:rPr>
           <w:rFonts w:ascii="Times New Roman" w:hAnsi="Times New Roman" w:cs="David"/>
-          <w:sz w:val="24"/>
-          <w:szCs w:val="24"/>
-          <w:rtl/>
+          <w:noProof/>
+          <w:sz w:val="24"/>
+          <w:szCs w:val="24"/>
+          <w:rtl/>
+          <w:lang w:val="en-US" w:bidi="he-IL"/>
         </w:rPr>
         <w:t xml:space="preserve">תלמידים המאובחנים על הרצף האוטיסטי (ASD) מתאפיינים בקשיים משמעותיים בתפקוד החברתי, הכוללים שונות רבה ביכולותיהם וקושי בהבנת סיטואציות חברתיות ושפה מורכבת (גרומן וצוריאל, 2022; Dean et al., 2020). קשיים אלו מלווים לעיתים קרובות ברמות חרדה גבוהות, הנובעות מהאתגר שבפירוש אינטראקציות חברתיות והצורך המוגבר בתמיכה רגשית מובנית (Hillman et al., 2020). פגיעה בתפקודים ניהוליים (EF) משפיעה אף היא על יכולת הוויסות העצמי ופירוש רמזים מהסביבה, דבר המדגיש את חשיבותה של התערבות מוקדמת וממוקדת (Pasqualotto et al., 2021). מחקרים עדכניים מראים כי הקנייה וטיפוח של מיומנויות חברתיות-רגשיות (SEL) הן קריטיות עבור תלמידים אלו, שכן מדובר בתהליך שיטתי המאפשר להם לרכוש ידע ועמדות הדרושים לזיהוי וניהול רגשות, פיתוח אמפתיה ובניית מערכות יחסים חיוביות (מזרחי ויריב, 2022).</w:t>
       </w:r>
@@ -7317,9 +8180,11 @@
       <w:r>
         <w:rPr>
           <w:rFonts w:ascii="Times New Roman" w:hAnsi="Times New Roman" w:cs="David"/>
-          <w:sz w:val="24"/>
-          <w:szCs w:val="24"/>
-          <w:rtl/>
+          <w:noProof/>
+          <w:sz w:val="24"/>
+          <w:szCs w:val="24"/>
+          <w:rtl/>
+          <w:lang w:val="en-US" w:bidi="he-IL"/>
         </w:rPr>
         <w:t xml:space="preserve">היישום של תוכניות למידה חברתית-רגשית דורש שימוש במודלים המבוססים על למידה מכוונת ושיטתית, המפחיתה את תחושת אי-הוודאות והחרדה בקרב התלמידים (Hillman et al., 2020). אסטרטגיה מרכזית ביישום זה היא "ניתוח מטלה", המפרק מיומנויות חברתיות מופשטות לשלבים ברורים ומובנים, ובכך מחזק את תחושת המסוגלות והביטחון של התלמיד (מזרחי ויריב, 2022). דוגמה לכך היא תוכנית "מעגלים", המנגישה את המרחב החברתי באופן ויזואלי ומגדירה במפורש גבולות של מגע, דיבור ואמון. שילוב של כלים לימודיים מובנים אלו, המערבים לימוד שיטתי של היקשים חברתיים ותרגול במרחב הכיתתי הטבעי, מאפשר לתלמיד לפרש רמזים מילוליים וליישם אסטרטגיות של ויסות חברתי גם בהקשרים חדשים (הר-צבי ואחרים, 2023).</w:t>
       </w:r>
@@ -7400,10 +8265,12 @@
           <w:rFonts w:ascii="Times New Roman" w:hAnsi="Times New Roman" w:cs="David"/>
           <w:b/>
           <w:bCs/>
+          <w:noProof/>
           <w:color w:val="0070C0"/>
           <w:sz w:val="24"/>
           <w:szCs w:val="24"/>
           <w:rtl/>
+          <w:lang w:val="en-US" w:bidi="he-IL"/>
         </w:rPr>
         <w:t>קורא/ת שני/יה</w:t>
       </w:r>
@@ -7412,10 +8279,12 @@
           <w:rFonts w:ascii="Times New Roman" w:hAnsi="Times New Roman" w:cs="David" w:hint="cs"/>
           <w:b/>
           <w:bCs/>
+          <w:noProof/>
           <w:color w:val="0070C0"/>
           <w:sz w:val="24"/>
           <w:szCs w:val="24"/>
           <w:rtl/>
+          <w:lang w:val="en-US" w:bidi="he-IL"/>
         </w:rPr>
         <w:t xml:space="preserve"> יפה, לא ברור למה הפסקה הראשונה מוזחת...</w:t>
       </w:r>
@@ -7632,6 +8501,7 @@
           <w:noProof/>
           <w:sz w:val="24"/>
           <w:szCs w:val="24"/>
+          <w:lang w:val="en-US" w:bidi="he-IL"/>
         </w:rPr>
         <mc:AlternateContent>
           <mc:Choice Requires="wps">
@@ -7694,18 +8564,22 @@
                             <w:r>
                               <w:rPr>
                                 <w:rFonts w:cs="David" w:hint="cs"/>
-                                <w:sz w:val="24"/>
-                                <w:szCs w:val="24"/>
-                                <w:rtl/>
+                                <w:noProof/>
+                                <w:sz w:val="24"/>
+                                <w:szCs w:val="24"/>
+                                <w:rtl/>
+                                <w:lang w:val="en-US" w:bidi="he-IL"/>
                               </w:rPr>
                               <w:t xml:space="preserve">יש לכתוב ששיטת ההערכה תהיה איכותנית ולהסביר מה המשמעות. במידת האפשר לעגן את ההסבר תיאורטית</w:t>
                             </w:r>
                             <w:r>
                               <w:rPr>
                                 <w:rFonts w:ascii="Times New Roman" w:hAnsi="Times New Roman" w:cs="David" w:hint="cs"/>
-                                <w:sz w:val="24"/>
-                                <w:szCs w:val="24"/>
-                                <w:rtl/>
+                                <w:noProof/>
+                                <w:sz w:val="24"/>
+                                <w:szCs w:val="24"/>
+                                <w:rtl/>
+                                <w:lang w:val="en-US" w:bidi="he-IL"/>
                               </w:rPr>
                               <w:t xml:space="preserve"> </w:t>
                             </w:r>
@@ -7714,9 +8588,11 @@
                                 <w:rFonts w:ascii="Times New Roman" w:hAnsi="Times New Roman" w:cs="David"/>
                                 <w:b/>
                                 <w:bCs/>
-                                <w:sz w:val="24"/>
-                                <w:szCs w:val="24"/>
-                                <w:rtl/>
+                                <w:noProof/>
+                                <w:sz w:val="24"/>
+                                <w:szCs w:val="24"/>
+                                <w:rtl/>
+                                <w:lang w:val="en-US" w:bidi="he-IL"/>
                               </w:rPr>
                               <w:t>–</w:t>
                             </w:r>
@@ -7725,9 +8601,11 @@
                                 <w:rFonts w:ascii="Times New Roman" w:hAnsi="Times New Roman" w:cs="David" w:hint="cs"/>
                                 <w:b/>
                                 <w:bCs/>
-                                <w:sz w:val="24"/>
-                                <w:szCs w:val="24"/>
-                                <w:rtl/>
+                                <w:noProof/>
+                                <w:sz w:val="24"/>
+                                <w:szCs w:val="24"/>
+                                <w:rtl/>
+                                <w:lang w:val="en-US" w:bidi="he-IL"/>
                               </w:rPr>
                               <w:t>עד פסקה אחת</w:t>
                             </w:r>
@@ -7770,18 +8648,22 @@
                       <w:r>
                         <w:rPr>
                           <w:rFonts w:cs="David" w:hint="cs"/>
-                          <w:sz w:val="24"/>
-                          <w:szCs w:val="24"/>
-                          <w:rtl/>
+                          <w:noProof/>
+                          <w:sz w:val="24"/>
+                          <w:szCs w:val="24"/>
+                          <w:rtl/>
+                          <w:lang w:val="en-US" w:bidi="he-IL"/>
                         </w:rPr>
                         <w:t xml:space="preserve">יש לכתוב ששיטת ההערכה תהיה איכותנית ולהסביר מה המשמעות. במידת האפשר לעגן את ההסבר תיאורטית</w:t>
                       </w:r>
                       <w:r>
                         <w:rPr>
                           <w:rFonts w:ascii="Times New Roman" w:hAnsi="Times New Roman" w:cs="David" w:hint="cs"/>
-                          <w:sz w:val="24"/>
-                          <w:szCs w:val="24"/>
-                          <w:rtl/>
+                          <w:noProof/>
+                          <w:sz w:val="24"/>
+                          <w:szCs w:val="24"/>
+                          <w:rtl/>
+                          <w:lang w:val="en-US" w:bidi="he-IL"/>
                         </w:rPr>
                         <w:t xml:space="preserve"> </w:t>
                       </w:r>
@@ -7790,9 +8672,11 @@
                           <w:rFonts w:ascii="Times New Roman" w:hAnsi="Times New Roman" w:cs="David"/>
                           <w:b/>
                           <w:bCs/>
-                          <w:sz w:val="24"/>
-                          <w:szCs w:val="24"/>
-                          <w:rtl/>
+                          <w:noProof/>
+                          <w:sz w:val="24"/>
+                          <w:szCs w:val="24"/>
+                          <w:rtl/>
+                          <w:lang w:val="en-US" w:bidi="he-IL"/>
                         </w:rPr>
                         <w:t>–</w:t>
                       </w:r>
@@ -7801,9 +8685,11 @@
                           <w:rFonts w:ascii="Times New Roman" w:hAnsi="Times New Roman" w:cs="David" w:hint="cs"/>
                           <w:b/>
                           <w:bCs/>
-                          <w:sz w:val="24"/>
-                          <w:szCs w:val="24"/>
-                          <w:rtl/>
+                          <w:noProof/>
+                          <w:sz w:val="24"/>
+                          <w:szCs w:val="24"/>
+                          <w:rtl/>
+                          <w:lang w:val="en-US" w:bidi="he-IL"/>
                         </w:rPr>
                         <w:t>עד פסקה אחת</w:t>
                       </w:r>
@@ -7822,10 +8708,12 @@
           <w:rFonts w:ascii="Times New Roman" w:hAnsi="Times New Roman" w:cs="David" w:hint="cs"/>
           <w:b/>
           <w:bCs/>
+          <w:noProof/>
           <w:sz w:val="32"/>
           <w:szCs w:val="32"/>
           <w:u w:val="single"/>
           <w:rtl/>
+          <w:lang w:val="en-US" w:bidi="he-IL"/>
         </w:rPr>
         <w:t xml:space="preserve">חלק 3: </w:t>
       </w:r>
@@ -7834,10 +8722,12 @@
           <w:rFonts w:ascii="Times New Roman" w:hAnsi="Times New Roman" w:cs="David"/>
           <w:b/>
           <w:bCs/>
+          <w:noProof/>
           <w:sz w:val="32"/>
           <w:szCs w:val="32"/>
           <w:u w:val="single"/>
           <w:rtl/>
+          <w:lang w:val="en-US" w:bidi="he-IL"/>
         </w:rPr>
         <w:t xml:space="preserve">תוכנית </w:t>
       </w:r>
@@ -7846,10 +8736,12 @@
           <w:rFonts w:ascii="Times New Roman" w:hAnsi="Times New Roman" w:cs="David" w:hint="cs"/>
           <w:b/>
           <w:bCs/>
+          <w:noProof/>
           <w:sz w:val="32"/>
           <w:szCs w:val="32"/>
           <w:u w:val="single"/>
           <w:rtl/>
+          <w:lang w:val="en-US" w:bidi="he-IL"/>
         </w:rPr>
         <w:t xml:space="preserve">לביצוע </w:t>
       </w:r>
@@ -7858,10 +8750,12 @@
           <w:rFonts w:ascii="Times New Roman" w:hAnsi="Times New Roman" w:cs="David"/>
           <w:b/>
           <w:bCs/>
+          <w:noProof/>
           <w:sz w:val="32"/>
           <w:szCs w:val="32"/>
           <w:u w:val="single"/>
           <w:rtl/>
+          <w:lang w:val="en-US" w:bidi="he-IL"/>
         </w:rPr>
         <w:t>מחקר</w:t>
       </w:r>
@@ -7870,10 +8764,12 @@
           <w:rFonts w:ascii="Times New Roman" w:hAnsi="Times New Roman" w:cs="David" w:hint="cs"/>
           <w:b/>
           <w:bCs/>
+          <w:noProof/>
           <w:sz w:val="32"/>
           <w:szCs w:val="32"/>
           <w:u w:val="single"/>
           <w:rtl/>
+          <w:lang w:val="en-US" w:bidi="he-IL"/>
         </w:rPr>
         <w:t xml:space="preserve"> יישומי-איכותני</w:t>
       </w:r>
@@ -7895,9 +8791,11 @@
           <w:rFonts w:ascii="Times New Roman" w:hAnsi="Times New Roman" w:cs="David"/>
           <w:b/>
           <w:bCs/>
-          <w:sz w:val="24"/>
-          <w:szCs w:val="24"/>
-          <w:rtl/>
+          <w:noProof/>
+          <w:sz w:val="24"/>
+          <w:szCs w:val="24"/>
+          <w:rtl/>
+          <w:lang w:val="en-US" w:bidi="he-IL"/>
         </w:rPr>
         <w:t>סטודנט/ית:</w:t>
       </w:r>
@@ -7916,9 +8814,11 @@
       <w:r>
         <w:rPr>
           <w:rFonts w:ascii="Times New Roman" w:hAnsi="Times New Roman" w:cs="David"/>
-          <w:sz w:val="24"/>
-          <w:szCs w:val="24"/>
-          <w:rtl/>
+          <w:noProof/>
+          <w:sz w:val="24"/>
+          <w:szCs w:val="24"/>
+          <w:rtl/>
+          <w:lang w:val="en-US" w:bidi="he-IL"/>
         </w:rPr>
         <w:t xml:space="preserve">שיטת ההערכה שנבחרה למחקר זה היא איכותנית-קונסטרוקטיביסטית, ומשמעותה התמקדות בהבנה מעמיקה של החוויה האנושית כפי שהיא נתפסת מנקודת מבטם של המשתתפים. מבחינה תיאורטית, הערכה זו מעוגנת בתפיסה שלפיה המציאות היא הבניה חברתית התלויה במשמעות הסובייקטיבית שמעניקים לה בני האדם, ולפיכך מטרת המחקר האיכותני היא להבין את חוויית המשתתפים ואת המשמעות שהם מייחסים לה (Korstjens &amp; Moser, 2017). בשיטה זו החוקר משמש ככלי המחקר המרכזי, מפני שהוא גמיש דיו לקלוט את המורכבות ואת ההשתנות המתמדת המאפיינות את השדה החינוכי (Moser &amp; Korstjens, 2018). המחקר שואף לאסוף נתונים עשירים ותיאוריים במקום מדידות כמותיות והכללות סטטיסטיות, וכך לאפשר פרשנות כוללת של התהליכים החברתיים-רגשיים הנלמדים בכיתה.</w:t>
       </w:r>
@@ -8004,10 +8904,12 @@
           <w:rFonts w:ascii="Times New Roman" w:hAnsi="Times New Roman" w:cs="David"/>
           <w:b/>
           <w:bCs/>
+          <w:noProof/>
           <w:color w:val="0070C0"/>
           <w:sz w:val="24"/>
           <w:szCs w:val="24"/>
           <w:rtl/>
+          <w:lang w:val="en-US" w:bidi="he-IL"/>
         </w:rPr>
         <w:t>קורא/ת שני/יה:</w:t>
       </w:r>
@@ -8016,10 +8918,12 @@
           <w:rFonts w:ascii="Times New Roman" w:hAnsi="Times New Roman" w:cs="David" w:hint="cs"/>
           <w:b/>
           <w:bCs/>
+          <w:noProof/>
           <w:color w:val="0070C0"/>
           <w:sz w:val="28"/>
           <w:szCs w:val="28"/>
           <w:rtl/>
+          <w:lang w:val="en-US" w:bidi="he-IL"/>
         </w:rPr>
         <w:t xml:space="preserve"> יפה, לתקן שגיאת כתיב...כמו כן ממליץ להמשך העבודה להיצמד להנחיות, כתוב "עד פסקה אחת"...</w:t>
       </w:r>
@@ -8079,6 +8983,7 @@
           <w:noProof/>
           <w:sz w:val="24"/>
           <w:szCs w:val="24"/>
+          <w:lang w:val="en-US" w:bidi="he-IL"/>
         </w:rPr>
         <w:lastRenderedPageBreak/>
         <mc:AlternateContent>
@@ -8145,9 +9050,11 @@
                                 <w:rFonts w:ascii="Times New Roman" w:hAnsi="Times New Roman" w:cs="David" w:hint="cs"/>
                                 <w:b/>
                                 <w:bCs/>
+                                <w:noProof/>
                                 <w:sz w:val="28"/>
                                 <w:szCs w:val="28"/>
                                 <w:rtl/>
+                                <w:lang w:val="en-US" w:bidi="he-IL"/>
                               </w:rPr>
                               <w:t>משתתפים ומרחב הפעילות</w:t>
                             </w:r>
@@ -8169,9 +9076,11 @@
                             <w:r>
                               <w:rPr>
                                 <w:rFonts w:ascii="Times New Roman" w:hAnsi="Times New Roman" w:cs="David" w:hint="cs"/>
-                                <w:sz w:val="24"/>
-                                <w:szCs w:val="24"/>
-                                <w:rtl/>
+                                <w:noProof/>
+                                <w:sz w:val="24"/>
+                                <w:szCs w:val="24"/>
+                                <w:rtl/>
+                                <w:lang w:val="en-US" w:bidi="he-IL"/>
                               </w:rPr>
                               <w:t>מספר המשתתפים/תצפיות בכפוף לתנאי המחקר היישומי ובכפוף לשיקול דעת המנחה</w:t>
                             </w:r>
@@ -8195,18 +9104,22 @@
                                 <w:rFonts w:ascii="Times New Roman" w:hAnsi="Times New Roman" w:cs="David" w:hint="cs"/>
                                 <w:b/>
                                 <w:bCs/>
-                                <w:sz w:val="24"/>
-                                <w:szCs w:val="24"/>
-                                <w:rtl/>
+                                <w:noProof/>
+                                <w:sz w:val="24"/>
+                                <w:szCs w:val="24"/>
+                                <w:rtl/>
+                                <w:lang w:val="en-US" w:bidi="he-IL"/>
                               </w:rPr>
                               <w:t>הפסקה הראשונה תכלול</w:t>
                             </w:r>
                             <w:r>
                               <w:rPr>
                                 <w:rFonts w:ascii="Times New Roman" w:hAnsi="Times New Roman" w:cs="David" w:hint="cs"/>
-                                <w:sz w:val="24"/>
-                                <w:szCs w:val="24"/>
-                                <w:rtl/>
+                                <w:noProof/>
+                                <w:sz w:val="24"/>
+                                <w:szCs w:val="24"/>
+                                <w:rtl/>
+                                <w:lang w:val="en-US" w:bidi="he-IL"/>
                               </w:rPr>
                               <w:t xml:space="preserve"> את מספר המשתתפים הצפוי ולתאר את מאפייניהם הייחודיים</w:t>
                             </w:r>
@@ -8215,18 +9128,22 @@
                                 <w:rFonts w:ascii="Times New Roman" w:hAnsi="Times New Roman" w:cs="David" w:hint="cs"/>
                                 <w:b/>
                                 <w:bCs/>
-                                <w:sz w:val="24"/>
-                                <w:szCs w:val="24"/>
-                                <w:rtl/>
+                                <w:noProof/>
+                                <w:sz w:val="24"/>
+                                <w:szCs w:val="24"/>
+                                <w:rtl/>
+                                <w:lang w:val="en-US" w:bidi="he-IL"/>
                               </w:rPr>
                               <w:t xml:space="preserve">. </w:t>
                             </w:r>
                             <w:r>
                               <w:rPr>
                                 <w:rFonts w:ascii="Times New Roman" w:hAnsi="Times New Roman" w:cs="David" w:hint="cs"/>
-                                <w:sz w:val="24"/>
-                                <w:szCs w:val="24"/>
-                                <w:rtl/>
+                                <w:noProof/>
+                                <w:sz w:val="24"/>
+                                <w:szCs w:val="24"/>
+                                <w:rtl/>
+                                <w:lang w:val="en-US" w:bidi="he-IL"/>
                               </w:rPr>
                               <w:t xml:space="preserve"> להסביר איך המשתתפים נבחרו (איזה שיקולים/קריטריונים וכד')-</w:t>
                             </w:r>
@@ -8235,18 +9152,22 @@
                                 <w:rFonts w:ascii="Times New Roman" w:hAnsi="Times New Roman" w:cs="David" w:hint="cs"/>
                                 <w:b/>
                                 <w:bCs/>
-                                <w:sz w:val="24"/>
-                                <w:szCs w:val="24"/>
-                                <w:rtl/>
+                                <w:noProof/>
+                                <w:sz w:val="24"/>
+                                <w:szCs w:val="24"/>
+                                <w:rtl/>
+                                <w:lang w:val="en-US" w:bidi="he-IL"/>
                               </w:rPr>
                               <w:t>עד פסקה אחת</w:t>
                             </w:r>
                             <w:r>
                               <w:rPr>
                                 <w:rFonts w:ascii="Times New Roman" w:hAnsi="Times New Roman" w:cs="David" w:hint="cs"/>
-                                <w:sz w:val="24"/>
-                                <w:szCs w:val="24"/>
-                                <w:rtl/>
+                                <w:noProof/>
+                                <w:sz w:val="24"/>
+                                <w:szCs w:val="24"/>
+                                <w:rtl/>
+                                <w:lang w:val="en-US" w:bidi="he-IL"/>
                               </w:rPr>
                               <w:t xml:space="preserve"> </w:t>
                             </w:r>
@@ -8268,9 +9189,11 @@
                             <w:r>
                               <w:rPr>
                                 <w:rFonts w:ascii="Times New Roman" w:hAnsi="Times New Roman" w:cs="David" w:hint="cs"/>
-                                <w:sz w:val="24"/>
-                                <w:szCs w:val="24"/>
-                                <w:rtl/>
+                                <w:noProof/>
+                                <w:sz w:val="24"/>
+                                <w:szCs w:val="24"/>
+                                <w:rtl/>
+                                <w:lang w:val="en-US" w:bidi="he-IL"/>
                               </w:rPr>
                               <w:t>ה</w:t>
                             </w:r>
@@ -8279,18 +9202,22 @@
                                 <w:rFonts w:ascii="Times New Roman" w:hAnsi="Times New Roman" w:cs="David" w:hint="cs"/>
                                 <w:b/>
                                 <w:bCs/>
-                                <w:sz w:val="24"/>
-                                <w:szCs w:val="24"/>
-                                <w:rtl/>
+                                <w:noProof/>
+                                <w:sz w:val="24"/>
+                                <w:szCs w:val="24"/>
+                                <w:rtl/>
+                                <w:lang w:val="en-US" w:bidi="he-IL"/>
                               </w:rPr>
                               <w:t>פסקה השנייה תכלול</w:t>
                             </w:r>
                             <w:r>
                               <w:rPr>
                                 <w:rFonts w:ascii="Times New Roman" w:hAnsi="Times New Roman" w:cs="David" w:hint="cs"/>
-                                <w:sz w:val="24"/>
-                                <w:szCs w:val="24"/>
-                                <w:rtl/>
+                                <w:noProof/>
+                                <w:sz w:val="24"/>
+                                <w:szCs w:val="24"/>
+                                <w:rtl/>
+                                <w:lang w:val="en-US" w:bidi="he-IL"/>
                               </w:rPr>
                               <w:t xml:space="preserve"> תיאור  מרחב הפעילות</w:t>
                             </w:r>
@@ -8299,63 +9226,77 @@
                                 <w:rFonts w:ascii="Times New Roman" w:hAnsi="Times New Roman" w:cs="David" w:hint="cs"/>
                                 <w:b/>
                                 <w:bCs/>
-                                <w:sz w:val="24"/>
-                                <w:szCs w:val="24"/>
-                                <w:rtl/>
+                                <w:noProof/>
+                                <w:sz w:val="24"/>
+                                <w:szCs w:val="24"/>
+                                <w:rtl/>
+                                <w:lang w:val="en-US" w:bidi="he-IL"/>
                               </w:rPr>
                               <w:t xml:space="preserve"> </w:t>
                             </w:r>
                             <w:r>
                               <w:rPr>
                                 <w:rFonts w:ascii="Times New Roman" w:hAnsi="Times New Roman" w:cs="David"/>
-                                <w:sz w:val="24"/>
-                                <w:szCs w:val="24"/>
-                                <w:rtl/>
+                                <w:noProof/>
+                                <w:sz w:val="24"/>
+                                <w:szCs w:val="24"/>
+                                <w:rtl/>
+                                <w:lang w:val="en-US" w:bidi="he-IL"/>
                               </w:rPr>
                               <w:t xml:space="preserve">(לדוגמה: </w:t>
                             </w:r>
                             <w:r>
                               <w:rPr>
                                 <w:rFonts w:ascii="Times New Roman" w:hAnsi="Times New Roman" w:cs="David" w:hint="cs"/>
-                                <w:sz w:val="24"/>
-                                <w:szCs w:val="24"/>
-                                <w:rtl/>
+                                <w:noProof/>
+                                <w:sz w:val="24"/>
+                                <w:szCs w:val="24"/>
+                                <w:rtl/>
+                                <w:lang w:val="en-US" w:bidi="he-IL"/>
                               </w:rPr>
                               <w:t>כתת שילוב/ספריה)</w:t>
                             </w:r>
                             <w:r>
                               <w:rPr>
                                 <w:rFonts w:ascii="Times New Roman" w:hAnsi="Times New Roman" w:cs="David"/>
-                                <w:sz w:val="24"/>
-                                <w:szCs w:val="24"/>
-                                <w:rtl/>
+                                <w:noProof/>
+                                <w:sz w:val="24"/>
+                                <w:szCs w:val="24"/>
+                                <w:rtl/>
+                                <w:lang w:val="en-US" w:bidi="he-IL"/>
                               </w:rPr>
                               <w:t>, ו</w:t>
                             </w:r>
                             <w:r>
                               <w:rPr>
                                 <w:rFonts w:ascii="Times New Roman" w:hAnsi="Times New Roman" w:cs="David" w:hint="cs"/>
-                                <w:sz w:val="24"/>
-                                <w:szCs w:val="24"/>
-                                <w:rtl/>
+                                <w:noProof/>
+                                <w:sz w:val="24"/>
+                                <w:szCs w:val="24"/>
+                                <w:rtl/>
+                                <w:lang w:val="en-US" w:bidi="he-IL"/>
                               </w:rPr>
                               <w:t>מה הם</w:t>
                             </w:r>
                             <w:r>
                               <w:rPr>
                                 <w:rFonts w:ascii="Times New Roman" w:hAnsi="Times New Roman" w:cs="David"/>
-                                <w:sz w:val="24"/>
-                                <w:szCs w:val="24"/>
-                                <w:rtl/>
+                                <w:noProof/>
+                                <w:sz w:val="24"/>
+                                <w:szCs w:val="24"/>
+                                <w:rtl/>
+                                <w:lang w:val="en-US" w:bidi="he-IL"/>
                               </w:rPr>
                               <w:t xml:space="preserve"> מאפייניו הייחודיים</w:t>
                             </w:r>
                             <w:r>
                               <w:rPr>
                                 <w:rFonts w:ascii="Times New Roman" w:hAnsi="Times New Roman" w:cs="David" w:hint="cs"/>
-                                <w:sz w:val="24"/>
-                                <w:szCs w:val="24"/>
-                                <w:rtl/>
+                                <w:noProof/>
+                                <w:sz w:val="24"/>
+                                <w:szCs w:val="24"/>
+                                <w:rtl/>
+                                <w:lang w:val="en-US" w:bidi="he-IL"/>
                               </w:rPr>
                               <w:t>-</w:t>
                             </w:r>
@@ -8364,9 +9305,11 @@
                                 <w:rFonts w:ascii="Times New Roman" w:hAnsi="Times New Roman" w:cs="David" w:hint="cs"/>
                                 <w:b/>
                                 <w:bCs/>
-                                <w:sz w:val="24"/>
-                                <w:szCs w:val="24"/>
-                                <w:rtl/>
+                                <w:noProof/>
+                                <w:sz w:val="24"/>
+                                <w:szCs w:val="24"/>
+                                <w:rtl/>
+                                <w:lang w:val="en-US" w:bidi="he-IL"/>
                               </w:rPr>
                               <w:t>עד פסקה אחת</w:t>
                             </w:r>
@@ -8412,9 +9355,11 @@
                           <w:rFonts w:ascii="Times New Roman" w:hAnsi="Times New Roman" w:cs="David" w:hint="cs"/>
                           <w:b/>
                           <w:bCs/>
+                          <w:noProof/>
                           <w:sz w:val="28"/>
                           <w:szCs w:val="28"/>
                           <w:rtl/>
+                          <w:lang w:val="en-US" w:bidi="he-IL"/>
                         </w:rPr>
                         <w:t>משתתפים ומרחב הפעילות</w:t>
                       </w:r>
@@ -8436,9 +9381,11 @@
                       <w:r>
                         <w:rPr>
                           <w:rFonts w:ascii="Times New Roman" w:hAnsi="Times New Roman" w:cs="David" w:hint="cs"/>
-                          <w:sz w:val="24"/>
-                          <w:szCs w:val="24"/>
-                          <w:rtl/>
+                          <w:noProof/>
+                          <w:sz w:val="24"/>
+                          <w:szCs w:val="24"/>
+                          <w:rtl/>
+                          <w:lang w:val="en-US" w:bidi="he-IL"/>
                         </w:rPr>
                         <w:t>מספר המשתתפים/תצפיות בכפוף לתנאי המחקר היישומי ובכפוף לשיקול דעת המנחה</w:t>
                       </w:r>
@@ -8462,18 +9409,22 @@
                           <w:rFonts w:ascii="Times New Roman" w:hAnsi="Times New Roman" w:cs="David" w:hint="cs"/>
                           <w:b/>
                           <w:bCs/>
-                          <w:sz w:val="24"/>
-                          <w:szCs w:val="24"/>
-                          <w:rtl/>
+                          <w:noProof/>
+                          <w:sz w:val="24"/>
+                          <w:szCs w:val="24"/>
+                          <w:rtl/>
+                          <w:lang w:val="en-US" w:bidi="he-IL"/>
                         </w:rPr>
                         <w:t>הפסקה הראשונה תכלול</w:t>
                       </w:r>
                       <w:r>
                         <w:rPr>
                           <w:rFonts w:ascii="Times New Roman" w:hAnsi="Times New Roman" w:cs="David" w:hint="cs"/>
-                          <w:sz w:val="24"/>
-                          <w:szCs w:val="24"/>
-                          <w:rtl/>
+                          <w:noProof/>
+                          <w:sz w:val="24"/>
+                          <w:szCs w:val="24"/>
+                          <w:rtl/>
+                          <w:lang w:val="en-US" w:bidi="he-IL"/>
                         </w:rPr>
                         <w:t xml:space="preserve"> את מספר המשתתפים הצפוי ולתאר את מאפייניהם הייחודיים</w:t>
                       </w:r>
@@ -8482,18 +9433,22 @@
                           <w:rFonts w:ascii="Times New Roman" w:hAnsi="Times New Roman" w:cs="David" w:hint="cs"/>
                           <w:b/>
                           <w:bCs/>
-                          <w:sz w:val="24"/>
-                          <w:szCs w:val="24"/>
-                          <w:rtl/>
+                          <w:noProof/>
+                          <w:sz w:val="24"/>
+                          <w:szCs w:val="24"/>
+                          <w:rtl/>
+                          <w:lang w:val="en-US" w:bidi="he-IL"/>
                         </w:rPr>
                         <w:t xml:space="preserve">. </w:t>
                       </w:r>
                       <w:r>
                         <w:rPr>
                           <w:rFonts w:ascii="Times New Roman" w:hAnsi="Times New Roman" w:cs="David" w:hint="cs"/>
-                          <w:sz w:val="24"/>
-                          <w:szCs w:val="24"/>
-                          <w:rtl/>
+                          <w:noProof/>
+                          <w:sz w:val="24"/>
+                          <w:szCs w:val="24"/>
+                          <w:rtl/>
+                          <w:lang w:val="en-US" w:bidi="he-IL"/>
                         </w:rPr>
                         <w:t xml:space="preserve"> להסביר איך המשתתפים נבחרו (איזה שיקולים/קריטריונים וכד')-</w:t>
                       </w:r>
@@ -8502,18 +9457,22 @@
                           <w:rFonts w:ascii="Times New Roman" w:hAnsi="Times New Roman" w:cs="David" w:hint="cs"/>
                           <w:b/>
                           <w:bCs/>
-                          <w:sz w:val="24"/>
-                          <w:szCs w:val="24"/>
-                          <w:rtl/>
+                          <w:noProof/>
+                          <w:sz w:val="24"/>
+                          <w:szCs w:val="24"/>
+                          <w:rtl/>
+                          <w:lang w:val="en-US" w:bidi="he-IL"/>
                         </w:rPr>
                         <w:t>עד פסקה אחת</w:t>
                       </w:r>
                       <w:r>
                         <w:rPr>
                           <w:rFonts w:ascii="Times New Roman" w:hAnsi="Times New Roman" w:cs="David" w:hint="cs"/>
-                          <w:sz w:val="24"/>
-                          <w:szCs w:val="24"/>
-                          <w:rtl/>
+                          <w:noProof/>
+                          <w:sz w:val="24"/>
+                          <w:szCs w:val="24"/>
+                          <w:rtl/>
+                          <w:lang w:val="en-US" w:bidi="he-IL"/>
                         </w:rPr>
                         <w:t xml:space="preserve"> </w:t>
                       </w:r>
@@ -8535,9 +9494,11 @@
                       <w:r>
                         <w:rPr>
                           <w:rFonts w:ascii="Times New Roman" w:hAnsi="Times New Roman" w:cs="David" w:hint="cs"/>
-                          <w:sz w:val="24"/>
-                          <w:szCs w:val="24"/>
-                          <w:rtl/>
+                          <w:noProof/>
+                          <w:sz w:val="24"/>
+                          <w:szCs w:val="24"/>
+                          <w:rtl/>
+                          <w:lang w:val="en-US" w:bidi="he-IL"/>
                         </w:rPr>
                         <w:t>ה</w:t>
                       </w:r>
@@ -8546,18 +9507,22 @@
                           <w:rFonts w:ascii="Times New Roman" w:hAnsi="Times New Roman" w:cs="David" w:hint="cs"/>
                           <w:b/>
                           <w:bCs/>
-                          <w:sz w:val="24"/>
-                          <w:szCs w:val="24"/>
-                          <w:rtl/>
+                          <w:noProof/>
+                          <w:sz w:val="24"/>
+                          <w:szCs w:val="24"/>
+                          <w:rtl/>
+                          <w:lang w:val="en-US" w:bidi="he-IL"/>
                         </w:rPr>
                         <w:t>פסקה השנייה תכלול</w:t>
                       </w:r>
                       <w:r>
                         <w:rPr>
                           <w:rFonts w:ascii="Times New Roman" w:hAnsi="Times New Roman" w:cs="David" w:hint="cs"/>
-                          <w:sz w:val="24"/>
-                          <w:szCs w:val="24"/>
-                          <w:rtl/>
+                          <w:noProof/>
+                          <w:sz w:val="24"/>
+                          <w:szCs w:val="24"/>
+                          <w:rtl/>
+                          <w:lang w:val="en-US" w:bidi="he-IL"/>
                         </w:rPr>
                         <w:t xml:space="preserve"> תיאור  מרחב הפעילות</w:t>
                       </w:r>
@@ -8566,63 +9531,77 @@
                           <w:rFonts w:ascii="Times New Roman" w:hAnsi="Times New Roman" w:cs="David" w:hint="cs"/>
                           <w:b/>
                           <w:bCs/>
-                          <w:sz w:val="24"/>
-                          <w:szCs w:val="24"/>
-                          <w:rtl/>
+                          <w:noProof/>
+                          <w:sz w:val="24"/>
+                          <w:szCs w:val="24"/>
+                          <w:rtl/>
+                          <w:lang w:val="en-US" w:bidi="he-IL"/>
                         </w:rPr>
                         <w:t xml:space="preserve"> </w:t>
                       </w:r>
                       <w:r>
                         <w:rPr>
                           <w:rFonts w:ascii="Times New Roman" w:hAnsi="Times New Roman" w:cs="David"/>
-                          <w:sz w:val="24"/>
-                          <w:szCs w:val="24"/>
-                          <w:rtl/>
+                          <w:noProof/>
+                          <w:sz w:val="24"/>
+                          <w:szCs w:val="24"/>
+                          <w:rtl/>
+                          <w:lang w:val="en-US" w:bidi="he-IL"/>
                         </w:rPr>
                         <w:t xml:space="preserve">(לדוגמה: </w:t>
                       </w:r>
                       <w:r>
                         <w:rPr>
                           <w:rFonts w:ascii="Times New Roman" w:hAnsi="Times New Roman" w:cs="David" w:hint="cs"/>
-                          <w:sz w:val="24"/>
-                          <w:szCs w:val="24"/>
-                          <w:rtl/>
+                          <w:noProof/>
+                          <w:sz w:val="24"/>
+                          <w:szCs w:val="24"/>
+                          <w:rtl/>
+                          <w:lang w:val="en-US" w:bidi="he-IL"/>
                         </w:rPr>
                         <w:t>כתת שילוב/ספריה)</w:t>
                       </w:r>
                       <w:r>
                         <w:rPr>
                           <w:rFonts w:ascii="Times New Roman" w:hAnsi="Times New Roman" w:cs="David"/>
-                          <w:sz w:val="24"/>
-                          <w:szCs w:val="24"/>
-                          <w:rtl/>
+                          <w:noProof/>
+                          <w:sz w:val="24"/>
+                          <w:szCs w:val="24"/>
+                          <w:rtl/>
+                          <w:lang w:val="en-US" w:bidi="he-IL"/>
                         </w:rPr>
                         <w:t>, ו</w:t>
                       </w:r>
                       <w:r>
                         <w:rPr>
                           <w:rFonts w:ascii="Times New Roman" w:hAnsi="Times New Roman" w:cs="David" w:hint="cs"/>
-                          <w:sz w:val="24"/>
-                          <w:szCs w:val="24"/>
-                          <w:rtl/>
+                          <w:noProof/>
+                          <w:sz w:val="24"/>
+                          <w:szCs w:val="24"/>
+                          <w:rtl/>
+                          <w:lang w:val="en-US" w:bidi="he-IL"/>
                         </w:rPr>
                         <w:t>מה הם</w:t>
                       </w:r>
                       <w:r>
                         <w:rPr>
                           <w:rFonts w:ascii="Times New Roman" w:hAnsi="Times New Roman" w:cs="David"/>
-                          <w:sz w:val="24"/>
-                          <w:szCs w:val="24"/>
-                          <w:rtl/>
+                          <w:noProof/>
+                          <w:sz w:val="24"/>
+                          <w:szCs w:val="24"/>
+                          <w:rtl/>
+                          <w:lang w:val="en-US" w:bidi="he-IL"/>
                         </w:rPr>
                         <w:t xml:space="preserve"> מאפייניו הייחודיים</w:t>
                       </w:r>
                       <w:r>
                         <w:rPr>
                           <w:rFonts w:ascii="Times New Roman" w:hAnsi="Times New Roman" w:cs="David" w:hint="cs"/>
-                          <w:sz w:val="24"/>
-                          <w:szCs w:val="24"/>
-                          <w:rtl/>
+                          <w:noProof/>
+                          <w:sz w:val="24"/>
+                          <w:szCs w:val="24"/>
+                          <w:rtl/>
+                          <w:lang w:val="en-US" w:bidi="he-IL"/>
                         </w:rPr>
                         <w:t>-</w:t>
                       </w:r>
@@ -8631,9 +9610,11 @@
                           <w:rFonts w:ascii="Times New Roman" w:hAnsi="Times New Roman" w:cs="David" w:hint="cs"/>
                           <w:b/>
                           <w:bCs/>
-                          <w:sz w:val="24"/>
-                          <w:szCs w:val="24"/>
-                          <w:rtl/>
+                          <w:noProof/>
+                          <w:sz w:val="24"/>
+                          <w:szCs w:val="24"/>
+                          <w:rtl/>
+                          <w:lang w:val="en-US" w:bidi="he-IL"/>
                         </w:rPr>
                         <w:t>עד פסקה אחת</w:t>
                       </w:r>
@@ -8678,9 +9659,11 @@
           <w:rFonts w:ascii="Times New Roman" w:hAnsi="Times New Roman" w:cs="David"/>
           <w:b/>
           <w:bCs/>
-          <w:sz w:val="24"/>
-          <w:szCs w:val="24"/>
-          <w:rtl/>
+          <w:noProof/>
+          <w:sz w:val="24"/>
+          <w:szCs w:val="24"/>
+          <w:rtl/>
+          <w:lang w:val="en-US" w:bidi="he-IL"/>
         </w:rPr>
         <w:t>סטודנט/ית:</w:t>
       </w:r>
@@ -8699,9 +9682,11 @@
       <w:r>
         <w:rPr>
           <w:rFonts w:ascii="Times New Roman" w:hAnsi="Times New Roman" w:cs="David"/>
-          <w:sz w:val="24"/>
-          <w:szCs w:val="24"/>
-          <w:rtl/>
+          <w:noProof/>
+          <w:sz w:val="24"/>
+          <w:szCs w:val="24"/>
+          <w:rtl/>
+          <w:lang w:val="en-US" w:bidi="he-IL"/>
         </w:rPr>
         <w:t xml:space="preserve">במחקר זה ישתתפו שבעה תלמידים המאובחנים על הרצף האוטיסטי (ASD), הלומדים בכיתת תקשורת בבית ספר יסודי בחינוך הרגיל. המשתתפים הם בגילי 8 עד 12 (כיתה רב-גילאית) ומאופיינים ברמת תפקוד בינונית-גבוהה, הכוללת יכולות שפתיות ותקשורתיות המאפשרות השתתפות בשיח קבוצתי. בחירת המשתתפים נעשתה בשיטה של "דגימה מכוונת", מתוך היכרותו המעמיקה של החוקר עם צורכיהם הייחודיים של התלמידים והצורך הממשי בחיזוק מיומנויות חברתיות-רגשיות בקרב קבוצה זו. הקריטריונים לבחירה כללו את האבחנה על הרצף, הגעה לרמת תפקוד המאפשרת למידה של מיומנויות SEL מופשטות, והשתייכות למסגרת הכיתתית המנוהלת על ידי עורך המחקר, דבר המאפשר תצפית רציפה על תהליכי הלמידה והיישום.</w:t>
       </w:r>
@@ -8721,9 +9706,11 @@
       <w:r>
         <w:rPr>
           <w:rFonts w:ascii="Times New Roman" w:hAnsi="Times New Roman" w:cs="David"/>
-          <w:sz w:val="24"/>
-          <w:szCs w:val="24"/>
-          <w:rtl/>
+          <w:noProof/>
+          <w:sz w:val="24"/>
+          <w:szCs w:val="24"/>
+          <w:rtl/>
+          <w:lang w:val="en-US" w:bidi="he-IL"/>
         </w:rPr>
         <w:t xml:space="preserve">מרחב הפעילות שבו יתבצע המחקר הוא "כיתת תקשורת" ייעודית, הממוקמת בתוך בית ספר יסודי בחינוך הרגיל. מאפייניו הייחודיים של מרחב זה כוללים סביבה לימודית מובנית ומכילה, המותאמת לצורכיהם הוויזואליים והתחושתיים של תלמידים על הרצף. הכיתה מעוצבת כמרחב המשלב עזרים חזותיים (כגון לוחות סדר יום וסימונים גרפיים), פינות עבודה אישיות לצד מרחב חברתי משותף המאפשר תרגול "בזמן אמת" של מיומנויות חברתיות. קיומה של הכיתה בתוך בית ספר רגיל מעניק למרחב הפעילות מאפיין ייחודי של "גשר" חברתי, המאפשר לתלמידים לתרגל את עקרונות תוכנית "מעגלים" בסביבה מוגנת ומתווכת, רגע לפני יישומם באינטראקציות חברתיות מורכבות יותר בחצר בית הספר או בכיתות השילוב.</w:t>
       </w:r>
@@ -8746,10 +9733,12 @@
           <w:rFonts w:ascii="Times New Roman" w:hAnsi="Times New Roman" w:cs="David"/>
           <w:b/>
           <w:bCs/>
+          <w:noProof/>
           <w:color w:val="0070C0"/>
           <w:sz w:val="24"/>
           <w:szCs w:val="24"/>
           <w:rtl/>
+          <w:lang w:val="en-US" w:bidi="he-IL"/>
         </w:rPr>
         <w:t>קורא/ת שני/יה:</w:t>
       </w:r>
@@ -8758,10 +9747,12 @@
           <w:rFonts w:ascii="Times New Roman" w:hAnsi="Times New Roman" w:cs="David" w:hint="cs"/>
           <w:b/>
           <w:bCs/>
+          <w:noProof/>
           <w:color w:val="0070C0"/>
           <w:sz w:val="24"/>
           <w:szCs w:val="24"/>
           <w:rtl/>
+          <w:lang w:val="en-US" w:bidi="he-IL"/>
         </w:rPr>
         <w:t xml:space="preserve"> יפה</w:t>
       </w:r>
@@ -8799,6 +9790,7 @@
           <w:noProof/>
           <w:sz w:val="24"/>
           <w:szCs w:val="24"/>
+          <w:lang w:val="en-US" w:bidi="he-IL"/>
         </w:rPr>
         <mc:AlternateContent>
           <mc:Choice Requires="wps">
@@ -8865,9 +9857,11 @@
                                 <w:rFonts w:ascii="Times New Roman" w:hAnsi="Times New Roman" w:cs="David" w:hint="cs"/>
                                 <w:b/>
                                 <w:bCs/>
+                                <w:noProof/>
                                 <w:sz w:val="28"/>
                                 <w:szCs w:val="28"/>
                                 <w:rtl/>
+                                <w:lang w:val="en-US" w:bidi="he-IL"/>
                               </w:rPr>
                               <w:t xml:space="preserve">הכלי </w:t>
                             </w:r>
@@ -8876,9 +9870,11 @@
                                 <w:rFonts w:cs="David" w:hint="cs"/>
                                 <w:b/>
                                 <w:bCs/>
+                                <w:noProof/>
                                 <w:sz w:val="28"/>
                                 <w:szCs w:val="28"/>
                                 <w:rtl/>
+                                <w:lang w:val="en-US" w:bidi="he-IL"/>
                               </w:rPr>
                               <w:t xml:space="preserve">להערכת היישום האיכותני</w:t>
                             </w:r>
@@ -8896,46 +9892,56 @@
                             <w:r>
                               <w:rPr>
                                 <w:rFonts w:cs="David" w:hint="cs"/>
-                                <w:sz w:val="24"/>
-                                <w:szCs w:val="24"/>
-                                <w:rtl/>
+                                <w:noProof/>
+                                <w:sz w:val="24"/>
+                                <w:szCs w:val="24"/>
+                                <w:rtl/>
+                                <w:lang w:val="en-US" w:bidi="he-IL"/>
                               </w:rPr>
                               <w:t xml:space="preserve">הכלי להערכת היישום יקרא </w:t>
                             </w:r>
                             <w:r>
                               <w:rPr>
                                 <w:rFonts w:cs="David" w:hint="cs"/>
+                                <w:noProof/>
                                 <w:sz w:val="24"/>
                                 <w:szCs w:val="24"/>
                                 <w:u w:val="single"/>
                                 <w:rtl/>
+                                <w:lang w:val="en-US" w:bidi="he-IL"/>
                               </w:rPr>
                               <w:t>משוב</w:t>
                             </w:r>
                             <w:r>
                               <w:rPr>
                                 <w:rFonts w:cs="David" w:hint="cs"/>
-                                <w:sz w:val="24"/>
-                                <w:szCs w:val="24"/>
-                                <w:rtl/>
+                                <w:noProof/>
+                                <w:sz w:val="24"/>
+                                <w:szCs w:val="24"/>
+                                <w:rtl/>
+                                <w:lang w:val="en-US" w:bidi="he-IL"/>
                               </w:rPr>
                               <w:t xml:space="preserve"> ויש להסבירו</w:t>
                             </w:r>
                             <w:r>
                               <w:rPr>
                                 <w:rFonts w:ascii="Times New Roman" w:hAnsi="Times New Roman" w:cs="David"/>
-                                <w:sz w:val="24"/>
-                                <w:szCs w:val="24"/>
-                                <w:rtl/>
+                                <w:noProof/>
+                                <w:sz w:val="24"/>
+                                <w:szCs w:val="24"/>
+                                <w:rtl/>
+                                <w:lang w:val="en-US" w:bidi="he-IL"/>
                               </w:rPr>
                               <w:t xml:space="preserve"> תוך הסתמכות תיאורטית והפניות למקורות עדכניים</w:t>
                             </w:r>
                             <w:r>
                               <w:rPr>
                                 <w:rFonts w:ascii="Times New Roman" w:hAnsi="Times New Roman" w:cs="David" w:hint="cs"/>
-                                <w:sz w:val="24"/>
-                                <w:szCs w:val="24"/>
-                                <w:rtl/>
+                                <w:noProof/>
+                                <w:sz w:val="24"/>
+                                <w:szCs w:val="24"/>
+                                <w:rtl/>
+                                <w:lang w:val="en-US" w:bidi="he-IL"/>
                               </w:rPr>
                               <w:t xml:space="preserve"> (מעשר השנים האחרונות). ההסברים יהיה קצרים ומדויקים. ההפניות למקורות יכללו רק את שמות המחבר/ים ושנה (את המקור המלא יש לרשום במלואו ברשימת המקורות)</w:t>
                             </w:r>
@@ -8944,9 +9950,11 @@
                                 <w:rFonts w:ascii="Times New Roman" w:hAnsi="Times New Roman" w:cs="David" w:hint="cs"/>
                                 <w:b/>
                                 <w:bCs/>
-                                <w:sz w:val="24"/>
-                                <w:szCs w:val="24"/>
-                                <w:rtl/>
+                                <w:noProof/>
+                                <w:sz w:val="24"/>
+                                <w:szCs w:val="24"/>
+                                <w:rtl/>
+                                <w:lang w:val="en-US" w:bidi="he-IL"/>
                               </w:rPr>
                               <w:t>.</w:t>
                             </w:r>
@@ -8974,28 +9982,34 @@
                             <w:r>
                               <w:rPr>
                                 <w:rFonts w:ascii="Times New Roman" w:hAnsi="Times New Roman" w:cs="David" w:hint="cs"/>
-                                <w:sz w:val="24"/>
-                                <w:szCs w:val="24"/>
-                                <w:rtl/>
+                                <w:noProof/>
+                                <w:sz w:val="24"/>
+                                <w:szCs w:val="24"/>
+                                <w:rtl/>
+                                <w:lang w:val="en-US" w:bidi="he-IL"/>
                               </w:rPr>
                               <w:t xml:space="preserve">יש לכתוב את </w:t>
                             </w:r>
                             <w:r>
                               <w:rPr>
                                 <w:rFonts w:ascii="Times New Roman" w:hAnsi="Times New Roman" w:cs="David" w:hint="cs"/>
+                                <w:noProof/>
                                 <w:sz w:val="24"/>
                                 <w:szCs w:val="24"/>
                                 <w:u w:val="single"/>
                                 <w:rtl/>
+                                <w:lang w:val="en-US" w:bidi="he-IL"/>
                               </w:rPr>
                               <w:t>כל</w:t>
                             </w:r>
                             <w:r>
                               <w:rPr>
                                 <w:rFonts w:ascii="Times New Roman" w:hAnsi="Times New Roman" w:cs="David" w:hint="cs"/>
-                                <w:sz w:val="24"/>
-                                <w:szCs w:val="24"/>
-                                <w:rtl/>
+                                <w:noProof/>
+                                <w:sz w:val="24"/>
+                                <w:szCs w:val="24"/>
+                                <w:rtl/>
+                                <w:lang w:val="en-US" w:bidi="he-IL"/>
                               </w:rPr>
                               <w:t xml:space="preserve"> הפרטים הבאים על המשוב- </w:t>
                             </w:r>
@@ -9004,18 +10018,22 @@
                                 <w:rFonts w:ascii="Times New Roman" w:hAnsi="Times New Roman" w:cs="David" w:hint="cs"/>
                                 <w:b/>
                                 <w:bCs/>
-                                <w:sz w:val="24"/>
-                                <w:szCs w:val="24"/>
-                                <w:rtl/>
+                                <w:noProof/>
+                                <w:sz w:val="24"/>
+                                <w:szCs w:val="24"/>
+                                <w:rtl/>
+                                <w:lang w:val="en-US" w:bidi="he-IL"/>
                               </w:rPr>
                               <w:t>עד שתי פסקאות</w:t>
                             </w:r>
                             <w:r>
                               <w:rPr>
                                 <w:rFonts w:ascii="Times New Roman" w:hAnsi="Times New Roman" w:cs="David" w:hint="cs"/>
-                                <w:sz w:val="24"/>
-                                <w:szCs w:val="24"/>
-                                <w:rtl/>
+                                <w:noProof/>
+                                <w:sz w:val="24"/>
+                                <w:szCs w:val="24"/>
+                                <w:rtl/>
+                                <w:lang w:val="en-US" w:bidi="he-IL"/>
                               </w:rPr>
                               <w:t>:</w:t>
                             </w:r>
@@ -9038,18 +10056,22 @@
                                 <w:rFonts w:ascii="Times New Roman" w:hAnsi="Times New Roman" w:cs="David" w:hint="cs"/>
                                 <w:b/>
                                 <w:bCs/>
-                                <w:sz w:val="24"/>
-                                <w:szCs w:val="24"/>
-                                <w:rtl/>
+                                <w:noProof/>
+                                <w:sz w:val="24"/>
+                                <w:szCs w:val="24"/>
+                                <w:rtl/>
+                                <w:lang w:val="en-US" w:bidi="he-IL"/>
                               </w:rPr>
                               <w:t xml:space="preserve">פסקה ראשונה תכלול </w:t>
                             </w:r>
                             <w:r>
                               <w:rPr>
                                 <w:rFonts w:ascii="Times New Roman" w:hAnsi="Times New Roman" w:cs="David" w:hint="cs"/>
-                                <w:sz w:val="24"/>
-                                <w:szCs w:val="24"/>
-                                <w:rtl/>
+                                <w:noProof/>
+                                <w:sz w:val="24"/>
+                                <w:szCs w:val="24"/>
+                                <w:rtl/>
+                                <w:lang w:val="en-US" w:bidi="he-IL"/>
                               </w:rPr>
                               <w:t xml:space="preserve">הגדרה/הסבר לסוג המשוב (</w:t>
                             </w:r>
@@ -9058,18 +10080,22 @@
                                 <w:rFonts w:ascii="Times New Roman" w:hAnsi="Times New Roman" w:cs="David" w:hint="cs"/>
                                 <w:b/>
                                 <w:bCs/>
-                                <w:sz w:val="24"/>
-                                <w:szCs w:val="24"/>
-                                <w:rtl/>
+                                <w:noProof/>
+                                <w:sz w:val="24"/>
+                                <w:szCs w:val="24"/>
+                                <w:rtl/>
+                                <w:lang w:val="en-US" w:bidi="he-IL"/>
                               </w:rPr>
                               <w:t>משוב בכתב/מקוון/פנים אל פנים:</w:t>
                             </w:r>
                             <w:r>
                               <w:rPr>
                                 <w:rFonts w:ascii="Times New Roman" w:hAnsi="Times New Roman" w:cs="David" w:hint="cs"/>
-                                <w:sz w:val="24"/>
-                                <w:szCs w:val="24"/>
-                                <w:rtl/>
+                                <w:noProof/>
+                                <w:sz w:val="24"/>
+                                <w:szCs w:val="24"/>
+                                <w:rtl/>
+                                <w:lang w:val="en-US" w:bidi="he-IL"/>
                               </w:rPr>
                               <w:t xml:space="preserve"> מובנה/ חצי מובנה/פתוח; או </w:t>
                             </w:r>
@@ -9078,18 +10104,22 @@
                                 <w:rFonts w:ascii="Times New Roman" w:hAnsi="Times New Roman" w:cs="David" w:hint="cs"/>
                                 <w:b/>
                                 <w:bCs/>
-                                <w:sz w:val="24"/>
-                                <w:szCs w:val="24"/>
-                                <w:rtl/>
+                                <w:noProof/>
+                                <w:sz w:val="24"/>
+                                <w:szCs w:val="24"/>
+                                <w:rtl/>
+                                <w:lang w:val="en-US" w:bidi="he-IL"/>
                               </w:rPr>
                               <w:t>קבוצתי:</w:t>
                             </w:r>
                             <w:r>
                               <w:rPr>
                                 <w:rFonts w:ascii="Times New Roman" w:hAnsi="Times New Roman" w:cs="David" w:hint="cs"/>
-                                <w:sz w:val="24"/>
-                                <w:szCs w:val="24"/>
-                                <w:rtl/>
+                                <w:noProof/>
+                                <w:sz w:val="24"/>
+                                <w:szCs w:val="24"/>
+                                <w:rtl/>
+                                <w:lang w:val="en-US" w:bidi="he-IL"/>
                               </w:rPr>
                               <w:t xml:space="preserve"> מובנה/ חצי מובנה/פתוח). הדרך שבה פותח המשוב המופיע בהצעה וההתאמות לגיל, רמת לימוד, שפה וכדומה שנעשו למשוב.</w:t>
                             </w:r>
@@ -9112,18 +10142,22 @@
                                 <w:rFonts w:ascii="Times New Roman" w:hAnsi="Times New Roman" w:cs="David" w:hint="cs"/>
                                 <w:b/>
                                 <w:bCs/>
-                                <w:sz w:val="24"/>
-                                <w:szCs w:val="24"/>
-                                <w:rtl/>
+                                <w:noProof/>
+                                <w:sz w:val="24"/>
+                                <w:szCs w:val="24"/>
+                                <w:rtl/>
+                                <w:lang w:val="en-US" w:bidi="he-IL"/>
                               </w:rPr>
                               <w:t>פסקה שניה תכלול</w:t>
                             </w:r>
                             <w:r>
                               <w:rPr>
                                 <w:rFonts w:ascii="Times New Roman" w:hAnsi="Times New Roman" w:cs="David" w:hint="cs"/>
-                                <w:sz w:val="24"/>
-                                <w:szCs w:val="24"/>
-                                <w:rtl/>
+                                <w:noProof/>
+                                <w:sz w:val="24"/>
+                                <w:szCs w:val="24"/>
+                                <w:rtl/>
+                                <w:lang w:val="en-US" w:bidi="he-IL"/>
                               </w:rPr>
                               <w:t xml:space="preserve"> תיאור מילולי של המדריך למשוב + דוגמה לכמה שאלות בין גרשיים</w:t>
                             </w:r>
@@ -9132,18 +10166,22 @@
                                 <w:rFonts w:ascii="Times New Roman" w:hAnsi="Times New Roman" w:cs="David" w:hint="cs"/>
                                 <w:b/>
                                 <w:bCs/>
-                                <w:sz w:val="24"/>
-                                <w:szCs w:val="24"/>
-                                <w:rtl/>
+                                <w:noProof/>
+                                <w:sz w:val="24"/>
+                                <w:szCs w:val="24"/>
+                                <w:rtl/>
+                                <w:lang w:val="en-US" w:bidi="he-IL"/>
                               </w:rPr>
                               <w:t xml:space="preserve"> </w:t>
                             </w:r>
                             <w:r>
                               <w:rPr>
                                 <w:rFonts w:ascii="Times New Roman" w:hAnsi="Times New Roman" w:cs="David" w:hint="cs"/>
-                                <w:sz w:val="24"/>
-                                <w:szCs w:val="24"/>
-                                <w:rtl/>
+                                <w:noProof/>
+                                <w:sz w:val="24"/>
+                                <w:szCs w:val="24"/>
+                                <w:rtl/>
+                                <w:lang w:val="en-US" w:bidi="he-IL"/>
                               </w:rPr>
                               <w:t>ולהפנות לנספח (נספח 1).</w:t>
                             </w:r>
@@ -9204,9 +10242,11 @@
                           <w:rFonts w:ascii="Times New Roman" w:hAnsi="Times New Roman" w:cs="David" w:hint="cs"/>
                           <w:b/>
                           <w:bCs/>
+                          <w:noProof/>
                           <w:sz w:val="28"/>
                           <w:szCs w:val="28"/>
                           <w:rtl/>
+                          <w:lang w:val="en-US" w:bidi="he-IL"/>
                         </w:rPr>
                         <w:t xml:space="preserve">הכלי </w:t>
                       </w:r>
@@ -9215,9 +10255,11 @@
                           <w:rFonts w:cs="David" w:hint="cs"/>
                           <w:b/>
                           <w:bCs/>
+                          <w:noProof/>
                           <w:sz w:val="28"/>
                           <w:szCs w:val="28"/>
                           <w:rtl/>
+                          <w:lang w:val="en-US" w:bidi="he-IL"/>
                         </w:rPr>
                         <w:t xml:space="preserve">להערכת היישום האיכותני</w:t>
                       </w:r>
@@ -9235,46 +10277,56 @@
                       <w:r>
                         <w:rPr>
                           <w:rFonts w:cs="David" w:hint="cs"/>
-                          <w:sz w:val="24"/>
-                          <w:szCs w:val="24"/>
-                          <w:rtl/>
+                          <w:noProof/>
+                          <w:sz w:val="24"/>
+                          <w:szCs w:val="24"/>
+                          <w:rtl/>
+                          <w:lang w:val="en-US" w:bidi="he-IL"/>
                         </w:rPr>
                         <w:t xml:space="preserve">הכלי להערכת היישום יקרא </w:t>
                       </w:r>
                       <w:r>
                         <w:rPr>
                           <w:rFonts w:cs="David" w:hint="cs"/>
+                          <w:noProof/>
                           <w:sz w:val="24"/>
                           <w:szCs w:val="24"/>
                           <w:u w:val="single"/>
                           <w:rtl/>
+                          <w:lang w:val="en-US" w:bidi="he-IL"/>
                         </w:rPr>
                         <w:t>משוב</w:t>
                       </w:r>
                       <w:r>
                         <w:rPr>
                           <w:rFonts w:cs="David" w:hint="cs"/>
-                          <w:sz w:val="24"/>
-                          <w:szCs w:val="24"/>
-                          <w:rtl/>
+                          <w:noProof/>
+                          <w:sz w:val="24"/>
+                          <w:szCs w:val="24"/>
+                          <w:rtl/>
+                          <w:lang w:val="en-US" w:bidi="he-IL"/>
                         </w:rPr>
                         <w:t xml:space="preserve"> ויש להסבירו</w:t>
                       </w:r>
                       <w:r>
                         <w:rPr>
                           <w:rFonts w:ascii="Times New Roman" w:hAnsi="Times New Roman" w:cs="David"/>
-                          <w:sz w:val="24"/>
-                          <w:szCs w:val="24"/>
-                          <w:rtl/>
+                          <w:noProof/>
+                          <w:sz w:val="24"/>
+                          <w:szCs w:val="24"/>
+                          <w:rtl/>
+                          <w:lang w:val="en-US" w:bidi="he-IL"/>
                         </w:rPr>
                         <w:t xml:space="preserve"> תוך הסתמכות תיאורטית והפניות למקורות עדכניים</w:t>
                       </w:r>
                       <w:r>
                         <w:rPr>
                           <w:rFonts w:ascii="Times New Roman" w:hAnsi="Times New Roman" w:cs="David" w:hint="cs"/>
-                          <w:sz w:val="24"/>
-                          <w:szCs w:val="24"/>
-                          <w:rtl/>
+                          <w:noProof/>
+                          <w:sz w:val="24"/>
+                          <w:szCs w:val="24"/>
+                          <w:rtl/>
+                          <w:lang w:val="en-US" w:bidi="he-IL"/>
                         </w:rPr>
                         <w:t xml:space="preserve"> (מעשר השנים האחרונות). ההסברים יהיה קצרים ומדויקים. ההפניות למקורות יכללו רק את שמות המחבר/ים ושנה (את המקור המלא יש לרשום במלואו ברשימת המקורות)</w:t>
                       </w:r>
@@ -9283,9 +10335,11 @@
                           <w:rFonts w:ascii="Times New Roman" w:hAnsi="Times New Roman" w:cs="David" w:hint="cs"/>
                           <w:b/>
                           <w:bCs/>
-                          <w:sz w:val="24"/>
-                          <w:szCs w:val="24"/>
-                          <w:rtl/>
+                          <w:noProof/>
+                          <w:sz w:val="24"/>
+                          <w:szCs w:val="24"/>
+                          <w:rtl/>
+                          <w:lang w:val="en-US" w:bidi="he-IL"/>
                         </w:rPr>
                         <w:t>.</w:t>
                       </w:r>
@@ -9313,28 +10367,34 @@
                       <w:r>
                         <w:rPr>
                           <w:rFonts w:ascii="Times New Roman" w:hAnsi="Times New Roman" w:cs="David" w:hint="cs"/>
-                          <w:sz w:val="24"/>
-                          <w:szCs w:val="24"/>
-                          <w:rtl/>
+                          <w:noProof/>
+                          <w:sz w:val="24"/>
+                          <w:szCs w:val="24"/>
+                          <w:rtl/>
+                          <w:lang w:val="en-US" w:bidi="he-IL"/>
                         </w:rPr>
                         <w:t xml:space="preserve">יש לכתוב את </w:t>
                       </w:r>
                       <w:r>
                         <w:rPr>
                           <w:rFonts w:ascii="Times New Roman" w:hAnsi="Times New Roman" w:cs="David" w:hint="cs"/>
+                          <w:noProof/>
                           <w:sz w:val="24"/>
                           <w:szCs w:val="24"/>
                           <w:u w:val="single"/>
                           <w:rtl/>
+                          <w:lang w:val="en-US" w:bidi="he-IL"/>
                         </w:rPr>
                         <w:t>כל</w:t>
                       </w:r>
                       <w:r>
                         <w:rPr>
                           <w:rFonts w:ascii="Times New Roman" w:hAnsi="Times New Roman" w:cs="David" w:hint="cs"/>
-                          <w:sz w:val="24"/>
-                          <w:szCs w:val="24"/>
-                          <w:rtl/>
+                          <w:noProof/>
+                          <w:sz w:val="24"/>
+                          <w:szCs w:val="24"/>
+                          <w:rtl/>
+                          <w:lang w:val="en-US" w:bidi="he-IL"/>
                         </w:rPr>
                         <w:t xml:space="preserve"> הפרטים הבאים על המשוב- </w:t>
                       </w:r>
@@ -9343,18 +10403,22 @@
                           <w:rFonts w:ascii="Times New Roman" w:hAnsi="Times New Roman" w:cs="David" w:hint="cs"/>
                           <w:b/>
                           <w:bCs/>
-                          <w:sz w:val="24"/>
-                          <w:szCs w:val="24"/>
-                          <w:rtl/>
+                          <w:noProof/>
+                          <w:sz w:val="24"/>
+                          <w:szCs w:val="24"/>
+                          <w:rtl/>
+                          <w:lang w:val="en-US" w:bidi="he-IL"/>
                         </w:rPr>
                         <w:t>עד שתי פסקאות</w:t>
                       </w:r>
                       <w:r>
                         <w:rPr>
                           <w:rFonts w:ascii="Times New Roman" w:hAnsi="Times New Roman" w:cs="David" w:hint="cs"/>
-                          <w:sz w:val="24"/>
-                          <w:szCs w:val="24"/>
-                          <w:rtl/>
+                          <w:noProof/>
+                          <w:sz w:val="24"/>
+                          <w:szCs w:val="24"/>
+                          <w:rtl/>
+                          <w:lang w:val="en-US" w:bidi="he-IL"/>
                         </w:rPr>
                         <w:t>:</w:t>
                       </w:r>
@@ -9377,18 +10441,22 @@
                           <w:rFonts w:ascii="Times New Roman" w:hAnsi="Times New Roman" w:cs="David" w:hint="cs"/>
                           <w:b/>
                           <w:bCs/>
-                          <w:sz w:val="24"/>
-                          <w:szCs w:val="24"/>
-                          <w:rtl/>
+                          <w:noProof/>
+                          <w:sz w:val="24"/>
+                          <w:szCs w:val="24"/>
+                          <w:rtl/>
+                          <w:lang w:val="en-US" w:bidi="he-IL"/>
                         </w:rPr>
                         <w:t xml:space="preserve">פסקה ראשונה תכלול </w:t>
                       </w:r>
                       <w:r>
                         <w:rPr>
                           <w:rFonts w:ascii="Times New Roman" w:hAnsi="Times New Roman" w:cs="David" w:hint="cs"/>
-                          <w:sz w:val="24"/>
-                          <w:szCs w:val="24"/>
-                          <w:rtl/>
+                          <w:noProof/>
+                          <w:sz w:val="24"/>
+                          <w:szCs w:val="24"/>
+                          <w:rtl/>
+                          <w:lang w:val="en-US" w:bidi="he-IL"/>
                         </w:rPr>
                         <w:t xml:space="preserve">הגדרה/הסבר לסוג המשוב (</w:t>
                       </w:r>
@@ -9397,18 +10465,22 @@
                           <w:rFonts w:ascii="Times New Roman" w:hAnsi="Times New Roman" w:cs="David" w:hint="cs"/>
                           <w:b/>
                           <w:bCs/>
-                          <w:sz w:val="24"/>
-                          <w:szCs w:val="24"/>
-                          <w:rtl/>
+                          <w:noProof/>
+                          <w:sz w:val="24"/>
+                          <w:szCs w:val="24"/>
+                          <w:rtl/>
+                          <w:lang w:val="en-US" w:bidi="he-IL"/>
                         </w:rPr>
                         <w:t>משוב בכתב/מקוון/פנים אל פנים:</w:t>
                       </w:r>
                       <w:r>
                         <w:rPr>
                           <w:rFonts w:ascii="Times New Roman" w:hAnsi="Times New Roman" w:cs="David" w:hint="cs"/>
-                          <w:sz w:val="24"/>
-                          <w:szCs w:val="24"/>
-                          <w:rtl/>
+                          <w:noProof/>
+                          <w:sz w:val="24"/>
+                          <w:szCs w:val="24"/>
+                          <w:rtl/>
+                          <w:lang w:val="en-US" w:bidi="he-IL"/>
                         </w:rPr>
                         <w:t xml:space="preserve"> מובנה/ חצי מובנה/פתוח; או </w:t>
                       </w:r>
@@ -9417,18 +10489,22 @@
                           <w:rFonts w:ascii="Times New Roman" w:hAnsi="Times New Roman" w:cs="David" w:hint="cs"/>
                           <w:b/>
                           <w:bCs/>
-                          <w:sz w:val="24"/>
-                          <w:szCs w:val="24"/>
-                          <w:rtl/>
+                          <w:noProof/>
+                          <w:sz w:val="24"/>
+                          <w:szCs w:val="24"/>
+                          <w:rtl/>
+                          <w:lang w:val="en-US" w:bidi="he-IL"/>
                         </w:rPr>
                         <w:t>קבוצתי:</w:t>
                       </w:r>
                       <w:r>
                         <w:rPr>
                           <w:rFonts w:ascii="Times New Roman" w:hAnsi="Times New Roman" w:cs="David" w:hint="cs"/>
-                          <w:sz w:val="24"/>
-                          <w:szCs w:val="24"/>
-                          <w:rtl/>
+                          <w:noProof/>
+                          <w:sz w:val="24"/>
+                          <w:szCs w:val="24"/>
+                          <w:rtl/>
+                          <w:lang w:val="en-US" w:bidi="he-IL"/>
                         </w:rPr>
                         <w:t xml:space="preserve"> מובנה/ חצי מובנה/פתוח). הדרך שבה פותח המשוב המופיע בהצעה וההתאמות לגיל, רמת לימוד, שפה וכדומה שנעשו למשוב.</w:t>
                       </w:r>
@@ -9451,18 +10527,22 @@
                           <w:rFonts w:ascii="Times New Roman" w:hAnsi="Times New Roman" w:cs="David" w:hint="cs"/>
                           <w:b/>
                           <w:bCs/>
-                          <w:sz w:val="24"/>
-                          <w:szCs w:val="24"/>
-                          <w:rtl/>
+                          <w:noProof/>
+                          <w:sz w:val="24"/>
+                          <w:szCs w:val="24"/>
+                          <w:rtl/>
+                          <w:lang w:val="en-US" w:bidi="he-IL"/>
                         </w:rPr>
                         <w:t>פסקה שניה תכלול</w:t>
                       </w:r>
                       <w:r>
                         <w:rPr>
                           <w:rFonts w:ascii="Times New Roman" w:hAnsi="Times New Roman" w:cs="David" w:hint="cs"/>
-                          <w:sz w:val="24"/>
-                          <w:szCs w:val="24"/>
-                          <w:rtl/>
+                          <w:noProof/>
+                          <w:sz w:val="24"/>
+                          <w:szCs w:val="24"/>
+                          <w:rtl/>
+                          <w:lang w:val="en-US" w:bidi="he-IL"/>
                         </w:rPr>
                         <w:t xml:space="preserve"> תיאור מילולי של המדריך למשוב + דוגמה לכמה שאלות בין גרשיים</w:t>
                       </w:r>
@@ -9471,18 +10551,22 @@
                           <w:rFonts w:ascii="Times New Roman" w:hAnsi="Times New Roman" w:cs="David" w:hint="cs"/>
                           <w:b/>
                           <w:bCs/>
-                          <w:sz w:val="24"/>
-                          <w:szCs w:val="24"/>
-                          <w:rtl/>
+                          <w:noProof/>
+                          <w:sz w:val="24"/>
+                          <w:szCs w:val="24"/>
+                          <w:rtl/>
+                          <w:lang w:val="en-US" w:bidi="he-IL"/>
                         </w:rPr>
                         <w:t xml:space="preserve"> </w:t>
                       </w:r>
                       <w:r>
                         <w:rPr>
                           <w:rFonts w:ascii="Times New Roman" w:hAnsi="Times New Roman" w:cs="David" w:hint="cs"/>
-                          <w:sz w:val="24"/>
-                          <w:szCs w:val="24"/>
-                          <w:rtl/>
+                          <w:noProof/>
+                          <w:sz w:val="24"/>
+                          <w:szCs w:val="24"/>
+                          <w:rtl/>
+                          <w:lang w:val="en-US" w:bidi="he-IL"/>
                         </w:rPr>
                         <w:t>ולהפנות לנספח (נספח 1).</w:t>
                       </w:r>
@@ -9542,9 +10626,11 @@
           <w:rFonts w:ascii="Times New Roman" w:hAnsi="Times New Roman" w:cs="David"/>
           <w:b/>
           <w:bCs/>
-          <w:sz w:val="24"/>
-          <w:szCs w:val="24"/>
-          <w:rtl/>
+          <w:noProof/>
+          <w:sz w:val="24"/>
+          <w:szCs w:val="24"/>
+          <w:rtl/>
+          <w:lang w:val="en-US" w:bidi="he-IL"/>
         </w:rPr>
         <w:t>סטודנט/ית:</w:t>
       </w:r>
@@ -9563,9 +10649,11 @@
       <w:r>
         <w:rPr>
           <w:rFonts w:ascii="Times New Roman" w:hAnsi="Times New Roman" w:cs="David"/>
-          <w:sz w:val="24"/>
-          <w:szCs w:val="24"/>
-          <w:rtl/>
+          <w:noProof/>
+          <w:sz w:val="24"/>
+          <w:szCs w:val="24"/>
+          <w:rtl/>
+          <w:lang w:val="en-US" w:bidi="he-IL"/>
         </w:rPr>
         <w:t xml:space="preserve">התוכנית תוערך באמצעות שלושה כלי מחקר איכותניים: יומן רפלקטיבי, ראיונות עומק חצי-מובנים ותוצרי למידה של הילדים.</w:t>
       </w:r>
@@ -9584,9 +10672,11 @@
       <w:r>
         <w:rPr>
           <w:rFonts w:ascii="Times New Roman" w:hAnsi="Times New Roman" w:cs="David"/>
-          <w:sz w:val="24"/>
-          <w:szCs w:val="24"/>
-          <w:rtl/>
+          <w:noProof/>
+          <w:sz w:val="24"/>
+          <w:szCs w:val="24"/>
+          <w:rtl/>
+          <w:lang w:val="en-US" w:bidi="he-IL"/>
         </w:rPr>
         <w:t xml:space="preserve">יומן רפלקטיבי - יומן רפלקטיבי-אישי הוא כלי המאפשר לתעד ולבחון תהליכי חשיבה ומאפיינים מטא-קוגניטיביים של הלומד (Alt et al., 2022). כתיבת היומן משמשת מרחב שבו המשתתף יכול להביא לידי ביטוי את התמודדותו עם אתגרים קוגניטיביים וחברתיים, והיא מסייעת בפיתוח לומד עצמאי המסוגל לבצע הערכה עצמית. במחקר זה ישמשו היומנים לביצוע "מיקרו-אנליזה" (ניתוח דק) של התפתחות התלמידים בכיתת התקשורת לאורך יישום התוכנית, ויאפשרו לעורך המחקר לזהות את האופן שבו הם מפנימים את המיומנויות החברתיות ואת המשמעות שהם מייחסים לתהליך הלמידה.</w:t>
       </w:r>
@@ -9605,9 +10695,11 @@
       <w:r>
         <w:rPr>
           <w:rFonts w:ascii="Times New Roman" w:hAnsi="Times New Roman" w:cs="David"/>
-          <w:sz w:val="24"/>
-          <w:szCs w:val="24"/>
-          <w:rtl/>
+          <w:noProof/>
+          <w:sz w:val="24"/>
+          <w:szCs w:val="24"/>
+          <w:rtl/>
+          <w:lang w:val="en-US" w:bidi="he-IL"/>
         </w:rPr>
         <w:t xml:space="preserve">ראיון עומק חצי-מובנה - ראיונות עומק חצי-מובנים הם כלי מחקר המבוסס על רשימת שאלות מוכנה מראש, אך כזו שנשארת גמישה ומשתנה לפי השיחה המתפתחת עם המרואיין. מטרת הראיון היא להבין את האמונות והמניעים של המשתתפים, תוך שילוב בין שאלות על ההתנסות בתוכנית לבין שאלות על רגשות ותפיסות.</w:t>
       </w:r>
@@ -9627,9 +10719,11 @@
       <w:r>
         <w:rPr>
           <w:rFonts w:ascii="Times New Roman" w:hAnsi="Times New Roman" w:cs="David"/>
-          <w:sz w:val="24"/>
-          <w:szCs w:val="24"/>
-          <w:rtl/>
+          <w:noProof/>
+          <w:sz w:val="24"/>
+          <w:szCs w:val="24"/>
+          <w:rtl/>
+          <w:lang w:val="en-US" w:bidi="he-IL"/>
         </w:rPr>
         <w:t xml:space="preserve">ייחודו של הראיון החצי-מובנה הוא בגמישות שהוא מאפשר: הוא מעניק למרואיינים אפשרות להעלות נושאים חדשים שלא תוכננו מראש, ובכך עוזר לגלות תובנות עמוקות שיכולות לחזק או לשנות את הנחות המחקר. מבחינה מחקרית, שיטה זו עוזרת לחוקר להבין קשרים מורכבים ומוסיפה עומק למידע הנאסף בשדה (DeJonckheere &amp; Vaughn, 2019). במסגרת הראיונות ייעשה שימוש במדריך ריאיון המותאם לגיל התלמידים וליכולתם השפתית, הכולל שאלות כגון: "מה למדת בתוכנית על המעגלים השונים?" או "כיצד מה שלמדת עוזר לך בהפסקה, עם חברים?" (ראו נספח 1).</w:t>
       </w:r>
@@ -9660,9 +10754,11 @@
       <w:r>
         <w:rPr>
           <w:rFonts w:ascii="Times New Roman" w:hAnsi="Times New Roman" w:cs="David"/>
-          <w:sz w:val="24"/>
-          <w:szCs w:val="24"/>
-          <w:rtl/>
+          <w:noProof/>
+          <w:sz w:val="24"/>
+          <w:szCs w:val="24"/>
+          <w:rtl/>
+          <w:lang w:val="en-US" w:bidi="he-IL"/>
         </w:rPr>
         <w:t xml:space="preserve">תוצרים של הילדים - במהלך יישום התוכנית ייאספו תוצרי למידה של התלמידים, כגון ציורים, דפי עבודה ותוצרים יצירתיים העוסקים במעגלי הקרבה. התוצרים ישמשו מקור מידע נוסף על האופן שבו התלמידים מבינים ומיישמים את עקרונות התוכנית.</w:t>
       </w:r>
@@ -9700,10 +10796,12 @@
           <w:rFonts w:ascii="Times New Roman" w:hAnsi="Times New Roman" w:cs="David"/>
           <w:b/>
           <w:bCs/>
+          <w:noProof/>
           <w:color w:val="0070C0"/>
           <w:sz w:val="24"/>
           <w:szCs w:val="24"/>
           <w:rtl/>
+          <w:lang w:val="en-US" w:bidi="he-IL"/>
         </w:rPr>
         <w:t>קורא/ת שני/יה:</w:t>
       </w:r>
@@ -9712,10 +10810,12 @@
           <w:rFonts w:ascii="Times New Roman" w:hAnsi="Times New Roman" w:cs="David" w:hint="cs"/>
           <w:b/>
           <w:bCs/>
+          <w:noProof/>
           <w:color w:val="0070C0"/>
           <w:sz w:val="24"/>
           <w:szCs w:val="24"/>
           <w:rtl/>
+          <w:lang w:val="en-US" w:bidi="he-IL"/>
         </w:rPr>
         <w:t>יפה</w:t>
       </w:r>
@@ -9734,9 +10834,11 @@
       <w:r>
         <w:rPr>
           <w:rFonts w:ascii="Times New Roman" w:hAnsi="Times New Roman" w:cs="David"/>
+          <w:noProof/>
           <w:sz w:val="32"/>
           <w:szCs w:val="32"/>
           <w:rtl/>
+          <w:lang w:val="en-US" w:bidi="he-IL"/>
         </w:rPr>
         <w:br w:type="page"/>
       </w:r>
@@ -9774,6 +10876,7 @@
           <w:noProof/>
           <w:sz w:val="24"/>
           <w:szCs w:val="24"/>
+          <w:lang w:val="en-US" w:bidi="he-IL"/>
         </w:rPr>
         <mc:AlternateContent>
           <mc:Choice Requires="wps">
@@ -9842,9 +10945,11 @@
                                 <w:rFonts w:ascii="Times New Roman" w:hAnsi="Times New Roman" w:cs="David"/>
                                 <w:b/>
                                 <w:bCs/>
+                                <w:noProof/>
                                 <w:sz w:val="28"/>
                                 <w:szCs w:val="28"/>
                                 <w:rtl/>
+                                <w:lang w:val="en-US" w:bidi="he-IL"/>
                               </w:rPr>
                               <w:t xml:space="preserve">אתיקה </w:t>
                             </w:r>
@@ -9853,9 +10958,11 @@
                                 <w:rFonts w:ascii="Times New Roman" w:hAnsi="Times New Roman" w:cs="David" w:hint="cs"/>
                                 <w:b/>
                                 <w:bCs/>
+                                <w:noProof/>
                                 <w:sz w:val="28"/>
                                 <w:szCs w:val="28"/>
                                 <w:rtl/>
+                                <w:lang w:val="en-US" w:bidi="he-IL"/>
                               </w:rPr>
                               <w:t>מחקרית</w:t>
                             </w:r>
@@ -9878,36 +10985,44 @@
                                 <w:rFonts w:ascii="Times New Roman" w:hAnsi="Times New Roman" w:cs="David" w:hint="cs"/>
                                 <w:b/>
                                 <w:bCs/>
-                                <w:sz w:val="24"/>
-                                <w:szCs w:val="24"/>
-                                <w:rtl/>
+                                <w:noProof/>
+                                <w:sz w:val="24"/>
+                                <w:szCs w:val="24"/>
+                                <w:rtl/>
+                                <w:lang w:val="en-US" w:bidi="he-IL"/>
                               </w:rPr>
                               <w:t xml:space="preserve">הפסקה תכלול</w:t>
                             </w:r>
                             <w:r>
                               <w:rPr>
                                 <w:rFonts w:ascii="Times New Roman" w:hAnsi="Times New Roman" w:cs="David" w:hint="cs"/>
-                                <w:sz w:val="24"/>
-                                <w:szCs w:val="24"/>
-                                <w:rtl/>
+                                <w:noProof/>
+                                <w:sz w:val="24"/>
+                                <w:szCs w:val="24"/>
+                                <w:rtl/>
+                                <w:lang w:val="en-US" w:bidi="he-IL"/>
                               </w:rPr>
                               <w:t xml:space="preserve"> התייחסות לשמירה על כללי האתיקה המחקרית (הסכמה מדעת כולל הפנייה לנספח, שמירה על סודיות ופרטיות, אנונימיות בהצגת הנתונים, הימנעות מיחסי מרות, התמודדות במקרה של היכרות קודמת עם המשתתפים), </w:t>
                             </w:r>
                             <w:r>
                               <w:rPr>
                                 <w:rFonts w:ascii="Times New Roman" w:hAnsi="Times New Roman" w:cs="David"/>
-                                <w:sz w:val="24"/>
-                                <w:szCs w:val="24"/>
-                                <w:rtl/>
+                                <w:noProof/>
+                                <w:sz w:val="24"/>
+                                <w:szCs w:val="24"/>
+                                <w:rtl/>
+                                <w:lang w:val="en-US" w:bidi="he-IL"/>
                               </w:rPr>
                               <w:t>שפת מילוי המשוב</w:t>
                             </w:r>
                             <w:r>
                               <w:rPr>
                                 <w:rFonts w:ascii="Times New Roman" w:hAnsi="Times New Roman" w:cs="David" w:hint="cs"/>
-                                <w:sz w:val="24"/>
-                                <w:szCs w:val="24"/>
-                                <w:rtl/>
+                                <w:noProof/>
+                                <w:sz w:val="24"/>
+                                <w:szCs w:val="24"/>
+                                <w:rtl/>
+                                <w:lang w:val="en-US" w:bidi="he-IL"/>
                               </w:rPr>
                               <w:t>.</w:t>
                             </w:r>
@@ -9928,44 +11043,54 @@
                             <w:r>
                               <w:rPr>
                                 <w:rFonts w:ascii="Times New Roman" w:hAnsi="Times New Roman" w:cs="David" w:hint="cs"/>
-                                <w:sz w:val="24"/>
-                                <w:szCs w:val="24"/>
-                                <w:rtl/>
+                                <w:noProof/>
+                                <w:sz w:val="24"/>
+                                <w:szCs w:val="24"/>
+                                <w:rtl/>
+                                <w:lang w:val="en-US" w:bidi="he-IL"/>
                               </w:rPr>
                               <w:t>הצהרת הסטודנט/ית</w:t>
                             </w:r>
                             <w:r>
                               <w:rPr>
                                 <w:rFonts w:ascii="Times New Roman" w:hAnsi="Times New Roman" w:cs="David"/>
-                                <w:sz w:val="24"/>
-                                <w:szCs w:val="24"/>
-                                <w:rtl/>
+                                <w:noProof/>
+                                <w:sz w:val="24"/>
+                                <w:szCs w:val="24"/>
+                                <w:rtl/>
+                                <w:lang w:val="en-US" w:bidi="he-IL"/>
                               </w:rPr>
                               <w:t xml:space="preserve"> ע</w:t>
                             </w:r>
                             <w:r>
                               <w:rPr>
                                 <w:rFonts w:ascii="Times New Roman" w:hAnsi="Times New Roman" w:cs="David" w:hint="cs"/>
-                                <w:sz w:val="24"/>
-                                <w:szCs w:val="24"/>
-                                <w:rtl/>
+                                <w:noProof/>
+                                <w:sz w:val="24"/>
+                                <w:szCs w:val="24"/>
+                                <w:rtl/>
+                                <w:lang w:val="en-US" w:bidi="he-IL"/>
                               </w:rPr>
                               <w:t>ל שימוש בבינה מלאכותית</w:t>
                             </w:r>
                             <w:r>
                               <w:rPr>
                                 <w:rFonts w:ascii="Times New Roman" w:hAnsi="Times New Roman" w:cs="David"/>
-                                <w:sz w:val="24"/>
-                                <w:szCs w:val="24"/>
+                                <w:noProof/>
+                                <w:sz w:val="24"/>
+                                <w:szCs w:val="24"/>
+                                <w:lang w:val="en-US" w:bidi="he-IL"/>
                               </w:rPr>
                               <w:t xml:space="preserve"> </w:t>
                             </w:r>
                             <w:r>
                               <w:rPr>
                                 <w:rFonts w:ascii="Times New Roman" w:hAnsi="Times New Roman" w:cs="David" w:hint="cs"/>
-                                <w:sz w:val="24"/>
-                                <w:szCs w:val="24"/>
-                                <w:rtl/>
+                                <w:noProof/>
+                                <w:sz w:val="24"/>
+                                <w:szCs w:val="24"/>
+                                <w:rtl/>
+                                <w:lang w:val="en-US" w:bidi="he-IL"/>
                               </w:rPr>
                               <w:t>(הפנייה לנספח)</w:t>
                             </w:r>
@@ -10030,9 +11155,11 @@
                           <w:rFonts w:ascii="Times New Roman" w:hAnsi="Times New Roman" w:cs="David"/>
                           <w:b/>
                           <w:bCs/>
+                          <w:noProof/>
                           <w:sz w:val="28"/>
                           <w:szCs w:val="28"/>
                           <w:rtl/>
+                          <w:lang w:val="en-US" w:bidi="he-IL"/>
                         </w:rPr>
                         <w:t xml:space="preserve">אתיקה </w:t>
                       </w:r>
@@ -10041,9 +11168,11 @@
                           <w:rFonts w:ascii="Times New Roman" w:hAnsi="Times New Roman" w:cs="David" w:hint="cs"/>
                           <w:b/>
                           <w:bCs/>
+                          <w:noProof/>
                           <w:sz w:val="28"/>
                           <w:szCs w:val="28"/>
                           <w:rtl/>
+                          <w:lang w:val="en-US" w:bidi="he-IL"/>
                         </w:rPr>
                         <w:t>מחקרית</w:t>
                       </w:r>
@@ -10066,36 +11195,44 @@
                           <w:rFonts w:ascii="Times New Roman" w:hAnsi="Times New Roman" w:cs="David" w:hint="cs"/>
                           <w:b/>
                           <w:bCs/>
-                          <w:sz w:val="24"/>
-                          <w:szCs w:val="24"/>
-                          <w:rtl/>
+                          <w:noProof/>
+                          <w:sz w:val="24"/>
+                          <w:szCs w:val="24"/>
+                          <w:rtl/>
+                          <w:lang w:val="en-US" w:bidi="he-IL"/>
                         </w:rPr>
                         <w:t xml:space="preserve">הפסקה תכלול</w:t>
                       </w:r>
                       <w:r>
                         <w:rPr>
                           <w:rFonts w:ascii="Times New Roman" w:hAnsi="Times New Roman" w:cs="David" w:hint="cs"/>
-                          <w:sz w:val="24"/>
-                          <w:szCs w:val="24"/>
-                          <w:rtl/>
+                          <w:noProof/>
+                          <w:sz w:val="24"/>
+                          <w:szCs w:val="24"/>
+                          <w:rtl/>
+                          <w:lang w:val="en-US" w:bidi="he-IL"/>
                         </w:rPr>
                         <w:t xml:space="preserve"> התייחסות לשמירה על כללי האתיקה המחקרית (הסכמה מדעת כולל הפנייה לנספח, שמירה על סודיות ופרטיות, אנונימיות בהצגת הנתונים, הימנעות מיחסי מרות, התמודדות במקרה של היכרות קודמת עם המשתתפים), </w:t>
                       </w:r>
                       <w:r>
                         <w:rPr>
                           <w:rFonts w:ascii="Times New Roman" w:hAnsi="Times New Roman" w:cs="David"/>
-                          <w:sz w:val="24"/>
-                          <w:szCs w:val="24"/>
-                          <w:rtl/>
+                          <w:noProof/>
+                          <w:sz w:val="24"/>
+                          <w:szCs w:val="24"/>
+                          <w:rtl/>
+                          <w:lang w:val="en-US" w:bidi="he-IL"/>
                         </w:rPr>
                         <w:t>שפת מילוי המשוב</w:t>
                       </w:r>
                       <w:r>
                         <w:rPr>
                           <w:rFonts w:ascii="Times New Roman" w:hAnsi="Times New Roman" w:cs="David" w:hint="cs"/>
-                          <w:sz w:val="24"/>
-                          <w:szCs w:val="24"/>
-                          <w:rtl/>
+                          <w:noProof/>
+                          <w:sz w:val="24"/>
+                          <w:szCs w:val="24"/>
+                          <w:rtl/>
+                          <w:lang w:val="en-US" w:bidi="he-IL"/>
                         </w:rPr>
                         <w:t>.</w:t>
                       </w:r>
@@ -10116,44 +11253,54 @@
                       <w:r>
                         <w:rPr>
                           <w:rFonts w:ascii="Times New Roman" w:hAnsi="Times New Roman" w:cs="David" w:hint="cs"/>
-                          <w:sz w:val="24"/>
-                          <w:szCs w:val="24"/>
-                          <w:rtl/>
+                          <w:noProof/>
+                          <w:sz w:val="24"/>
+                          <w:szCs w:val="24"/>
+                          <w:rtl/>
+                          <w:lang w:val="en-US" w:bidi="he-IL"/>
                         </w:rPr>
                         <w:t>הצהרת הסטודנט/ית</w:t>
                       </w:r>
                       <w:r>
                         <w:rPr>
                           <w:rFonts w:ascii="Times New Roman" w:hAnsi="Times New Roman" w:cs="David"/>
-                          <w:sz w:val="24"/>
-                          <w:szCs w:val="24"/>
-                          <w:rtl/>
+                          <w:noProof/>
+                          <w:sz w:val="24"/>
+                          <w:szCs w:val="24"/>
+                          <w:rtl/>
+                          <w:lang w:val="en-US" w:bidi="he-IL"/>
                         </w:rPr>
                         <w:t xml:space="preserve"> ע</w:t>
                       </w:r>
                       <w:r>
                         <w:rPr>
                           <w:rFonts w:ascii="Times New Roman" w:hAnsi="Times New Roman" w:cs="David" w:hint="cs"/>
-                          <w:sz w:val="24"/>
-                          <w:szCs w:val="24"/>
-                          <w:rtl/>
+                          <w:noProof/>
+                          <w:sz w:val="24"/>
+                          <w:szCs w:val="24"/>
+                          <w:rtl/>
+                          <w:lang w:val="en-US" w:bidi="he-IL"/>
                         </w:rPr>
                         <w:t>ל שימוש בבינה מלאכותית</w:t>
                       </w:r>
                       <w:r>
                         <w:rPr>
                           <w:rFonts w:ascii="Times New Roman" w:hAnsi="Times New Roman" w:cs="David"/>
-                          <w:sz w:val="24"/>
-                          <w:szCs w:val="24"/>
+                          <w:noProof/>
+                          <w:sz w:val="24"/>
+                          <w:szCs w:val="24"/>
+                          <w:lang w:val="en-US" w:bidi="he-IL"/>
                         </w:rPr>
                         <w:t xml:space="preserve"> </w:t>
                       </w:r>
                       <w:r>
                         <w:rPr>
                           <w:rFonts w:ascii="Times New Roman" w:hAnsi="Times New Roman" w:cs="David" w:hint="cs"/>
-                          <w:sz w:val="24"/>
-                          <w:szCs w:val="24"/>
-                          <w:rtl/>
+                          <w:noProof/>
+                          <w:sz w:val="24"/>
+                          <w:szCs w:val="24"/>
+                          <w:rtl/>
+                          <w:lang w:val="en-US" w:bidi="he-IL"/>
                         </w:rPr>
                         <w:t>(הפנייה לנספח)</w:t>
                       </w:r>
@@ -10201,9 +11348,11 @@
           <w:rFonts w:ascii="Times New Roman" w:hAnsi="Times New Roman" w:cs="David"/>
           <w:b/>
           <w:bCs/>
-          <w:sz w:val="24"/>
-          <w:szCs w:val="24"/>
-          <w:rtl/>
+          <w:noProof/>
+          <w:sz w:val="24"/>
+          <w:szCs w:val="24"/>
+          <w:rtl/>
+          <w:lang w:val="en-US" w:bidi="he-IL"/>
         </w:rPr>
         <w:t>סטודנט/ית:</w:t>
       </w:r>
@@ -10212,9 +11361,11 @@
           <w:rFonts w:ascii="Times New Roman" w:hAnsi="Times New Roman" w:cs="David" w:hint="cs"/>
           <w:b/>
           <w:bCs/>
-          <w:sz w:val="24"/>
-          <w:szCs w:val="24"/>
-          <w:rtl/>
+          <w:noProof/>
+          <w:sz w:val="24"/>
+          <w:szCs w:val="24"/>
+          <w:rtl/>
+          <w:lang w:val="en-US" w:bidi="he-IL"/>
         </w:rPr>
         <w:t xml:space="preserve">  </w:t>
       </w:r>
@@ -10246,9 +11397,11 @@
       <w:r>
         <w:rPr>
           <w:rFonts w:ascii="Times New Roman" w:hAnsi="Times New Roman" w:cs="David"/>
-          <w:sz w:val="24"/>
-          <w:szCs w:val="24"/>
-          <w:rtl/>
+          <w:noProof/>
+          <w:sz w:val="24"/>
+          <w:szCs w:val="24"/>
+          <w:rtl/>
+          <w:lang w:val="en-US" w:bidi="he-IL"/>
         </w:rPr>
         <w:t xml:space="preserve">המחקר יבוצע תוך שמירה מלאה על כללי האתיקה המחקרית. תחילה תתקבל הסכמת הנהלת בית הספר לעריכת המחקר. הורי התלמידים יקבלו הסבר על מטרות המחקר ויחתמו על טופס הסכמה מדעת (ראו נספח 3), המאפשר פרישה בכל שלב, וגם התלמידים עצמם יקבלו הסבר המותאם לגילם ולרמת תפקודם. לשם שמירה על סודיות ופרטיות, הנתונים יוצגו בשמות בדויים, כך שלא ניתן יהיה לזהות את התלמידים או את בית הספר. מאחר שעורך המחקר משמש מחנך הכיתה ומכיר את המשתתפים, יובהר להורים ולתלמידים כי ההשתתפות היא מרצון חופשי בלבד וכי אין לה כל השפעה על היחס לתלמיד או על הערכתו, ותישמר הפרדה בין תפקיד המחנך לתפקיד החוקר כדי לצמצם הטיות בפרשנות הנתונים. שפת מילוי המשוב והראיונות תהיה עברית, בהתאמה ליכולותיהם השפתיות של התלמידים. הצהרת הסטודנט על השימוש בבינה מלאכותית מופיעה בנספח 2.</w:t>
       </w:r>
@@ -10264,7 +11417,9 @@
       <w:r>
         <w:rPr>
           <w:rFonts w:ascii="Times New Roman" w:hAnsi="Times New Roman" w:cs="David"/>
-          <w:rtl/>
+          <w:noProof/>
+          <w:rtl/>
+          <w:lang w:val="en-US" w:bidi="he-IL"/>
         </w:rPr>
         <w:br w:type="page"/>
       </w:r>
@@ -10304,6 +11459,7 @@
           <w:noProof/>
           <w:sz w:val="24"/>
           <w:szCs w:val="24"/>
+          <w:lang w:val="en-US" w:bidi="he-IL"/>
         </w:rPr>
         <mc:AlternateContent>
           <mc:Choice Requires="wps">
@@ -10364,128 +11520,154 @@
                             <w:r>
                               <w:rPr>
                                 <w:rFonts w:ascii="Times New Roman" w:hAnsi="Times New Roman" w:cs="David" w:hint="eastAsia"/>
+                                <w:noProof/>
                                 <w:color w:val="EE0000"/>
                                 <w:sz w:val="24"/>
                                 <w:szCs w:val="24"/>
                                 <w:u w:val="single"/>
                                 <w:rtl/>
+                                <w:lang w:val="en-US" w:bidi="he-IL"/>
                               </w:rPr>
                               <w:t>לא</w:t>
                             </w:r>
                             <w:r>
                               <w:rPr>
                                 <w:rFonts w:ascii="Times New Roman" w:hAnsi="Times New Roman" w:cs="David"/>
+                                <w:noProof/>
                                 <w:color w:val="EE0000"/>
                                 <w:sz w:val="24"/>
                                 <w:szCs w:val="24"/>
                                 <w:u w:val="single"/>
                                 <w:rtl/>
+                                <w:lang w:val="en-US" w:bidi="he-IL"/>
                               </w:rPr>
                               <w:t xml:space="preserve"> פחות מ 5-8</w:t>
                             </w:r>
                             <w:r>
                               <w:rPr>
                                 <w:rFonts w:ascii="Times New Roman" w:hAnsi="Times New Roman" w:cs="David"/>
+                                <w:noProof/>
                                 <w:color w:val="EE0000"/>
                                 <w:sz w:val="24"/>
                                 <w:szCs w:val="24"/>
                                 <w:rtl/>
+                                <w:lang w:val="en-US" w:bidi="he-IL"/>
                               </w:rPr>
                               <w:t xml:space="preserve"> מקורות בעברית, עדכניים לעשר השנים האחרונות; </w:t>
                             </w:r>
                             <w:r>
                               <w:rPr>
                                 <w:rFonts w:ascii="Times New Roman" w:hAnsi="Times New Roman" w:cs="David" w:hint="eastAsia"/>
+                                <w:noProof/>
                                 <w:color w:val="EE0000"/>
                                 <w:sz w:val="24"/>
                                 <w:szCs w:val="24"/>
                                 <w:u w:val="single"/>
                                 <w:rtl/>
+                                <w:lang w:val="en-US" w:bidi="he-IL"/>
                               </w:rPr>
                               <w:t>לא</w:t>
                             </w:r>
                             <w:r>
                               <w:rPr>
                                 <w:rFonts w:ascii="Times New Roman" w:hAnsi="Times New Roman" w:cs="David"/>
+                                <w:noProof/>
                                 <w:color w:val="EE0000"/>
                                 <w:sz w:val="24"/>
                                 <w:szCs w:val="24"/>
                                 <w:u w:val="single"/>
                                 <w:rtl/>
+                                <w:lang w:val="en-US" w:bidi="he-IL"/>
                               </w:rPr>
                               <w:t xml:space="preserve"> פחות</w:t>
                             </w:r>
                             <w:r>
                               <w:rPr>
                                 <w:rFonts w:ascii="Times New Roman" w:hAnsi="Times New Roman" w:cs="David"/>
+                                <w:noProof/>
                                 <w:color w:val="EE0000"/>
                                 <w:sz w:val="24"/>
                                 <w:szCs w:val="24"/>
                                 <w:rtl/>
+                                <w:lang w:val="en-US" w:bidi="he-IL"/>
                               </w:rPr>
                               <w:t xml:space="preserve"> מ-2 </w:t>
                             </w:r>
                             <w:r>
                               <w:rPr>
                                 <w:rFonts w:ascii="Times New Roman" w:hAnsi="Times New Roman" w:cs="David" w:hint="eastAsia"/>
+                                <w:noProof/>
                                 <w:color w:val="EE0000"/>
                                 <w:sz w:val="24"/>
                                 <w:szCs w:val="24"/>
                                 <w:rtl/>
+                                <w:lang w:val="en-US" w:bidi="he-IL"/>
                               </w:rPr>
                               <w:t>מקורות</w:t>
                             </w:r>
                             <w:r>
                               <w:rPr>
                                 <w:rFonts w:ascii="Times New Roman" w:hAnsi="Times New Roman" w:cs="David"/>
+                                <w:noProof/>
                                 <w:color w:val="EE0000"/>
                                 <w:sz w:val="24"/>
                                 <w:szCs w:val="24"/>
                                 <w:rtl/>
+                                <w:lang w:val="en-US" w:bidi="he-IL"/>
                               </w:rPr>
                               <w:t xml:space="preserve"> באנגלית</w:t>
                             </w:r>
                             <w:r>
                               <w:rPr>
                                 <w:rFonts w:ascii="Times New Roman" w:hAnsi="Times New Roman" w:cs="David" w:hint="cs"/>
-                                <w:sz w:val="24"/>
-                                <w:szCs w:val="24"/>
-                                <w:rtl/>
+                                <w:noProof/>
+                                <w:sz w:val="24"/>
+                                <w:szCs w:val="24"/>
+                                <w:rtl/>
+                                <w:lang w:val="en-US" w:bidi="he-IL"/>
                               </w:rPr>
                               <w:t>-</w:t>
                             </w:r>
                             <w:r>
                               <w:rPr>
                                 <w:rFonts w:ascii="Times New Roman" w:hAnsi="Times New Roman" w:cs="David"/>
-                                <w:sz w:val="24"/>
-                                <w:szCs w:val="24"/>
-                                <w:rtl/>
+                                <w:noProof/>
+                                <w:sz w:val="24"/>
+                                <w:szCs w:val="24"/>
+                                <w:rtl/>
+                                <w:lang w:val="en-US" w:bidi="he-IL"/>
                               </w:rPr>
                               <w:t xml:space="preserve"> כולם עדכניים</w:t>
                             </w:r>
                             <w:r>
                               <w:rPr>
                                 <w:rFonts w:ascii="Times New Roman" w:hAnsi="Times New Roman" w:cs="David" w:hint="cs"/>
-                                <w:sz w:val="24"/>
-                                <w:szCs w:val="24"/>
-                                <w:rtl/>
+                                <w:noProof/>
+                                <w:sz w:val="24"/>
+                                <w:szCs w:val="24"/>
+                                <w:rtl/>
+                                <w:lang w:val="en-US" w:bidi="he-IL"/>
                               </w:rPr>
                               <w:t xml:space="preserve">. כתיבת המקורות תערך לפי כללי ה </w:t>
                             </w:r>
                             <w:r>
                               <w:rPr>
                                 <w:rFonts w:ascii="Times New Roman" w:hAnsi="Times New Roman" w:cs="David" w:hint="cs"/>
-                                <w:sz w:val="24"/>
-                                <w:szCs w:val="24"/>
+                                <w:noProof/>
+                                <w:sz w:val="24"/>
+                                <w:szCs w:val="24"/>
+                                <w:lang w:val="en-US" w:bidi="he-IL"/>
                               </w:rPr>
                               <w:t>APA</w:t>
                             </w:r>
                             <w:r>
                               <w:rPr>
                                 <w:rFonts w:ascii="Times New Roman" w:hAnsi="Times New Roman" w:cs="David" w:hint="cs"/>
-                                <w:sz w:val="24"/>
-                                <w:szCs w:val="24"/>
-                                <w:rtl/>
+                                <w:noProof/>
+                                <w:sz w:val="24"/>
+                                <w:szCs w:val="24"/>
+                                <w:rtl/>
+                                <w:lang w:val="en-US" w:bidi="he-IL"/>
                               </w:rPr>
                               <w:t xml:space="preserve"> </w:t>
                             </w:r>
@@ -10526,128 +11708,154 @@
                       <w:r>
                         <w:rPr>
                           <w:rFonts w:ascii="Times New Roman" w:hAnsi="Times New Roman" w:cs="David" w:hint="eastAsia"/>
+                          <w:noProof/>
                           <w:color w:val="EE0000"/>
                           <w:sz w:val="24"/>
                           <w:szCs w:val="24"/>
                           <w:u w:val="single"/>
                           <w:rtl/>
+                          <w:lang w:val="en-US" w:bidi="he-IL"/>
                         </w:rPr>
                         <w:t>לא</w:t>
                       </w:r>
                       <w:r>
                         <w:rPr>
                           <w:rFonts w:ascii="Times New Roman" w:hAnsi="Times New Roman" w:cs="David"/>
+                          <w:noProof/>
                           <w:color w:val="EE0000"/>
                           <w:sz w:val="24"/>
                           <w:szCs w:val="24"/>
                           <w:u w:val="single"/>
                           <w:rtl/>
+                          <w:lang w:val="en-US" w:bidi="he-IL"/>
                         </w:rPr>
                         <w:t xml:space="preserve"> פחות מ 5-8</w:t>
                       </w:r>
                       <w:r>
                         <w:rPr>
                           <w:rFonts w:ascii="Times New Roman" w:hAnsi="Times New Roman" w:cs="David"/>
+                          <w:noProof/>
                           <w:color w:val="EE0000"/>
                           <w:sz w:val="24"/>
                           <w:szCs w:val="24"/>
                           <w:rtl/>
+                          <w:lang w:val="en-US" w:bidi="he-IL"/>
                         </w:rPr>
                         <w:t xml:space="preserve"> מקורות בעברית, עדכניים לעשר השנים האחרונות; </w:t>
                       </w:r>
                       <w:r>
                         <w:rPr>
                           <w:rFonts w:ascii="Times New Roman" w:hAnsi="Times New Roman" w:cs="David" w:hint="eastAsia"/>
+                          <w:noProof/>
                           <w:color w:val="EE0000"/>
                           <w:sz w:val="24"/>
                           <w:szCs w:val="24"/>
                           <w:u w:val="single"/>
                           <w:rtl/>
+                          <w:lang w:val="en-US" w:bidi="he-IL"/>
                         </w:rPr>
                         <w:t>לא</w:t>
                       </w:r>
                       <w:r>
                         <w:rPr>
                           <w:rFonts w:ascii="Times New Roman" w:hAnsi="Times New Roman" w:cs="David"/>
+                          <w:noProof/>
                           <w:color w:val="EE0000"/>
                           <w:sz w:val="24"/>
                           <w:szCs w:val="24"/>
                           <w:u w:val="single"/>
                           <w:rtl/>
+                          <w:lang w:val="en-US" w:bidi="he-IL"/>
                         </w:rPr>
                         <w:t xml:space="preserve"> פחות</w:t>
                       </w:r>
                       <w:r>
                         <w:rPr>
                           <w:rFonts w:ascii="Times New Roman" w:hAnsi="Times New Roman" w:cs="David"/>
+                          <w:noProof/>
                           <w:color w:val="EE0000"/>
                           <w:sz w:val="24"/>
                           <w:szCs w:val="24"/>
                           <w:rtl/>
+                          <w:lang w:val="en-US" w:bidi="he-IL"/>
                         </w:rPr>
                         <w:t xml:space="preserve"> מ-2 </w:t>
                       </w:r>
                       <w:r>
                         <w:rPr>
                           <w:rFonts w:ascii="Times New Roman" w:hAnsi="Times New Roman" w:cs="David" w:hint="eastAsia"/>
+                          <w:noProof/>
                           <w:color w:val="EE0000"/>
                           <w:sz w:val="24"/>
                           <w:szCs w:val="24"/>
                           <w:rtl/>
+                          <w:lang w:val="en-US" w:bidi="he-IL"/>
                         </w:rPr>
                         <w:t>מקורות</w:t>
                       </w:r>
                       <w:r>
                         <w:rPr>
                           <w:rFonts w:ascii="Times New Roman" w:hAnsi="Times New Roman" w:cs="David"/>
+                          <w:noProof/>
                           <w:color w:val="EE0000"/>
                           <w:sz w:val="24"/>
                           <w:szCs w:val="24"/>
                           <w:rtl/>
+                          <w:lang w:val="en-US" w:bidi="he-IL"/>
                         </w:rPr>
                         <w:t xml:space="preserve"> באנגלית</w:t>
                       </w:r>
                       <w:r>
                         <w:rPr>
                           <w:rFonts w:ascii="Times New Roman" w:hAnsi="Times New Roman" w:cs="David" w:hint="cs"/>
-                          <w:sz w:val="24"/>
-                          <w:szCs w:val="24"/>
-                          <w:rtl/>
+                          <w:noProof/>
+                          <w:sz w:val="24"/>
+                          <w:szCs w:val="24"/>
+                          <w:rtl/>
+                          <w:lang w:val="en-US" w:bidi="he-IL"/>
                         </w:rPr>
                         <w:t>-</w:t>
                       </w:r>
                       <w:r>
                         <w:rPr>
                           <w:rFonts w:ascii="Times New Roman" w:hAnsi="Times New Roman" w:cs="David"/>
-                          <w:sz w:val="24"/>
-                          <w:szCs w:val="24"/>
-                          <w:rtl/>
+                          <w:noProof/>
+                          <w:sz w:val="24"/>
+                          <w:szCs w:val="24"/>
+                          <w:rtl/>
+                          <w:lang w:val="en-US" w:bidi="he-IL"/>
                         </w:rPr>
                         <w:t xml:space="preserve"> כולם עדכניים</w:t>
                       </w:r>
                       <w:r>
                         <w:rPr>
                           <w:rFonts w:ascii="Times New Roman" w:hAnsi="Times New Roman" w:cs="David" w:hint="cs"/>
-                          <w:sz w:val="24"/>
-                          <w:szCs w:val="24"/>
-                          <w:rtl/>
+                          <w:noProof/>
+                          <w:sz w:val="24"/>
+                          <w:szCs w:val="24"/>
+                          <w:rtl/>
+                          <w:lang w:val="en-US" w:bidi="he-IL"/>
                         </w:rPr>
                         <w:t xml:space="preserve">. כתיבת המקורות תערך לפי כללי ה </w:t>
                       </w:r>
                       <w:r>
                         <w:rPr>
                           <w:rFonts w:ascii="Times New Roman" w:hAnsi="Times New Roman" w:cs="David" w:hint="cs"/>
-                          <w:sz w:val="24"/>
-                          <w:szCs w:val="24"/>
+                          <w:noProof/>
+                          <w:sz w:val="24"/>
+                          <w:szCs w:val="24"/>
+                          <w:lang w:val="en-US" w:bidi="he-IL"/>
                         </w:rPr>
                         <w:t>APA</w:t>
                       </w:r>
                       <w:r>
                         <w:rPr>
                           <w:rFonts w:ascii="Times New Roman" w:hAnsi="Times New Roman" w:cs="David" w:hint="cs"/>
-                          <w:sz w:val="24"/>
-                          <w:szCs w:val="24"/>
-                          <w:rtl/>
+                          <w:noProof/>
+                          <w:sz w:val="24"/>
+                          <w:szCs w:val="24"/>
+                          <w:rtl/>
+                          <w:lang w:val="en-US" w:bidi="he-IL"/>
                         </w:rPr>
                         <w:t xml:space="preserve"> </w:t>
                       </w:r>
@@ -10666,10 +11874,12 @@
           <w:rFonts w:ascii="Times New Roman" w:hAnsi="Times New Roman" w:cs="David"/>
           <w:b/>
           <w:bCs/>
+          <w:noProof/>
           <w:sz w:val="32"/>
           <w:szCs w:val="32"/>
           <w:u w:val="single"/>
           <w:rtl/>
+          <w:lang w:val="en-US" w:bidi="he-IL"/>
         </w:rPr>
         <w:t>רשימת מקורות</w:t>
       </w:r>
@@ -10678,10 +11888,12 @@
           <w:rFonts w:ascii="Times New Roman" w:hAnsi="Times New Roman" w:cs="David" w:hint="cs"/>
           <w:b/>
           <w:bCs/>
+          <w:noProof/>
           <w:sz w:val="32"/>
           <w:szCs w:val="32"/>
           <w:u w:val="single"/>
           <w:rtl/>
+          <w:lang w:val="en-US" w:bidi="he-IL"/>
         </w:rPr>
         <w:t xml:space="preserve"> ראשונית</w:t>
       </w:r>
@@ -10700,9 +11912,11 @@
       <w:r>
         <w:rPr>
           <w:rFonts w:ascii="Times New Roman" w:hAnsi="Times New Roman" w:cs="David"/>
-          <w:sz w:val="24"/>
-          <w:szCs w:val="24"/>
-          <w:rtl/>
+          <w:noProof/>
+          <w:sz w:val="24"/>
+          <w:szCs w:val="24"/>
+          <w:rtl/>
+          <w:lang w:val="en-US" w:bidi="he-IL"/>
         </w:rPr>
         <w:t xml:space="preserve">אלון מן, ט. וברק, ד. (2025). כיצד אוטיסטים והורים לאוטיסטים חווים את מערכת החינוך. </w:t>
       </w:r>
@@ -10711,18 +11925,22 @@
           <w:rFonts w:ascii="Times New Roman" w:hAnsi="Times New Roman" w:cs="David"/>
           <w:i/>
           <w:iCs/>
-          <w:sz w:val="24"/>
-          <w:szCs w:val="24"/>
-          <w:rtl/>
+          <w:noProof/>
+          <w:sz w:val="24"/>
+          <w:szCs w:val="24"/>
+          <w:rtl/>
+          <w:lang w:val="en-US" w:bidi="he-IL"/>
         </w:rPr>
         <w:t xml:space="preserve">במעגלי חינוך: מחקר, עיון ויצירה</w:t>
       </w:r>
       <w:r>
         <w:rPr>
           <w:rFonts w:ascii="Times New Roman" w:hAnsi="Times New Roman" w:cs="David"/>
-          <w:sz w:val="24"/>
-          <w:szCs w:val="24"/>
-          <w:rtl/>
+          <w:noProof/>
+          <w:sz w:val="24"/>
+          <w:szCs w:val="24"/>
+          <w:rtl/>
+          <w:lang w:val="en-US" w:bidi="he-IL"/>
         </w:rPr>
         <w:t xml:space="preserve">, </w:t>
       </w:r>
@@ -10731,26 +11949,32 @@
           <w:rFonts w:ascii="Times New Roman" w:hAnsi="Times New Roman" w:cs="David"/>
           <w:i/>
           <w:iCs/>
-          <w:sz w:val="24"/>
-          <w:szCs w:val="24"/>
-          <w:rtl/>
+          <w:noProof/>
+          <w:sz w:val="24"/>
+          <w:szCs w:val="24"/>
+          <w:rtl/>
+          <w:lang w:val="en-US" w:bidi="he-IL"/>
         </w:rPr>
         <w:t xml:space="preserve">14</w:t>
       </w:r>
       <w:r>
         <w:rPr>
           <w:rFonts w:ascii="Times New Roman" w:hAnsi="Times New Roman" w:cs="David"/>
-          <w:sz w:val="24"/>
-          <w:szCs w:val="24"/>
-          <w:rtl/>
+          <w:noProof/>
+          <w:sz w:val="24"/>
+          <w:szCs w:val="24"/>
+          <w:rtl/>
+          <w:lang w:val="en-US" w:bidi="he-IL"/>
         </w:rPr>
         <w:t xml:space="preserve">. </w:t>
       </w:r>
       <w:r>
         <w:rPr>
           <w:rFonts w:ascii="Times New Roman" w:hAnsi="Times New Roman" w:cs="David"/>
-          <w:sz w:val="24"/>
-          <w:szCs w:val="24"/>
+          <w:noProof/>
+          <w:sz w:val="24"/>
+          <w:szCs w:val="24"/>
+          <w:lang w:val="en-US" w:bidi="he-IL"/>
         </w:rPr>
         <w:t xml:space="preserve">https://www.dyellin.ac.il/sites/default/files/journals/journaleducation/edtion14/autistics_parents_education_system.pdf</w:t>
       </w:r>
@@ -10769,9 +11993,11 @@
       <w:r>
         <w:rPr>
           <w:rFonts w:ascii="Times New Roman" w:hAnsi="Times New Roman" w:cs="David"/>
-          <w:sz w:val="24"/>
-          <w:szCs w:val="24"/>
-          <w:rtl/>
+          <w:noProof/>
+          <w:sz w:val="24"/>
+          <w:szCs w:val="24"/>
+          <w:rtl/>
+          <w:lang w:val="en-US" w:bidi="he-IL"/>
         </w:rPr>
         <w:t xml:space="preserve">בנבנישתי, ר. ופרידמן, ט. (עורכים). (2020). </w:t>
       </w:r>
@@ -10780,26 +12006,32 @@
           <w:rFonts w:ascii="Times New Roman" w:hAnsi="Times New Roman" w:cs="David"/>
           <w:i/>
           <w:iCs/>
-          <w:sz w:val="24"/>
-          <w:szCs w:val="24"/>
-          <w:rtl/>
+          <w:noProof/>
+          <w:sz w:val="24"/>
+          <w:szCs w:val="24"/>
+          <w:rtl/>
+          <w:lang w:val="en-US" w:bidi="he-IL"/>
         </w:rPr>
         <w:t xml:space="preserve">טיפוח למידה רגשית-חברתית במערכת החינוך: סיכום עבודתה של ועדת המומחים, תמונת מצב והמלצות</w:t>
       </w:r>
       <w:r>
         <w:rPr>
           <w:rFonts w:ascii="Times New Roman" w:hAnsi="Times New Roman" w:cs="David"/>
-          <w:sz w:val="24"/>
-          <w:szCs w:val="24"/>
-          <w:rtl/>
+          <w:noProof/>
+          <w:sz w:val="24"/>
+          <w:szCs w:val="24"/>
+          <w:rtl/>
+          <w:lang w:val="en-US" w:bidi="he-IL"/>
         </w:rPr>
         <w:t xml:space="preserve">. יוזמה - מרכז לידע ולמחקר בחינוך, האקדמיה הלאומית הישראלית למדעים. </w:t>
       </w:r>
       <w:r>
         <w:rPr>
           <w:rFonts w:ascii="Times New Roman" w:hAnsi="Times New Roman" w:cs="David"/>
-          <w:sz w:val="24"/>
-          <w:szCs w:val="24"/>
+          <w:noProof/>
+          <w:sz w:val="24"/>
+          <w:szCs w:val="24"/>
+          <w:lang w:val="en-US" w:bidi="he-IL"/>
         </w:rPr>
         <w:t xml:space="preserve">https://education.academy.ac.il/SystemFiles/22-9-20%20SEL%20all.pdf</w:t>
       </w:r>
@@ -10818,9 +12050,11 @@
       <w:r>
         <w:rPr>
           <w:rFonts w:ascii="Times New Roman" w:hAnsi="Times New Roman" w:cs="David"/>
-          <w:sz w:val="24"/>
-          <w:szCs w:val="24"/>
-          <w:rtl/>
+          <w:noProof/>
+          <w:sz w:val="24"/>
+          <w:szCs w:val="24"/>
+          <w:rtl/>
+          <w:lang w:val="en-US" w:bidi="he-IL"/>
         </w:rPr>
         <w:t xml:space="preserve">גרומן, ת. וצוריאל, ד. (2022). הערכה דינמית של הבנה פתגמית אצל ילדים המאובחנים עם אוטיזם בתפקוד גבוה. </w:t>
       </w:r>
@@ -10829,18 +12063,22 @@
           <w:rFonts w:ascii="Times New Roman" w:hAnsi="Times New Roman" w:cs="David"/>
           <w:i/>
           <w:iCs/>
-          <w:sz w:val="24"/>
-          <w:szCs w:val="24"/>
-          <w:rtl/>
+          <w:noProof/>
+          <w:sz w:val="24"/>
+          <w:szCs w:val="24"/>
+          <w:rtl/>
+          <w:lang w:val="en-US" w:bidi="he-IL"/>
         </w:rPr>
         <w:t xml:space="preserve">חוקרים@החינוך המיוחד</w:t>
       </w:r>
       <w:r>
         <w:rPr>
           <w:rFonts w:ascii="Times New Roman" w:hAnsi="Times New Roman" w:cs="David"/>
-          <w:sz w:val="24"/>
-          <w:szCs w:val="24"/>
-          <w:rtl/>
+          <w:noProof/>
+          <w:sz w:val="24"/>
+          <w:szCs w:val="24"/>
+          <w:rtl/>
+          <w:lang w:val="en-US" w:bidi="he-IL"/>
         </w:rPr>
         <w:t xml:space="preserve">, </w:t>
       </w:r>
@@ -10849,26 +12087,32 @@
           <w:rFonts w:ascii="Times New Roman" w:hAnsi="Times New Roman" w:cs="David"/>
           <w:i/>
           <w:iCs/>
-          <w:sz w:val="24"/>
-          <w:szCs w:val="24"/>
-          <w:rtl/>
+          <w:noProof/>
+          <w:sz w:val="24"/>
+          <w:szCs w:val="24"/>
+          <w:rtl/>
+          <w:lang w:val="en-US" w:bidi="he-IL"/>
         </w:rPr>
         <w:t xml:space="preserve">2</w:t>
       </w:r>
       <w:r>
         <w:rPr>
           <w:rFonts w:ascii="Times New Roman" w:hAnsi="Times New Roman" w:cs="David"/>
-          <w:sz w:val="24"/>
-          <w:szCs w:val="24"/>
-          <w:rtl/>
+          <w:noProof/>
+          <w:sz w:val="24"/>
+          <w:szCs w:val="24"/>
+          <w:rtl/>
+          <w:lang w:val="en-US" w:bidi="he-IL"/>
         </w:rPr>
         <w:t xml:space="preserve">, 145-179. </w:t>
       </w:r>
       <w:r>
         <w:rPr>
           <w:rFonts w:ascii="Times New Roman" w:hAnsi="Times New Roman" w:cs="David"/>
-          <w:sz w:val="24"/>
-          <w:szCs w:val="24"/>
+          <w:noProof/>
+          <w:sz w:val="24"/>
+          <w:szCs w:val="24"/>
+          <w:lang w:val="en-US" w:bidi="he-IL"/>
         </w:rPr>
         <w:t xml:space="preserve">https://www.l-w.ac.il/articles/researchers-special-education/gilyonot-special-education/special-education-issue-2/</w:t>
       </w:r>
@@ -10887,17 +12131,21 @@
       <w:r>
         <w:rPr>
           <w:rFonts w:ascii="Times New Roman" w:hAnsi="Times New Roman" w:cs="David"/>
-          <w:sz w:val="24"/>
-          <w:szCs w:val="24"/>
-          <w:rtl/>
+          <w:noProof/>
+          <w:sz w:val="24"/>
+          <w:szCs w:val="24"/>
+          <w:rtl/>
+          <w:lang w:val="en-US" w:bidi="he-IL"/>
         </w:rPr>
         <w:t xml:space="preserve">הר-צבי (הכהן), ש., ממן-בכר, ר. וסאניצקי מולר, ק. (2023). תוכנית התערבות הכוללת היקשים מילוליים משמעותיים (סמנטיים) בקרב תלמידים עם אוטיזם בתפקוד גבוה (ASD). מכללת תלפיות. </w:t>
       </w:r>
       <w:r>
         <w:rPr>
           <w:rFonts w:ascii="Times New Roman" w:hAnsi="Times New Roman" w:cs="David"/>
-          <w:sz w:val="24"/>
-          <w:szCs w:val="24"/>
+          <w:noProof/>
+          <w:sz w:val="24"/>
+          <w:szCs w:val="24"/>
+          <w:lang w:val="en-US" w:bidi="he-IL"/>
         </w:rPr>
         <w:t xml:space="preserve">https://www.talpiot.ac.il/wp-content/uploads/2023/02/%D7%94%D7%A8-%D7%A6%D7%91%D7%99-%D7%A9%D7%99%D7%A8%D7%9C%D7%99.pdf</w:t>
       </w:r>
@@ -10916,9 +12164,11 @@
       <w:r>
         <w:rPr>
           <w:rFonts w:ascii="Times New Roman" w:hAnsi="Times New Roman" w:cs="David"/>
-          <w:sz w:val="24"/>
-          <w:szCs w:val="24"/>
-          <w:rtl/>
+          <w:noProof/>
+          <w:sz w:val="24"/>
+          <w:szCs w:val="24"/>
+          <w:rtl/>
+          <w:lang w:val="en-US" w:bidi="he-IL"/>
         </w:rPr>
         <w:t xml:space="preserve">מזרחי, ע. ויריב, א. (2022). שיפור מיומנויות חברתיות-רגשיות של תלמידה עם ASD: חקר מקרה. </w:t>
       </w:r>
@@ -10927,18 +12177,22 @@
           <w:rFonts w:ascii="Times New Roman" w:hAnsi="Times New Roman" w:cs="David"/>
           <w:i/>
           <w:iCs/>
-          <w:sz w:val="24"/>
-          <w:szCs w:val="24"/>
-          <w:rtl/>
+          <w:noProof/>
+          <w:sz w:val="24"/>
+          <w:szCs w:val="24"/>
+          <w:rtl/>
+          <w:lang w:val="en-US" w:bidi="he-IL"/>
         </w:rPr>
         <w:t xml:space="preserve">חוקרים@החינוך המיוחד</w:t>
       </w:r>
       <w:r>
         <w:rPr>
           <w:rFonts w:ascii="Times New Roman" w:hAnsi="Times New Roman" w:cs="David"/>
-          <w:sz w:val="24"/>
-          <w:szCs w:val="24"/>
-          <w:rtl/>
+          <w:noProof/>
+          <w:sz w:val="24"/>
+          <w:szCs w:val="24"/>
+          <w:rtl/>
+          <w:lang w:val="en-US" w:bidi="he-IL"/>
         </w:rPr>
         <w:t xml:space="preserve">, </w:t>
       </w:r>
@@ -10947,26 +12201,32 @@
           <w:rFonts w:ascii="Times New Roman" w:hAnsi="Times New Roman" w:cs="David"/>
           <w:i/>
           <w:iCs/>
-          <w:sz w:val="24"/>
-          <w:szCs w:val="24"/>
-          <w:rtl/>
+          <w:noProof/>
+          <w:sz w:val="24"/>
+          <w:szCs w:val="24"/>
+          <w:rtl/>
+          <w:lang w:val="en-US" w:bidi="he-IL"/>
         </w:rPr>
         <w:t xml:space="preserve">2</w:t>
       </w:r>
       <w:r>
         <w:rPr>
           <w:rFonts w:ascii="Times New Roman" w:hAnsi="Times New Roman" w:cs="David"/>
-          <w:sz w:val="24"/>
-          <w:szCs w:val="24"/>
-          <w:rtl/>
+          <w:noProof/>
+          <w:sz w:val="24"/>
+          <w:szCs w:val="24"/>
+          <w:rtl/>
+          <w:lang w:val="en-US" w:bidi="he-IL"/>
         </w:rPr>
         <w:t xml:space="preserve">. </w:t>
       </w:r>
       <w:r>
         <w:rPr>
           <w:rFonts w:ascii="Times New Roman" w:hAnsi="Times New Roman" w:cs="David"/>
-          <w:sz w:val="24"/>
-          <w:szCs w:val="24"/>
+          <w:noProof/>
+          <w:sz w:val="24"/>
+          <w:szCs w:val="24"/>
+          <w:lang w:val="en-US" w:bidi="he-IL"/>
         </w:rPr>
         <w:t xml:space="preserve">https://www.l-w.ac.il/articles/researchers-special-education/gilyonot-special-education/special-education-issue-2/</w:t>
       </w:r>
@@ -10986,8 +12246,10 @@
       <w:r>
         <w:rPr>
           <w:rFonts w:ascii="Times New Roman" w:hAnsi="Times New Roman" w:cs="David"/>
-          <w:sz w:val="24"/>
-          <w:szCs w:val="24"/>
+          <w:noProof/>
+          <w:sz w:val="24"/>
+          <w:szCs w:val="24"/>
+          <w:lang w:val="en-US" w:bidi="he-IL"/>
         </w:rPr>
         <w:t xml:space="preserve">Alt, D., Raichel, N., &amp; Naamati-Schneider, L. (2022). Higher education students’ reflective journal writing and lifelong learning skills: Insights from an exploratory sequential study. </w:t>
       </w:r>
@@ -10996,16 +12258,20 @@
           <w:rFonts w:ascii="Times New Roman" w:hAnsi="Times New Roman" w:cs="David"/>
           <w:i/>
           <w:iCs/>
-          <w:sz w:val="24"/>
-          <w:szCs w:val="24"/>
+          <w:noProof/>
+          <w:sz w:val="24"/>
+          <w:szCs w:val="24"/>
+          <w:lang w:val="en-US" w:bidi="he-IL"/>
         </w:rPr>
         <w:t xml:space="preserve">Frontiers in Psychology, 12</w:t>
       </w:r>
       <w:r>
         <w:rPr>
           <w:rFonts w:ascii="Times New Roman" w:hAnsi="Times New Roman" w:cs="David"/>
-          <w:sz w:val="24"/>
-          <w:szCs w:val="24"/>
+          <w:noProof/>
+          <w:sz w:val="24"/>
+          <w:szCs w:val="24"/>
+          <w:lang w:val="en-US" w:bidi="he-IL"/>
         </w:rPr>
         <w:t xml:space="preserve">, 707168. https://doi.org/10.3389/fpsyg.2021.707168</w:t>
       </w:r>
@@ -11025,8 +12291,10 @@
       <w:r>
         <w:rPr>
           <w:rFonts w:ascii="Times New Roman" w:hAnsi="Times New Roman" w:cs="David"/>
-          <w:sz w:val="24"/>
-          <w:szCs w:val="24"/>
+          <w:noProof/>
+          <w:sz w:val="24"/>
+          <w:szCs w:val="24"/>
+          <w:lang w:val="en-US" w:bidi="he-IL"/>
         </w:rPr>
         <w:t xml:space="preserve">Dale, B. A., Rispoli, K., &amp; Ruble, L. A. (2022). Social emotional learning in young children with autism spectrum disorder. </w:t>
       </w:r>
@@ -11035,16 +12303,20 @@
           <w:rFonts w:ascii="Times New Roman" w:hAnsi="Times New Roman" w:cs="David"/>
           <w:i/>
           <w:iCs/>
-          <w:sz w:val="24"/>
-          <w:szCs w:val="24"/>
+          <w:noProof/>
+          <w:sz w:val="24"/>
+          <w:szCs w:val="24"/>
+          <w:lang w:val="en-US" w:bidi="he-IL"/>
         </w:rPr>
         <w:t xml:space="preserve">Perspectives on Early Childhood Psychology and Education, 6</w:t>
       </w:r>
       <w:r>
         <w:rPr>
           <w:rFonts w:ascii="Times New Roman" w:hAnsi="Times New Roman" w:cs="David"/>
-          <w:sz w:val="24"/>
-          <w:szCs w:val="24"/>
+          <w:noProof/>
+          <w:sz w:val="24"/>
+          <w:szCs w:val="24"/>
+          <w:lang w:val="en-US" w:bidi="he-IL"/>
         </w:rPr>
         <w:t xml:space="preserve">(2), Article 12. https://doi.org/10.58948/2834-8257.1021</w:t>
       </w:r>
@@ -11064,8 +12336,10 @@
       <w:r>
         <w:rPr>
           <w:rFonts w:ascii="Times New Roman" w:hAnsi="Times New Roman" w:cs="David"/>
-          <w:sz w:val="24"/>
-          <w:szCs w:val="24"/>
+          <w:noProof/>
+          <w:sz w:val="24"/>
+          <w:szCs w:val="24"/>
+          <w:lang w:val="en-US" w:bidi="he-IL"/>
         </w:rPr>
         <w:t xml:space="preserve">Dean, M., Williams, J., Orlich, F., &amp; Kasari, C. (2020). Adolescents with autism spectrum disorder and social skills groups at school: A randomized trial comparing intervention environment and peer composition. </w:t>
       </w:r>
@@ -11074,16 +12348,20 @@
           <w:rFonts w:ascii="Times New Roman" w:hAnsi="Times New Roman" w:cs="David"/>
           <w:i/>
           <w:iCs/>
-          <w:sz w:val="24"/>
-          <w:szCs w:val="24"/>
+          <w:noProof/>
+          <w:sz w:val="24"/>
+          <w:szCs w:val="24"/>
+          <w:lang w:val="en-US" w:bidi="he-IL"/>
         </w:rPr>
         <w:t xml:space="preserve">School Psychology Review, 49</w:t>
       </w:r>
       <w:r>
         <w:rPr>
           <w:rFonts w:ascii="Times New Roman" w:hAnsi="Times New Roman" w:cs="David"/>
-          <w:sz w:val="24"/>
-          <w:szCs w:val="24"/>
+          <w:noProof/>
+          <w:sz w:val="24"/>
+          <w:szCs w:val="24"/>
+          <w:lang w:val="en-US" w:bidi="he-IL"/>
         </w:rPr>
         <w:t xml:space="preserve">(1), 60-73. https://doi.org/10.1080/2372966X.2020.1716636</w:t>
       </w:r>
@@ -11103,8 +12381,10 @@
       <w:r>
         <w:rPr>
           <w:rFonts w:ascii="Times New Roman" w:hAnsi="Times New Roman" w:cs="David"/>
-          <w:sz w:val="24"/>
-          <w:szCs w:val="24"/>
+          <w:noProof/>
+          <w:sz w:val="24"/>
+          <w:szCs w:val="24"/>
+          <w:lang w:val="en-US" w:bidi="he-IL"/>
         </w:rPr>
         <w:t xml:space="preserve">DeJonckheere, M., &amp; Vaughn, L. M. (2019). Semistructured interviewing in primary care research: A balance of relationship and rigour. </w:t>
       </w:r>
@@ -11113,16 +12393,20 @@
           <w:rFonts w:ascii="Times New Roman" w:hAnsi="Times New Roman" w:cs="David"/>
           <w:i/>
           <w:iCs/>
-          <w:sz w:val="24"/>
-          <w:szCs w:val="24"/>
+          <w:noProof/>
+          <w:sz w:val="24"/>
+          <w:szCs w:val="24"/>
+          <w:lang w:val="en-US" w:bidi="he-IL"/>
         </w:rPr>
         <w:t xml:space="preserve">Family Medicine and Community Health, 7</w:t>
       </w:r>
       <w:r>
         <w:rPr>
           <w:rFonts w:ascii="Times New Roman" w:hAnsi="Times New Roman" w:cs="David"/>
-          <w:sz w:val="24"/>
-          <w:szCs w:val="24"/>
+          <w:noProof/>
+          <w:sz w:val="24"/>
+          <w:szCs w:val="24"/>
+          <w:lang w:val="en-US" w:bidi="he-IL"/>
         </w:rPr>
         <w:t xml:space="preserve">(2), e000057. https://doi.org/10.1136/fmch-2018-000057</w:t>
       </w:r>
@@ -11142,8 +12426,10 @@
       <w:r>
         <w:rPr>
           <w:rFonts w:ascii="Times New Roman" w:hAnsi="Times New Roman" w:cs="David"/>
-          <w:sz w:val="24"/>
-          <w:szCs w:val="24"/>
+          <w:noProof/>
+          <w:sz w:val="24"/>
+          <w:szCs w:val="24"/>
+          <w:lang w:val="en-US" w:bidi="he-IL"/>
         </w:rPr>
         <w:t xml:space="preserve">Hillman, K., Dix, K., Ahmed, K., Lietz, P., Trevitt, J., O’Grady, E., Uljarević, M., Vivanti, G., &amp; Hedley, D. (2020). Interventions for anxiety in mainstream school-aged children with autism spectrum disorder: A systematic review. </w:t>
       </w:r>
@@ -11152,16 +12438,20 @@
           <w:rFonts w:ascii="Times New Roman" w:hAnsi="Times New Roman" w:cs="David"/>
           <w:i/>
           <w:iCs/>
-          <w:sz w:val="24"/>
-          <w:szCs w:val="24"/>
+          <w:noProof/>
+          <w:sz w:val="24"/>
+          <w:szCs w:val="24"/>
+          <w:lang w:val="en-US" w:bidi="he-IL"/>
         </w:rPr>
         <w:t xml:space="preserve">Campbell Systematic Reviews, 16</w:t>
       </w:r>
       <w:r>
         <w:rPr>
           <w:rFonts w:ascii="Times New Roman" w:hAnsi="Times New Roman" w:cs="David"/>
-          <w:sz w:val="24"/>
-          <w:szCs w:val="24"/>
+          <w:noProof/>
+          <w:sz w:val="24"/>
+          <w:szCs w:val="24"/>
+          <w:lang w:val="en-US" w:bidi="he-IL"/>
         </w:rPr>
         <w:t xml:space="preserve">(2), e1086. https://doi.org/10.1002/cl2.1086</w:t>
       </w:r>
@@ -11181,8 +12471,10 @@
       <w:r>
         <w:rPr>
           <w:rFonts w:ascii="Times New Roman" w:hAnsi="Times New Roman" w:cs="David"/>
-          <w:sz w:val="24"/>
-          <w:szCs w:val="24"/>
+          <w:noProof/>
+          <w:sz w:val="24"/>
+          <w:szCs w:val="24"/>
+          <w:lang w:val="en-US" w:bidi="he-IL"/>
         </w:rPr>
         <w:t xml:space="preserve">Korstjens, I., &amp; Moser, A. (2017). Series: Practical guidance to qualitative research. Part 2: Context, research questions and designs. </w:t>
       </w:r>
@@ -11191,16 +12483,20 @@
           <w:rFonts w:ascii="Times New Roman" w:hAnsi="Times New Roman" w:cs="David"/>
           <w:i/>
           <w:iCs/>
-          <w:sz w:val="24"/>
-          <w:szCs w:val="24"/>
+          <w:noProof/>
+          <w:sz w:val="24"/>
+          <w:szCs w:val="24"/>
+          <w:lang w:val="en-US" w:bidi="he-IL"/>
         </w:rPr>
         <w:t xml:space="preserve">European Journal of General Practice, 23</w:t>
       </w:r>
       <w:r>
         <w:rPr>
           <w:rFonts w:ascii="Times New Roman" w:hAnsi="Times New Roman" w:cs="David"/>
-          <w:sz w:val="24"/>
-          <w:szCs w:val="24"/>
+          <w:noProof/>
+          <w:sz w:val="24"/>
+          <w:szCs w:val="24"/>
+          <w:lang w:val="en-US" w:bidi="he-IL"/>
         </w:rPr>
         <w:t xml:space="preserve">(1), 274-279. https://doi.org/10.1080/13814788.2017.1375090</w:t>
       </w:r>
@@ -11220,8 +12516,10 @@
       <w:r>
         <w:rPr>
           <w:rFonts w:ascii="Times New Roman" w:hAnsi="Times New Roman" w:cs="David"/>
-          <w:sz w:val="24"/>
-          <w:szCs w:val="24"/>
+          <w:noProof/>
+          <w:sz w:val="24"/>
+          <w:szCs w:val="24"/>
+          <w:lang w:val="en-US" w:bidi="he-IL"/>
         </w:rPr>
         <w:t xml:space="preserve">Moser, A., &amp; Korstjens, I. (2018). Series: Practical guidance to qualitative research. Part 3: Sampling, data collection and analysis. </w:t>
       </w:r>
@@ -11230,16 +12528,20 @@
           <w:rFonts w:ascii="Times New Roman" w:hAnsi="Times New Roman" w:cs="David"/>
           <w:i/>
           <w:iCs/>
-          <w:sz w:val="24"/>
-          <w:szCs w:val="24"/>
+          <w:noProof/>
+          <w:sz w:val="24"/>
+          <w:szCs w:val="24"/>
+          <w:lang w:val="en-US" w:bidi="he-IL"/>
         </w:rPr>
         <w:t xml:space="preserve">European Journal of General Practice, 24</w:t>
       </w:r>
       <w:r>
         <w:rPr>
           <w:rFonts w:ascii="Times New Roman" w:hAnsi="Times New Roman" w:cs="David"/>
-          <w:sz w:val="24"/>
-          <w:szCs w:val="24"/>
+          <w:noProof/>
+          <w:sz w:val="24"/>
+          <w:szCs w:val="24"/>
+          <w:lang w:val="en-US" w:bidi="he-IL"/>
         </w:rPr>
         <w:t xml:space="preserve">(1), 9-18. https://doi.org/10.1080/13814788.2017.1375091</w:t>
       </w:r>
@@ -11259,8 +12561,10 @@
       <w:r>
         <w:rPr>
           <w:rFonts w:ascii="Times New Roman" w:hAnsi="Times New Roman" w:cs="David"/>
-          <w:sz w:val="24"/>
-          <w:szCs w:val="24"/>
+          <w:noProof/>
+          <w:sz w:val="24"/>
+          <w:szCs w:val="24"/>
+          <w:lang w:val="en-US" w:bidi="he-IL"/>
         </w:rPr>
         <w:t xml:space="preserve">Pasqualotto, A., Mazzoni, N., Bentenuto, A., Mulè, A., Benso, F., &amp; Venuti, P. (2021). Effects of cognitive training programs on executive function in children and adolescents with autism spectrum disorder: A systematic review. </w:t>
       </w:r>
@@ -11269,16 +12573,20 @@
           <w:rFonts w:ascii="Times New Roman" w:hAnsi="Times New Roman" w:cs="David"/>
           <w:i/>
           <w:iCs/>
-          <w:sz w:val="24"/>
-          <w:szCs w:val="24"/>
+          <w:noProof/>
+          <w:sz w:val="24"/>
+          <w:szCs w:val="24"/>
+          <w:lang w:val="en-US" w:bidi="he-IL"/>
         </w:rPr>
         <w:t xml:space="preserve">Brain Sciences, 11</w:t>
       </w:r>
       <w:r>
         <w:rPr>
           <w:rFonts w:ascii="Times New Roman" w:hAnsi="Times New Roman" w:cs="David"/>
-          <w:sz w:val="24"/>
-          <w:szCs w:val="24"/>
+          <w:noProof/>
+          <w:sz w:val="24"/>
+          <w:szCs w:val="24"/>
+          <w:lang w:val="en-US" w:bidi="he-IL"/>
         </w:rPr>
         <w:t xml:space="preserve">(10), 1280. https://doi.org/10.3390/brainsci11101280</w:t>
       </w:r>
@@ -11357,10 +12665,12 @@
           <w:rFonts w:ascii="Times New Roman" w:hAnsi="Times New Roman" w:cs="David" w:hint="cs"/>
           <w:b/>
           <w:bCs/>
+          <w:noProof/>
           <w:color w:val="EE0000"/>
           <w:sz w:val="24"/>
           <w:szCs w:val="24"/>
           <w:rtl/>
+          <w:lang w:val="en-US" w:bidi="he-IL"/>
         </w:rPr>
         <w:t xml:space="preserve">נקודה אחרי האות הראשונה של השם הפרטי... יש לבצע הזחה החל מהשורה השנייה בכל מקור...הטייה איפה שצריך...</w:t>
       </w:r>
@@ -12021,10 +13331,12 @@
           <w:rFonts w:ascii="Times New Roman" w:hAnsi="Times New Roman" w:cs="David"/>
           <w:b/>
           <w:bCs/>
+          <w:noProof/>
           <w:sz w:val="32"/>
           <w:szCs w:val="32"/>
           <w:u w:val="single"/>
           <w:rtl/>
+          <w:lang w:val="en-US" w:bidi="he-IL"/>
         </w:rPr>
         <w:t>נספח</w:t>
       </w:r>
@@ -12033,10 +13345,12 @@
           <w:rFonts w:ascii="Times New Roman" w:hAnsi="Times New Roman" w:cs="David" w:hint="cs"/>
           <w:b/>
           <w:bCs/>
+          <w:noProof/>
           <w:sz w:val="32"/>
           <w:szCs w:val="32"/>
           <w:u w:val="single"/>
           <w:rtl/>
+          <w:lang w:val="en-US" w:bidi="he-IL"/>
         </w:rPr>
         <w:t xml:space="preserve"> 1: מדריך למשוב/רפלקציה/יומנים אישיים</w:t>
       </w:r>
@@ -12057,9 +13371,11 @@
           <w:rFonts w:ascii="Times New Roman" w:hAnsi="Times New Roman" w:cs="David"/>
           <w:b/>
           <w:bCs/>
-          <w:sz w:val="24"/>
-          <w:szCs w:val="24"/>
-          <w:rtl/>
+          <w:noProof/>
+          <w:sz w:val="24"/>
+          <w:szCs w:val="24"/>
+          <w:rtl/>
+          <w:lang w:val="en-US" w:bidi="he-IL"/>
         </w:rPr>
         <w:t xml:space="preserve">מדריך הריאיון החצי-מובנה עם התלמידים (השאלות יותאמו לגילו וליכולתו השפתית של כל תלמיד):</w:t>
       </w:r>
@@ -12078,9 +13394,11 @@
       <w:r>
         <w:rPr>
           <w:rFonts w:ascii="Times New Roman" w:hAnsi="Times New Roman" w:cs="David"/>
-          <w:sz w:val="24"/>
-          <w:szCs w:val="24"/>
-          <w:rtl/>
+          <w:noProof/>
+          <w:sz w:val="24"/>
+          <w:szCs w:val="24"/>
+          <w:rtl/>
+          <w:lang w:val="en-US" w:bidi="he-IL"/>
         </w:rPr>
         <w:t xml:space="preserve">1. ספר לי מה למדנו בתוכנית "מעגלים". מה אתה זוכר מהשיעורים?</w:t>
       </w:r>
@@ -12099,9 +13417,11 @@
       <w:r>
         <w:rPr>
           <w:rFonts w:ascii="Times New Roman" w:hAnsi="Times New Roman" w:cs="David"/>
-          <w:sz w:val="24"/>
-          <w:szCs w:val="24"/>
-          <w:rtl/>
+          <w:noProof/>
+          <w:sz w:val="24"/>
+          <w:szCs w:val="24"/>
+          <w:rtl/>
+          <w:lang w:val="en-US" w:bidi="he-IL"/>
         </w:rPr>
         <w:t xml:space="preserve">2. מה למדת על המעגלים השונים? מי נמצא במעגל הסגול שלך ומי במעגל הכחול?</w:t>
       </w:r>
@@ -12120,9 +13440,11 @@
       <w:r>
         <w:rPr>
           <w:rFonts w:ascii="Times New Roman" w:hAnsi="Times New Roman" w:cs="David"/>
-          <w:sz w:val="24"/>
-          <w:szCs w:val="24"/>
-          <w:rtl/>
+          <w:noProof/>
+          <w:sz w:val="24"/>
+          <w:szCs w:val="24"/>
+          <w:rtl/>
+          <w:lang w:val="en-US" w:bidi="he-IL"/>
         </w:rPr>
         <w:t xml:space="preserve">3. כיצד אתה מחליט למי מותר לגעת בך, וכיצד נוהגים עם אדם זר?</w:t>
       </w:r>
@@ -12141,9 +13463,11 @@
       <w:r>
         <w:rPr>
           <w:rFonts w:ascii="Times New Roman" w:hAnsi="Times New Roman" w:cs="David"/>
-          <w:sz w:val="24"/>
-          <w:szCs w:val="24"/>
-          <w:rtl/>
+          <w:noProof/>
+          <w:sz w:val="24"/>
+          <w:szCs w:val="24"/>
+          <w:rtl/>
+          <w:lang w:val="en-US" w:bidi="he-IL"/>
         </w:rPr>
         <w:t xml:space="preserve">4. מה עוזר לך להבין את השיעורים: התמונות, המעגלים הצבעוניים או המשחקים?</w:t>
       </w:r>
@@ -12162,9 +13486,11 @@
       <w:r>
         <w:rPr>
           <w:rFonts w:ascii="Times New Roman" w:hAnsi="Times New Roman" w:cs="David"/>
-          <w:sz w:val="24"/>
-          <w:szCs w:val="24"/>
-          <w:rtl/>
+          <w:noProof/>
+          <w:sz w:val="24"/>
+          <w:szCs w:val="24"/>
+          <w:rtl/>
+          <w:lang w:val="en-US" w:bidi="he-IL"/>
         </w:rPr>
         <w:t xml:space="preserve">5. האם היה משהו בשיעורים שהיה קשה או לא נעים? מה היית משנה?</w:t>
       </w:r>
@@ -12183,9 +13509,11 @@
       <w:r>
         <w:rPr>
           <w:rFonts w:ascii="Times New Roman" w:hAnsi="Times New Roman" w:cs="David"/>
-          <w:sz w:val="24"/>
-          <w:szCs w:val="24"/>
-          <w:rtl/>
+          <w:noProof/>
+          <w:sz w:val="24"/>
+          <w:szCs w:val="24"/>
+          <w:rtl/>
+          <w:lang w:val="en-US" w:bidi="he-IL"/>
         </w:rPr>
         <w:t xml:space="preserve">6. כיצד אתה משתמש במה שלמדת בהפסקה או עם חברים?</w:t>
       </w:r>
@@ -12204,9 +13532,11 @@
       <w:r>
         <w:rPr>
           <w:rFonts w:ascii="Times New Roman" w:hAnsi="Times New Roman" w:cs="David"/>
-          <w:sz w:val="24"/>
-          <w:szCs w:val="24"/>
-          <w:rtl/>
+          <w:noProof/>
+          <w:sz w:val="24"/>
+          <w:szCs w:val="24"/>
+          <w:rtl/>
+          <w:lang w:val="en-US" w:bidi="he-IL"/>
         </w:rPr>
         <w:t xml:space="preserve">שאלות מנחות ליומן הרפלקטיבי של עורך המחקר לאחר כל מפגש: מה תוכנן ומה בוצע בפועל? אילו מרכיבים בתוכנית פעלו היטב ואילו דרשו התאמה? כיצד הגיבו התלמידים לעזרים החזותיים ולתרגול?</w:t>
       </w:r>
@@ -12254,9 +13584,11 @@
       <w:r>
         <w:rPr>
           <w:rFonts w:ascii="Times New Roman" w:hAnsi="Times New Roman" w:cs="David"/>
+          <w:noProof/>
           <w:sz w:val="32"/>
           <w:szCs w:val="32"/>
           <w:rtl/>
+          <w:lang w:val="en-US" w:bidi="he-IL"/>
         </w:rPr>
         <w:br w:type="page"/>
       </w:r>
@@ -12295,10 +13627,12 @@
           <w:rFonts w:ascii="Times New Roman" w:hAnsi="Times New Roman" w:cs="David"/>
           <w:b/>
           <w:bCs/>
+          <w:noProof/>
           <w:sz w:val="32"/>
           <w:szCs w:val="32"/>
           <w:u w:val="single"/>
           <w:rtl/>
+          <w:lang w:val="en-US" w:bidi="he-IL"/>
         </w:rPr>
         <w:t xml:space="preserve">נספח </w:t>
       </w:r>
@@ -12307,10 +13641,12 @@
           <w:rFonts w:ascii="Times New Roman" w:hAnsi="Times New Roman" w:cs="David" w:hint="cs"/>
           <w:b/>
           <w:bCs/>
+          <w:noProof/>
           <w:sz w:val="32"/>
           <w:szCs w:val="32"/>
           <w:u w:val="single"/>
           <w:rtl/>
+          <w:lang w:val="en-US" w:bidi="he-IL"/>
         </w:rPr>
         <w:t>2</w:t>
       </w:r>
@@ -12319,10 +13655,12 @@
           <w:rFonts w:ascii="Times New Roman" w:hAnsi="Times New Roman" w:cs="David"/>
           <w:b/>
           <w:bCs/>
+          <w:noProof/>
           <w:sz w:val="32"/>
           <w:szCs w:val="32"/>
           <w:u w:val="single"/>
           <w:rtl/>
+          <w:lang w:val="en-US" w:bidi="he-IL"/>
         </w:rPr>
         <w:t xml:space="preserve">: טופס הצהרת סטודנט/ית בנוגע לשימוש בכלי בינה מלאכותית בעבודה אקדמית</w:t>
       </w:r>
@@ -12356,17 +13694,21 @@
       <w:r>
         <w:rPr>
           <w:rFonts w:ascii="David" w:eastAsia="David" w:hAnsi="David" w:cs="David"/>
-          <w:sz w:val="24"/>
-          <w:szCs w:val="24"/>
-          <w:rtl/>
+          <w:noProof/>
+          <w:sz w:val="24"/>
+          <w:szCs w:val="24"/>
+          <w:rtl/>
+          <w:lang w:val="en-US" w:bidi="he-IL"/>
         </w:rPr>
         <w:t>אני מצהיר/ה שהקפדתי על יושרה אקדמית ועל כללי האתיקה לאורך הכנת העבודה.</w:t>
       </w:r>
       <w:r>
         <w:rPr>
           <w:rFonts w:ascii="David" w:eastAsia="David" w:hAnsi="David" w:cs="David"/>
-          <w:sz w:val="24"/>
-          <w:szCs w:val="24"/>
+          <w:noProof/>
+          <w:sz w:val="24"/>
+          <w:szCs w:val="24"/>
+          <w:lang w:val="en-US" w:bidi="he-IL"/>
         </w:rPr>
         <w:t xml:space="preserve"> </w:t>
       </w:r>
@@ -12385,17 +13727,21 @@
       <w:r>
         <w:rPr>
           <w:rFonts w:ascii="David" w:eastAsia="David" w:hAnsi="David" w:cs="David"/>
-          <w:sz w:val="24"/>
-          <w:szCs w:val="24"/>
-          <w:rtl/>
+          <w:noProof/>
+          <w:sz w:val="24"/>
+          <w:szCs w:val="24"/>
+          <w:rtl/>
+          <w:lang w:val="en-US" w:bidi="he-IL"/>
         </w:rPr>
         <w:t>ככל שהשתמשתי בכלי בינה מלאכותית בעבודה, ביצעתי זאת באופן המותר בלבד על פי הנחיות המרצה, תוך הצגה של כל חלק שבו נעשה שימוש בטבלה מטה, או לפי הנחיות אחרות של המרצה</w:t>
       </w:r>
       <w:r>
         <w:rPr>
           <w:rFonts w:ascii="David" w:eastAsia="David" w:hAnsi="David" w:cs="David"/>
-          <w:sz w:val="24"/>
-          <w:szCs w:val="24"/>
+          <w:noProof/>
+          <w:sz w:val="24"/>
+          <w:szCs w:val="24"/>
+          <w:lang w:val="en-US" w:bidi="he-IL"/>
         </w:rPr>
         <w:t xml:space="preserve">. </w:t>
       </w:r>
@@ -12414,17 +13760,21 @@
       <w:r>
         <w:rPr>
           <w:rFonts w:ascii="David" w:eastAsia="David" w:hAnsi="David" w:cs="David"/>
-          <w:sz w:val="24"/>
-          <w:szCs w:val="24"/>
-          <w:rtl/>
+          <w:noProof/>
+          <w:sz w:val="24"/>
+          <w:szCs w:val="24"/>
+          <w:rtl/>
+          <w:lang w:val="en-US" w:bidi="he-IL"/>
         </w:rPr>
         <w:t>ככל שהשתמשתי בכלי בינה מלאכותית, ביצעתי זאת ללא חשיפת מידע אישי של אנשים או ארגונים.</w:t>
       </w:r>
       <w:r>
         <w:rPr>
           <w:rFonts w:ascii="David" w:eastAsia="David" w:hAnsi="David" w:cs="David"/>
-          <w:sz w:val="24"/>
-          <w:szCs w:val="24"/>
+          <w:noProof/>
+          <w:sz w:val="24"/>
+          <w:szCs w:val="24"/>
+          <w:lang w:val="en-US" w:bidi="he-IL"/>
         </w:rPr>
         <w:t xml:space="preserve"> </w:t>
       </w:r>
@@ -12442,34 +13792,42 @@
       <w:r>
         <w:rPr>
           <w:rFonts w:ascii="David" w:eastAsia="David" w:hAnsi="David" w:cs="David"/>
-          <w:sz w:val="24"/>
-          <w:szCs w:val="24"/>
-          <w:rtl/>
+          <w:noProof/>
+          <w:sz w:val="24"/>
+          <w:szCs w:val="24"/>
+          <w:rtl/>
+          <w:lang w:val="en-US" w:bidi="he-IL"/>
         </w:rPr>
         <w:t>כל מקורות המידע שבהם נעשה שימוש בעבודה, נבדקו ואומתו על ידי וצוינו בעבודה בהתאם לכללי הציטוט</w:t>
       </w:r>
       <w:r>
         <w:rPr>
           <w:rFonts w:ascii="David" w:eastAsia="David" w:hAnsi="David" w:cs="David"/>
-          <w:sz w:val="24"/>
-          <w:szCs w:val="24"/>
+          <w:noProof/>
+          <w:sz w:val="24"/>
+          <w:szCs w:val="24"/>
+          <w:lang w:val="en-US" w:bidi="he-IL"/>
         </w:rPr>
         <w:t xml:space="preserve"> APA7 </w:t>
       </w:r>
       <w:r>
         <w:rPr>
           <w:rFonts w:ascii="David" w:eastAsia="David" w:hAnsi="David" w:cs="David"/>
-          <w:sz w:val="24"/>
-          <w:szCs w:val="24"/>
-          <w:rtl/>
+          <w:noProof/>
+          <w:sz w:val="24"/>
+          <w:szCs w:val="24"/>
+          <w:rtl/>
+          <w:lang w:val="en-US" w:bidi="he-IL"/>
         </w:rPr>
         <w:t>ככל הנדרש</w:t>
       </w:r>
       <w:r>
         <w:rPr>
           <w:rFonts w:ascii="David" w:eastAsia="David" w:hAnsi="David" w:cs="David"/>
-          <w:sz w:val="24"/>
-          <w:szCs w:val="24"/>
+          <w:noProof/>
+          <w:sz w:val="24"/>
+          <w:szCs w:val="24"/>
+          <w:lang w:val="en-US" w:bidi="he-IL"/>
         </w:rPr>
         <w:t>.</w:t>
       </w:r>
@@ -12487,17 +13845,21 @@
       <w:r>
         <w:rPr>
           <w:rFonts w:ascii="David" w:eastAsia="David" w:hAnsi="David" w:cs="David"/>
-          <w:sz w:val="24"/>
-          <w:szCs w:val="24"/>
-          <w:rtl/>
+          <w:noProof/>
+          <w:sz w:val="24"/>
+          <w:szCs w:val="24"/>
+          <w:rtl/>
+          <w:lang w:val="en-US" w:bidi="he-IL"/>
         </w:rPr>
         <w:t>אני נושא/ת באחריות מלאה לתוכן הסופי של העבודה, לדיוקה, לאיכותה, לעמידתה בהנחיות, ולשמירה על כללי האתיקה האקדמית</w:t>
       </w:r>
       <w:r>
         <w:rPr>
           <w:rFonts w:ascii="David" w:eastAsia="David" w:hAnsi="David" w:cs="David"/>
-          <w:sz w:val="24"/>
-          <w:szCs w:val="24"/>
+          <w:noProof/>
+          <w:sz w:val="24"/>
+          <w:szCs w:val="24"/>
+          <w:lang w:val="en-US" w:bidi="he-IL"/>
         </w:rPr>
         <w:t>.</w:t>
       </w:r>
@@ -12531,9 +13893,11 @@
           <w:rFonts w:ascii="David" w:eastAsia="David" w:hAnsi="David" w:cs="David"/>
           <w:b/>
           <w:bCs/>
+          <w:noProof/>
           <w:sz w:val="28"/>
           <w:szCs w:val="28"/>
           <w:rtl/>
+          <w:lang w:val="en-US" w:bidi="he-IL"/>
         </w:rPr>
         <w:t>פירוט השימוש בכלי בינה מלאכותית</w:t>
       </w:r>
@@ -12542,9 +13906,11 @@
           <w:rFonts w:ascii="David" w:eastAsia="David" w:hAnsi="David" w:cs="David" w:hint="cs"/>
           <w:b/>
           <w:bCs/>
+          <w:noProof/>
           <w:sz w:val="28"/>
           <w:szCs w:val="28"/>
           <w:rtl/>
+          <w:lang w:val="en-US" w:bidi="he-IL"/>
         </w:rPr>
         <w:t xml:space="preserve">- הוסף את הכלים בהם השתמשת </w:t>
       </w:r>
@@ -12592,9 +13958,11 @@
                 <w:rFonts w:ascii="David" w:eastAsia="David" w:hAnsi="David" w:cs="David"/>
                 <w:b/>
                 <w:bCs/>
+                <w:noProof/>
                 <w:sz w:val="24"/>
                 <w:szCs w:val="24"/>
                 <w:rtl/>
+                <w:lang w:val="en-US" w:bidi="he-IL"/>
               </w:rPr>
               <w:t>חלק בעבודה שבו נעשה שימוש</w:t>
             </w:r>
@@ -12629,9 +13997,11 @@
                 <w:rFonts w:ascii="David" w:eastAsia="David" w:hAnsi="David" w:cs="David"/>
                 <w:b/>
                 <w:bCs/>
+                <w:noProof/>
                 <w:sz w:val="24"/>
                 <w:szCs w:val="24"/>
                 <w:rtl/>
+                <w:lang w:val="en-US" w:bidi="he-IL"/>
               </w:rPr>
               <w:t>שם הכלי או הכלים</w:t>
             </w:r>
@@ -12667,9 +14037,11 @@
                 <w:rFonts w:ascii="David" w:eastAsia="David" w:hAnsi="David" w:cs="David"/>
                 <w:b/>
                 <w:bCs/>
+                <w:noProof/>
                 <w:sz w:val="24"/>
                 <w:szCs w:val="24"/>
                 <w:rtl/>
+                <w:lang w:val="en-US" w:bidi="he-IL"/>
               </w:rPr>
               <w:t>אופן השימוש</w:t>
             </w:r>
@@ -12704,10 +14076,12 @@
                 <w:rFonts w:ascii="David" w:eastAsia="David" w:hAnsi="David" w:cs="David" w:hint="cs"/>
                 <w:b/>
                 <w:bCs/>
+                <w:noProof/>
                 <w:sz w:val="24"/>
                 <w:szCs w:val="24"/>
                 <w:u w:val="single"/>
                 <w:rtl/>
+                <w:lang w:val="en-US" w:bidi="he-IL"/>
               </w:rPr>
               <w:t xml:space="preserve">סקירת ספרות, חלק 3, עריכה ועיצוב </w:t>
             </w:r>
@@ -12741,10 +14115,12 @@
                 <w:rFonts w:ascii="David" w:eastAsia="David" w:hAnsi="David" w:cs="David" w:hint="cs"/>
                 <w:b/>
                 <w:bCs/>
+                <w:noProof/>
                 <w:sz w:val="24"/>
                 <w:szCs w:val="24"/>
                 <w:u w:val="single"/>
                 <w:rtl/>
+                <w:lang w:val="en-US" w:bidi="he-IL"/>
               </w:rPr>
               <w:t>גימני, קלוד (Claude)</w:t>
             </w:r>
@@ -12778,10 +14154,12 @@
                 <w:rFonts w:ascii="David" w:eastAsia="David" w:hAnsi="David" w:cs="David" w:hint="cs"/>
                 <w:b/>
                 <w:bCs/>
+                <w:noProof/>
                 <w:sz w:val="24"/>
                 <w:szCs w:val="24"/>
                 <w:u w:val="single"/>
                 <w:rtl/>
+                <w:lang w:val="en-US" w:bidi="he-IL"/>
               </w:rPr>
               <w:t xml:space="preserve">ניסוח ועריכה</w:t>
             </w:r>
@@ -13037,9 +14415,11 @@
           <w:rFonts w:ascii="David" w:eastAsia="David" w:hAnsi="David" w:cs="David"/>
           <w:b/>
           <w:bCs/>
+          <w:noProof/>
           <w:sz w:val="28"/>
           <w:szCs w:val="28"/>
           <w:rtl/>
+          <w:lang w:val="en-US" w:bidi="he-IL"/>
         </w:rPr>
         <w:t>פרטי הסטודנט/ית</w:t>
       </w:r>
@@ -13048,8 +14428,10 @@
           <w:rFonts w:ascii="David" w:eastAsia="David" w:hAnsi="David" w:cs="David"/>
           <w:b/>
           <w:bCs/>
+          <w:noProof/>
           <w:sz w:val="28"/>
           <w:szCs w:val="28"/>
+          <w:lang w:val="en-US" w:bidi="he-IL"/>
         </w:rPr>
         <w:t>:</w:t>
       </w:r>
@@ -13067,9 +14449,11 @@
       <w:r>
         <w:rPr>
           <w:rFonts w:ascii="Times New Roman" w:hAnsi="Times New Roman" w:cs="David"/>
-          <w:sz w:val="24"/>
-          <w:szCs w:val="24"/>
-          <w:rtl/>
+          <w:noProof/>
+          <w:sz w:val="24"/>
+          <w:szCs w:val="24"/>
+          <w:rtl/>
+          <w:lang w:val="en-US" w:bidi="he-IL"/>
         </w:rPr>
         <w:t xml:space="preserve">שם מלא: משה חן</w:t>
       </w:r>
@@ -13087,26 +14471,32 @@
       <w:r>
         <w:rPr>
           <w:rFonts w:ascii="David" w:eastAsia="David" w:hAnsi="David" w:cs="David"/>
-          <w:sz w:val="24"/>
-          <w:szCs w:val="24"/>
-          <w:rtl/>
+          <w:noProof/>
+          <w:sz w:val="24"/>
+          <w:szCs w:val="24"/>
+          <w:rtl/>
+          <w:lang w:val="en-US" w:bidi="he-IL"/>
         </w:rPr>
         <w:t>מספר תעודת זהות:</w:t>
       </w:r>
       <w:r>
         <w:rPr>
           <w:rFonts w:ascii="David" w:eastAsia="David" w:hAnsi="David" w:cs="David" w:hint="cs"/>
-          <w:sz w:val="24"/>
-          <w:szCs w:val="24"/>
-          <w:rtl/>
+          <w:noProof/>
+          <w:sz w:val="24"/>
+          <w:szCs w:val="24"/>
+          <w:rtl/>
+          <w:lang w:val="en-US" w:bidi="he-IL"/>
         </w:rPr>
         <w:t>209020932</w:t>
       </w:r>
       <w:r>
         <w:rPr>
           <w:rFonts w:ascii="David" w:eastAsia="David" w:hAnsi="David" w:cs="David"/>
-          <w:sz w:val="24"/>
-          <w:szCs w:val="24"/>
+          <w:noProof/>
+          <w:sz w:val="24"/>
+          <w:szCs w:val="24"/>
+          <w:lang w:val="en-US" w:bidi="he-IL"/>
         </w:rPr>
         <w:t xml:space="preserve"> </w:t>
       </w:r>
@@ -13124,26 +14514,32 @@
       <w:r>
         <w:rPr>
           <w:rFonts w:ascii="David" w:eastAsia="David" w:hAnsi="David" w:cs="David"/>
-          <w:sz w:val="24"/>
-          <w:szCs w:val="24"/>
-          <w:rtl/>
+          <w:noProof/>
+          <w:sz w:val="24"/>
+          <w:szCs w:val="24"/>
+          <w:rtl/>
+          <w:lang w:val="en-US" w:bidi="he-IL"/>
         </w:rPr>
         <w:t>חתימה</w:t>
       </w:r>
       <w:r>
         <w:rPr>
           <w:rFonts w:ascii="David" w:eastAsia="David" w:hAnsi="David" w:cs="David"/>
-          <w:sz w:val="24"/>
-          <w:szCs w:val="24"/>
+          <w:noProof/>
+          <w:sz w:val="24"/>
+          <w:szCs w:val="24"/>
+          <w:lang w:val="en-US" w:bidi="he-IL"/>
         </w:rPr>
         <w:t>:</w:t>
       </w:r>
       <w:r>
         <w:rPr>
           <w:rFonts w:ascii="David" w:eastAsia="David" w:hAnsi="David" w:cs="David" w:hint="cs"/>
-          <w:sz w:val="24"/>
-          <w:szCs w:val="24"/>
-          <w:rtl/>
+          <w:noProof/>
+          <w:sz w:val="24"/>
+          <w:szCs w:val="24"/>
+          <w:rtl/>
+          <w:lang w:val="en-US" w:bidi="he-IL"/>
         </w:rPr>
         <w:t xml:space="preserve"> </w:t>
       </w:r>
@@ -13161,26 +14557,32 @@
       <w:r>
         <w:rPr>
           <w:rFonts w:ascii="David" w:eastAsia="David" w:hAnsi="David" w:cs="David"/>
-          <w:sz w:val="24"/>
-          <w:szCs w:val="24"/>
-          <w:rtl/>
+          <w:noProof/>
+          <w:sz w:val="24"/>
+          <w:szCs w:val="24"/>
+          <w:rtl/>
+          <w:lang w:val="en-US" w:bidi="he-IL"/>
         </w:rPr>
         <w:t>תאריך</w:t>
       </w:r>
       <w:r>
         <w:rPr>
           <w:rFonts w:ascii="David" w:eastAsia="David" w:hAnsi="David" w:cs="David"/>
-          <w:sz w:val="24"/>
-          <w:szCs w:val="24"/>
+          <w:noProof/>
+          <w:sz w:val="24"/>
+          <w:szCs w:val="24"/>
+          <w:lang w:val="en-US" w:bidi="he-IL"/>
         </w:rPr>
         <w:t>:</w:t>
       </w:r>
       <w:r>
         <w:rPr>
           <w:rFonts w:ascii="David" w:eastAsia="David" w:hAnsi="David" w:cs="David" w:hint="cs"/>
-          <w:sz w:val="24"/>
-          <w:szCs w:val="24"/>
-          <w:rtl/>
+          <w:noProof/>
+          <w:sz w:val="24"/>
+          <w:szCs w:val="24"/>
+          <w:rtl/>
+          <w:lang w:val="en-US" w:bidi="he-IL"/>
         </w:rPr>
         <w:t xml:space="preserve"> 26/04/2026</w:t>
       </w:r>
@@ -13197,9 +14599,11 @@
       <w:r>
         <w:rPr>
           <w:rFonts w:ascii="Times New Roman" w:hAnsi="Times New Roman" w:cs="David"/>
-          <w:sz w:val="24"/>
-          <w:szCs w:val="24"/>
-          <w:rtl/>
+          <w:noProof/>
+          <w:sz w:val="24"/>
+          <w:szCs w:val="24"/>
+          <w:rtl/>
+          <w:lang w:val="en-US" w:bidi="he-IL"/>
         </w:rPr>
         <w:br w:type="page"/>
       </w:r>
@@ -13222,9 +14626,11 @@
           <w:rFonts w:ascii="Times New Roman" w:hAnsi="Times New Roman" w:cs="David"/>
           <w:b/>
           <w:bCs/>
-          <w:sz w:val="24"/>
-          <w:szCs w:val="24"/>
-          <w:rtl/>
+          <w:noProof/>
+          <w:sz w:val="24"/>
+          <w:szCs w:val="24"/>
+          <w:rtl/>
+          <w:lang w:val="en-US" w:bidi="he-IL"/>
         </w:rPr>
         <w:t xml:space="preserve">נספח 3: טופס הסכמה מדעת להורי התלמידים</w:t>
       </w:r>
@@ -13243,9 +14649,11 @@
       <w:r>
         <w:rPr>
           <w:rFonts w:ascii="Times New Roman" w:hAnsi="Times New Roman" w:cs="David"/>
-          <w:sz w:val="24"/>
-          <w:szCs w:val="24"/>
-          <w:rtl/>
+          <w:noProof/>
+          <w:sz w:val="24"/>
+          <w:szCs w:val="24"/>
+          <w:rtl/>
+          <w:lang w:val="en-US" w:bidi="he-IL"/>
         </w:rPr>
         <w:t xml:space="preserve">הורים יקרים,</w:t>
       </w:r>
@@ -13264,9 +14672,11 @@
       <w:r>
         <w:rPr>
           <w:rFonts w:ascii="Times New Roman" w:hAnsi="Times New Roman" w:cs="David"/>
-          <w:sz w:val="24"/>
-          <w:szCs w:val="24"/>
-          <w:rtl/>
+          <w:noProof/>
+          <w:sz w:val="24"/>
+          <w:szCs w:val="24"/>
+          <w:rtl/>
+          <w:lang w:val="en-US" w:bidi="he-IL"/>
         </w:rPr>
         <w:t xml:space="preserve">במסגרת הלימודים במכללה האקדמית גורדון נערך מחקר יישומי-איכותני שמטרתו הערכת יישומה של תוכנית הלמידה החברתית-רגשית "מעגלים" בכיתת התקשורת. במסגרת המחקר ייאספו יומנים רפלקטיביים של עורך המחקר, ראיונות קצרים עם התלמידים ותוצרי למידה. הנתונים ישמשו לצורכי המחקר בלבד, יוצגו בשמות בדויים ולא יאפשרו זיהוי של התלמיד או של בית הספר. ההשתתפות היא בהתנדבות, וניתן להפסיקה בכל שלב ללא כל השפעה על מעמדו של התלמיד או על היחס אליו.</w:t>
       </w:r>
@@ -13285,9 +14695,11 @@
       <w:r>
         <w:rPr>
           <w:rFonts w:ascii="Times New Roman" w:hAnsi="Times New Roman" w:cs="David"/>
-          <w:sz w:val="24"/>
-          <w:szCs w:val="24"/>
-          <w:rtl/>
+          <w:noProof/>
+          <w:sz w:val="24"/>
+          <w:szCs w:val="24"/>
+          <w:rtl/>
+          <w:lang w:val="en-US" w:bidi="he-IL"/>
         </w:rPr>
         <w:t xml:space="preserve">אני החתום/ה מטה, הורה/אפוטרופוס של התלמיד/ה ________________, מאשר/ת את השתתפות בני/בתי במחקר.</w:t>
       </w:r>
@@ -13306,9 +14718,11 @@
       <w:r>
         <w:rPr>
           <w:rFonts w:ascii="Times New Roman" w:hAnsi="Times New Roman" w:cs="David"/>
-          <w:sz w:val="24"/>
-          <w:szCs w:val="24"/>
-          <w:rtl/>
+          <w:noProof/>
+          <w:sz w:val="24"/>
+          <w:szCs w:val="24"/>
+          <w:rtl/>
+          <w:lang w:val="en-US" w:bidi="he-IL"/>
         </w:rPr>
         <w:t xml:space="preserve">שם ההורה: ________________  חתימה: ________________  תאריך: ________________</w:t>
       </w:r>
